--- a/report/CS221-Vietnews-bao-cao.docx
+++ b/report/CS221-Vietnews-bao-cao.docx
@@ -8,6 +8,9 @@
         <w:jc w:val="center"/>
       </w:pPr>
       <w:r>
+        <w:rPr>
+          <w:color w:val="000000"/>
+        </w:rPr>
         <w:t>ĐẠI HỌC QUỐC GIA TP HỒ CHÍ MINH</w:t>
         <w:br/>
         <w:t>TRƯỜNG ĐẠI HỌC CÔNG NGHỆ THÔNG TIN</w:t>
@@ -19,6 +22,9 @@
         <w:jc w:val="center"/>
       </w:pPr>
       <w:r>
+        <w:rPr>
+          <w:color w:val="000000"/>
+        </w:rPr>
         <w:t>BÁO CÁO ĐỒ ÁN MÔN HỌC</w:t>
       </w:r>
     </w:p>
@@ -28,6 +34,9 @@
         <w:jc w:val="center"/>
       </w:pPr>
       <w:r>
+        <w:rPr>
+          <w:color w:val="000000"/>
+        </w:rPr>
         <w:t>CS221.F31.LT.TTNT</w:t>
         <w:br/>
         <w:t>Xử lý ngôn ngữ tự nhiên</w:t>
@@ -40,6 +49,9 @@
         <w:jc w:val="center"/>
       </w:pPr>
       <w:r>
+        <w:rPr>
+          <w:color w:val="000000"/>
+        </w:rPr>
         <w:t>So sánh tóm tắt rút trích và tóm lược</w:t>
         <w:br/>
         <w:t>trên tin tức tiếng Việt</w:t>
@@ -51,9 +63,12 @@
         <w:jc w:val="center"/>
       </w:pPr>
       <w:r>
-        <w:t>Lead n  TextRank  ViT5</w:t>
+        <w:rPr>
+          <w:color w:val="000000"/>
+        </w:rPr>
+        <w:t>Phương pháp rút trích và mô hình ViT5</w:t>
         <w:br/>
-        <w:t>ROUGE trên 100 và 500 bài kiểm thử</w:t>
+        <w:t>Đánh giá ROUGE và phân tích lỗi trên Vietnews</w:t>
       </w:r>
     </w:p>
     <w:p>
@@ -62,6 +77,9 @@
         <w:jc w:val="center"/>
       </w:pPr>
       <w:r>
+        <w:rPr>
+          <w:color w:val="000000"/>
+        </w:rPr>
         <w:t>Nhóm 14</w:t>
         <w:br/>
         <w:t>Nguyễn Trí Toàn    26410135</w:t>
@@ -77,6 +95,9 @@
         <w:jc w:val="center"/>
       </w:pPr>
       <w:r>
+        <w:rPr>
+          <w:color w:val="000000"/>
+        </w:rPr>
         <w:t>Giảng viên hướng dẫn</w:t>
         <w:br/>
         <w:t>TS. Đặng Văn Thìn</w:t>
@@ -89,13 +110,18 @@
       </w:pPr>
       <w:r>
         <w:rPr>
+          <w:color w:val="000000"/>
           <w:sz w:val="18"/>
         </w:rPr>
         <w:t>github.com/hoangdq08/uit-vietnews-summarization</w:t>
       </w:r>
     </w:p>
     <w:p>
-      <w:r/>
+      <w:r>
+        <w:rPr>
+          <w:color w:val="000000"/>
+        </w:rPr>
+      </w:r>
     </w:p>
     <w:p>
       <w:pPr>
@@ -103,15 +129,23 @@
         <w:pageBreakBefore/>
       </w:pPr>
       <w:r>
+        <w:rPr>
+          <w:color w:val="000000"/>
+        </w:rPr>
         <w:t>1 Tóm tắt</w:t>
       </w:r>
     </w:p>
     <w:p>
       <w:pPr>
-        <w:jc w:val="both"/>
+        <w:keepLines/>
+        <w:widowControl/>
+        <w:jc w:val="left"/>
       </w:pPr>
       <w:r>
-        <w:t>Báo cáo so sánh ba hệ tóm tắt tin tức tiếng Việt trên 100 bài đầu của tập test Vietnews (test_tokenized): Lead-3, TextRank, và checkpoint VietAI/vit5-base-vietnews-summarization. Nhóm không fine-tune ViT5. Độ đo là ROUGE-1/2/L (F1) sau khi thay dấu gạch dưới bằng khoảng trắng trên cả bản tóm tắt và gold. ViT5 đạt ROUGE cao hơn một chút (R-1 = 0,2664) so với Lead-3 (0,2507) và TextRank (0,2428). Trên 500 bài, ViT5 R-1 = 0,2784 (Lead-1 = 0,2719). Rà soát định tính 100 bài: ViT5 sai hoặc gán nhầm sự kiện so với thân bài ở 24 bài; Lead-3 có thể bỏ trọng tâm của gold dù lấy câu từ thân bài.</w:t>
+        <w:rPr>
+          <w:color w:val="000000"/>
+        </w:rPr>
+        <w:t>Báo cáo so sánh phương pháp rút trích Lead-n, TextRank và mô hình tóm lược ViT5 trên 500 bài đầu của tập kiểm thử Vietnews. Nhóm sử dụng checkpoint có sẵn, không huấn luyện thêm. Sau khi chuẩn hóa dấu gạch dưới, ViT5 đạt ROUGE-1 F1 trung bình 0,2784, so với 0,2719 của Lead-1, 0,2569 của Lead-3 và 0,2499 của TextRank. Phân tích định tính trên 100 bài đầu ghi nhận ít nhất 25 bài có lỗi nội dung hoặc biến dạng thực thể. Thí nghiệm thay dấu gạch dưới bằng khoảng trắng ở đầu vào tăng ROUGE-1 lên 0,3124, nhưng chưa chứng minh độ chính xác về sự kiện tốt hơn. Kết quả cho thấy cần kết hợp điểm ROUGE với đối chiếu bản tóm tắt và thân bài.</w:t>
       </w:r>
     </w:p>
     <w:p>
@@ -119,23 +153,36 @@
         <w:pStyle w:val="Heading1"/>
       </w:pPr>
       <w:r>
+        <w:rPr>
+          <w:color w:val="000000"/>
+        </w:rPr>
         <w:t>2 Đặt vấn đề</w:t>
       </w:r>
     </w:p>
     <w:p>
       <w:pPr>
-        <w:jc w:val="both"/>
+        <w:keepLines/>
+        <w:widowControl/>
+        <w:jc w:val="left"/>
       </w:pPr>
       <w:r>
-        <w:t>Tin điện tử dài. Người đọc và tòa soạn cần bản ngắn. Máy làm theo hai hướng: rút trích (chọn câu có sẵn) và tóm lược (sinh câu mới). Câu hỏi nghiên cứu: trên cùng tập test tiếng Việt, ba hệ khác nhau thế nào về ROUGE, và khi rà soát định tính thì mỗi hệ sai kiểu gì?</w:t>
+        <w:rPr>
+          <w:color w:val="000000"/>
+        </w:rPr>
+        <w:t>Tóm tắt tin tức giúp người đọc nắm nội dung chính của bài báo. Hai hướng phổ biến là rút trích, chọn câu có sẵn trong văn bản, và tóm lược, sinh văn bản mới. Đồ án đặt ra hai câu hỏi: các phương pháp đạt mức trùng khớp với tóm tắt tham chiếu như thế nào, và những lỗi nội dung nào còn xuất hiện khi đối chiếu với thân bài?</w:t>
       </w:r>
     </w:p>
     <w:p>
       <w:pPr>
-        <w:jc w:val="both"/>
+        <w:keepLines/>
+        <w:widowControl/>
+        <w:jc w:val="left"/>
       </w:pPr>
       <w:r>
-        <w:t>Phạm vi là tóm tắt đơn văn bản trên dữ liệu công bố. Nhóm không huấn luyện thêm ViT5 và không thu thập bài báo mới.</w:t>
+        <w:rPr>
+          <w:color w:val="000000"/>
+        </w:rPr>
+        <w:t>Phạm vi của đồ án là tóm tắt đơn văn bản trên dữ liệu công bố. Nhóm triển khai các phương pháp rút trích, chạy suy luận bằng checkpoint ViT5 và xây dựng demo so sánh. Đồ án không xây dựng mô hình mới hoặc thu thập thêm bài báo.</w:t>
       </w:r>
     </w:p>
     <w:p>
@@ -143,31 +190,62 @@
         <w:pStyle w:val="Heading1"/>
       </w:pPr>
       <w:r>
+        <w:rPr>
+          <w:color w:val="000000"/>
+        </w:rPr>
         <w:t>3 Bài toán</w:t>
       </w:r>
     </w:p>
     <w:p>
-      <w:pPr/>
+      <w:pPr>
+        <w:keepLines/>
+        <w:widowControl/>
+        <w:jc w:val="left"/>
+      </w:pPr>
       <w:r>
-        <w:t>Input. Thân bài tiếng Việt đã tách từ (dấu “_”).</w:t>
+        <w:rPr>
+          <w:color w:val="000000"/>
+        </w:rPr>
+        <w:t>Đầu vào là thân bài tiếng Việt đã tách từ, trong đó dấu gạch dưới nối các âm tiết của một từ. Tiêu đề phục vụ nhận diện bài, không đưa vào mô hình.</w:t>
       </w:r>
     </w:p>
     <w:p>
-      <w:pPr/>
+      <w:pPr>
+        <w:keepLines/>
+        <w:widowControl/>
+        <w:jc w:val="left"/>
+      </w:pPr>
       <w:r>
-        <w:t>Output. Bản tóm tắt ngắn: Lead-3 và TextRank lấy 3 câu; ViT5 sinh văn bản.</w:t>
+        <w:rPr>
+          <w:color w:val="000000"/>
+        </w:rPr>
+        <w:t>Đầu ra là bản tóm tắt ngắn. Lead-3 và TextRank chọn tối đa ba câu; ViT5 sinh văn bản mới. Trên mẫu 500 bài, nhóm đánh giá thêm Lead-1 và Lead-5.</w:t>
       </w:r>
     </w:p>
     <w:p>
-      <w:pPr/>
+      <w:pPr>
+        <w:keepLines/>
+        <w:widowControl/>
+        <w:jc w:val="left"/>
+      </w:pPr>
       <w:r>
-        <w:t>Gold. Trường abstract trong file Vietnews (tách khỏi thân bằng dòng trống).</w:t>
+        <w:rPr>
+          <w:color w:val="000000"/>
+        </w:rPr>
+        <w:t>Tóm tắt tham chiếu (gold) là trường abstract, tương ứng sapo của bài báo. Các hệ dùng thân bài để tạo tóm tắt; gold chỉ phục vụ chấm điểm, ngoại trừ Oracle được dùng làm mốc tham chiếu sử dụng đáp án.</w:t>
       </w:r>
     </w:p>
     <w:p>
-      <w:pPr/>
+      <w:pPr>
+        <w:keepLines/>
+        <w:widowControl/>
+        <w:jc w:val="left"/>
+      </w:pPr>
       <w:r>
-        <w:t>Độ đo. ROUGE-1, ROUGE-2, ROUGE-L (F1), trên cùng danh sách ID trong từng mẫu 100 hoặc 500 bài.</w:t>
+        <w:rPr>
+          <w:color w:val="000000"/>
+        </w:rPr>
+        <w:t>Đánh giá sử dụng ROUGE-1, ROUGE-2 và ROUGE-L F1, tính trên cùng danh sách bài trong từng mẫu. Độ chính xác về sự kiện được xem xét riêng bằng đối chiếu nội dung với thân bài.</w:t>
       </w:r>
     </w:p>
     <w:p>
@@ -175,23 +253,48 @@
         <w:pStyle w:val="Heading1"/>
       </w:pPr>
       <w:r>
+        <w:rPr>
+          <w:color w:val="000000"/>
+        </w:rPr>
         <w:t>4 Dữ liệu</w:t>
       </w:r>
     </w:p>
     <w:p>
       <w:pPr>
-        <w:jc w:val="both"/>
+        <w:keepLines/>
+        <w:widowControl/>
+        <w:jc w:val="left"/>
       </w:pPr>
       <w:r>
-        <w:t>Nguồn: https://github.com/ThanhChinhBK/vietnews, thư mục data/test_tokenized. Mỗi file: tiêu đề, abstract, thân bài. Nhóm lấy 500 file đầu theo tên (000001.txt.seg đến 000500.txt.seg). Mẫu 100 bài đầu là tập con dùng cho phân tích lỗi và độ dài. Không thay đổi split hoặc tách từ lại. Mẫu không ngẫu nhiên nên kết quả chỉ mô tả các bài đã chọn.</w:t>
+        <w:rPr>
+          <w:color w:val="000000"/>
+        </w:rPr>
+        <w:t>Dữ liệu lấy từ kho Vietnews [1], thư mục data/test_tokenized. Mỗi file gồm tiêu đề, abstract và thân bài, phân cách bằng dòng trống. Mẫu chính gồm 500 file theo thứ tự tên từ 000001.txt.seg đến 000500.txt.seg; 100 bài đầu là tập con dùng cho phân tích độ dài và lỗi. Nhóm giữ nguyên split và cách tách từ của corpus. Vì mẫu lấy theo thứ tự tên file, kết quả không đại diện cho một mẫu ngẫu nhiên của toàn bộ Vietnews.</w:t>
       </w:r>
     </w:p>
     <w:p>
       <w:pPr>
         <w:pStyle w:val="Heading1"/>
+        <w:pageBreakBefore/>
       </w:pPr>
       <w:r>
+        <w:rPr>
+          <w:color w:val="000000"/>
+        </w:rPr>
         <w:t>5 Phương pháp</w:t>
+      </w:r>
+    </w:p>
+    <w:p>
+      <w:pPr>
+        <w:keepLines/>
+        <w:widowControl/>
+        <w:jc w:val="left"/>
+      </w:pPr>
+      <w:r>
+        <w:rPr>
+          <w:color w:val="000000"/>
+        </w:rPr>
+        <w:t>Tiền xử lý đọc các phần của file rồi nối các dòng đến dấu kết thúc câu (. ! ?). Các đoạn này phục vụ Lead-n và TextRank; ViT5 nhận toàn bộ thân bài. Đây là cách tách câu theo quy tắc, có thể coi tên viết tắt là biên câu và giữ cả chú thích ảnh. Ở bài 000051, ba đoạn đầu chỉ giới thiệu gia đình, nên Lead-3 chưa nêu vụ nổ micro.</w:t>
       </w:r>
     </w:p>
     <w:p>
@@ -199,15 +302,23 @@
         <w:pStyle w:val="Heading2"/>
       </w:pPr>
       <w:r>
-        <w:t>5.1 Lead n</w:t>
+        <w:rPr>
+          <w:color w:val="000000"/>
+        </w:rPr>
+        <w:t>5.1 Phương pháp Lead</w:t>
       </w:r>
     </w:p>
     <w:p>
       <w:pPr>
-        <w:jc w:val="both"/>
+        <w:keepLines/>
+        <w:widowControl/>
+        <w:jc w:val="left"/>
       </w:pPr>
       <w:r>
-        <w:t>Lead-n lấy tối đa n câu đầu thân bài. Thực nghiệm gồm n bằng 1, 3 và 5 trên 500 bài; mẫu 100 bài dùng Lead-3. Phương pháp không cập nhật trọng số.</w:t>
+        <w:rPr>
+          <w:color w:val="000000"/>
+        </w:rPr>
+        <w:t>Lead-n lấy tối đa n câu đầu thân bài và giữ thứ tự gốc. Mẫu 100 bài dùng Lead-3; mẫu 500 bài đánh giá n bằng 1, 3 và 5. Phương pháp này không cần huấn luyện và cung cấp baseline để so sánh với các hệ phức tạp hơn.</w:t>
       </w:r>
     </w:p>
     <w:p>
@@ -215,15 +326,23 @@
         <w:pStyle w:val="Heading2"/>
       </w:pPr>
       <w:r>
+        <w:rPr>
+          <w:color w:val="000000"/>
+        </w:rPr>
         <w:t>5.2 TextRank</w:t>
       </w:r>
     </w:p>
     <w:p>
       <w:pPr>
-        <w:jc w:val="both"/>
+        <w:keepLines/>
+        <w:widowControl/>
+        <w:jc w:val="left"/>
       </w:pPr>
       <w:r>
-        <w:t>Biểu diễn câu bằng TF-IDF (sklearn), ma trận cosine, PageRank 40 vòng, hệ số 0,85. Lấy 3 câu điểm cao, sắp lại theo thứ tự xuất hiện trong bài.</w:t>
+        <w:rPr>
+          <w:color w:val="000000"/>
+        </w:rPr>
+        <w:t>TextRank [4] xếp hạng câu trên đồ thị. Trong triển khai của đồ án, mỗi câu là một vector TF-IDF được xây dựng trong chính bài đó. Độ tương đồng cosine tạo trọng số cạnh; PageRank chạy 40 vòng với hệ số damping 0,85. Hệ chọn tối đa ba câu có điểm cao nhất, rồi sắp lại theo thứ tự xuất hiện. Điểm được làm tròn 14 chữ số thập phân khi xếp hạng; câu bằng điểm được ưu tiên theo thứ tự xuất hiện. Đây là một cấu hình TextRank dùng TF-IDF, không phải phép tái lập toàn bộ thiết lập của bài báo gốc.</w:t>
       </w:r>
     </w:p>
     <w:p>
@@ -231,15 +350,23 @@
         <w:pStyle w:val="Heading2"/>
       </w:pPr>
       <w:r>
+        <w:rPr>
+          <w:color w:val="000000"/>
+        </w:rPr>
         <w:t>5.3 ViT5</w:t>
       </w:r>
     </w:p>
     <w:p>
       <w:pPr>
-        <w:jc w:val="both"/>
+        <w:keepLines/>
+        <w:widowControl/>
+        <w:jc w:val="left"/>
       </w:pPr>
       <w:r>
-        <w:t>Checkpoint VietAI/vit5-base-vietnews-summarization được tác giả fine-tune trên Vietnews. Project giữ nguyên trọng số. Input chỉ gồm thân bài, không có prefix, thêm &lt;/s&gt;, tối đa 1.024 token. Sinh greedy với num_beams=1, do_sample=False, max_length=256. Thực nghiệm baseline chạy trên một GPU Tesla T4 (cuda:0) ở Kaggle, dùng transformers 4.44.2 và T5Tokenizer. Giới hạn token không phải giới hạn số từ tiếng Việt.</w:t>
+        <w:rPr>
+          <w:color w:val="000000"/>
+        </w:rPr>
+        <w:t>ViT5 là mô hình encoder-decoder theo kiến trúc T5 [2]. Nhóm dùng checkpoint VietAI/vit5-base-vietnews-summarization đã được tác giả fine-tune trên Vietnews [5], giữ nguyên trọng số. Thân bài giữ dấu gạch dưới, thêm &lt;/s&gt; và giới hạn đầu vào 1.024 token. Cấu hình sinh dùng greedy, num_beams=1, do_sample=False và max_length=256. Notebook baseline chạy trên một GPU Tesla T4 tại Kaggle, với transformers 4.44.2 và T5Tokenizer. Giới hạn token bao gồm các token đặc biệt, không tương đương số từ tiếng Việt.</w:t>
       </w:r>
     </w:p>
     <w:p>
@@ -247,31 +374,69 @@
         <w:pStyle w:val="Heading2"/>
       </w:pPr>
       <w:r>
+        <w:rPr>
+          <w:color w:val="000000"/>
+        </w:rPr>
         <w:t>5.4 ROUGE</w:t>
       </w:r>
     </w:p>
     <w:p>
       <w:pPr>
-        <w:jc w:val="both"/>
+        <w:keepLines/>
+        <w:widowControl/>
+        <w:jc w:val="left"/>
       </w:pPr>
       <w:r>
-        <w:t>Dùng thư viện rouge-score, báo F1, không stemming hoặc chuyển chữ thường. Prediction và gold đều thay dấu gạch dưới bằng khoảng trắng, rồi tách theo khoảng trắng để thống nhất cách biểu diễn. ROUGE-1 đo trùng token đơn, ROUGE-2 đo trùng cặp token liên tiếp, ROUGE-L dựa trên dãy con chung dài nhất. Điểm không xác minh sự thật của nội dung. Không so trực tiếp với kết quả bài báo do chưa xác nhận cùng tokenizer và thiết lập đánh giá.</w:t>
+        <w:t>Độ đo ROUGE được trình bày trong [3]. Đồ án dùng thư viện Python rouge-score, tính F1 cho từng bài rồi lấy trung bình trên mẫu. F1 là trung bình điều hòa của precision và recall. Prediction và gold đều thay dấu gạch dưới bằng khoảng trắng, sau đó tách theo khoảng trắng; không chuyển chữ thường, loại dấu câu hoặc stemming. ROUGE-1 đo trùng token đơn, ROUGE-2 đo trùng cặp token liên tiếp, ROUGE-L dùng dãy con chung dài nhất, không yêu cầu liên tiếp. ROUGE đánh giá mức trùng khớp với gold, không xác minh sự thật. Do chưa xác nhận cùng tokenizer và thiết lập, nhóm không so trực tiếp điểm này với bảng kết quả của bài báo ViT5.</w:t>
+      </w:r>
+    </w:p>
+    <w:p>
+      <w:pPr>
+        <w:pStyle w:val="Heading2"/>
+      </w:pPr>
+      <w:r>
+        <w:rPr>
+          <w:color w:val="000000"/>
+        </w:rPr>
+        <w:t>5.5 Mốc tham chiếu Oracle</w:t>
+      </w:r>
+    </w:p>
+    <w:p>
+      <w:pPr>
+        <w:keepLines/>
+        <w:widowControl/>
+        <w:jc w:val="left"/>
+      </w:pPr>
+      <w:r>
+        <w:rPr>
+          <w:color w:val="000000"/>
+        </w:rPr>
+        <w:t>Oracle-3 sử dụng gold để tìm tổ hợp ba câu có ROUGE-1 F1 cao nhất, rồi giữ thứ tự gốc. Bài có ít hơn ba câu thì lấy toàn bộ câu. Code chuyển sang lựa chọn greedy khi số tổ hợp vượt 30.000. Trong mẫu 500 bài, tối đa 39 câu tạo 9.139 tổ hợp nên chưa cần nhánh greedy. Oracle không phải hệ dùng thực tế hoặc trần cho mọi độ dài tóm tắt.</w:t>
       </w:r>
     </w:p>
     <w:p>
       <w:pPr>
         <w:pStyle w:val="Heading1"/>
+        <w:pageBreakBefore/>
       </w:pPr>
       <w:r>
+        <w:rPr>
+          <w:color w:val="000000"/>
+        </w:rPr>
         <w:t>6 Kết quả thực nghiệm</w:t>
       </w:r>
     </w:p>
     <w:p>
       <w:pPr>
         <w:pStyle w:val="Caption"/>
+        <w:keepNext/>
+        <w:keepLines/>
       </w:pPr>
       <w:r>
-        <w:t>Bảng 1. ROUGE F1 trên 100 bài test đầu (cùng id).</w:t>
+        <w:rPr>
+          <w:color w:val="000000"/>
+        </w:rPr>
+        <w:t>Bảng 1  ROUGE F1 trung bình trên 100 bài đầu</w:t>
       </w:r>
     </w:p>
     <w:tbl>
@@ -301,16 +466,21 @@
               <w:left w:val="single" w:sz="4" w:color="D4CEC2"/>
               <w:right w:val="single" w:sz="4" w:color="D4CEC2"/>
             </w:tcBorders>
+            <w:vAlign w:val="center"/>
           </w:tcPr>
           <w:p>
             <w:pPr>
               <w:keepNext/>
-              <w:spacing w:after="80" w:before="80"/>
+              <w:keepLines/>
+              <w:spacing w:after="60" w:before="60" w:line="259" w:lineRule="auto"/>
+              <w:jc w:val="left"/>
             </w:pPr>
             <w:r>
               <w:rPr>
+                <w:rFonts w:ascii="Arial" w:hAnsi="Arial"/>
                 <w:b/>
-                <w:sz w:val="19"/>
+                <w:color w:val="000000"/>
+                <w:sz w:val="20"/>
               </w:rPr>
               <w:t>Hệ</w:t>
             </w:r>
@@ -326,16 +496,21 @@
               <w:left w:val="single" w:sz="4" w:color="D4CEC2"/>
               <w:right w:val="single" w:sz="4" w:color="D4CEC2"/>
             </w:tcBorders>
+            <w:vAlign w:val="center"/>
           </w:tcPr>
           <w:p>
             <w:pPr>
               <w:keepNext/>
-              <w:spacing w:after="80" w:before="80"/>
+              <w:keepLines/>
+              <w:spacing w:after="60" w:before="60" w:line="259" w:lineRule="auto"/>
+              <w:jc w:val="right"/>
             </w:pPr>
             <w:r>
               <w:rPr>
+                <w:rFonts w:ascii="Arial" w:hAnsi="Arial"/>
                 <w:b/>
-                <w:sz w:val="19"/>
+                <w:color w:val="000000"/>
+                <w:sz w:val="20"/>
               </w:rPr>
               <w:t>ROUGE-1</w:t>
             </w:r>
@@ -351,16 +526,21 @@
               <w:left w:val="single" w:sz="4" w:color="D4CEC2"/>
               <w:right w:val="single" w:sz="4" w:color="D4CEC2"/>
             </w:tcBorders>
+            <w:vAlign w:val="center"/>
           </w:tcPr>
           <w:p>
             <w:pPr>
               <w:keepNext/>
-              <w:spacing w:after="80" w:before="80"/>
+              <w:keepLines/>
+              <w:spacing w:after="60" w:before="60" w:line="259" w:lineRule="auto"/>
+              <w:jc w:val="right"/>
             </w:pPr>
             <w:r>
               <w:rPr>
+                <w:rFonts w:ascii="Arial" w:hAnsi="Arial"/>
                 <w:b/>
-                <w:sz w:val="19"/>
+                <w:color w:val="000000"/>
+                <w:sz w:val="20"/>
               </w:rPr>
               <w:t>ROUGE-2</w:t>
             </w:r>
@@ -376,16 +556,21 @@
               <w:left w:val="single" w:sz="4" w:color="D4CEC2"/>
               <w:right w:val="single" w:sz="4" w:color="D4CEC2"/>
             </w:tcBorders>
+            <w:vAlign w:val="center"/>
           </w:tcPr>
           <w:p>
             <w:pPr>
               <w:keepNext/>
-              <w:spacing w:after="80" w:before="80"/>
+              <w:keepLines/>
+              <w:spacing w:after="60" w:before="60" w:line="259" w:lineRule="auto"/>
+              <w:jc w:val="right"/>
             </w:pPr>
             <w:r>
               <w:rPr>
+                <w:rFonts w:ascii="Arial" w:hAnsi="Arial"/>
                 <w:b/>
-                <w:sz w:val="19"/>
+                <w:color w:val="000000"/>
+                <w:sz w:val="20"/>
               </w:rPr>
               <w:t>ROUGE-L</w:t>
             </w:r>
@@ -406,16 +591,21 @@
               <w:left w:val="single" w:sz="4" w:color="D4CEC2"/>
               <w:right w:val="single" w:sz="4" w:color="D4CEC2"/>
             </w:tcBorders>
+            <w:vAlign w:val="center"/>
           </w:tcPr>
           <w:p>
             <w:pPr>
               <w:keepNext/>
-              <w:spacing w:after="80" w:before="80"/>
+              <w:keepLines/>
+              <w:spacing w:after="60" w:before="60" w:line="259" w:lineRule="auto"/>
+              <w:jc w:val="left"/>
             </w:pPr>
             <w:r>
               <w:rPr>
+                <w:rFonts w:ascii="Arial" w:hAnsi="Arial"/>
                 <w:b w:val="0"/>
-                <w:sz w:val="19"/>
+                <w:color w:val="000000"/>
+                <w:sz w:val="20"/>
               </w:rPr>
               <w:t>Lead-3</w:t>
             </w:r>
@@ -431,16 +621,21 @@
               <w:left w:val="single" w:sz="4" w:color="D4CEC2"/>
               <w:right w:val="single" w:sz="4" w:color="D4CEC2"/>
             </w:tcBorders>
+            <w:vAlign w:val="center"/>
           </w:tcPr>
           <w:p>
             <w:pPr>
               <w:keepNext/>
-              <w:spacing w:after="80" w:before="80"/>
+              <w:keepLines/>
+              <w:spacing w:after="60" w:before="60" w:line="259" w:lineRule="auto"/>
+              <w:jc w:val="right"/>
             </w:pPr>
             <w:r>
               <w:rPr>
+                <w:rFonts w:ascii="Arial" w:hAnsi="Arial"/>
                 <w:b w:val="0"/>
-                <w:sz w:val="19"/>
+                <w:color w:val="000000"/>
+                <w:sz w:val="20"/>
               </w:rPr>
               <w:t>0,2507</w:t>
             </w:r>
@@ -456,16 +651,21 @@
               <w:left w:val="single" w:sz="4" w:color="D4CEC2"/>
               <w:right w:val="single" w:sz="4" w:color="D4CEC2"/>
             </w:tcBorders>
+            <w:vAlign w:val="center"/>
           </w:tcPr>
           <w:p>
             <w:pPr>
               <w:keepNext/>
-              <w:spacing w:after="80" w:before="80"/>
+              <w:keepLines/>
+              <w:spacing w:after="60" w:before="60" w:line="259" w:lineRule="auto"/>
+              <w:jc w:val="right"/>
             </w:pPr>
             <w:r>
               <w:rPr>
+                <w:rFonts w:ascii="Arial" w:hAnsi="Arial"/>
                 <w:b w:val="0"/>
-                <w:sz w:val="19"/>
+                <w:color w:val="000000"/>
+                <w:sz w:val="20"/>
               </w:rPr>
               <w:t>0,1296</w:t>
             </w:r>
@@ -481,16 +681,21 @@
               <w:left w:val="single" w:sz="4" w:color="D4CEC2"/>
               <w:right w:val="single" w:sz="4" w:color="D4CEC2"/>
             </w:tcBorders>
+            <w:vAlign w:val="center"/>
           </w:tcPr>
           <w:p>
             <w:pPr>
               <w:keepNext/>
-              <w:spacing w:after="80" w:before="80"/>
+              <w:keepLines/>
+              <w:spacing w:after="60" w:before="60" w:line="259" w:lineRule="auto"/>
+              <w:jc w:val="right"/>
             </w:pPr>
             <w:r>
               <w:rPr>
+                <w:rFonts w:ascii="Arial" w:hAnsi="Arial"/>
                 <w:b w:val="0"/>
-                <w:sz w:val="19"/>
+                <w:color w:val="000000"/>
+                <w:sz w:val="20"/>
               </w:rPr>
               <w:t>0,1841</w:t>
             </w:r>
@@ -511,18 +716,23 @@
               <w:left w:val="single" w:sz="4" w:color="D4CEC2"/>
               <w:right w:val="single" w:sz="4" w:color="D4CEC2"/>
             </w:tcBorders>
+            <w:vAlign w:val="center"/>
           </w:tcPr>
           <w:p>
             <w:pPr>
               <w:keepNext/>
-              <w:spacing w:after="80" w:before="80"/>
+              <w:keepLines/>
+              <w:spacing w:line="259" w:lineRule="auto" w:before="60" w:after="60"/>
+              <w:jc w:val="left"/>
             </w:pPr>
             <w:r>
               <w:rPr>
+                <w:rFonts w:ascii="Arial" w:hAnsi="Arial"/>
                 <w:b w:val="0"/>
-                <w:sz w:val="19"/>
+                <w:color w:val="000000"/>
+                <w:sz w:val="20"/>
               </w:rPr>
-              <w:t>TextRank</w:t>
+              <w:t>TextRank-3</w:t>
             </w:r>
           </w:p>
         </w:tc>
@@ -536,16 +746,21 @@
               <w:left w:val="single" w:sz="4" w:color="D4CEC2"/>
               <w:right w:val="single" w:sz="4" w:color="D4CEC2"/>
             </w:tcBorders>
+            <w:vAlign w:val="center"/>
           </w:tcPr>
           <w:p>
             <w:pPr>
               <w:keepNext/>
-              <w:spacing w:after="80" w:before="80"/>
+              <w:keepLines/>
+              <w:spacing w:after="60" w:before="60" w:line="259" w:lineRule="auto"/>
+              <w:jc w:val="right"/>
             </w:pPr>
             <w:r>
               <w:rPr>
+                <w:rFonts w:ascii="Arial" w:hAnsi="Arial"/>
                 <w:b w:val="0"/>
-                <w:sz w:val="19"/>
+                <w:color w:val="000000"/>
+                <w:sz w:val="20"/>
               </w:rPr>
               <w:t>0,2428</w:t>
             </w:r>
@@ -561,16 +776,21 @@
               <w:left w:val="single" w:sz="4" w:color="D4CEC2"/>
               <w:right w:val="single" w:sz="4" w:color="D4CEC2"/>
             </w:tcBorders>
+            <w:vAlign w:val="center"/>
           </w:tcPr>
           <w:p>
             <w:pPr>
               <w:keepNext/>
-              <w:spacing w:after="80" w:before="80"/>
+              <w:keepLines/>
+              <w:spacing w:after="60" w:before="60" w:line="259" w:lineRule="auto"/>
+              <w:jc w:val="right"/>
             </w:pPr>
             <w:r>
               <w:rPr>
+                <w:rFonts w:ascii="Arial" w:hAnsi="Arial"/>
                 <w:b w:val="0"/>
-                <w:sz w:val="19"/>
+                <w:color w:val="000000"/>
+                <w:sz w:val="20"/>
               </w:rPr>
               <w:t>0,1100</w:t>
             </w:r>
@@ -586,16 +806,21 @@
               <w:left w:val="single" w:sz="4" w:color="D4CEC2"/>
               <w:right w:val="single" w:sz="4" w:color="D4CEC2"/>
             </w:tcBorders>
+            <w:vAlign w:val="center"/>
           </w:tcPr>
           <w:p>
             <w:pPr>
               <w:keepNext/>
-              <w:spacing w:after="80" w:before="80"/>
+              <w:keepLines/>
+              <w:spacing w:after="60" w:before="60" w:line="259" w:lineRule="auto"/>
+              <w:jc w:val="right"/>
             </w:pPr>
             <w:r>
               <w:rPr>
+                <w:rFonts w:ascii="Arial" w:hAnsi="Arial"/>
                 <w:b w:val="0"/>
-                <w:sz w:val="19"/>
+                <w:color w:val="000000"/>
+                <w:sz w:val="20"/>
               </w:rPr>
               <w:t>0,1730</w:t>
             </w:r>
@@ -616,15 +841,21 @@
               <w:left w:val="single" w:sz="4" w:color="D4CEC2"/>
               <w:right w:val="single" w:sz="4" w:color="D4CEC2"/>
             </w:tcBorders>
+            <w:vAlign w:val="center"/>
           </w:tcPr>
           <w:p>
             <w:pPr>
-              <w:spacing w:after="80" w:before="80"/>
+              <w:keepNext w:val="0"/>
+              <w:keepLines/>
+              <w:spacing w:after="60" w:before="60" w:line="259" w:lineRule="auto"/>
+              <w:jc w:val="left"/>
             </w:pPr>
             <w:r>
               <w:rPr>
+                <w:rFonts w:ascii="Arial" w:hAnsi="Arial"/>
                 <w:b w:val="0"/>
-                <w:sz w:val="19"/>
+                <w:color w:val="000000"/>
+                <w:sz w:val="20"/>
               </w:rPr>
               <w:t>ViT5</w:t>
             </w:r>
@@ -640,15 +871,21 @@
               <w:left w:val="single" w:sz="4" w:color="D4CEC2"/>
               <w:right w:val="single" w:sz="4" w:color="D4CEC2"/>
             </w:tcBorders>
+            <w:vAlign w:val="center"/>
           </w:tcPr>
           <w:p>
             <w:pPr>
-              <w:spacing w:after="80" w:before="80"/>
+              <w:keepNext w:val="0"/>
+              <w:keepLines/>
+              <w:spacing w:after="60" w:before="60" w:line="259" w:lineRule="auto"/>
+              <w:jc w:val="right"/>
             </w:pPr>
             <w:r>
               <w:rPr>
+                <w:rFonts w:ascii="Arial" w:hAnsi="Arial"/>
                 <w:b w:val="0"/>
-                <w:sz w:val="19"/>
+                <w:color w:val="000000"/>
+                <w:sz w:val="20"/>
               </w:rPr>
               <w:t>0,2664</w:t>
             </w:r>
@@ -664,15 +901,21 @@
               <w:left w:val="single" w:sz="4" w:color="D4CEC2"/>
               <w:right w:val="single" w:sz="4" w:color="D4CEC2"/>
             </w:tcBorders>
+            <w:vAlign w:val="center"/>
           </w:tcPr>
           <w:p>
             <w:pPr>
-              <w:spacing w:after="80" w:before="80"/>
+              <w:keepNext w:val="0"/>
+              <w:keepLines/>
+              <w:spacing w:after="60" w:before="60" w:line="259" w:lineRule="auto"/>
+              <w:jc w:val="right"/>
             </w:pPr>
             <w:r>
               <w:rPr>
+                <w:rFonts w:ascii="Arial" w:hAnsi="Arial"/>
                 <w:b w:val="0"/>
-                <w:sz w:val="19"/>
+                <w:color w:val="000000"/>
+                <w:sz w:val="20"/>
               </w:rPr>
               <w:t>0,1341</w:t>
             </w:r>
@@ -688,15 +931,21 @@
               <w:left w:val="single" w:sz="4" w:color="D4CEC2"/>
               <w:right w:val="single" w:sz="4" w:color="D4CEC2"/>
             </w:tcBorders>
+            <w:vAlign w:val="center"/>
           </w:tcPr>
           <w:p>
             <w:pPr>
-              <w:spacing w:after="80" w:before="80"/>
+              <w:keepNext w:val="0"/>
+              <w:keepLines/>
+              <w:spacing w:after="60" w:before="60" w:line="259" w:lineRule="auto"/>
+              <w:jc w:val="right"/>
             </w:pPr>
             <w:r>
               <w:rPr>
+                <w:rFonts w:ascii="Arial" w:hAnsi="Arial"/>
                 <w:b w:val="0"/>
-                <w:sz w:val="19"/>
+                <w:color w:val="000000"/>
+                <w:sz w:val="20"/>
               </w:rPr>
               <w:t>0,2084</w:t>
             </w:r>
@@ -706,15 +955,23 @@
     </w:tbl>
     <w:p>
       <w:pPr>
+        <w:keepLines/>
+        <w:widowControl/>
         <w:spacing w:after="40"/>
+        <w:jc w:val="left"/>
       </w:pPr>
     </w:p>
     <w:p>
       <w:pPr>
-        <w:jc w:val="both"/>
+        <w:keepLines/>
+        <w:widowControl/>
+        <w:jc w:val="left"/>
       </w:pPr>
       <w:r>
-        <w:t>ViT5 có điểm trung bình cao hơn Lead-3 và TextRank trên mẫu này. Lead-3 cao hơn TextRank. Vị trí ý chính ở đầu tin là một giả thuyết giải thích, chưa được kiểm chứng bằng thí nghiệm riêng. Chưa kiểm định ý nghĩa thống kê của chênh lệch.</w:t>
+        <w:rPr>
+          <w:color w:val="000000"/>
+        </w:rPr>
+        <w:t>Trên mẫu 100 bài, ViT5 cao hơn Lead-3 và TextRank ở cả ba độ đo. Lead-3 cao hơn TextRank. Vị trí ý chính ở đầu tin là một giả thuyết giải thích, chưa được kiểm chứng bằng thí nghiệm riêng. Các chênh lệch là mô tả của mẫu, chưa có kiểm định ý nghĩa thống kê.</w:t>
       </w:r>
     </w:p>
     <w:p>
@@ -722,23 +979,36 @@
         <w:pStyle w:val="Heading2"/>
       </w:pPr>
       <w:r>
+        <w:rPr>
+          <w:color w:val="000000"/>
+        </w:rPr>
         <w:t>6.1 Theo độ dài bài</w:t>
       </w:r>
     </w:p>
     <w:p>
       <w:pPr>
-        <w:jc w:val="both"/>
+        <w:keepLines/>
+        <w:widowControl/>
+        <w:jc w:val="left"/>
       </w:pPr>
       <w:r>
-        <w:t>Chia 100 bài theo số token cách trắng trong body đã tách từ, trước khi thay dấu gạch dưới. Ngưỡng 300 và 500 làm tròn phân vị trên mẫu này (p33 khoảng 298, p67 khoảng 492). Đây là độ dài theo từ đã tách, khác số token SentencePiece của ViT5. Điểm ROUGE vẫn dùng chuẩn hóa giống bảng chính.</w:t>
+        <w:rPr>
+          <w:color w:val="000000"/>
+        </w:rPr>
+        <w:t>Độ dài được tính bằng số token cách trắng trong thân bài đã tách từ, trước khi thay dấu gạch dưới. Ngưỡng 300 và 500 làm tròn các phân vị 1/3 và 2/3 của mẫu 100 bài, lần lượt bằng 298 và 492. Cách đo này khác số token SentencePiece ở đầu vào ViT5. Điểm ROUGE vẫn dùng chuẩn hóa như bảng 1.</w:t>
       </w:r>
     </w:p>
     <w:p>
       <w:pPr>
         <w:pStyle w:val="Caption"/>
+        <w:keepNext/>
+        <w:keepLines/>
       </w:pPr>
       <w:r>
-        <w:t>Bảng 1b. ROUGE-1 theo độ dài thân bài.</w:t>
+        <w:rPr>
+          <w:color w:val="000000"/>
+        </w:rPr>
+        <w:t>Bảng 2  ROUGE-1 F1 theo độ dài thân bài trên 100 bài</w:t>
       </w:r>
     </w:p>
     <w:tbl>
@@ -769,18 +1039,23 @@
               <w:left w:val="single" w:sz="4" w:color="D4CEC2"/>
               <w:right w:val="single" w:sz="4" w:color="D4CEC2"/>
             </w:tcBorders>
+            <w:vAlign w:val="center"/>
           </w:tcPr>
           <w:p>
             <w:pPr>
               <w:keepNext/>
-              <w:spacing w:after="80" w:before="80"/>
+              <w:keepLines/>
+              <w:spacing w:line="259" w:lineRule="auto" w:before="60" w:after="60"/>
+              <w:jc w:val="left"/>
             </w:pPr>
             <w:r>
               <w:rPr>
+                <w:rFonts w:ascii="Arial" w:hAnsi="Arial"/>
                 <w:b/>
-                <w:sz w:val="19"/>
+                <w:color w:val="000000"/>
+                <w:sz w:val="20"/>
               </w:rPr>
-              <w:t>Nhóm</w:t>
+              <w:t>Nhóm độ dài</w:t>
             </w:r>
           </w:p>
         </w:tc>
@@ -794,18 +1069,23 @@
               <w:left w:val="single" w:sz="4" w:color="D4CEC2"/>
               <w:right w:val="single" w:sz="4" w:color="D4CEC2"/>
             </w:tcBorders>
+            <w:vAlign w:val="center"/>
           </w:tcPr>
           <w:p>
             <w:pPr>
               <w:keepNext/>
-              <w:spacing w:after="80" w:before="80"/>
+              <w:keepLines/>
+              <w:spacing w:line="259" w:lineRule="auto" w:before="60" w:after="60"/>
+              <w:jc w:val="right"/>
             </w:pPr>
             <w:r>
               <w:rPr>
+                <w:rFonts w:ascii="Arial" w:hAnsi="Arial"/>
                 <w:b/>
-                <w:sz w:val="19"/>
+                <w:color w:val="000000"/>
+                <w:sz w:val="20"/>
               </w:rPr>
-              <w:t>n</w:t>
+              <w:t>Số bài</w:t>
             </w:r>
           </w:p>
         </w:tc>
@@ -819,16 +1099,21 @@
               <w:left w:val="single" w:sz="4" w:color="D4CEC2"/>
               <w:right w:val="single" w:sz="4" w:color="D4CEC2"/>
             </w:tcBorders>
+            <w:vAlign w:val="center"/>
           </w:tcPr>
           <w:p>
             <w:pPr>
               <w:keepNext/>
-              <w:spacing w:after="80" w:before="80"/>
+              <w:keepLines/>
+              <w:spacing w:after="60" w:before="60" w:line="259" w:lineRule="auto"/>
+              <w:jc w:val="right"/>
             </w:pPr>
             <w:r>
               <w:rPr>
+                <w:rFonts w:ascii="Arial" w:hAnsi="Arial"/>
                 <w:b/>
-                <w:sz w:val="19"/>
+                <w:color w:val="000000"/>
+                <w:sz w:val="20"/>
               </w:rPr>
               <w:t>Lead-3</w:t>
             </w:r>
@@ -844,16 +1129,21 @@
               <w:left w:val="single" w:sz="4" w:color="D4CEC2"/>
               <w:right w:val="single" w:sz="4" w:color="D4CEC2"/>
             </w:tcBorders>
+            <w:vAlign w:val="center"/>
           </w:tcPr>
           <w:p>
             <w:pPr>
               <w:keepNext/>
-              <w:spacing w:after="80" w:before="80"/>
+              <w:keepLines/>
+              <w:spacing w:after="60" w:before="60" w:line="259" w:lineRule="auto"/>
+              <w:jc w:val="right"/>
             </w:pPr>
             <w:r>
               <w:rPr>
+                <w:rFonts w:ascii="Arial" w:hAnsi="Arial"/>
                 <w:b/>
-                <w:sz w:val="19"/>
+                <w:color w:val="000000"/>
+                <w:sz w:val="20"/>
               </w:rPr>
               <w:t>TextRank</w:t>
             </w:r>
@@ -869,16 +1159,21 @@
               <w:left w:val="single" w:sz="4" w:color="D4CEC2"/>
               <w:right w:val="single" w:sz="4" w:color="D4CEC2"/>
             </w:tcBorders>
+            <w:vAlign w:val="center"/>
           </w:tcPr>
           <w:p>
             <w:pPr>
               <w:keepNext/>
-              <w:spacing w:after="80" w:before="80"/>
+              <w:keepLines/>
+              <w:spacing w:after="60" w:before="60" w:line="259" w:lineRule="auto"/>
+              <w:jc w:val="right"/>
             </w:pPr>
             <w:r>
               <w:rPr>
+                <w:rFonts w:ascii="Arial" w:hAnsi="Arial"/>
                 <w:b/>
-                <w:sz w:val="19"/>
+                <w:color w:val="000000"/>
+                <w:sz w:val="20"/>
               </w:rPr>
               <w:t>ViT5</w:t>
             </w:r>
@@ -899,13 +1194,23 @@
               <w:left w:val="single" w:sz="4" w:color="D4CEC2"/>
               <w:right w:val="single" w:sz="4" w:color="D4CEC2"/>
             </w:tcBorders>
+            <w:vAlign w:val="center"/>
           </w:tcPr>
           <w:p>
             <w:pPr>
               <w:keepNext/>
+              <w:keepLines/>
+              <w:spacing w:line="259" w:lineRule="auto" w:before="60" w:after="60"/>
+              <w:jc w:val="left"/>
             </w:pPr>
             <w:r>
-              <w:t>Ngắn (&lt;300 token)</w:t>
+              <w:rPr>
+                <w:rFonts w:ascii="Arial" w:hAnsi="Arial"/>
+                <w:b w:val="0"/>
+                <w:color w:val="000000"/>
+                <w:sz w:val="20"/>
+              </w:rPr>
+              <w:t>Ngắn (&lt;300)</w:t>
             </w:r>
           </w:p>
         </w:tc>
@@ -919,16 +1224,21 @@
               <w:left w:val="single" w:sz="4" w:color="D4CEC2"/>
               <w:right w:val="single" w:sz="4" w:color="D4CEC2"/>
             </w:tcBorders>
+            <w:vAlign w:val="center"/>
           </w:tcPr>
           <w:p>
             <w:pPr>
               <w:keepNext/>
-              <w:spacing w:after="80" w:before="80"/>
+              <w:keepLines/>
+              <w:spacing w:after="60" w:before="60" w:line="259" w:lineRule="auto"/>
+              <w:jc w:val="right"/>
             </w:pPr>
             <w:r>
               <w:rPr>
+                <w:rFonts w:ascii="Arial" w:hAnsi="Arial"/>
                 <w:b w:val="0"/>
-                <w:sz w:val="19"/>
+                <w:color w:val="000000"/>
+                <w:sz w:val="20"/>
               </w:rPr>
               <w:t>34</w:t>
             </w:r>
@@ -944,16 +1254,21 @@
               <w:left w:val="single" w:sz="4" w:color="D4CEC2"/>
               <w:right w:val="single" w:sz="4" w:color="D4CEC2"/>
             </w:tcBorders>
+            <w:vAlign w:val="center"/>
           </w:tcPr>
           <w:p>
             <w:pPr>
               <w:keepNext/>
-              <w:spacing w:after="80" w:before="80"/>
+              <w:keepLines/>
+              <w:spacing w:after="60" w:before="60" w:line="259" w:lineRule="auto"/>
+              <w:jc w:val="right"/>
             </w:pPr>
             <w:r>
               <w:rPr>
+                <w:rFonts w:ascii="Arial" w:hAnsi="Arial"/>
                 <w:b w:val="0"/>
-                <w:sz w:val="19"/>
+                <w:color w:val="000000"/>
+                <w:sz w:val="20"/>
               </w:rPr>
               <w:t>0,2581</w:t>
             </w:r>
@@ -969,16 +1284,21 @@
               <w:left w:val="single" w:sz="4" w:color="D4CEC2"/>
               <w:right w:val="single" w:sz="4" w:color="D4CEC2"/>
             </w:tcBorders>
+            <w:vAlign w:val="center"/>
           </w:tcPr>
           <w:p>
             <w:pPr>
               <w:keepNext/>
-              <w:spacing w:after="80" w:before="80"/>
+              <w:keepLines/>
+              <w:spacing w:after="60" w:before="60" w:line="259" w:lineRule="auto"/>
+              <w:jc w:val="right"/>
             </w:pPr>
             <w:r>
               <w:rPr>
+                <w:rFonts w:ascii="Arial" w:hAnsi="Arial"/>
                 <w:b w:val="0"/>
-                <w:sz w:val="19"/>
+                <w:color w:val="000000"/>
+                <w:sz w:val="20"/>
               </w:rPr>
               <w:t>0,2672</w:t>
             </w:r>
@@ -994,16 +1314,21 @@
               <w:left w:val="single" w:sz="4" w:color="D4CEC2"/>
               <w:right w:val="single" w:sz="4" w:color="D4CEC2"/>
             </w:tcBorders>
+            <w:vAlign w:val="center"/>
           </w:tcPr>
           <w:p>
             <w:pPr>
               <w:keepNext/>
-              <w:spacing w:after="80" w:before="80"/>
+              <w:keepLines/>
+              <w:spacing w:after="60" w:before="60" w:line="259" w:lineRule="auto"/>
+              <w:jc w:val="right"/>
             </w:pPr>
             <w:r>
               <w:rPr>
+                <w:rFonts w:ascii="Arial" w:hAnsi="Arial"/>
                 <w:b w:val="0"/>
-                <w:sz w:val="19"/>
+                <w:color w:val="000000"/>
+                <w:sz w:val="20"/>
               </w:rPr>
               <w:t>0,2919</w:t>
             </w:r>
@@ -1024,18 +1349,23 @@
               <w:left w:val="single" w:sz="4" w:color="D4CEC2"/>
               <w:right w:val="single" w:sz="4" w:color="D4CEC2"/>
             </w:tcBorders>
+            <w:vAlign w:val="center"/>
           </w:tcPr>
           <w:p>
             <w:pPr>
               <w:keepNext/>
-              <w:spacing w:after="80" w:before="80"/>
+              <w:keepLines/>
+              <w:spacing w:line="259" w:lineRule="auto" w:before="60" w:after="60"/>
+              <w:jc w:val="left"/>
             </w:pPr>
             <w:r>
               <w:rPr>
+                <w:rFonts w:ascii="Arial" w:hAnsi="Arial"/>
                 <w:b w:val="0"/>
-                <w:sz w:val="19"/>
+                <w:color w:val="000000"/>
+                <w:sz w:val="20"/>
               </w:rPr>
-              <w:t>Trung (300–499)</w:t>
+              <w:t>Trung bình (300–499)</w:t>
             </w:r>
           </w:p>
         </w:tc>
@@ -1049,16 +1379,21 @@
               <w:left w:val="single" w:sz="4" w:color="D4CEC2"/>
               <w:right w:val="single" w:sz="4" w:color="D4CEC2"/>
             </w:tcBorders>
+            <w:vAlign w:val="center"/>
           </w:tcPr>
           <w:p>
             <w:pPr>
               <w:keepNext/>
-              <w:spacing w:after="80" w:before="80"/>
+              <w:keepLines/>
+              <w:spacing w:after="60" w:before="60" w:line="259" w:lineRule="auto"/>
+              <w:jc w:val="right"/>
             </w:pPr>
             <w:r>
               <w:rPr>
+                <w:rFonts w:ascii="Arial" w:hAnsi="Arial"/>
                 <w:b w:val="0"/>
-                <w:sz w:val="19"/>
+                <w:color w:val="000000"/>
+                <w:sz w:val="20"/>
               </w:rPr>
               <w:t>33</w:t>
             </w:r>
@@ -1074,16 +1409,21 @@
               <w:left w:val="single" w:sz="4" w:color="D4CEC2"/>
               <w:right w:val="single" w:sz="4" w:color="D4CEC2"/>
             </w:tcBorders>
+            <w:vAlign w:val="center"/>
           </w:tcPr>
           <w:p>
             <w:pPr>
               <w:keepNext/>
-              <w:spacing w:after="80" w:before="80"/>
+              <w:keepLines/>
+              <w:spacing w:after="60" w:before="60" w:line="259" w:lineRule="auto"/>
+              <w:jc w:val="right"/>
             </w:pPr>
             <w:r>
               <w:rPr>
+                <w:rFonts w:ascii="Arial" w:hAnsi="Arial"/>
                 <w:b w:val="0"/>
-                <w:sz w:val="19"/>
+                <w:color w:val="000000"/>
+                <w:sz w:val="20"/>
               </w:rPr>
               <w:t>0,2638</w:t>
             </w:r>
@@ -1099,16 +1439,21 @@
               <w:left w:val="single" w:sz="4" w:color="D4CEC2"/>
               <w:right w:val="single" w:sz="4" w:color="D4CEC2"/>
             </w:tcBorders>
+            <w:vAlign w:val="center"/>
           </w:tcPr>
           <w:p>
             <w:pPr>
               <w:keepNext/>
-              <w:spacing w:after="80" w:before="80"/>
+              <w:keepLines/>
+              <w:spacing w:after="60" w:before="60" w:line="259" w:lineRule="auto"/>
+              <w:jc w:val="right"/>
             </w:pPr>
             <w:r>
               <w:rPr>
+                <w:rFonts w:ascii="Arial" w:hAnsi="Arial"/>
                 <w:b w:val="0"/>
-                <w:sz w:val="19"/>
+                <w:color w:val="000000"/>
+                <w:sz w:val="20"/>
               </w:rPr>
               <w:t>0,2409</w:t>
             </w:r>
@@ -1124,16 +1469,21 @@
               <w:left w:val="single" w:sz="4" w:color="D4CEC2"/>
               <w:right w:val="single" w:sz="4" w:color="D4CEC2"/>
             </w:tcBorders>
+            <w:vAlign w:val="center"/>
           </w:tcPr>
           <w:p>
             <w:pPr>
               <w:keepNext/>
-              <w:spacing w:after="80" w:before="80"/>
+              <w:keepLines/>
+              <w:spacing w:after="60" w:before="60" w:line="259" w:lineRule="auto"/>
+              <w:jc w:val="right"/>
             </w:pPr>
             <w:r>
               <w:rPr>
+                <w:rFonts w:ascii="Arial" w:hAnsi="Arial"/>
                 <w:b w:val="0"/>
-                <w:sz w:val="19"/>
+                <w:color w:val="000000"/>
+                <w:sz w:val="20"/>
               </w:rPr>
               <w:t>0,2549</w:t>
             </w:r>
@@ -1154,10 +1504,23 @@
               <w:left w:val="single" w:sz="4" w:color="D4CEC2"/>
               <w:right w:val="single" w:sz="4" w:color="D4CEC2"/>
             </w:tcBorders>
+            <w:vAlign w:val="center"/>
           </w:tcPr>
           <w:p>
+            <w:pPr>
+              <w:keepNext w:val="0"/>
+              <w:keepLines/>
+              <w:spacing w:line="259" w:lineRule="auto" w:before="60" w:after="60"/>
+              <w:jc w:val="left"/>
+            </w:pPr>
             <w:r>
-              <w:t>Dài (≥500 token)</w:t>
+              <w:rPr>
+                <w:rFonts w:ascii="Arial" w:hAnsi="Arial"/>
+                <w:b w:val="0"/>
+                <w:color w:val="000000"/>
+                <w:sz w:val="20"/>
+              </w:rPr>
+              <w:t>Dài (≥500)</w:t>
             </w:r>
           </w:p>
         </w:tc>
@@ -1171,15 +1534,21 @@
               <w:left w:val="single" w:sz="4" w:color="D4CEC2"/>
               <w:right w:val="single" w:sz="4" w:color="D4CEC2"/>
             </w:tcBorders>
+            <w:vAlign w:val="center"/>
           </w:tcPr>
           <w:p>
             <w:pPr>
-              <w:spacing w:after="80" w:before="80"/>
+              <w:keepNext w:val="0"/>
+              <w:keepLines/>
+              <w:spacing w:after="60" w:before="60" w:line="259" w:lineRule="auto"/>
+              <w:jc w:val="right"/>
             </w:pPr>
             <w:r>
               <w:rPr>
+                <w:rFonts w:ascii="Arial" w:hAnsi="Arial"/>
                 <w:b w:val="0"/>
-                <w:sz w:val="19"/>
+                <w:color w:val="000000"/>
+                <w:sz w:val="20"/>
               </w:rPr>
               <w:t>33</w:t>
             </w:r>
@@ -1195,15 +1564,21 @@
               <w:left w:val="single" w:sz="4" w:color="D4CEC2"/>
               <w:right w:val="single" w:sz="4" w:color="D4CEC2"/>
             </w:tcBorders>
+            <w:vAlign w:val="center"/>
           </w:tcPr>
           <w:p>
             <w:pPr>
-              <w:spacing w:after="80" w:before="80"/>
+              <w:keepNext w:val="0"/>
+              <w:keepLines/>
+              <w:spacing w:after="60" w:before="60" w:line="259" w:lineRule="auto"/>
+              <w:jc w:val="right"/>
             </w:pPr>
             <w:r>
               <w:rPr>
+                <w:rFonts w:ascii="Arial" w:hAnsi="Arial"/>
                 <w:b w:val="0"/>
-                <w:sz w:val="19"/>
+                <w:color w:val="000000"/>
+                <w:sz w:val="20"/>
               </w:rPr>
               <w:t>0,2298</w:t>
             </w:r>
@@ -1219,15 +1594,21 @@
               <w:left w:val="single" w:sz="4" w:color="D4CEC2"/>
               <w:right w:val="single" w:sz="4" w:color="D4CEC2"/>
             </w:tcBorders>
+            <w:vAlign w:val="center"/>
           </w:tcPr>
           <w:p>
             <w:pPr>
-              <w:spacing w:after="80" w:before="80"/>
+              <w:keepNext w:val="0"/>
+              <w:keepLines/>
+              <w:spacing w:after="60" w:before="60" w:line="259" w:lineRule="auto"/>
+              <w:jc w:val="right"/>
             </w:pPr>
             <w:r>
               <w:rPr>
+                <w:rFonts w:ascii="Arial" w:hAnsi="Arial"/>
                 <w:b w:val="0"/>
-                <w:sz w:val="19"/>
+                <w:color w:val="000000"/>
+                <w:sz w:val="20"/>
               </w:rPr>
               <w:t>0,2194</w:t>
             </w:r>
@@ -1243,15 +1624,21 @@
               <w:left w:val="single" w:sz="4" w:color="D4CEC2"/>
               <w:right w:val="single" w:sz="4" w:color="D4CEC2"/>
             </w:tcBorders>
+            <w:vAlign w:val="center"/>
           </w:tcPr>
           <w:p>
             <w:pPr>
-              <w:spacing w:after="80" w:before="80"/>
+              <w:keepNext w:val="0"/>
+              <w:keepLines/>
+              <w:spacing w:after="60" w:before="60" w:line="259" w:lineRule="auto"/>
+              <w:jc w:val="right"/>
             </w:pPr>
             <w:r>
               <w:rPr>
+                <w:rFonts w:ascii="Arial" w:hAnsi="Arial"/>
                 <w:b w:val="0"/>
-                <w:sz w:val="19"/>
+                <w:color w:val="000000"/>
+                <w:sz w:val="20"/>
               </w:rPr>
               <w:t>0,2519</w:t>
             </w:r>
@@ -1261,15 +1648,23 @@
     </w:tbl>
     <w:p>
       <w:pPr>
+        <w:keepLines/>
+        <w:widowControl/>
         <w:spacing w:after="40"/>
+        <w:jc w:val="left"/>
       </w:pPr>
     </w:p>
     <w:p>
       <w:pPr>
-        <w:jc w:val="both"/>
+        <w:keepLines/>
+        <w:widowControl/>
+        <w:jc w:val="left"/>
       </w:pPr>
       <w:r>
-        <w:t>Về ROUGE-1, ViT5 cao nhất ở nhóm ngắn và dài, Lead-3 cao nhất ở nhóm trung bình. Ở nhóm dài, ROUGE-1 của cả ba thấp hơn nhóm trung bình. Kết luận này không áp dụng cho mọi độ đo: ROUGE-2 và ROUGE-L của ViT5 ở nhóm dài cao hơn nhóm trung bình. Đây là mô tả 100 bài, không xác định quan hệ nhân quả.</w:t>
+        <w:rPr>
+          <w:color w:val="000000"/>
+        </w:rPr>
+        <w:t>Về ROUGE-1, ViT5 cao nhất ở nhóm ngắn và dài; Lead-3 cao nhất ở nhóm trung bình. Điểm ROUGE-1 của cả ba hệ ở nhóm dài thấp hơn nhóm trung bình. Xu hướng này không áp dụng cho mọi độ đo: ROUGE-2 và ROUGE-L của ViT5 ở nhóm dài lại cao hơn nhóm trung bình. Các kết quả không xác định quan hệ nhân quả giữa độ dài và chất lượng tóm tắt.</w:t>
       </w:r>
     </w:p>
     <w:p>
@@ -1277,23 +1672,36 @@
         <w:pStyle w:val="Heading2"/>
       </w:pPr>
       <w:r>
+        <w:rPr>
+          <w:color w:val="000000"/>
+        </w:rPr>
         <w:t>6.2 Kết quả trên 500 bài</w:t>
       </w:r>
     </w:p>
     <w:p>
       <w:pPr>
-        <w:jc w:val="both"/>
+        <w:keepLines/>
+        <w:widowControl/>
+        <w:jc w:val="left"/>
       </w:pPr>
       <w:r>
-        <w:t>Đánh giá 500 bài 000001 đến 000500, trong đó 100 prediction đầu trùng kết quả mẫu 100 bài. Oracle-3 dùng gold để chọn tổ hợp ba câu tối đa ROUGE-1; code chuyển sang greedy khi số tổ hợp vượt 30.000. Với tối đa 39 câu/bài trong mẫu này, chưa cần nhánh greedy. Oracle là mốc tham chiếu sử dụng đáp án, không phải hệ triển khai thực tế hoặc trần cho mọi độ dài tóm tắt. Lead-1 cao hơn Lead-3 và Lead-5. ViT5 đạt 0,2784, cao hơn Lead-1 0,2719 về ROUGE-1.</w:t>
+        <w:rPr>
+          <w:color w:val="000000"/>
+        </w:rPr>
+        <w:t>Mẫu 500 bài chứa toàn bộ 100 bài của bảng 1; 100 prediction ViT5 đầu khớp kết quả đã lưu trước đó. Lead-1 đạt ROUGE-1 0,2719, cao hơn Lead-3 và Lead-5. ViT5 đạt 0,2784, chênh 0,0065 so với Lead-1. Oracle-3 đạt 0,4646, cho thấy còn khả năng chọn các câu phù hợp hơn khi được sử dụng gold. Chênh lệch này không phải bằng chứng rằng một hệ rút trích thực tế sẽ đạt điểm Oracle.</w:t>
       </w:r>
     </w:p>
     <w:p>
       <w:pPr>
         <w:pStyle w:val="Caption"/>
+        <w:keepNext/>
+        <w:keepLines/>
       </w:pPr>
       <w:r>
-        <w:t>Bảng 1c. ROUGE F1, n=500.</w:t>
+        <w:rPr>
+          <w:color w:val="000000"/>
+        </w:rPr>
+        <w:t>Bảng 3  ROUGE F1 trung bình trên 500 bài đầu</w:t>
       </w:r>
     </w:p>
     <w:tbl>
@@ -1323,16 +1731,21 @@
               <w:left w:val="single" w:sz="4" w:color="D4CEC2"/>
               <w:right w:val="single" w:sz="4" w:color="D4CEC2"/>
             </w:tcBorders>
+            <w:vAlign w:val="center"/>
           </w:tcPr>
           <w:p>
             <w:pPr>
               <w:keepNext/>
-              <w:spacing w:after="80" w:before="80"/>
+              <w:keepLines/>
+              <w:spacing w:after="60" w:before="60" w:line="259" w:lineRule="auto"/>
+              <w:jc w:val="left"/>
             </w:pPr>
             <w:r>
               <w:rPr>
+                <w:rFonts w:ascii="Arial" w:hAnsi="Arial"/>
                 <w:b/>
-                <w:sz w:val="19"/>
+                <w:color w:val="000000"/>
+                <w:sz w:val="20"/>
               </w:rPr>
               <w:t>Hệ</w:t>
             </w:r>
@@ -1348,16 +1761,21 @@
               <w:left w:val="single" w:sz="4" w:color="D4CEC2"/>
               <w:right w:val="single" w:sz="4" w:color="D4CEC2"/>
             </w:tcBorders>
+            <w:vAlign w:val="center"/>
           </w:tcPr>
           <w:p>
             <w:pPr>
               <w:keepNext/>
-              <w:spacing w:after="80" w:before="80"/>
+              <w:keepLines/>
+              <w:spacing w:after="60" w:before="60" w:line="259" w:lineRule="auto"/>
+              <w:jc w:val="right"/>
             </w:pPr>
             <w:r>
               <w:rPr>
+                <w:rFonts w:ascii="Arial" w:hAnsi="Arial"/>
                 <w:b/>
-                <w:sz w:val="19"/>
+                <w:color w:val="000000"/>
+                <w:sz w:val="20"/>
               </w:rPr>
               <w:t>ROUGE-1</w:t>
             </w:r>
@@ -1373,16 +1791,21 @@
               <w:left w:val="single" w:sz="4" w:color="D4CEC2"/>
               <w:right w:val="single" w:sz="4" w:color="D4CEC2"/>
             </w:tcBorders>
+            <w:vAlign w:val="center"/>
           </w:tcPr>
           <w:p>
             <w:pPr>
               <w:keepNext/>
-              <w:spacing w:after="80" w:before="80"/>
+              <w:keepLines/>
+              <w:spacing w:after="60" w:before="60" w:line="259" w:lineRule="auto"/>
+              <w:jc w:val="right"/>
             </w:pPr>
             <w:r>
               <w:rPr>
+                <w:rFonts w:ascii="Arial" w:hAnsi="Arial"/>
                 <w:b/>
-                <w:sz w:val="19"/>
+                <w:color w:val="000000"/>
+                <w:sz w:val="20"/>
               </w:rPr>
               <w:t>ROUGE-2</w:t>
             </w:r>
@@ -1398,16 +1821,21 @@
               <w:left w:val="single" w:sz="4" w:color="D4CEC2"/>
               <w:right w:val="single" w:sz="4" w:color="D4CEC2"/>
             </w:tcBorders>
+            <w:vAlign w:val="center"/>
           </w:tcPr>
           <w:p>
             <w:pPr>
               <w:keepNext/>
-              <w:spacing w:after="80" w:before="80"/>
+              <w:keepLines/>
+              <w:spacing w:after="60" w:before="60" w:line="259" w:lineRule="auto"/>
+              <w:jc w:val="right"/>
             </w:pPr>
             <w:r>
               <w:rPr>
+                <w:rFonts w:ascii="Arial" w:hAnsi="Arial"/>
                 <w:b/>
-                <w:sz w:val="19"/>
+                <w:color w:val="000000"/>
+                <w:sz w:val="20"/>
               </w:rPr>
               <w:t>ROUGE-L</w:t>
             </w:r>
@@ -1428,16 +1856,21 @@
               <w:left w:val="single" w:sz="4" w:color="D4CEC2"/>
               <w:right w:val="single" w:sz="4" w:color="D4CEC2"/>
             </w:tcBorders>
+            <w:vAlign w:val="center"/>
           </w:tcPr>
           <w:p>
             <w:pPr>
               <w:keepNext/>
-              <w:spacing w:after="80" w:before="80"/>
+              <w:keepLines/>
+              <w:spacing w:after="60" w:before="60" w:line="259" w:lineRule="auto"/>
+              <w:jc w:val="left"/>
             </w:pPr>
             <w:r>
               <w:rPr>
+                <w:rFonts w:ascii="Arial" w:hAnsi="Arial"/>
                 <w:b w:val="0"/>
-                <w:sz w:val="19"/>
+                <w:color w:val="000000"/>
+                <w:sz w:val="20"/>
               </w:rPr>
               <w:t>Lead-1</w:t>
             </w:r>
@@ -1453,16 +1886,21 @@
               <w:left w:val="single" w:sz="4" w:color="D4CEC2"/>
               <w:right w:val="single" w:sz="4" w:color="D4CEC2"/>
             </w:tcBorders>
+            <w:vAlign w:val="center"/>
           </w:tcPr>
           <w:p>
             <w:pPr>
               <w:keepNext/>
-              <w:spacing w:after="80" w:before="80"/>
+              <w:keepLines/>
+              <w:spacing w:after="60" w:before="60" w:line="259" w:lineRule="auto"/>
+              <w:jc w:val="right"/>
             </w:pPr>
             <w:r>
               <w:rPr>
+                <w:rFonts w:ascii="Arial" w:hAnsi="Arial"/>
                 <w:b w:val="0"/>
-                <w:sz w:val="19"/>
+                <w:color w:val="000000"/>
+                <w:sz w:val="20"/>
               </w:rPr>
               <w:t>0,2719</w:t>
             </w:r>
@@ -1478,16 +1916,21 @@
               <w:left w:val="single" w:sz="4" w:color="D4CEC2"/>
               <w:right w:val="single" w:sz="4" w:color="D4CEC2"/>
             </w:tcBorders>
+            <w:vAlign w:val="center"/>
           </w:tcPr>
           <w:p>
             <w:pPr>
               <w:keepNext/>
-              <w:spacing w:after="80" w:before="80"/>
+              <w:keepLines/>
+              <w:spacing w:after="60" w:before="60" w:line="259" w:lineRule="auto"/>
+              <w:jc w:val="right"/>
             </w:pPr>
             <w:r>
               <w:rPr>
+                <w:rFonts w:ascii="Arial" w:hAnsi="Arial"/>
                 <w:b w:val="0"/>
-                <w:sz w:val="19"/>
+                <w:color w:val="000000"/>
+                <w:sz w:val="20"/>
               </w:rPr>
               <w:t>0,1305</w:t>
             </w:r>
@@ -1503,16 +1946,21 @@
               <w:left w:val="single" w:sz="4" w:color="D4CEC2"/>
               <w:right w:val="single" w:sz="4" w:color="D4CEC2"/>
             </w:tcBorders>
+            <w:vAlign w:val="center"/>
           </w:tcPr>
           <w:p>
             <w:pPr>
               <w:keepNext/>
-              <w:spacing w:after="80" w:before="80"/>
+              <w:keepLines/>
+              <w:spacing w:after="60" w:before="60" w:line="259" w:lineRule="auto"/>
+              <w:jc w:val="right"/>
             </w:pPr>
             <w:r>
               <w:rPr>
+                <w:rFonts w:ascii="Arial" w:hAnsi="Arial"/>
                 <w:b w:val="0"/>
-                <w:sz w:val="19"/>
+                <w:color w:val="000000"/>
+                <w:sz w:val="20"/>
               </w:rPr>
               <w:t>0,2092</w:t>
             </w:r>
@@ -1533,16 +1981,21 @@
               <w:left w:val="single" w:sz="4" w:color="D4CEC2"/>
               <w:right w:val="single" w:sz="4" w:color="D4CEC2"/>
             </w:tcBorders>
+            <w:vAlign w:val="center"/>
           </w:tcPr>
           <w:p>
             <w:pPr>
               <w:keepNext/>
-              <w:spacing w:after="80" w:before="80"/>
+              <w:keepLines/>
+              <w:spacing w:after="60" w:before="60" w:line="259" w:lineRule="auto"/>
+              <w:jc w:val="left"/>
             </w:pPr>
             <w:r>
               <w:rPr>
+                <w:rFonts w:ascii="Arial" w:hAnsi="Arial"/>
                 <w:b w:val="0"/>
-                <w:sz w:val="19"/>
+                <w:color w:val="000000"/>
+                <w:sz w:val="20"/>
               </w:rPr>
               <w:t>Lead-3</w:t>
             </w:r>
@@ -1558,16 +2011,21 @@
               <w:left w:val="single" w:sz="4" w:color="D4CEC2"/>
               <w:right w:val="single" w:sz="4" w:color="D4CEC2"/>
             </w:tcBorders>
+            <w:vAlign w:val="center"/>
           </w:tcPr>
           <w:p>
             <w:pPr>
               <w:keepNext/>
-              <w:spacing w:after="80" w:before="80"/>
+              <w:keepLines/>
+              <w:spacing w:after="60" w:before="60" w:line="259" w:lineRule="auto"/>
+              <w:jc w:val="right"/>
             </w:pPr>
             <w:r>
               <w:rPr>
+                <w:rFonts w:ascii="Arial" w:hAnsi="Arial"/>
                 <w:b w:val="0"/>
-                <w:sz w:val="19"/>
+                <w:color w:val="000000"/>
+                <w:sz w:val="20"/>
               </w:rPr>
               <w:t>0,2569</w:t>
             </w:r>
@@ -1583,16 +2041,21 @@
               <w:left w:val="single" w:sz="4" w:color="D4CEC2"/>
               <w:right w:val="single" w:sz="4" w:color="D4CEC2"/>
             </w:tcBorders>
+            <w:vAlign w:val="center"/>
           </w:tcPr>
           <w:p>
             <w:pPr>
               <w:keepNext/>
-              <w:spacing w:after="80" w:before="80"/>
+              <w:keepLines/>
+              <w:spacing w:after="60" w:before="60" w:line="259" w:lineRule="auto"/>
+              <w:jc w:val="right"/>
             </w:pPr>
             <w:r>
               <w:rPr>
+                <w:rFonts w:ascii="Arial" w:hAnsi="Arial"/>
                 <w:b w:val="0"/>
-                <w:sz w:val="19"/>
+                <w:color w:val="000000"/>
+                <w:sz w:val="20"/>
               </w:rPr>
               <w:t>0,1294</w:t>
             </w:r>
@@ -1608,16 +2071,21 @@
               <w:left w:val="single" w:sz="4" w:color="D4CEC2"/>
               <w:right w:val="single" w:sz="4" w:color="D4CEC2"/>
             </w:tcBorders>
+            <w:vAlign w:val="center"/>
           </w:tcPr>
           <w:p>
             <w:pPr>
               <w:keepNext/>
-              <w:spacing w:after="80" w:before="80"/>
+              <w:keepLines/>
+              <w:spacing w:after="60" w:before="60" w:line="259" w:lineRule="auto"/>
+              <w:jc w:val="right"/>
             </w:pPr>
             <w:r>
               <w:rPr>
+                <w:rFonts w:ascii="Arial" w:hAnsi="Arial"/>
                 <w:b w:val="0"/>
-                <w:sz w:val="19"/>
+                <w:color w:val="000000"/>
+                <w:sz w:val="20"/>
               </w:rPr>
               <w:t>0,1856</w:t>
             </w:r>
@@ -1638,16 +2106,21 @@
               <w:left w:val="single" w:sz="4" w:color="D4CEC2"/>
               <w:right w:val="single" w:sz="4" w:color="D4CEC2"/>
             </w:tcBorders>
+            <w:vAlign w:val="center"/>
           </w:tcPr>
           <w:p>
             <w:pPr>
               <w:keepNext/>
-              <w:spacing w:after="80" w:before="80"/>
+              <w:keepLines/>
+              <w:spacing w:after="60" w:before="60" w:line="259" w:lineRule="auto"/>
+              <w:jc w:val="left"/>
             </w:pPr>
             <w:r>
               <w:rPr>
+                <w:rFonts w:ascii="Arial" w:hAnsi="Arial"/>
                 <w:b w:val="0"/>
-                <w:sz w:val="19"/>
+                <w:color w:val="000000"/>
+                <w:sz w:val="20"/>
               </w:rPr>
               <w:t>Lead-5</w:t>
             </w:r>
@@ -1663,16 +2136,21 @@
               <w:left w:val="single" w:sz="4" w:color="D4CEC2"/>
               <w:right w:val="single" w:sz="4" w:color="D4CEC2"/>
             </w:tcBorders>
+            <w:vAlign w:val="center"/>
           </w:tcPr>
           <w:p>
             <w:pPr>
               <w:keepNext/>
-              <w:spacing w:after="80" w:before="80"/>
+              <w:keepLines/>
+              <w:spacing w:after="60" w:before="60" w:line="259" w:lineRule="auto"/>
+              <w:jc w:val="right"/>
             </w:pPr>
             <w:r>
               <w:rPr>
+                <w:rFonts w:ascii="Arial" w:hAnsi="Arial"/>
                 <w:b w:val="0"/>
-                <w:sz w:val="19"/>
+                <w:color w:val="000000"/>
+                <w:sz w:val="20"/>
               </w:rPr>
               <w:t>0,2256</w:t>
             </w:r>
@@ -1688,16 +2166,21 @@
               <w:left w:val="single" w:sz="4" w:color="D4CEC2"/>
               <w:right w:val="single" w:sz="4" w:color="D4CEC2"/>
             </w:tcBorders>
+            <w:vAlign w:val="center"/>
           </w:tcPr>
           <w:p>
             <w:pPr>
               <w:keepNext/>
-              <w:spacing w:after="80" w:before="80"/>
+              <w:keepLines/>
+              <w:spacing w:after="60" w:before="60" w:line="259" w:lineRule="auto"/>
+              <w:jc w:val="right"/>
             </w:pPr>
             <w:r>
               <w:rPr>
+                <w:rFonts w:ascii="Arial" w:hAnsi="Arial"/>
                 <w:b w:val="0"/>
-                <w:sz w:val="19"/>
+                <w:color w:val="000000"/>
+                <w:sz w:val="20"/>
               </w:rPr>
               <w:t>0,1199</w:t>
             </w:r>
@@ -1713,16 +2196,21 @@
               <w:left w:val="single" w:sz="4" w:color="D4CEC2"/>
               <w:right w:val="single" w:sz="4" w:color="D4CEC2"/>
             </w:tcBorders>
+            <w:vAlign w:val="center"/>
           </w:tcPr>
           <w:p>
             <w:pPr>
               <w:keepNext/>
-              <w:spacing w:after="80" w:before="80"/>
+              <w:keepLines/>
+              <w:spacing w:after="60" w:before="60" w:line="259" w:lineRule="auto"/>
+              <w:jc w:val="right"/>
             </w:pPr>
             <w:r>
               <w:rPr>
+                <w:rFonts w:ascii="Arial" w:hAnsi="Arial"/>
                 <w:b w:val="0"/>
-                <w:sz w:val="19"/>
+                <w:color w:val="000000"/>
+                <w:sz w:val="20"/>
               </w:rPr>
               <w:t>0,1624</w:t>
             </w:r>
@@ -1743,16 +2231,21 @@
               <w:left w:val="single" w:sz="4" w:color="D4CEC2"/>
               <w:right w:val="single" w:sz="4" w:color="D4CEC2"/>
             </w:tcBorders>
+            <w:vAlign w:val="center"/>
           </w:tcPr>
           <w:p>
             <w:pPr>
               <w:keepNext/>
-              <w:spacing w:after="80" w:before="80"/>
+              <w:keepLines/>
+              <w:spacing w:after="60" w:before="60" w:line="259" w:lineRule="auto"/>
+              <w:jc w:val="left"/>
             </w:pPr>
             <w:r>
               <w:rPr>
+                <w:rFonts w:ascii="Arial" w:hAnsi="Arial"/>
                 <w:b w:val="0"/>
-                <w:sz w:val="19"/>
+                <w:color w:val="000000"/>
+                <w:sz w:val="20"/>
               </w:rPr>
               <w:t>TextRank-3</w:t>
             </w:r>
@@ -1768,16 +2261,21 @@
               <w:left w:val="single" w:sz="4" w:color="D4CEC2"/>
               <w:right w:val="single" w:sz="4" w:color="D4CEC2"/>
             </w:tcBorders>
+            <w:vAlign w:val="center"/>
           </w:tcPr>
           <w:p>
             <w:pPr>
               <w:keepNext/>
-              <w:spacing w:after="80" w:before="80"/>
+              <w:keepLines/>
+              <w:spacing w:after="60" w:before="60" w:line="259" w:lineRule="auto"/>
+              <w:jc w:val="right"/>
             </w:pPr>
             <w:r>
               <w:rPr>
+                <w:rFonts w:ascii="Arial" w:hAnsi="Arial"/>
                 <w:b w:val="0"/>
-                <w:sz w:val="19"/>
+                <w:color w:val="000000"/>
+                <w:sz w:val="20"/>
               </w:rPr>
               <w:t>0,2499</w:t>
             </w:r>
@@ -1793,16 +2291,21 @@
               <w:left w:val="single" w:sz="4" w:color="D4CEC2"/>
               <w:right w:val="single" w:sz="4" w:color="D4CEC2"/>
             </w:tcBorders>
+            <w:vAlign w:val="center"/>
           </w:tcPr>
           <w:p>
             <w:pPr>
               <w:keepNext/>
-              <w:spacing w:after="80" w:before="80"/>
+              <w:keepLines/>
+              <w:spacing w:after="60" w:before="60" w:line="259" w:lineRule="auto"/>
+              <w:jc w:val="right"/>
             </w:pPr>
             <w:r>
               <w:rPr>
+                <w:rFonts w:ascii="Arial" w:hAnsi="Arial"/>
                 <w:b w:val="0"/>
-                <w:sz w:val="19"/>
+                <w:color w:val="000000"/>
+                <w:sz w:val="20"/>
               </w:rPr>
               <w:t>0,1198</w:t>
             </w:r>
@@ -1818,16 +2321,21 @@
               <w:left w:val="single" w:sz="4" w:color="D4CEC2"/>
               <w:right w:val="single" w:sz="4" w:color="D4CEC2"/>
             </w:tcBorders>
+            <w:vAlign w:val="center"/>
           </w:tcPr>
           <w:p>
             <w:pPr>
               <w:keepNext/>
-              <w:spacing w:after="80" w:before="80"/>
+              <w:keepLines/>
+              <w:spacing w:after="60" w:before="60" w:line="259" w:lineRule="auto"/>
+              <w:jc w:val="right"/>
             </w:pPr>
             <w:r>
               <w:rPr>
+                <w:rFonts w:ascii="Arial" w:hAnsi="Arial"/>
                 <w:b w:val="0"/>
-                <w:sz w:val="19"/>
+                <w:color w:val="000000"/>
+                <w:sz w:val="20"/>
               </w:rPr>
               <w:t>0,1815</w:t>
             </w:r>
@@ -1848,16 +2356,21 @@
               <w:left w:val="single" w:sz="4" w:color="D4CEC2"/>
               <w:right w:val="single" w:sz="4" w:color="D4CEC2"/>
             </w:tcBorders>
+            <w:vAlign w:val="center"/>
           </w:tcPr>
           <w:p>
             <w:pPr>
               <w:keepNext/>
-              <w:spacing w:after="80" w:before="80"/>
+              <w:keepLines/>
+              <w:spacing w:after="60" w:before="60" w:line="259" w:lineRule="auto"/>
+              <w:jc w:val="left"/>
             </w:pPr>
             <w:r>
               <w:rPr>
+                <w:rFonts w:ascii="Arial" w:hAnsi="Arial"/>
                 <w:b w:val="0"/>
-                <w:sz w:val="19"/>
+                <w:color w:val="000000"/>
+                <w:sz w:val="20"/>
               </w:rPr>
               <w:t>ViT5</w:t>
             </w:r>
@@ -1873,16 +2386,21 @@
               <w:left w:val="single" w:sz="4" w:color="D4CEC2"/>
               <w:right w:val="single" w:sz="4" w:color="D4CEC2"/>
             </w:tcBorders>
+            <w:vAlign w:val="center"/>
           </w:tcPr>
           <w:p>
             <w:pPr>
               <w:keepNext/>
-              <w:spacing w:after="80" w:before="80"/>
+              <w:keepLines/>
+              <w:spacing w:after="60" w:before="60" w:line="259" w:lineRule="auto"/>
+              <w:jc w:val="right"/>
             </w:pPr>
             <w:r>
               <w:rPr>
+                <w:rFonts w:ascii="Arial" w:hAnsi="Arial"/>
                 <w:b w:val="0"/>
-                <w:sz w:val="19"/>
+                <w:color w:val="000000"/>
+                <w:sz w:val="20"/>
               </w:rPr>
               <w:t>0,2784</w:t>
             </w:r>
@@ -1898,16 +2416,21 @@
               <w:left w:val="single" w:sz="4" w:color="D4CEC2"/>
               <w:right w:val="single" w:sz="4" w:color="D4CEC2"/>
             </w:tcBorders>
+            <w:vAlign w:val="center"/>
           </w:tcPr>
           <w:p>
             <w:pPr>
               <w:keepNext/>
-              <w:spacing w:after="80" w:before="80"/>
+              <w:keepLines/>
+              <w:spacing w:after="60" w:before="60" w:line="259" w:lineRule="auto"/>
+              <w:jc w:val="right"/>
             </w:pPr>
             <w:r>
               <w:rPr>
+                <w:rFonts w:ascii="Arial" w:hAnsi="Arial"/>
                 <w:b w:val="0"/>
-                <w:sz w:val="19"/>
+                <w:color w:val="000000"/>
+                <w:sz w:val="20"/>
               </w:rPr>
               <w:t>0,1474</w:t>
             </w:r>
@@ -1923,16 +2446,21 @@
               <w:left w:val="single" w:sz="4" w:color="D4CEC2"/>
               <w:right w:val="single" w:sz="4" w:color="D4CEC2"/>
             </w:tcBorders>
+            <w:vAlign w:val="center"/>
           </w:tcPr>
           <w:p>
             <w:pPr>
               <w:keepNext/>
-              <w:spacing w:after="80" w:before="80"/>
+              <w:keepLines/>
+              <w:spacing w:after="60" w:before="60" w:line="259" w:lineRule="auto"/>
+              <w:jc w:val="right"/>
             </w:pPr>
             <w:r>
               <w:rPr>
+                <w:rFonts w:ascii="Arial" w:hAnsi="Arial"/>
                 <w:b w:val="0"/>
-                <w:sz w:val="19"/>
+                <w:color w:val="000000"/>
+                <w:sz w:val="20"/>
               </w:rPr>
               <w:t>0,2233</w:t>
             </w:r>
@@ -1953,15 +2481,21 @@
               <w:left w:val="single" w:sz="4" w:color="D4CEC2"/>
               <w:right w:val="single" w:sz="4" w:color="D4CEC2"/>
             </w:tcBorders>
+            <w:vAlign w:val="center"/>
           </w:tcPr>
           <w:p>
             <w:pPr>
-              <w:spacing w:after="80" w:before="80"/>
+              <w:keepNext w:val="0"/>
+              <w:keepLines/>
+              <w:spacing w:after="60" w:before="60" w:line="259" w:lineRule="auto"/>
+              <w:jc w:val="left"/>
             </w:pPr>
             <w:r>
               <w:rPr>
+                <w:rFonts w:ascii="Arial" w:hAnsi="Arial"/>
                 <w:b w:val="0"/>
-                <w:sz w:val="19"/>
+                <w:color w:val="000000"/>
+                <w:sz w:val="20"/>
               </w:rPr>
               <w:t>Oracle-3</w:t>
             </w:r>
@@ -1977,15 +2511,21 @@
               <w:left w:val="single" w:sz="4" w:color="D4CEC2"/>
               <w:right w:val="single" w:sz="4" w:color="D4CEC2"/>
             </w:tcBorders>
+            <w:vAlign w:val="center"/>
           </w:tcPr>
           <w:p>
             <w:pPr>
-              <w:spacing w:after="80" w:before="80"/>
+              <w:keepNext w:val="0"/>
+              <w:keepLines/>
+              <w:spacing w:after="60" w:before="60" w:line="259" w:lineRule="auto"/>
+              <w:jc w:val="right"/>
             </w:pPr>
             <w:r>
               <w:rPr>
+                <w:rFonts w:ascii="Arial" w:hAnsi="Arial"/>
                 <w:b w:val="0"/>
-                <w:sz w:val="19"/>
+                <w:color w:val="000000"/>
+                <w:sz w:val="20"/>
               </w:rPr>
               <w:t>0,4646</w:t>
             </w:r>
@@ -2001,15 +2541,21 @@
               <w:left w:val="single" w:sz="4" w:color="D4CEC2"/>
               <w:right w:val="single" w:sz="4" w:color="D4CEC2"/>
             </w:tcBorders>
+            <w:vAlign w:val="center"/>
           </w:tcPr>
           <w:p>
             <w:pPr>
-              <w:spacing w:after="80" w:before="80"/>
+              <w:keepNext w:val="0"/>
+              <w:keepLines/>
+              <w:spacing w:after="60" w:before="60" w:line="259" w:lineRule="auto"/>
+              <w:jc w:val="right"/>
             </w:pPr>
             <w:r>
               <w:rPr>
+                <w:rFonts w:ascii="Arial" w:hAnsi="Arial"/>
                 <w:b w:val="0"/>
-                <w:sz w:val="19"/>
+                <w:color w:val="000000"/>
+                <w:sz w:val="20"/>
               </w:rPr>
               <w:t>0,2793</w:t>
             </w:r>
@@ -2025,15 +2571,21 @@
               <w:left w:val="single" w:sz="4" w:color="D4CEC2"/>
               <w:right w:val="single" w:sz="4" w:color="D4CEC2"/>
             </w:tcBorders>
+            <w:vAlign w:val="center"/>
           </w:tcPr>
           <w:p>
             <w:pPr>
-              <w:spacing w:after="80" w:before="80"/>
+              <w:keepNext w:val="0"/>
+              <w:keepLines/>
+              <w:spacing w:after="60" w:before="60" w:line="259" w:lineRule="auto"/>
+              <w:jc w:val="right"/>
             </w:pPr>
             <w:r>
               <w:rPr>
+                <w:rFonts w:ascii="Arial" w:hAnsi="Arial"/>
                 <w:b w:val="0"/>
-                <w:sz w:val="19"/>
+                <w:color w:val="000000"/>
+                <w:sz w:val="20"/>
               </w:rPr>
               <w:t>0,3410</w:t>
             </w:r>
@@ -2043,28 +2595,48 @@
     </w:tbl>
     <w:p>
       <w:pPr>
+        <w:keepLines/>
+        <w:widowControl/>
         <w:spacing w:after="40"/>
+        <w:jc w:val="left"/>
       </w:pPr>
     </w:p>
     <w:p>
       <w:pPr>
         <w:pStyle w:val="Heading2"/>
+        <w:pageBreakBefore/>
       </w:pPr>
       <w:r>
+        <w:rPr>
+          <w:color w:val="000000"/>
+        </w:rPr>
         <w:t>6.3 Ảnh hưởng của đầu vào ViT5</w:t>
       </w:r>
     </w:p>
     <w:p>
+      <w:pPr>
+        <w:keepLines/>
+        <w:widowControl/>
+        <w:jc w:val="left"/>
+      </w:pPr>
       <w:r>
-        <w:t>Thí nghiệm A/B giữ nguyên checkpoint và cấu hình sinh, chỉ thay dấu gạch dưới trong body bằng khoảng trắng ở nhánh B. Trên cùng 500 bài, B tăng ROUGE và giảm số input vượt 1.024 token. Đây là phân tích khám phá trên test, chưa áp dụng vào pipeline chính.</w:t>
+        <w:rPr>
+          <w:color w:val="000000"/>
+        </w:rPr>
+        <w:t>Thí nghiệm A/B giữ nguyên checkpoint và cấu hình sinh, chỉ thay dấu gạch dưới trong thân bài bằng khoảng trắng ở nhánh B. Hai nhánh chạy trên CPU float32 với seed 0; metadata lưu revision checkpoint và cấu hình. Trên cùng 500 bài, nhánh B tăng ROUGE và giảm số bài có đầu vào vượt 1.024 token. Đây là phân tích khám phá trên tập kiểm thử, chưa áp dụng vào pipeline chính.</w:t>
       </w:r>
     </w:p>
     <w:p>
       <w:pPr>
         <w:pStyle w:val="Caption"/>
+        <w:keepNext/>
+        <w:keepLines/>
       </w:pPr>
       <w:r>
-        <w:t>Bảng 1d. A/B đầu vào ViT5 trên 500 bài</w:t>
+        <w:rPr>
+          <w:color w:val="000000"/>
+        </w:rPr>
+        <w:t>Bảng 4  A/B đầu vào ViT5 trên cùng 500 bài</w:t>
       </w:r>
     </w:p>
     <w:tbl>
@@ -2095,16 +2667,21 @@
               <w:left w:val="single" w:sz="4" w:color="D4CEC2"/>
               <w:right w:val="single" w:sz="4" w:color="D4CEC2"/>
             </w:tcBorders>
+            <w:vAlign w:val="center"/>
           </w:tcPr>
           <w:p>
             <w:pPr>
               <w:keepNext/>
-              <w:spacing w:after="80" w:before="80"/>
+              <w:keepLines/>
+              <w:spacing w:after="60" w:before="60" w:line="259" w:lineRule="auto"/>
+              <w:jc w:val="left"/>
             </w:pPr>
             <w:r>
               <w:rPr>
+                <w:rFonts w:ascii="Arial" w:hAnsi="Arial"/>
                 <w:b/>
-                <w:sz w:val="19"/>
+                <w:color w:val="000000"/>
+                <w:sz w:val="20"/>
               </w:rPr>
               <w:t>Đầu vào</w:t>
             </w:r>
@@ -2120,16 +2697,21 @@
               <w:left w:val="single" w:sz="4" w:color="D4CEC2"/>
               <w:right w:val="single" w:sz="4" w:color="D4CEC2"/>
             </w:tcBorders>
+            <w:vAlign w:val="center"/>
           </w:tcPr>
           <w:p>
             <w:pPr>
               <w:keepNext/>
-              <w:spacing w:after="80" w:before="80"/>
+              <w:keepLines/>
+              <w:spacing w:after="60" w:before="60" w:line="259" w:lineRule="auto"/>
+              <w:jc w:val="right"/>
             </w:pPr>
             <w:r>
               <w:rPr>
+                <w:rFonts w:ascii="Arial" w:hAnsi="Arial"/>
                 <w:b/>
-                <w:sz w:val="19"/>
+                <w:color w:val="000000"/>
+                <w:sz w:val="20"/>
               </w:rPr>
               <w:t>ROUGE-1</w:t>
             </w:r>
@@ -2145,16 +2727,21 @@
               <w:left w:val="single" w:sz="4" w:color="D4CEC2"/>
               <w:right w:val="single" w:sz="4" w:color="D4CEC2"/>
             </w:tcBorders>
+            <w:vAlign w:val="center"/>
           </w:tcPr>
           <w:p>
             <w:pPr>
               <w:keepNext/>
-              <w:spacing w:after="80" w:before="80"/>
+              <w:keepLines/>
+              <w:spacing w:after="60" w:before="60" w:line="259" w:lineRule="auto"/>
+              <w:jc w:val="right"/>
             </w:pPr>
             <w:r>
               <w:rPr>
+                <w:rFonts w:ascii="Arial" w:hAnsi="Arial"/>
                 <w:b/>
-                <w:sz w:val="19"/>
+                <w:color w:val="000000"/>
+                <w:sz w:val="20"/>
               </w:rPr>
               <w:t>ROUGE-2</w:t>
             </w:r>
@@ -2170,16 +2757,21 @@
               <w:left w:val="single" w:sz="4" w:color="D4CEC2"/>
               <w:right w:val="single" w:sz="4" w:color="D4CEC2"/>
             </w:tcBorders>
+            <w:vAlign w:val="center"/>
           </w:tcPr>
           <w:p>
             <w:pPr>
               <w:keepNext/>
-              <w:spacing w:after="80" w:before="80"/>
+              <w:keepLines/>
+              <w:spacing w:after="60" w:before="60" w:line="259" w:lineRule="auto"/>
+              <w:jc w:val="right"/>
             </w:pPr>
             <w:r>
               <w:rPr>
+                <w:rFonts w:ascii="Arial" w:hAnsi="Arial"/>
                 <w:b/>
-                <w:sz w:val="19"/>
+                <w:color w:val="000000"/>
+                <w:sz w:val="20"/>
               </w:rPr>
               <w:t>ROUGE-L</w:t>
             </w:r>
@@ -2195,16 +2787,21 @@
               <w:left w:val="single" w:sz="4" w:color="D4CEC2"/>
               <w:right w:val="single" w:sz="4" w:color="D4CEC2"/>
             </w:tcBorders>
+            <w:vAlign w:val="center"/>
           </w:tcPr>
           <w:p>
             <w:pPr>
               <w:keepNext/>
-              <w:spacing w:after="80" w:before="80"/>
+              <w:keepLines/>
+              <w:spacing w:after="60" w:before="60" w:line="259" w:lineRule="auto"/>
+              <w:jc w:val="right"/>
             </w:pPr>
             <w:r>
               <w:rPr>
+                <w:rFonts w:ascii="Arial" w:hAnsi="Arial"/>
                 <w:b/>
-                <w:sz w:val="19"/>
+                <w:color w:val="000000"/>
+                <w:sz w:val="20"/>
               </w:rPr>
               <w:t>Bài bị cắt</w:t>
             </w:r>
@@ -2225,16 +2822,21 @@
               <w:left w:val="single" w:sz="4" w:color="D4CEC2"/>
               <w:right w:val="single" w:sz="4" w:color="D4CEC2"/>
             </w:tcBorders>
+            <w:vAlign w:val="center"/>
           </w:tcPr>
           <w:p>
             <w:pPr>
               <w:keepNext/>
-              <w:spacing w:after="80" w:before="80"/>
+              <w:keepLines/>
+              <w:spacing w:after="60" w:before="60" w:line="259" w:lineRule="auto"/>
+              <w:jc w:val="left"/>
             </w:pPr>
             <w:r>
               <w:rPr>
+                <w:rFonts w:ascii="Arial" w:hAnsi="Arial"/>
                 <w:b w:val="0"/>
-                <w:sz w:val="19"/>
+                <w:color w:val="000000"/>
+                <w:sz w:val="20"/>
               </w:rPr>
               <w:t>Giữ dấu _</w:t>
             </w:r>
@@ -2250,16 +2852,21 @@
               <w:left w:val="single" w:sz="4" w:color="D4CEC2"/>
               <w:right w:val="single" w:sz="4" w:color="D4CEC2"/>
             </w:tcBorders>
+            <w:vAlign w:val="center"/>
           </w:tcPr>
           <w:p>
             <w:pPr>
               <w:keepNext/>
-              <w:spacing w:after="80" w:before="80"/>
+              <w:keepLines/>
+              <w:spacing w:after="60" w:before="60" w:line="259" w:lineRule="auto"/>
+              <w:jc w:val="right"/>
             </w:pPr>
             <w:r>
               <w:rPr>
+                <w:rFonts w:ascii="Arial" w:hAnsi="Arial"/>
                 <w:b w:val="0"/>
-                <w:sz w:val="19"/>
+                <w:color w:val="000000"/>
+                <w:sz w:val="20"/>
               </w:rPr>
               <w:t>0,2784</w:t>
             </w:r>
@@ -2275,16 +2882,21 @@
               <w:left w:val="single" w:sz="4" w:color="D4CEC2"/>
               <w:right w:val="single" w:sz="4" w:color="D4CEC2"/>
             </w:tcBorders>
+            <w:vAlign w:val="center"/>
           </w:tcPr>
           <w:p>
             <w:pPr>
               <w:keepNext/>
-              <w:spacing w:after="80" w:before="80"/>
+              <w:keepLines/>
+              <w:spacing w:after="60" w:before="60" w:line="259" w:lineRule="auto"/>
+              <w:jc w:val="right"/>
             </w:pPr>
             <w:r>
               <w:rPr>
+                <w:rFonts w:ascii="Arial" w:hAnsi="Arial"/>
                 <w:b w:val="0"/>
-                <w:sz w:val="19"/>
+                <w:color w:val="000000"/>
+                <w:sz w:val="20"/>
               </w:rPr>
               <w:t>0,1474</w:t>
             </w:r>
@@ -2300,16 +2912,21 @@
               <w:left w:val="single" w:sz="4" w:color="D4CEC2"/>
               <w:right w:val="single" w:sz="4" w:color="D4CEC2"/>
             </w:tcBorders>
+            <w:vAlign w:val="center"/>
           </w:tcPr>
           <w:p>
             <w:pPr>
               <w:keepNext/>
-              <w:spacing w:after="80" w:before="80"/>
+              <w:keepLines/>
+              <w:spacing w:after="60" w:before="60" w:line="259" w:lineRule="auto"/>
+              <w:jc w:val="right"/>
             </w:pPr>
             <w:r>
               <w:rPr>
+                <w:rFonts w:ascii="Arial" w:hAnsi="Arial"/>
                 <w:b w:val="0"/>
-                <w:sz w:val="19"/>
+                <w:color w:val="000000"/>
+                <w:sz w:val="20"/>
               </w:rPr>
               <w:t>0,2233</w:t>
             </w:r>
@@ -2325,16 +2942,21 @@
               <w:left w:val="single" w:sz="4" w:color="D4CEC2"/>
               <w:right w:val="single" w:sz="4" w:color="D4CEC2"/>
             </w:tcBorders>
+            <w:vAlign w:val="center"/>
           </w:tcPr>
           <w:p>
             <w:pPr>
               <w:keepNext/>
-              <w:spacing w:after="80" w:before="80"/>
+              <w:keepLines/>
+              <w:spacing w:after="60" w:before="60" w:line="259" w:lineRule="auto"/>
+              <w:jc w:val="right"/>
             </w:pPr>
             <w:r>
               <w:rPr>
+                <w:rFonts w:ascii="Arial" w:hAnsi="Arial"/>
                 <w:b w:val="0"/>
-                <w:sz w:val="19"/>
+                <w:color w:val="000000"/>
+                <w:sz w:val="20"/>
               </w:rPr>
               <w:t>120/500</w:t>
             </w:r>
@@ -2355,15 +2977,21 @@
               <w:left w:val="single" w:sz="4" w:color="D4CEC2"/>
               <w:right w:val="single" w:sz="4" w:color="D4CEC2"/>
             </w:tcBorders>
+            <w:vAlign w:val="center"/>
           </w:tcPr>
           <w:p>
             <w:pPr>
-              <w:spacing w:after="80" w:before="80"/>
+              <w:keepNext w:val="0"/>
+              <w:keepLines/>
+              <w:spacing w:after="60" w:before="60" w:line="259" w:lineRule="auto"/>
+              <w:jc w:val="left"/>
             </w:pPr>
             <w:r>
               <w:rPr>
+                <w:rFonts w:ascii="Arial" w:hAnsi="Arial"/>
                 <w:b w:val="0"/>
-                <w:sz w:val="19"/>
+                <w:color w:val="000000"/>
+                <w:sz w:val="20"/>
               </w:rPr>
               <w:t>Khoảng trắng</w:t>
             </w:r>
@@ -2379,15 +3007,21 @@
               <w:left w:val="single" w:sz="4" w:color="D4CEC2"/>
               <w:right w:val="single" w:sz="4" w:color="D4CEC2"/>
             </w:tcBorders>
+            <w:vAlign w:val="center"/>
           </w:tcPr>
           <w:p>
             <w:pPr>
-              <w:spacing w:after="80" w:before="80"/>
+              <w:keepNext w:val="0"/>
+              <w:keepLines/>
+              <w:spacing w:after="60" w:before="60" w:line="259" w:lineRule="auto"/>
+              <w:jc w:val="right"/>
             </w:pPr>
             <w:r>
               <w:rPr>
+                <w:rFonts w:ascii="Arial" w:hAnsi="Arial"/>
                 <w:b w:val="0"/>
-                <w:sz w:val="19"/>
+                <w:color w:val="000000"/>
+                <w:sz w:val="20"/>
               </w:rPr>
               <w:t>0,3124</w:t>
             </w:r>
@@ -2403,15 +3037,21 @@
               <w:left w:val="single" w:sz="4" w:color="D4CEC2"/>
               <w:right w:val="single" w:sz="4" w:color="D4CEC2"/>
             </w:tcBorders>
+            <w:vAlign w:val="center"/>
           </w:tcPr>
           <w:p>
             <w:pPr>
-              <w:spacing w:after="80" w:before="80"/>
+              <w:keepNext w:val="0"/>
+              <w:keepLines/>
+              <w:spacing w:after="60" w:before="60" w:line="259" w:lineRule="auto"/>
+              <w:jc w:val="right"/>
             </w:pPr>
             <w:r>
               <w:rPr>
+                <w:rFonts w:ascii="Arial" w:hAnsi="Arial"/>
                 <w:b w:val="0"/>
-                <w:sz w:val="19"/>
+                <w:color w:val="000000"/>
+                <w:sz w:val="20"/>
               </w:rPr>
               <w:t>0,1796</w:t>
             </w:r>
@@ -2427,15 +3067,21 @@
               <w:left w:val="single" w:sz="4" w:color="D4CEC2"/>
               <w:right w:val="single" w:sz="4" w:color="D4CEC2"/>
             </w:tcBorders>
+            <w:vAlign w:val="center"/>
           </w:tcPr>
           <w:p>
             <w:pPr>
-              <w:spacing w:after="80" w:before="80"/>
+              <w:keepNext w:val="0"/>
+              <w:keepLines/>
+              <w:spacing w:after="60" w:before="60" w:line="259" w:lineRule="auto"/>
+              <w:jc w:val="right"/>
             </w:pPr>
             <w:r>
               <w:rPr>
+                <w:rFonts w:ascii="Arial" w:hAnsi="Arial"/>
                 <w:b w:val="0"/>
-                <w:sz w:val="19"/>
+                <w:color w:val="000000"/>
+                <w:sz w:val="20"/>
               </w:rPr>
               <w:t>0,2560</w:t>
             </w:r>
@@ -2451,15 +3097,21 @@
               <w:left w:val="single" w:sz="4" w:color="D4CEC2"/>
               <w:right w:val="single" w:sz="4" w:color="D4CEC2"/>
             </w:tcBorders>
+            <w:vAlign w:val="center"/>
           </w:tcPr>
           <w:p>
             <w:pPr>
-              <w:spacing w:after="80" w:before="80"/>
+              <w:keepNext w:val="0"/>
+              <w:keepLines/>
+              <w:spacing w:after="60" w:before="60" w:line="259" w:lineRule="auto"/>
+              <w:jc w:val="right"/>
             </w:pPr>
             <w:r>
               <w:rPr>
+                <w:rFonts w:ascii="Arial" w:hAnsi="Arial"/>
                 <w:b w:val="0"/>
-                <w:sz w:val="19"/>
+                <w:color w:val="000000"/>
+                <w:sz w:val="20"/>
               </w:rPr>
               <w:t>38/500</w:t>
             </w:r>
@@ -2469,12 +3121,23 @@
     </w:tbl>
     <w:p>
       <w:pPr>
+        <w:keepLines/>
+        <w:widowControl/>
         <w:spacing w:after="40"/>
+        <w:jc w:val="left"/>
       </w:pPr>
     </w:p>
     <w:p>
+      <w:pPr>
+        <w:keepLines/>
+        <w:widowControl/>
+        <w:jc w:val="left"/>
+      </w:pPr>
       <w:r>
-        <w:t>ROUGE tăng không chứng minh factuality tốt hơn. Rà soát sơ bộ bằng AI trên 20 bài trong mẫu xác nhận 100 bài vẫn phát hiện nhánh B trộn sự kiện hoặc đảo vai người. Chưa có hai người chấm độc lập trên toàn mẫu. Mẫu 500 chứa các mẫu nhỏ trước đó, không phải tập kiểm chứng độc lập. Chi tiết thiết kế và kết quả: docs/VIT5_INPUT_AB.md và docs/VIT5_CONFIRM100.md.</w:t>
+        <w:rPr>
+          <w:color w:val="000000"/>
+        </w:rPr>
+        <w:t>Điểm tăng không chứng minh độ chính xác về sự kiện tốt hơn. Rà soát sơ bộ bằng AI trên 20 bài trong mẫu xác nhận 100 bài vẫn phát hiện nhánh B trộn sự kiện hoặc đảo vai người. Chưa có hai người chấm độc lập trên toàn mẫu. Mẫu 500 chứa các mẫu nhỏ trước đó, không phải tập kiểm chứng độc lập. Thiết kế, danh sách ID và kết quả nằm trong docs/VIT5_INPUT_AB.md và docs/VIT5_CONFIRM100.md.</w:t>
       </w:r>
     </w:p>
     <w:p>
@@ -2482,23 +3145,36 @@
         <w:pStyle w:val="Heading1"/>
       </w:pPr>
       <w:r>
-        <w:t>7 Phân tích lỗi (100 bài rà soát định tính)</w:t>
+        <w:rPr>
+          <w:color w:val="000000"/>
+        </w:rPr>
+        <w:t>7 Phân tích lỗi trên 100 bài</w:t>
       </w:r>
     </w:p>
     <w:p>
       <w:pPr>
-        <w:jc w:val="both"/>
+        <w:keepLines/>
+        <w:widowControl/>
+        <w:jc w:val="left"/>
       </w:pPr>
       <w:r>
-        <w:t>Đối chiếu gold, thân bài và ba hệ trên đủ 100 bài 000001–000100. ViT5 sai hoặc gán nhầm sự kiện so với thân bài ở 24 bài. Một lượt đọc, không phải hai người chấm. Chi tiết: results/error_analysis.md. Đối chiếu số ghi nhận 7 bài sai hoặc gán nhầm số và 13 bài sót số then chốt của gold. Các nhóm có thể giao nhau; 64 bài do regex phát hiện lệch số là ứng viên kiểm tra, không phải tỷ lệ lỗi đã xác nhận.</w:t>
+        <w:rPr>
+          <w:color w:val="000000"/>
+        </w:rPr>
+        <w:t>Danh sách phân tích lỗi trên các bài 000001 đến 000100 ghi nhận ít nhất 25 bài ViT5 có chi tiết sai, không được thân bài hỗ trợ hoặc thực thể bị biến dạng. Bài 000051 được bổ sung sau khi đối chiếu lại: thân bài nêu con trai 3 tuổi, còn ViT5 sinh con gái 3 tuổi. Đây là phân tích định tính một lượt, chưa phải bộ nhãn do hai người chấm độc lập; không coi các bài còn lại là hoàn toàn đúng. Đối chiếu số đã phân loại 7 trường hợp sai hoặc gán nhầm số và 13 trường hợp sót số then chốt của gold. Nhóm báo riêng các hiện tượng này, không dùng 64 ứng viên do regex phát hiện lệch số làm tỷ lệ lỗi.</w:t>
       </w:r>
     </w:p>
     <w:p>
       <w:pPr>
         <w:pStyle w:val="Caption"/>
+        <w:keepNext/>
+        <w:keepLines/>
       </w:pPr>
       <w:r>
-        <w:t>Bảng 2. Ba ví dụ ViT5 sai sự thật dù ROUGE có thể không thấp.</w:t>
+        <w:rPr>
+          <w:color w:val="000000"/>
+        </w:rPr>
+        <w:t>Bảng 5  Ví dụ lỗi nội dung của ViT5</w:t>
       </w:r>
     </w:p>
     <w:tbl>
@@ -2528,18 +3204,23 @@
               <w:left w:val="single" w:sz="4" w:color="D4CEC2"/>
               <w:right w:val="single" w:sz="4" w:color="D4CEC2"/>
             </w:tcBorders>
+            <w:vAlign w:val="center"/>
           </w:tcPr>
           <w:p>
             <w:pPr>
               <w:keepNext/>
-              <w:spacing w:after="80" w:before="80"/>
+              <w:keepLines/>
+              <w:spacing w:line="259" w:lineRule="auto" w:before="60" w:after="60"/>
+              <w:jc w:val="left"/>
             </w:pPr>
             <w:r>
               <w:rPr>
+                <w:rFonts w:ascii="Arial" w:hAnsi="Arial"/>
                 <w:b/>
-                <w:sz w:val="19"/>
+                <w:color w:val="000000"/>
+                <w:sz w:val="20"/>
               </w:rPr>
-              <w:t>Id</w:t>
+              <w:t>ID</w:t>
             </w:r>
           </w:p>
         </w:tc>
@@ -2553,18 +3234,23 @@
               <w:left w:val="single" w:sz="4" w:color="D4CEC2"/>
               <w:right w:val="single" w:sz="4" w:color="D4CEC2"/>
             </w:tcBorders>
+            <w:vAlign w:val="center"/>
           </w:tcPr>
           <w:p>
             <w:pPr>
               <w:keepNext/>
-              <w:spacing w:after="80" w:before="80"/>
+              <w:keepLines/>
+              <w:spacing w:line="259" w:lineRule="auto" w:before="60" w:after="60"/>
+              <w:jc w:val="left"/>
             </w:pPr>
             <w:r>
               <w:rPr>
+                <w:rFonts w:ascii="Arial" w:hAnsi="Arial"/>
                 <w:b/>
-                <w:sz w:val="19"/>
+                <w:color w:val="000000"/>
+                <w:sz w:val="20"/>
               </w:rPr>
-              <w:t>Gold</w:t>
+              <w:t>Thông tin gốc</w:t>
             </w:r>
           </w:p>
         </w:tc>
@@ -2578,16 +3264,21 @@
               <w:left w:val="single" w:sz="4" w:color="D4CEC2"/>
               <w:right w:val="single" w:sz="4" w:color="D4CEC2"/>
             </w:tcBorders>
+            <w:vAlign w:val="center"/>
           </w:tcPr>
           <w:p>
             <w:pPr>
               <w:keepNext/>
-              <w:spacing w:after="80" w:before="80"/>
+              <w:keepLines/>
+              <w:spacing w:after="60" w:before="60" w:line="259" w:lineRule="auto"/>
+              <w:jc w:val="left"/>
             </w:pPr>
             <w:r>
               <w:rPr>
+                <w:rFonts w:ascii="Arial" w:hAnsi="Arial"/>
                 <w:b/>
-                <w:sz w:val="19"/>
+                <w:color w:val="000000"/>
+                <w:sz w:val="20"/>
               </w:rPr>
               <w:t>ViT5</w:t>
             </w:r>
@@ -2603,18 +3294,23 @@
               <w:left w:val="single" w:sz="4" w:color="D4CEC2"/>
               <w:right w:val="single" w:sz="4" w:color="D4CEC2"/>
             </w:tcBorders>
+            <w:vAlign w:val="center"/>
           </w:tcPr>
           <w:p>
             <w:pPr>
               <w:keepNext/>
-              <w:spacing w:after="80" w:before="80"/>
+              <w:keepLines/>
+              <w:spacing w:line="259" w:lineRule="auto" w:before="60" w:after="60"/>
+              <w:jc w:val="left"/>
             </w:pPr>
             <w:r>
               <w:rPr>
+                <w:rFonts w:ascii="Arial" w:hAnsi="Arial"/>
                 <w:b/>
-                <w:sz w:val="19"/>
+                <w:color w:val="000000"/>
+                <w:sz w:val="20"/>
               </w:rPr>
-              <w:t>Lỗi</w:t>
+              <w:t>Loại lỗi</w:t>
             </w:r>
           </w:p>
         </w:tc>
@@ -2633,16 +3329,21 @@
               <w:left w:val="single" w:sz="4" w:color="D4CEC2"/>
               <w:right w:val="single" w:sz="4" w:color="D4CEC2"/>
             </w:tcBorders>
+            <w:vAlign w:val="center"/>
           </w:tcPr>
           <w:p>
             <w:pPr>
               <w:keepNext/>
-              <w:spacing w:after="80" w:before="80"/>
+              <w:keepLines/>
+              <w:spacing w:line="259" w:lineRule="auto" w:before="60" w:after="60"/>
+              <w:jc w:val="left"/>
             </w:pPr>
             <w:r>
               <w:rPr>
+                <w:rFonts w:ascii="Arial" w:hAnsi="Arial"/>
                 <w:b w:val="0"/>
-                <w:sz w:val="19"/>
+                <w:color w:val="000000"/>
+                <w:sz w:val="20"/>
               </w:rPr>
               <w:t>000001</w:t>
             </w:r>
@@ -2658,18 +3359,23 @@
               <w:left w:val="single" w:sz="4" w:color="D4CEC2"/>
               <w:right w:val="single" w:sz="4" w:color="D4CEC2"/>
             </w:tcBorders>
+            <w:vAlign w:val="center"/>
           </w:tcPr>
           <w:p>
             <w:pPr>
               <w:keepNext/>
-              <w:spacing w:after="80" w:before="80"/>
+              <w:keepLines/>
+              <w:spacing w:line="259" w:lineRule="auto" w:before="60" w:after="60"/>
+              <w:jc w:val="left"/>
             </w:pPr>
             <w:r>
               <w:rPr>
+                <w:rFonts w:ascii="Arial" w:hAnsi="Arial"/>
                 <w:b w:val="0"/>
-                <w:sz w:val="19"/>
+                <w:color w:val="000000"/>
+                <w:sz w:val="20"/>
               </w:rPr>
-              <w:t>Hồ Xuân Huy, 12 năm tù (Đà Nẵng).</w:t>
+              <w:t>Gold: Hồ Xuân Huy, 12 năm tù. Thân bài gọi nhân vật là Huy.</w:t>
             </w:r>
           </w:p>
         </w:tc>
@@ -2683,18 +3389,23 @@
               <w:left w:val="single" w:sz="4" w:color="D4CEC2"/>
               <w:right w:val="single" w:sz="4" w:color="D4CEC2"/>
             </w:tcBorders>
+            <w:vAlign w:val="center"/>
           </w:tcPr>
           <w:p>
             <w:pPr>
               <w:keepNext/>
-              <w:spacing w:after="80" w:before="80"/>
+              <w:keepLines/>
+              <w:spacing w:line="259" w:lineRule="auto" w:before="60" w:after="60"/>
+              <w:jc w:val="left"/>
             </w:pPr>
             <w:r>
               <w:rPr>
+                <w:rFonts w:ascii="Arial" w:hAnsi="Arial"/>
                 <w:b w:val="0"/>
-                <w:sz w:val="19"/>
+                <w:color w:val="000000"/>
+                <w:sz w:val="20"/>
               </w:rPr>
-              <w:t>Bùi Quang Huy / Vũ nhôm, 3,2 tỷ.</w:t>
+              <w:t>Bùi Quang Huy, tức Vũ “nhôm”.</w:t>
             </w:r>
           </w:p>
         </w:tc>
@@ -2708,18 +3419,23 @@
               <w:left w:val="single" w:sz="4" w:color="D4CEC2"/>
               <w:right w:val="single" w:sz="4" w:color="D4CEC2"/>
             </w:tcBorders>
+            <w:vAlign w:val="center"/>
           </w:tcPr>
           <w:p>
             <w:pPr>
               <w:keepNext/>
-              <w:spacing w:after="80" w:before="80"/>
+              <w:keepLines/>
+              <w:spacing w:line="259" w:lineRule="auto" w:before="60" w:after="60"/>
+              <w:jc w:val="left"/>
             </w:pPr>
             <w:r>
               <w:rPr>
+                <w:rFonts w:ascii="Arial" w:hAnsi="Arial"/>
                 <w:b w:val="0"/>
-                <w:sz w:val="19"/>
+                <w:color w:val="000000"/>
+                <w:sz w:val="20"/>
               </w:rPr>
-              <w:t>Sai tên</w:t>
+              <w:t>Tên không được thân bài hỗ trợ</w:t>
             </w:r>
           </w:p>
         </w:tc>
@@ -2738,16 +3454,21 @@
               <w:left w:val="single" w:sz="4" w:color="D4CEC2"/>
               <w:right w:val="single" w:sz="4" w:color="D4CEC2"/>
             </w:tcBorders>
+            <w:vAlign w:val="center"/>
           </w:tcPr>
           <w:p>
             <w:pPr>
               <w:keepNext/>
-              <w:spacing w:after="80" w:before="80"/>
+              <w:keepLines/>
+              <w:spacing w:line="259" w:lineRule="auto" w:before="60" w:after="60"/>
+              <w:jc w:val="left"/>
             </w:pPr>
             <w:r>
               <w:rPr>
+                <w:rFonts w:ascii="Arial" w:hAnsi="Arial"/>
                 <w:b w:val="0"/>
-                <w:sz w:val="19"/>
+                <w:color w:val="000000"/>
+                <w:sz w:val="20"/>
               </w:rPr>
               <w:t>000011</w:t>
             </w:r>
@@ -2763,18 +3484,23 @@
               <w:left w:val="single" w:sz="4" w:color="D4CEC2"/>
               <w:right w:val="single" w:sz="4" w:color="D4CEC2"/>
             </w:tcBorders>
+            <w:vAlign w:val="center"/>
           </w:tcPr>
           <w:p>
             <w:pPr>
               <w:keepNext/>
-              <w:spacing w:after="80" w:before="80"/>
+              <w:keepLines/>
+              <w:spacing w:line="259" w:lineRule="auto" w:before="60" w:after="60"/>
+              <w:jc w:val="left"/>
             </w:pPr>
             <w:r>
               <w:rPr>
+                <w:rFonts w:ascii="Arial" w:hAnsi="Arial"/>
                 <w:b w:val="0"/>
-                <w:sz w:val="19"/>
+                <w:color w:val="000000"/>
+                <w:sz w:val="20"/>
               </w:rPr>
-              <w:t>Trộm máy ủi, bán, mua dây chuyền.</w:t>
+              <w:t>Thân bài: Tú thuê xe cẩu chở máy ủi rồi bán.</w:t>
             </w:r>
           </w:p>
         </w:tc>
@@ -2788,18 +3514,23 @@
               <w:left w:val="single" w:sz="4" w:color="D4CEC2"/>
               <w:right w:val="single" w:sz="4" w:color="D4CEC2"/>
             </w:tcBorders>
+            <w:vAlign w:val="center"/>
           </w:tcPr>
           <w:p>
             <w:pPr>
               <w:keepNext/>
-              <w:spacing w:after="80" w:before="80"/>
+              <w:keepLines/>
+              <w:spacing w:line="259" w:lineRule="auto" w:before="60" w:after="60"/>
+              <w:jc w:val="left"/>
             </w:pPr>
             <w:r>
               <w:rPr>
+                <w:rFonts w:ascii="Arial" w:hAnsi="Arial"/>
                 <w:b w:val="0"/>
-                <w:sz w:val="19"/>
+                <w:color w:val="000000"/>
+                <w:sz w:val="20"/>
               </w:rPr>
-              <w:t>“Xe bồn”, thuê sửa chữa.</w:t>
+              <w:t>Tú trộm được xe bồn.</w:t>
             </w:r>
           </w:p>
         </w:tc>
@@ -2813,18 +3544,23 @@
               <w:left w:val="single" w:sz="4" w:color="D4CEC2"/>
               <w:right w:val="single" w:sz="4" w:color="D4CEC2"/>
             </w:tcBorders>
+            <w:vAlign w:val="center"/>
           </w:tcPr>
           <w:p>
             <w:pPr>
               <w:keepNext/>
-              <w:spacing w:after="80" w:before="80"/>
+              <w:keepLines/>
+              <w:spacing w:line="259" w:lineRule="auto" w:before="60" w:after="60"/>
+              <w:jc w:val="left"/>
             </w:pPr>
             <w:r>
               <w:rPr>
+                <w:rFonts w:ascii="Arial" w:hAnsi="Arial"/>
                 <w:b w:val="0"/>
-                <w:sz w:val="19"/>
+                <w:color w:val="000000"/>
+                <w:sz w:val="20"/>
               </w:rPr>
-              <w:t>Bịa đối tượng</w:t>
+              <w:t>Đổi loại tài sản</w:t>
             </w:r>
           </w:p>
         </w:tc>
@@ -2843,15 +3579,21 @@
               <w:left w:val="single" w:sz="4" w:color="D4CEC2"/>
               <w:right w:val="single" w:sz="4" w:color="D4CEC2"/>
             </w:tcBorders>
+            <w:vAlign w:val="center"/>
           </w:tcPr>
           <w:p>
             <w:pPr>
-              <w:spacing w:after="80" w:before="80"/>
+              <w:keepNext/>
+              <w:keepLines/>
+              <w:spacing w:line="259" w:lineRule="auto" w:before="60" w:after="60"/>
+              <w:jc w:val="left"/>
             </w:pPr>
             <w:r>
               <w:rPr>
+                <w:rFonts w:ascii="Arial" w:hAnsi="Arial"/>
                 <w:b w:val="0"/>
-                <w:sz w:val="19"/>
+                <w:color w:val="000000"/>
+                <w:sz w:val="20"/>
               </w:rPr>
               <w:t>000036</w:t>
             </w:r>
@@ -2867,17 +3609,23 @@
               <w:left w:val="single" w:sz="4" w:color="D4CEC2"/>
               <w:right w:val="single" w:sz="4" w:color="D4CEC2"/>
             </w:tcBorders>
+            <w:vAlign w:val="center"/>
           </w:tcPr>
           <w:p>
             <w:pPr>
-              <w:spacing w:after="80" w:before="80"/>
+              <w:keepNext/>
+              <w:keepLines/>
+              <w:spacing w:line="259" w:lineRule="auto" w:before="60" w:after="60"/>
+              <w:jc w:val="left"/>
             </w:pPr>
             <w:r>
               <w:rPr>
+                <w:rFonts w:ascii="Arial" w:hAnsi="Arial"/>
                 <w:b w:val="0"/>
-                <w:sz w:val="19"/>
+                <w:color w:val="000000"/>
+                <w:sz w:val="20"/>
               </w:rPr>
-              <w:t>Vĩnh chối Rolex 7.000 USD.</w:t>
+              <w:t>Thân bài: Nguyễn Văn Dương khai cho ông Vĩnh 27 tỷ đồng.</w:t>
             </w:r>
           </w:p>
         </w:tc>
@@ -2891,17 +3639,23 @@
               <w:left w:val="single" w:sz="4" w:color="D4CEC2"/>
               <w:right w:val="single" w:sz="4" w:color="D4CEC2"/>
             </w:tcBorders>
+            <w:vAlign w:val="center"/>
           </w:tcPr>
           <w:p>
             <w:pPr>
-              <w:spacing w:after="80" w:before="80"/>
+              <w:keepNext/>
+              <w:keepLines/>
+              <w:spacing w:line="259" w:lineRule="auto" w:before="60" w:after="60"/>
+              <w:jc w:val="left"/>
             </w:pPr>
             <w:r>
               <w:rPr>
+                <w:rFonts w:ascii="Arial" w:hAnsi="Arial"/>
                 <w:b w:val="0"/>
-                <w:sz w:val="19"/>
+                <w:color w:val="000000"/>
+                <w:sz w:val="20"/>
               </w:rPr>
-              <w:t>Vĩnh “khai cho ông Vĩnh” 27 tỷ.</w:t>
+              <w:t>Ông Vĩnh khai cho ông Vĩnh 27 tỷ đồng.</w:t>
             </w:r>
           </w:p>
         </w:tc>
@@ -2915,17 +3669,140 @@
               <w:left w:val="single" w:sz="4" w:color="D4CEC2"/>
               <w:right w:val="single" w:sz="4" w:color="D4CEC2"/>
             </w:tcBorders>
+            <w:vAlign w:val="center"/>
           </w:tcPr>
           <w:p>
             <w:pPr>
-              <w:spacing w:after="80" w:before="80"/>
+              <w:keepNext/>
+              <w:keepLines/>
+              <w:spacing w:line="259" w:lineRule="auto" w:before="60" w:after="60"/>
+              <w:jc w:val="left"/>
             </w:pPr>
             <w:r>
               <w:rPr>
+                <w:rFonts w:ascii="Arial" w:hAnsi="Arial"/>
                 <w:b w:val="0"/>
-                <w:sz w:val="19"/>
+                <w:color w:val="000000"/>
+                <w:sz w:val="20"/>
               </w:rPr>
-              <w:t>Gán nhầm lời Dương</w:t>
+              <w:t>Gán nhầm người khai</w:t>
+            </w:r>
+          </w:p>
+        </w:tc>
+      </w:tr>
+      <w:tr>
+        <w:trPr>
+          <w:cantSplit/>
+        </w:trPr>
+        <w:tc>
+          <w:tcPr>
+            <w:tcW w:type="dxa" w:w="1442"/>
+            <w:tcBorders>
+              <w:top w:val="single" w:sz="4" w:color="D4CEC2"/>
+              <w:bottom w:val="single" w:sz="4" w:color="D4CEC2"/>
+              <w:left w:val="single" w:sz="4" w:color="D4CEC2"/>
+              <w:right w:val="single" w:sz="4" w:color="D4CEC2"/>
+            </w:tcBorders>
+          </w:tcPr>
+          <w:p>
+            <w:pPr>
+              <w:keepNext w:val="0"/>
+              <w:keepLines/>
+              <w:spacing w:line="259" w:lineRule="auto" w:before="60" w:after="60"/>
+              <w:jc w:val="left"/>
+            </w:pPr>
+            <w:r>
+              <w:rPr>
+                <w:rFonts w:ascii="Arial" w:hAnsi="Arial"/>
+                <w:b w:val="0"/>
+                <w:color w:val="000000"/>
+                <w:sz w:val="20"/>
+              </w:rPr>
+              <w:t>000051</w:t>
+            </w:r>
+          </w:p>
+        </w:tc>
+        <w:tc>
+          <w:tcPr>
+            <w:tcW w:type="dxa" w:w="3016"/>
+            <w:tcBorders>
+              <w:top w:val="single" w:sz="4" w:color="D4CEC2"/>
+              <w:bottom w:val="single" w:sz="4" w:color="D4CEC2"/>
+              <w:left w:val="single" w:sz="4" w:color="D4CEC2"/>
+              <w:right w:val="single" w:sz="4" w:color="D4CEC2"/>
+            </w:tcBorders>
+          </w:tcPr>
+          <w:p>
+            <w:pPr>
+              <w:keepNext w:val="0"/>
+              <w:keepLines/>
+              <w:spacing w:line="259" w:lineRule="auto" w:before="60" w:after="60"/>
+              <w:jc w:val="left"/>
+            </w:pPr>
+            <w:r>
+              <w:rPr>
+                <w:rFonts w:ascii="Arial" w:hAnsi="Arial"/>
+                <w:b w:val="0"/>
+                <w:color w:val="000000"/>
+                <w:sz w:val="20"/>
+              </w:rPr>
+              <w:t>Thân bài: con trai 3 tuổi bị bỏng trong vụ nổ micro.</w:t>
+            </w:r>
+          </w:p>
+        </w:tc>
+        <w:tc>
+          <w:tcPr>
+            <w:tcW w:type="dxa" w:w="3016"/>
+            <w:tcBorders>
+              <w:top w:val="single" w:sz="4" w:color="D4CEC2"/>
+              <w:bottom w:val="single" w:sz="4" w:color="D4CEC2"/>
+              <w:left w:val="single" w:sz="4" w:color="D4CEC2"/>
+              <w:right w:val="single" w:sz="4" w:color="D4CEC2"/>
+            </w:tcBorders>
+          </w:tcPr>
+          <w:p>
+            <w:pPr>
+              <w:keepNext w:val="0"/>
+              <w:keepLines/>
+              <w:spacing w:line="259" w:lineRule="auto" w:before="60" w:after="60"/>
+              <w:jc w:val="left"/>
+            </w:pPr>
+            <w:r>
+              <w:rPr>
+                <w:rFonts w:ascii="Arial" w:hAnsi="Arial"/>
+                <w:b w:val="0"/>
+                <w:color w:val="000000"/>
+                <w:sz w:val="20"/>
+              </w:rPr>
+              <w:t>Con gái 3 tuổi.</w:t>
+            </w:r>
+          </w:p>
+        </w:tc>
+        <w:tc>
+          <w:tcPr>
+            <w:tcW w:type="dxa" w:w="2164"/>
+            <w:tcBorders>
+              <w:top w:val="single" w:sz="4" w:color="D4CEC2"/>
+              <w:bottom w:val="single" w:sz="4" w:color="D4CEC2"/>
+              <w:left w:val="single" w:sz="4" w:color="D4CEC2"/>
+              <w:right w:val="single" w:sz="4" w:color="D4CEC2"/>
+            </w:tcBorders>
+          </w:tcPr>
+          <w:p>
+            <w:pPr>
+              <w:keepNext w:val="0"/>
+              <w:keepLines/>
+              <w:spacing w:line="259" w:lineRule="auto" w:before="60" w:after="60"/>
+              <w:jc w:val="left"/>
+            </w:pPr>
+            <w:r>
+              <w:rPr>
+                <w:rFonts w:ascii="Arial" w:hAnsi="Arial"/>
+                <w:b w:val="0"/>
+                <w:color w:val="000000"/>
+                <w:sz w:val="20"/>
+              </w:rPr>
+              <w:t>Đổi giới tính nhân vật</w:t>
             </w:r>
           </w:p>
         </w:tc>
@@ -2933,23 +3810,74 @@
     </w:tbl>
     <w:p>
       <w:pPr>
+        <w:keepLines/>
+        <w:widowControl/>
         <w:spacing w:after="40"/>
+        <w:jc w:val="left"/>
       </w:pPr>
     </w:p>
     <w:p>
       <w:pPr>
-        <w:jc w:val="both"/>
+        <w:keepLines/>
+        <w:widowControl/>
+        <w:jc w:val="left"/>
       </w:pPr>
       <w:r>
-        <w:t>Ngoài ra: 000003 ViT5 đảo polarity (“dung dịch chất lượng tốt” trong bài điều tra quảng cáo); 000015 ViT5 đảo người đâm; 000051 Lead-3 gần như không nêu vụ nổ micro; 000066 (bản tin 24h, nhiều tin/bài) cả ba hệ đều cắt, lặp hoặc trộn tin. Lead-3 ít bịa vì lấy câu sẵn có, nhưng hay lệch gold khi gold là kết luận phiên toà hoặc sapo. TextRank đôi khi lấy câu chú thích ảnh hoặc nhảy chuyên án.</w:t>
+        <w:rPr>
+          <w:color w:val="000000"/>
+        </w:rPr>
+        <w:t>Ở bài 000003, ViT5 thêm nhận định tích cực về chất lượng dung dịch trong một bài điều tra quảng cáo. Ở bài 000015, mô hình đảo vai người đâm và nạn nhân. Với bài 000066 gồm nhiều bản tin, các hệ có thể bỏ ý, lặp hoặc trộn sự kiện. Lead-3 và TextRank giữ câu từ nguồn nhưng vẫn có thể thiếu ngữ cảnh, lấy chú thích ảnh hoặc lệch trọng tâm của gold.</w:t>
       </w:r>
     </w:p>
     <w:p>
       <w:pPr>
-        <w:jc w:val="both"/>
+        <w:keepLines/>
+        <w:widowControl/>
+        <w:jc w:val="left"/>
       </w:pPr>
       <w:r>
-        <w:t>ROUGE cao hơn không chứng minh bản tóm tắt đúng tên, số hoặc quan hệ giữa các sự kiện. Cần đối chiếu output với thân bài. Gold chỉ là tham chiếu cho điểm số và có thể chứa thông tin không xuất hiện trong body.</w:t>
+        <w:rPr>
+          <w:color w:val="000000"/>
+        </w:rPr>
+        <w:t>Đối chiếu factuality phải dựa vào thân bài, không chỉ gold. Chẳng hạn ở bài 000001, tên đầy đủ và mức án nằm trong gold, còn thân bài chủ yếu gọi nhân vật là Huy. Vì gold có thể chứa thông tin không xuất hiện trong đầu vào, trùng gold và được thân bài hỗ trợ là hai tiêu chí cần phân biệt. Bằng chứng từng trường hợp nằm trong results/error_analysis.md và results/number_diff_verified.md.</w:t>
+      </w:r>
+    </w:p>
+    <w:p>
+      <w:pPr>
+        <w:pStyle w:val="Heading1"/>
+        <w:pageBreakBefore/>
+      </w:pPr>
+      <w:r>
+        <w:rPr>
+          <w:color w:val="000000"/>
+        </w:rPr>
+        <w:t>8 Demo</w:t>
+      </w:r>
+    </w:p>
+    <w:p>
+      <w:pPr>
+        <w:keepLines/>
+        <w:widowControl/>
+        <w:jc w:val="left"/>
+      </w:pPr>
+      <w:r>
+        <w:rPr>
+          <w:color w:val="000000"/>
+        </w:rPr>
+        <w:t>Demo Gradio hiển thị Lead-3, TextRank và ViT5 trên cùng một trong 500 bài, kèm ROUGE từng bài. Lead-3 và TextRank tính trên CPU; ViT5 đọc output đã lưu trong results/preds_500.json, không chạy mô hình trực tiếp. Mục A/B cho phép đối chiếu hai cách chuẩn bị đầu vào và xem thân bài để kiểm chứng.</w:t>
+      </w:r>
+    </w:p>
+    <w:p>
+      <w:pPr>
+        <w:keepLines/>
+        <w:widowControl/>
+        <w:jc w:val="left"/>
+      </w:pPr>
+      <w:r>
+        <w:rPr>
+          <w:color w:val="000000"/>
+        </w:rPr>
+        <w:t>Để chạy demo, build image bằng docker build -t vietnews-demo . rồi chạy docker run --rm -p 7860:7860 vietnews-demo. Truy cập http://127.0.0.1:7860. Image cần mạng khi build để tải dữ liệu; demo đọc các kết quả ViT5 đã có. Quy trình chi tiết và cách chạy Python nằm trong README.md.</w:t>
       </w:r>
     </w:p>
     <w:p>
@@ -2957,15 +3885,36 @@
         <w:pStyle w:val="Heading1"/>
       </w:pPr>
       <w:r>
-        <w:t>8 Demo</w:t>
+        <w:rPr>
+          <w:color w:val="000000"/>
+        </w:rPr>
+        <w:t>9 Kết luận và hạn chế</w:t>
       </w:r>
     </w:p>
     <w:p>
       <w:pPr>
-        <w:jc w:val="both"/>
+        <w:keepLines/>
+        <w:widowControl/>
+        <w:jc w:val="left"/>
       </w:pPr>
       <w:r>
-        <w:t>Ứng dụng Gradio ba cột (Lead-3 | TextRank | ViT5) trên 500 bài đầu, kèm ROUGE từng bài. ViT5 lấy từ results/preds_500.json, không gọi GPU lúc demo. Chạy demo: docker run --rm -p 7860:7860 vietnews-demo. Địa chỉ: http://127.0.0.1:7860.</w:t>
+        <w:rPr>
+          <w:color w:val="000000"/>
+        </w:rPr>
+        <w:t>Trên mẫu 500 bài, ViT5 có ROUGE cao nhất trong các hệ thực tế đã đánh giá; Lead-1 là baseline mạnh. Phân tích định tính vẫn ghi nhận ít nhất 25 bài ViT5 có lỗi nội dung hoặc biến dạng thực thể trên 100 bài đầu. Vì vậy, điểm ROUGE cần đi kèm đối chiếu bản tóm tắt với nguồn. Rút trích giữ nguyên câu nhưng vẫn có thể bỏ ý hoặc làm mất ngữ cảnh.</w:t>
+      </w:r>
+    </w:p>
+    <w:p>
+      <w:pPr>
+        <w:keepLines/>
+        <w:widowControl/>
+        <w:jc w:val="left"/>
+      </w:pPr>
+      <w:r>
+        <w:rPr>
+          <w:color w:val="000000"/>
+        </w:rPr>
+        <w:t>Kết quả có các giới hạn: mẫu không ngẫu nhiên; chưa kiểm định ý nghĩa thống kê; phân tích lỗi chưa có hai người chấm độc lập; chưa đo độ trễ đầu-cuối hoặc đánh giá khả năng khái quát sang miền khác. Cách tách câu theo dòng còn chịu ảnh hưởng của tên viết tắt và chú thích ảnh. Checkpoint được fine-tune trên Vietnews, nhưng thông tin này không tự chứng minh các bài test đã xuất hiện trong huấn luyện. Các bổ sung phù hợp là chuẩn hóa bộ nhãn lỗi, kiểm tra độ ổn định của chênh lệch ROUGE và thử phương pháp tách câu tốt hơn trên một tập đánh giá riêng.</w:t>
       </w:r>
     </w:p>
     <w:p>
@@ -2973,70 +3922,107 @@
         <w:pStyle w:val="Heading1"/>
       </w:pPr>
       <w:r>
-        <w:t>9 Kết luận và hạn chế</w:t>
+        <w:rPr>
+          <w:color w:val="000000"/>
+        </w:rPr>
+        <w:t>10 Tài liệu tham khảo</w:t>
       </w:r>
     </w:p>
     <w:p>
       <w:pPr>
-        <w:jc w:val="both"/>
+        <w:keepLines/>
+        <w:widowControl/>
+        <w:ind w:left="340" w:hanging="340"/>
+        <w:jc w:val="left"/>
       </w:pPr>
       <w:r>
-        <w:t>Trên 100 bài, ViT5 ROUGE cao hơn Lead-3 và TextRank một chút; trên 500 bài hơn Lead-1 một chút (0,2784 vs 0,2719). Rà soát định tính 100 bài: ViT5 vẫn sai hoặc gán nhầm ở 24 bài. Rút trích giữ câu trong body nhưng vẫn có thể thiếu ngữ cảnh hoặc lệch trọng tâm sapo.</w:t>
+        <w:rPr>
+          <w:color w:val="000000"/>
+        </w:rPr>
+        <w:t>[1] ThanhChinhBK. Vietnews dataset for Vietnamese summarization benchmark. https://github.com/ThanhChinhBK/vietnews</w:t>
       </w:r>
     </w:p>
     <w:p>
       <w:pPr>
-        <w:jc w:val="both"/>
+        <w:keepLines/>
+        <w:widowControl/>
+        <w:ind w:left="340" w:hanging="340"/>
+        <w:jc w:val="left"/>
       </w:pPr>
       <w:r>
-        <w:t>Hạn chế: mẫu là 500 bài đầu theo tên file, không ngẫu nhiên. Rà soát lỗi một lượt trên 100 bài, chưa có hai người chấm độc lập hoặc kiểm định thống kê. Checkpoint đã được tác giả fine-tune trên Vietnews nên kết quả chưa đo khả năng khái quát sang miền khác; điều này không tự chứng minh model đã thấy các bài test. Chưa đo độ trễ end-to-end của demo hoặc so sánh tốc độ các hệ.</w:t>
+        <w:rPr>
+          <w:color w:val="000000"/>
+        </w:rPr>
+        <w:t>[2] Phan, L., Tran, H., Nguyen, H. và Trinh, T. H. (2022). ViT5: Pretrained Text-to-Text Transformer for Vietnamese Language Generation. NAACL Student Research Workshop, trang 136–142. https://aclanthology.org/2022.naacl-srw.18/</w:t>
       </w:r>
     </w:p>
     <w:p>
       <w:pPr>
-        <w:pStyle w:val="Heading1"/>
+        <w:keepLines/>
+        <w:widowControl/>
+        <w:ind w:left="340" w:hanging="340"/>
+        <w:jc w:val="left"/>
       </w:pPr>
       <w:r>
-        <w:t>10 Tài liệu</w:t>
+        <w:rPr>
+          <w:color w:val="000000"/>
+        </w:rPr>
+        <w:t>[3] Lin, C.-Y. (2004). ROUGE: A Package for Automatic Evaluation of Summaries. Text Summarization Branches Out, trang 74–81. https://aclanthology.org/W04-1013/</w:t>
       </w:r>
     </w:p>
     <w:p>
-      <w:pPr/>
+      <w:pPr>
+        <w:keepLines/>
+        <w:widowControl/>
+        <w:ind w:left="340" w:hanging="340"/>
+        <w:jc w:val="left"/>
+      </w:pPr>
       <w:r>
-        <w:t>1. Vietnews / VNDS: https://github.com/ThanhChinhBK/vietnews</w:t>
+        <w:rPr>
+          <w:color w:val="000000"/>
+        </w:rPr>
+        <w:t>[4] Mihalcea, R. và Tarau, P. (2004). TextRank: Bringing Order into Text. EMNLP, trang 404–411. https://aclanthology.org/W04-3252/</w:t>
       </w:r>
     </w:p>
     <w:p>
-      <w:pPr/>
+      <w:pPr>
+        <w:keepLines/>
+        <w:widowControl/>
+        <w:ind w:left="340" w:hanging="340"/>
+        <w:jc w:val="left"/>
+      </w:pPr>
       <w:r>
-        <w:t>2. Phan, L., Tran, H., Nguyen, H. và Trinh, T. H. (2022). ViT5: Pretrained Text-to-Text Transformer for Vietnamese Language Generation. NAACL Student Research Workshop, trang 136–142. https://aclanthology.org/2022.naacl-srw.18/</w:t>
+        <w:rPr>
+          <w:color w:val="000000"/>
+        </w:rPr>
+        <w:t>[5] VietAI. Model card của vit5-base-vietnews-summarization. https://huggingface.co/VietAI/vit5-base-vietnews-summarization</w:t>
       </w:r>
     </w:p>
     <w:p>
-      <w:pPr/>
+      <w:pPr>
+        <w:keepLines/>
+        <w:widowControl/>
+        <w:ind w:left="340" w:hanging="340"/>
+        <w:jc w:val="left"/>
+      </w:pPr>
       <w:r>
-        <w:t>3. Lin, C.-Y. (2004). ROUGE: A Package for Automatic Evaluation of Summaries. Text Summarization Branches Out, trang 74–81. https://aclanthology.org/W04-1013/</w:t>
-      </w:r>
-    </w:p>
-    <w:p>
-      <w:pPr/>
-      <w:r>
-        <w:t>4. Mihalcea, R. và Tarau, P. (2004). TextRank: Bringing Order into Text. EMNLP, trang 404–411. https://aclanthology.org/W04-3252/</w:t>
-      </w:r>
-    </w:p>
-    <w:p>
-      <w:pPr/>
-      <w:r>
-        <w:t>5. Repo nhóm: https://github.com/hoangdq08/uit-vietnews-summarization</w:t>
+        <w:rPr>
+          <w:color w:val="000000"/>
+        </w:rPr>
+        <w:t>[6] Nhóm 14. Mã nguồn và kết quả thực nghiệm. https://github.com/hoangdq08/uit-vietnews-summarization</w:t>
       </w:r>
     </w:p>
     <w:p>
       <w:pPr>
         <w:pStyle w:val="Caption"/>
         <w:keepNext w:val="0"/>
+        <w:keepLines/>
       </w:pPr>
       <w:r>
-        <w:t>Phụ lục: results/scores.csv, scores_500.csv, preds.json, preds_500.json, error_analysis.md. Slide: slides/CS221-Vietnews-bao-ve.pptx.</w:t>
+        <w:rPr>
+          <w:color w:val="000000"/>
+        </w:rPr>
+        <w:t>Tệp kết quả kèm báo cáo: results/scores.csv, scores_500.csv, preds.json, preds_500.json và error_analysis.md. Slide trình bày: slides/CS221-Vietnews-bao-ve.pptx.</w:t>
       </w:r>
     </w:p>
     <w:sectPr>
@@ -3044,6 +4030,7 @@
       <w:pgSz w:w="11906" w:h="16838"/>
       <w:pgMar w:top="1020" w:right="1134" w:bottom="1134" w:left="1134" w:header="720" w:footer="720" w:gutter="0"/>
       <w:cols w:space="720"/>
+      <w:titlePg/>
       <w:docGrid w:linePitch="360"/>
     </w:sectPr>
   </w:body>
@@ -3433,11 +4420,11 @@
     <w:rsid w:val="00FC693F"/>
     <w:pPr>
       <w:widowControl/>
-      <w:spacing w:after="140" w:line="276" w:lineRule="auto"/>
+      <w:spacing w:after="120" w:line="269" w:lineRule="auto"/>
     </w:pPr>
     <w:rPr>
       <w:rFonts w:ascii="Arial" w:hAnsi="Arial"/>
-      <w:color w:val="1A1A1A"/>
+      <w:color w:val="000000"/>
       <w:sz w:val="22"/>
     </w:rPr>
   </w:style>
@@ -3496,14 +4483,14 @@
     <w:pPr>
       <w:keepNext/>
       <w:keepLines/>
-      <w:spacing w:before="240" w:after="140"/>
+      <w:spacing w:before="200" w:after="120"/>
       <w:outlineLvl w:val="0"/>
     </w:pPr>
     <w:rPr>
       <w:rFonts w:asciiTheme="majorHAnsi" w:eastAsiaTheme="majorEastAsia" w:hAnsiTheme="majorHAnsi" w:cstheme="majorBidi" w:ascii="Arial" w:hAnsi="Arial"/>
       <w:b/>
       <w:bCs/>
-      <w:color w:val="1A1A1A"/>
+      <w:color w:val="000000"/>
       <w:sz w:val="30"/>
       <w:szCs w:val="28"/>
     </w:rPr>
@@ -3520,14 +4507,14 @@
     <w:pPr>
       <w:keepNext/>
       <w:keepLines/>
-      <w:spacing w:before="240" w:after="140"/>
+      <w:spacing w:before="200" w:after="120"/>
       <w:outlineLvl w:val="1"/>
     </w:pPr>
     <w:rPr>
       <w:rFonts w:asciiTheme="majorHAnsi" w:eastAsiaTheme="majorEastAsia" w:hAnsiTheme="majorHAnsi" w:cstheme="majorBidi" w:ascii="Arial" w:hAnsi="Arial"/>
       <w:b/>
       <w:bCs/>
-      <w:color w:val="1A1A1A"/>
+      <w:color w:val="000000"/>
       <w:sz w:val="24"/>
       <w:szCs w:val="26"/>
     </w:rPr>
@@ -3788,7 +4775,7 @@
     <w:rPr>
       <w:rFonts w:asciiTheme="majorHAnsi" w:eastAsiaTheme="majorEastAsia" w:hAnsiTheme="majorHAnsi" w:cstheme="majorBidi" w:ascii="Arial" w:hAnsi="Arial"/>
       <w:b/>
-      <w:color w:val="1A1A1A"/>
+      <w:color w:val="000000"/>
       <w:spacing w:val="5"/>
       <w:kern w:val="28"/>
       <w:sz w:val="44"/>
@@ -3828,7 +4815,7 @@
       <w:rFonts w:asciiTheme="majorHAnsi" w:eastAsiaTheme="majorEastAsia" w:hAnsiTheme="majorHAnsi" w:cstheme="majorBidi" w:ascii="Arial" w:hAnsi="Arial"/>
       <w:i/>
       <w:iCs/>
-      <w:color w:val="1A1A1A"/>
+      <w:color w:val="000000"/>
       <w:spacing w:val="15"/>
       <w:sz w:val="24"/>
       <w:szCs w:val="24"/>
@@ -4234,7 +5221,7 @@
       <w:rFonts w:ascii="Arial" w:hAnsi="Arial"/>
       <w:b/>
       <w:bCs/>
-      <w:color w:val="5C574C"/>
+      <w:color w:val="000000"/>
       <w:sz w:val="18"/>
       <w:szCs w:val="18"/>
     </w:rPr>

--- a/report/CS221-Vietnews-bao-cao.docx
+++ b/report/CS221-Vietnews-bao-cao.docx
@@ -4,12 +4,14 @@
   <w:body>
     <w:p>
       <w:pPr>
-        <w:spacing w:after="200" w:before="480"/>
+        <w:spacing w:after="120" w:before="240" w:line="276" w:lineRule="auto"/>
         <w:jc w:val="center"/>
       </w:pPr>
       <w:r>
         <w:rPr>
+          <w:rFonts w:ascii="Times New Roman" w:hAnsi="Times New Roman" w:eastAsia="Times New Roman" w:cs="Times New Roman"/>
           <w:color w:val="000000"/>
+          <w:sz w:val="26"/>
         </w:rPr>
         <w:t>ĐẠI HỌC QUỐC GIA TP HỒ CHÍ MINH</w:t>
         <w:br/>
@@ -19,10 +21,14 @@
     <w:p>
       <w:pPr>
         <w:keepNext/>
-        <w:spacing w:before="80" w:after="280"/>
+        <w:spacing w:before="80" w:after="60" w:line="240" w:lineRule="auto"/>
         <w:jc w:val="center"/>
       </w:pPr>
       <w:r>
+        <w:rPr>
+          <w:rFonts w:ascii="Times New Roman" w:hAnsi="Times New Roman" w:eastAsia="Times New Roman" w:cs="Times New Roman"/>
+          <w:sz w:val="22"/>
+        </w:rPr>
         <w:drawing>
           <wp:inline xmlns:a="http://schemas.openxmlformats.org/drawingml/2006/main" xmlns:pic="http://schemas.openxmlformats.org/drawingml/2006/picture">
             <wp:extent cx="1143000" cy="1139834"/>
@@ -59,24 +65,28 @@
     </w:p>
     <w:p>
       <w:pPr>
-        <w:spacing w:after="200"/>
+        <w:spacing w:after="120" w:line="276" w:lineRule="auto"/>
         <w:jc w:val="center"/>
       </w:pPr>
       <w:r>
         <w:rPr>
+          <w:rFonts w:ascii="Times New Roman" w:hAnsi="Times New Roman" w:eastAsia="Times New Roman" w:cs="Times New Roman"/>
           <w:color w:val="000000"/>
+          <w:sz w:val="26"/>
         </w:rPr>
         <w:t>BÁO CÁO ĐỒ ÁN MÔN HỌC</w:t>
       </w:r>
     </w:p>
     <w:p>
       <w:pPr>
-        <w:spacing w:after="600"/>
+        <w:spacing w:after="120" w:line="276" w:lineRule="auto"/>
         <w:jc w:val="center"/>
       </w:pPr>
       <w:r>
         <w:rPr>
+          <w:rFonts w:ascii="Times New Roman" w:hAnsi="Times New Roman" w:eastAsia="Times New Roman" w:cs="Times New Roman"/>
           <w:color w:val="000000"/>
+          <w:sz w:val="26"/>
         </w:rPr>
         <w:t>CS221.F31.LT.TTNT</w:t>
         <w:br/>
@@ -86,11 +96,12 @@
     <w:p>
       <w:pPr>
         <w:pStyle w:val="Title"/>
-        <w:spacing w:after="480"/>
+        <w:spacing w:after="480" w:line="276" w:lineRule="auto"/>
         <w:jc w:val="center"/>
       </w:pPr>
       <w:r>
         <w:rPr>
+          <w:rFonts w:ascii="Times New Roman" w:hAnsi="Times New Roman" w:eastAsia="Times New Roman" w:cs="Times New Roman"/>
           <w:color w:val="000000"/>
         </w:rPr>
         <w:t>So sánh tóm tắt rút trích và tóm lược</w:t>
@@ -100,12 +111,14 @@
     </w:p>
     <w:p>
       <w:pPr>
-        <w:spacing w:after="560"/>
+        <w:spacing w:after="120" w:line="276" w:lineRule="auto"/>
         <w:jc w:val="center"/>
       </w:pPr>
       <w:r>
         <w:rPr>
+          <w:rFonts w:ascii="Times New Roman" w:hAnsi="Times New Roman" w:eastAsia="Times New Roman" w:cs="Times New Roman"/>
           <w:color w:val="000000"/>
+          <w:sz w:val="26"/>
         </w:rPr>
         <w:t>Phương pháp rút trích và mô hình ViT5</w:t>
         <w:br/>
@@ -114,12 +127,14 @@
     </w:p>
     <w:p>
       <w:pPr>
-        <w:spacing w:after="440"/>
+        <w:spacing w:after="120" w:line="276" w:lineRule="auto"/>
         <w:jc w:val="center"/>
       </w:pPr>
       <w:r>
         <w:rPr>
+          <w:rFonts w:ascii="Times New Roman" w:hAnsi="Times New Roman" w:eastAsia="Times New Roman" w:cs="Times New Roman"/>
           <w:color w:val="000000"/>
+          <w:sz w:val="26"/>
         </w:rPr>
         <w:t>Nhóm 14</w:t>
         <w:br/>
@@ -132,12 +147,14 @@
     </w:p>
     <w:p>
       <w:pPr>
-        <w:spacing w:after="560"/>
+        <w:spacing w:after="120" w:line="276" w:lineRule="auto"/>
         <w:jc w:val="center"/>
       </w:pPr>
       <w:r>
         <w:rPr>
+          <w:rFonts w:ascii="Times New Roman" w:hAnsi="Times New Roman" w:eastAsia="Times New Roman" w:cs="Times New Roman"/>
           <w:color w:val="000000"/>
+          <w:sz w:val="26"/>
         </w:rPr>
         <w:t>Giảng viên hướng dẫn</w:t>
         <w:br/>
@@ -146,13 +163,14 @@
     </w:p>
     <w:p>
       <w:pPr>
-        <w:spacing w:after="200"/>
+        <w:spacing w:after="120" w:line="276" w:lineRule="auto"/>
         <w:jc w:val="center"/>
       </w:pPr>
       <w:r>
         <w:rPr>
+          <w:rFonts w:ascii="Times New Roman" w:hAnsi="Times New Roman" w:eastAsia="Times New Roman" w:cs="Times New Roman"/>
           <w:color w:val="000000"/>
-          <w:sz w:val="18"/>
+          <w:sz w:val="22"/>
         </w:rPr>
         <w:t>github.com/hoangdq08/uit-vietnews-summarization</w:t>
       </w:r>
@@ -164,60 +182,89 @@
         <w:pageBreakBefore/>
       </w:pPr>
       <w:r>
+        <w:rPr>
+          <w:rFonts w:ascii="Times New Roman" w:hAnsi="Times New Roman" w:eastAsia="Times New Roman" w:cs="Times New Roman"/>
+        </w:rPr>
         <w:t>Tóm tắt báo cáo</w:t>
       </w:r>
       <w:bookmarkEnd w:id="1"/>
     </w:p>
     <w:p>
       <w:pPr>
+        <w:spacing w:line="360" w:lineRule="auto" w:after="120"/>
         <w:jc w:val="left"/>
       </w:pPr>
       <w:r>
+        <w:rPr>
+          <w:rFonts w:ascii="Times New Roman" w:hAnsi="Times New Roman" w:eastAsia="Times New Roman" w:cs="Times New Roman"/>
+          <w:sz w:val="26"/>
+        </w:rPr>
         <w:t>Đồ án khảo sát khả năng tóm tắt tin tức tiếng Việt của Lead-n, TextRank và checkpoint ViT5 trên Vietnews. Mục tiêu là đánh giá mức trùng khớp với sapo tham chiếu và nhận diện các lỗi còn xuất hiện khi đối chiếu với thân bài. Nhóm sử dụng mô hình có sẵn, không huấn luyện thêm; phần đóng góp nằm ở pipeline đánh giá, so sánh baseline, phân tích lỗi và demo.</w:t>
       </w:r>
     </w:p>
     <w:p>
       <w:pPr>
+        <w:spacing w:line="360" w:lineRule="auto" w:after="120"/>
         <w:jc w:val="left"/>
       </w:pPr>
       <w:r>
+        <w:rPr>
+          <w:rFonts w:ascii="Times New Roman" w:hAnsi="Times New Roman" w:eastAsia="Times New Roman" w:cs="Times New Roman"/>
+          <w:sz w:val="26"/>
+        </w:rPr>
         <w:t>Trên 500 bài đầu của tập kiểm thử, ViT5 đạt ROUGE-1 F1 trung bình 0,2784; Lead-1 đạt 0,2719. Chênh lệch 0,0065 cho thấy cần dùng baseline đơn giản để đặt kết quả mô hình trong đúng bối cảnh. Oracle-3 đạt 0,4646 nhưng được sử dụng gold, nên chỉ là mốc tham chiếu cho lựa chọn câu.</w:t>
       </w:r>
     </w:p>
     <w:p>
       <w:pPr>
+        <w:spacing w:line="360" w:lineRule="auto" w:after="120"/>
         <w:jc w:val="left"/>
       </w:pPr>
       <w:r>
+        <w:rPr>
+          <w:rFonts w:ascii="Times New Roman" w:hAnsi="Times New Roman" w:eastAsia="Times New Roman" w:cs="Times New Roman"/>
+          <w:sz w:val="26"/>
+        </w:rPr>
         <w:t>Rà soát định tính 100 bài đầu ghi nhận ít nhất 25 bài ViT5 có lỗi nội dung hoặc biến dạng thực thể. Thí nghiệm thay dấu gạch dưới ở đầu vào bằng khoảng trắng tăng ROUGE-1 lên 0,3124 và giảm số bài bị cắt từ 120 xuống 38 trên cùng 500 bài. Tuy nhiên, điểm tăng chưa chứng minh tính đúng đắn của sự kiện được cải thiện.</w:t>
       </w:r>
     </w:p>
     <w:p>
       <w:pPr>
+        <w:spacing w:line="360" w:lineRule="auto" w:after="120"/>
         <w:jc w:val="left"/>
       </w:pPr>
       <w:r>
         <w:rPr>
+          <w:rFonts w:ascii="Times New Roman" w:hAnsi="Times New Roman" w:eastAsia="Times New Roman" w:cs="Times New Roman"/>
           <w:b/>
+          <w:sz w:val="26"/>
         </w:rPr>
         <w:t>Kết luận chính:</w:t>
       </w:r>
       <w:r>
+        <w:rPr>
+          <w:rFonts w:ascii="Times New Roman" w:hAnsi="Times New Roman" w:eastAsia="Times New Roman" w:cs="Times New Roman"/>
+          <w:sz w:val="26"/>
+        </w:rPr>
         <w:t xml:space="preserve"> ROUGE cần đi kèm đối chiếu bản tóm tắt với nguồn. Rút trích giữ nguyên câu nhưng có thể bỏ ý hoặc mất ngữ cảnh; tóm lược linh hoạt hơn về cách diễn đạt nhưng vẫn có thể đổi tên, vai người và kết cục. Báo cáo phân biệt kết quả đã đo với giả thuyết giải thích và hướng phát triển.</w:t>
       </w:r>
     </w:p>
     <w:p>
       <w:pPr>
         <w:pStyle w:val="Heading2"/>
-        <w:pageBreakBefore w:val="0"/>
+        <w:pageBreakBefore/>
       </w:pPr>
       <w:r>
+        <w:rPr>
+          <w:rFonts w:ascii="Times New Roman" w:hAnsi="Times New Roman" w:eastAsia="Times New Roman" w:cs="Times New Roman"/>
+        </w:rPr>
         <w:t>Mục lục</w:t>
       </w:r>
     </w:p>
     <w:p>
       <w:pPr>
-        <w:spacing w:after="60"/>
+        <w:spacing w:after="20" w:line="264" w:lineRule="auto"/>
+        <w:ind w:left="0"/>
         <w:tabs>
           <w:tab w:val="right" w:leader="dot" w:pos="9400"/>
         </w:tabs>
@@ -225,21 +272,138 @@
       <w:hyperlink w:anchor="section_2">
         <w:r>
           <w:rPr>
-            <w:sz w:val="21"/>
+            <w:rFonts w:ascii="Times New Roman" w:hAnsi="Times New Roman"/>
+            <w:sz w:val="24"/>
+            <w:b/>
           </w:rPr>
           <w:t>1 Bối cảnh và dữ liệu</w:t>
         </w:r>
         <w:r>
+          <w:rPr>
+            <w:rFonts w:ascii="Times New Roman" w:hAnsi="Times New Roman"/>
+            <w:sz w:val="24"/>
+            <w:b/>
+          </w:rPr>
           <w:tab/>
         </w:r>
-        <w:r>
-          <w:t>3</w:t>
-        </w:r>
+        <w:fldSimple w:instr="PAGEREF section_2 \h">
+          <w:r>
+            <w:rPr>
+              <w:rFonts w:ascii="Times New Roman" w:hAnsi="Times New Roman"/>
+              <w:sz w:val="24"/>
+              <w:b/>
+            </w:rPr>
+            <w:t>4</w:t>
+          </w:r>
+        </w:fldSimple>
       </w:hyperlink>
     </w:p>
     <w:p>
       <w:pPr>
-        <w:spacing w:after="60"/>
+        <w:spacing w:after="20" w:line="264" w:lineRule="auto"/>
+        <w:ind w:left="312"/>
+        <w:tabs>
+          <w:tab w:val="right" w:leader="dot" w:pos="9400"/>
+        </w:tabs>
+      </w:pPr>
+      <w:hyperlink w:anchor="heading_toc_16">
+        <w:r>
+          <w:rPr>
+            <w:rFonts w:ascii="Times New Roman" w:hAnsi="Times New Roman"/>
+            <w:sz w:val="24"/>
+          </w:rPr>
+          <w:t>1.1 Mục tiêu và phạm vi</w:t>
+        </w:r>
+        <w:r>
+          <w:rPr>
+            <w:rFonts w:ascii="Times New Roman" w:hAnsi="Times New Roman"/>
+            <w:sz w:val="24"/>
+          </w:rPr>
+          <w:tab/>
+        </w:r>
+        <w:fldSimple w:instr="PAGEREF heading_toc_16 \h">
+          <w:r>
+            <w:rPr>
+              <w:rFonts w:ascii="Times New Roman" w:hAnsi="Times New Roman"/>
+              <w:sz w:val="24"/>
+            </w:rPr>
+            <w:t>4</w:t>
+          </w:r>
+        </w:fldSimple>
+      </w:hyperlink>
+    </w:p>
+    <w:p>
+      <w:pPr>
+        <w:spacing w:after="20" w:line="264" w:lineRule="auto"/>
+        <w:ind w:left="312"/>
+        <w:tabs>
+          <w:tab w:val="right" w:leader="dot" w:pos="9400"/>
+        </w:tabs>
+      </w:pPr>
+      <w:hyperlink w:anchor="heading_toc_19">
+        <w:r>
+          <w:rPr>
+            <w:rFonts w:ascii="Times New Roman" w:hAnsi="Times New Roman"/>
+            <w:sz w:val="24"/>
+          </w:rPr>
+          <w:t>1.2 Định nghĩa bài toán</w:t>
+        </w:r>
+        <w:r>
+          <w:rPr>
+            <w:rFonts w:ascii="Times New Roman" w:hAnsi="Times New Roman"/>
+            <w:sz w:val="24"/>
+          </w:rPr>
+          <w:tab/>
+        </w:r>
+        <w:fldSimple w:instr="PAGEREF heading_toc_19 \h">
+          <w:r>
+            <w:rPr>
+              <w:rFonts w:ascii="Times New Roman" w:hAnsi="Times New Roman"/>
+              <w:sz w:val="24"/>
+            </w:rPr>
+            <w:t>4</w:t>
+          </w:r>
+        </w:fldSimple>
+      </w:hyperlink>
+    </w:p>
+    <w:p>
+      <w:pPr>
+        <w:spacing w:after="20" w:line="264" w:lineRule="auto"/>
+        <w:ind w:left="312"/>
+        <w:tabs>
+          <w:tab w:val="right" w:leader="dot" w:pos="9400"/>
+        </w:tabs>
+      </w:pPr>
+      <w:hyperlink w:anchor="heading_toc_21">
+        <w:r>
+          <w:rPr>
+            <w:rFonts w:ascii="Times New Roman" w:hAnsi="Times New Roman"/>
+            <w:sz w:val="24"/>
+          </w:rPr>
+          <w:t>1.3 Tập dữ liệu và cách chọn mẫu</w:t>
+        </w:r>
+        <w:r>
+          <w:rPr>
+            <w:rFonts w:ascii="Times New Roman" w:hAnsi="Times New Roman"/>
+            <w:sz w:val="24"/>
+          </w:rPr>
+          <w:tab/>
+        </w:r>
+        <w:fldSimple w:instr="PAGEREF heading_toc_21 \h">
+          <w:r>
+            <w:rPr>
+              <w:rFonts w:ascii="Times New Roman" w:hAnsi="Times New Roman"/>
+              <w:sz w:val="24"/>
+            </w:rPr>
+            <w:t>4</w:t>
+          </w:r>
+        </w:fldSimple>
+      </w:hyperlink>
+    </w:p>
+    <w:p>
+      <w:pPr>
+        <w:spacing w:after="20" w:line="264" w:lineRule="auto"/>
+        <w:ind w:left="0"/>
         <w:tabs>
           <w:tab w:val="right" w:leader="dot" w:pos="9400"/>
         </w:tabs>
@@ -247,21 +411,138 @@
       <w:hyperlink w:anchor="section_3">
         <w:r>
           <w:rPr>
-            <w:sz w:val="21"/>
+            <w:rFonts w:ascii="Times New Roman" w:hAnsi="Times New Roman"/>
+            <w:sz w:val="24"/>
+            <w:b/>
           </w:rPr>
           <w:t>2 Quy trình xử lý và tổ chức hệ thống</w:t>
         </w:r>
         <w:r>
+          <w:rPr>
+            <w:rFonts w:ascii="Times New Roman" w:hAnsi="Times New Roman"/>
+            <w:sz w:val="24"/>
+            <w:b/>
+          </w:rPr>
           <w:tab/>
         </w:r>
-        <w:r>
-          <w:t>4</w:t>
-        </w:r>
+        <w:fldSimple w:instr="PAGEREF section_3 \h">
+          <w:r>
+            <w:rPr>
+              <w:rFonts w:ascii="Times New Roman" w:hAnsi="Times New Roman"/>
+              <w:sz w:val="24"/>
+              <w:b/>
+            </w:rPr>
+            <w:t>5</w:t>
+          </w:r>
+        </w:fldSimple>
       </w:hyperlink>
     </w:p>
     <w:p>
       <w:pPr>
-        <w:spacing w:after="60"/>
+        <w:spacing w:after="20" w:line="264" w:lineRule="auto"/>
+        <w:ind w:left="312"/>
+        <w:tabs>
+          <w:tab w:val="right" w:leader="dot" w:pos="9400"/>
+        </w:tabs>
+      </w:pPr>
+      <w:hyperlink w:anchor="heading_toc_30">
+        <w:r>
+          <w:rPr>
+            <w:rFonts w:ascii="Times New Roman" w:hAnsi="Times New Roman"/>
+            <w:sz w:val="24"/>
+          </w:rPr>
+          <w:t>2.1 Đọc và tách nội dung</w:t>
+        </w:r>
+        <w:r>
+          <w:rPr>
+            <w:rFonts w:ascii="Times New Roman" w:hAnsi="Times New Roman"/>
+            <w:sz w:val="24"/>
+          </w:rPr>
+          <w:tab/>
+        </w:r>
+        <w:fldSimple w:instr="PAGEREF heading_toc_30 \h">
+          <w:r>
+            <w:rPr>
+              <w:rFonts w:ascii="Times New Roman" w:hAnsi="Times New Roman"/>
+              <w:sz w:val="24"/>
+            </w:rPr>
+            <w:t>5</w:t>
+          </w:r>
+        </w:fldSimple>
+      </w:hyperlink>
+    </w:p>
+    <w:p>
+      <w:pPr>
+        <w:spacing w:after="20" w:line="264" w:lineRule="auto"/>
+        <w:ind w:left="312"/>
+        <w:tabs>
+          <w:tab w:val="right" w:leader="dot" w:pos="9400"/>
+        </w:tabs>
+      </w:pPr>
+      <w:hyperlink w:anchor="heading_toc_33">
+        <w:r>
+          <w:rPr>
+            <w:rFonts w:ascii="Times New Roman" w:hAnsi="Times New Roman"/>
+            <w:sz w:val="24"/>
+          </w:rPr>
+          <w:t>2.2 Prediction và nguồn kiểm chứng</w:t>
+        </w:r>
+        <w:r>
+          <w:rPr>
+            <w:rFonts w:ascii="Times New Roman" w:hAnsi="Times New Roman"/>
+            <w:sz w:val="24"/>
+          </w:rPr>
+          <w:tab/>
+        </w:r>
+        <w:fldSimple w:instr="PAGEREF heading_toc_33 \h">
+          <w:r>
+            <w:rPr>
+              <w:rFonts w:ascii="Times New Roman" w:hAnsi="Times New Roman"/>
+              <w:sz w:val="24"/>
+            </w:rPr>
+            <w:t>5</w:t>
+          </w:r>
+        </w:fldSimple>
+      </w:hyperlink>
+    </w:p>
+    <w:p>
+      <w:pPr>
+        <w:spacing w:after="20" w:line="264" w:lineRule="auto"/>
+        <w:ind w:left="312"/>
+        <w:tabs>
+          <w:tab w:val="right" w:leader="dot" w:pos="9400"/>
+        </w:tabs>
+      </w:pPr>
+      <w:hyperlink w:anchor="heading_toc_36">
+        <w:r>
+          <w:rPr>
+            <w:rFonts w:ascii="Times New Roman" w:hAnsi="Times New Roman"/>
+            <w:sz w:val="24"/>
+          </w:rPr>
+          <w:t>2.3 Tính nhất quán của demo</w:t>
+        </w:r>
+        <w:r>
+          <w:rPr>
+            <w:rFonts w:ascii="Times New Roman" w:hAnsi="Times New Roman"/>
+            <w:sz w:val="24"/>
+          </w:rPr>
+          <w:tab/>
+        </w:r>
+        <w:fldSimple w:instr="PAGEREF heading_toc_36 \h">
+          <w:r>
+            <w:rPr>
+              <w:rFonts w:ascii="Times New Roman" w:hAnsi="Times New Roman"/>
+              <w:sz w:val="24"/>
+            </w:rPr>
+            <w:t>6</w:t>
+          </w:r>
+        </w:fldSimple>
+      </w:hyperlink>
+    </w:p>
+    <w:p>
+      <w:pPr>
+        <w:spacing w:after="20" w:line="264" w:lineRule="auto"/>
+        <w:ind w:left="0"/>
         <w:tabs>
           <w:tab w:val="right" w:leader="dot" w:pos="9400"/>
         </w:tabs>
@@ -269,21 +550,138 @@
       <w:hyperlink w:anchor="section_4">
         <w:r>
           <w:rPr>
-            <w:sz w:val="21"/>
+            <w:rFonts w:ascii="Times New Roman" w:hAnsi="Times New Roman"/>
+            <w:sz w:val="24"/>
+            <w:b/>
           </w:rPr>
           <w:t>3 Các phương pháp rút trích</w:t>
         </w:r>
         <w:r>
+          <w:rPr>
+            <w:rFonts w:ascii="Times New Roman" w:hAnsi="Times New Roman"/>
+            <w:sz w:val="24"/>
+            <w:b/>
+          </w:rPr>
           <w:tab/>
         </w:r>
-        <w:r>
-          <w:t>5</w:t>
-        </w:r>
+        <w:fldSimple w:instr="PAGEREF section_4 \h">
+          <w:r>
+            <w:rPr>
+              <w:rFonts w:ascii="Times New Roman" w:hAnsi="Times New Roman"/>
+              <w:sz w:val="24"/>
+              <w:b/>
+            </w:rPr>
+            <w:t>6</w:t>
+          </w:r>
+        </w:fldSimple>
       </w:hyperlink>
     </w:p>
     <w:p>
       <w:pPr>
-        <w:spacing w:after="60"/>
+        <w:spacing w:after="20" w:line="264" w:lineRule="auto"/>
+        <w:ind w:left="312"/>
+        <w:tabs>
+          <w:tab w:val="right" w:leader="dot" w:pos="9400"/>
+        </w:tabs>
+      </w:pPr>
+      <w:hyperlink w:anchor="heading_toc_39">
+        <w:r>
+          <w:rPr>
+            <w:rFonts w:ascii="Times New Roman" w:hAnsi="Times New Roman"/>
+            <w:sz w:val="24"/>
+          </w:rPr>
+          <w:t>3.1 Lead n và vai trò của baseline</w:t>
+        </w:r>
+        <w:r>
+          <w:rPr>
+            <w:rFonts w:ascii="Times New Roman" w:hAnsi="Times New Roman"/>
+            <w:sz w:val="24"/>
+          </w:rPr>
+          <w:tab/>
+        </w:r>
+        <w:fldSimple w:instr="PAGEREF heading_toc_39 \h">
+          <w:r>
+            <w:rPr>
+              <w:rFonts w:ascii="Times New Roman" w:hAnsi="Times New Roman"/>
+              <w:sz w:val="24"/>
+            </w:rPr>
+            <w:t>6</w:t>
+          </w:r>
+        </w:fldSimple>
+      </w:hyperlink>
+    </w:p>
+    <w:p>
+      <w:pPr>
+        <w:spacing w:after="20" w:line="264" w:lineRule="auto"/>
+        <w:ind w:left="312"/>
+        <w:tabs>
+          <w:tab w:val="right" w:leader="dot" w:pos="9400"/>
+        </w:tabs>
+      </w:pPr>
+      <w:hyperlink w:anchor="heading_toc_42">
+        <w:r>
+          <w:rPr>
+            <w:rFonts w:ascii="Times New Roman" w:hAnsi="Times New Roman"/>
+            <w:sz w:val="24"/>
+          </w:rPr>
+          <w:t>3.2 TextRank với biểu diễn TF IDF</w:t>
+        </w:r>
+        <w:r>
+          <w:rPr>
+            <w:rFonts w:ascii="Times New Roman" w:hAnsi="Times New Roman"/>
+            <w:sz w:val="24"/>
+          </w:rPr>
+          <w:tab/>
+        </w:r>
+        <w:fldSimple w:instr="PAGEREF heading_toc_42 \h">
+          <w:r>
+            <w:rPr>
+              <w:rFonts w:ascii="Times New Roman" w:hAnsi="Times New Roman"/>
+              <w:sz w:val="24"/>
+            </w:rPr>
+            <w:t>6</w:t>
+          </w:r>
+        </w:fldSimple>
+      </w:hyperlink>
+    </w:p>
+    <w:p>
+      <w:pPr>
+        <w:spacing w:after="20" w:line="264" w:lineRule="auto"/>
+        <w:ind w:left="312"/>
+        <w:tabs>
+          <w:tab w:val="right" w:leader="dot" w:pos="9400"/>
+        </w:tabs>
+      </w:pPr>
+      <w:hyperlink w:anchor="heading_toc_47">
+        <w:r>
+          <w:rPr>
+            <w:rFonts w:ascii="Times New Roman" w:hAnsi="Times New Roman"/>
+            <w:sz w:val="24"/>
+          </w:rPr>
+          <w:t>3.3 Oracle 3 làm mốc tham chiếu</w:t>
+        </w:r>
+        <w:r>
+          <w:rPr>
+            <w:rFonts w:ascii="Times New Roman" w:hAnsi="Times New Roman"/>
+            <w:sz w:val="24"/>
+          </w:rPr>
+          <w:tab/>
+        </w:r>
+        <w:fldSimple w:instr="PAGEREF heading_toc_47 \h">
+          <w:r>
+            <w:rPr>
+              <w:rFonts w:ascii="Times New Roman" w:hAnsi="Times New Roman"/>
+              <w:sz w:val="24"/>
+            </w:rPr>
+            <w:t>7</w:t>
+          </w:r>
+        </w:fldSimple>
+      </w:hyperlink>
+    </w:p>
+    <w:p>
+      <w:pPr>
+        <w:spacing w:after="20" w:line="264" w:lineRule="auto"/>
+        <w:ind w:left="0"/>
         <w:tabs>
           <w:tab w:val="right" w:leader="dot" w:pos="9400"/>
         </w:tabs>
@@ -291,21 +689,138 @@
       <w:hyperlink w:anchor="section_5">
         <w:r>
           <w:rPr>
-            <w:sz w:val="21"/>
+            <w:rFonts w:ascii="Times New Roman" w:hAnsi="Times New Roman"/>
+            <w:sz w:val="24"/>
+            <w:b/>
           </w:rPr>
           <w:t>4 Mô hình ViT5 và thiết lập suy luận</w:t>
         </w:r>
         <w:r>
+          <w:rPr>
+            <w:rFonts w:ascii="Times New Roman" w:hAnsi="Times New Roman"/>
+            <w:sz w:val="24"/>
+            <w:b/>
+          </w:rPr>
           <w:tab/>
         </w:r>
-        <w:r>
-          <w:t>6</w:t>
-        </w:r>
+        <w:fldSimple w:instr="PAGEREF section_5 \h">
+          <w:r>
+            <w:rPr>
+              <w:rFonts w:ascii="Times New Roman" w:hAnsi="Times New Roman"/>
+              <w:sz w:val="24"/>
+              <w:b/>
+            </w:rPr>
+            <w:t>7</w:t>
+          </w:r>
+        </w:fldSimple>
       </w:hyperlink>
     </w:p>
     <w:p>
       <w:pPr>
-        <w:spacing w:after="60"/>
+        <w:spacing w:after="20" w:line="264" w:lineRule="auto"/>
+        <w:ind w:left="312"/>
+        <w:tabs>
+          <w:tab w:val="right" w:leader="dot" w:pos="9400"/>
+        </w:tabs>
+      </w:pPr>
+      <w:hyperlink w:anchor="heading_toc_51">
+        <w:r>
+          <w:rPr>
+            <w:rFonts w:ascii="Times New Roman" w:hAnsi="Times New Roman"/>
+            <w:sz w:val="24"/>
+          </w:rPr>
+          <w:t>4.1 Cách sử dụng checkpoint</w:t>
+        </w:r>
+        <w:r>
+          <w:rPr>
+            <w:rFonts w:ascii="Times New Roman" w:hAnsi="Times New Roman"/>
+            <w:sz w:val="24"/>
+          </w:rPr>
+          <w:tab/>
+        </w:r>
+        <w:fldSimple w:instr="PAGEREF heading_toc_51 \h">
+          <w:r>
+            <w:rPr>
+              <w:rFonts w:ascii="Times New Roman" w:hAnsi="Times New Roman"/>
+              <w:sz w:val="24"/>
+            </w:rPr>
+            <w:t>7</w:t>
+          </w:r>
+        </w:fldSimple>
+      </w:hyperlink>
+    </w:p>
+    <w:p>
+      <w:pPr>
+        <w:spacing w:after="20" w:line="264" w:lineRule="auto"/>
+        <w:ind w:left="312"/>
+        <w:tabs>
+          <w:tab w:val="right" w:leader="dot" w:pos="9400"/>
+        </w:tabs>
+      </w:pPr>
+      <w:hyperlink w:anchor="heading_toc_56">
+        <w:r>
+          <w:rPr>
+            <w:rFonts w:ascii="Times New Roman" w:hAnsi="Times New Roman"/>
+            <w:sz w:val="24"/>
+          </w:rPr>
+          <w:t>4.2 Giới hạn đầu vào và đầu ra</w:t>
+        </w:r>
+        <w:r>
+          <w:rPr>
+            <w:rFonts w:ascii="Times New Roman" w:hAnsi="Times New Roman"/>
+            <w:sz w:val="24"/>
+          </w:rPr>
+          <w:tab/>
+        </w:r>
+        <w:fldSimple w:instr="PAGEREF heading_toc_56 \h">
+          <w:r>
+            <w:rPr>
+              <w:rFonts w:ascii="Times New Roman" w:hAnsi="Times New Roman"/>
+              <w:sz w:val="24"/>
+            </w:rPr>
+            <w:t>8</w:t>
+          </w:r>
+        </w:fldSimple>
+      </w:hyperlink>
+    </w:p>
+    <w:p>
+      <w:pPr>
+        <w:spacing w:after="20" w:line="264" w:lineRule="auto"/>
+        <w:ind w:left="312"/>
+        <w:tabs>
+          <w:tab w:val="right" w:leader="dot" w:pos="9400"/>
+        </w:tabs>
+      </w:pPr>
+      <w:hyperlink w:anchor="heading_toc_59">
+        <w:r>
+          <w:rPr>
+            <w:rFonts w:ascii="Times New Roman" w:hAnsi="Times New Roman"/>
+            <w:sz w:val="24"/>
+          </w:rPr>
+          <w:t>4.3 Khả năng diễn đạt và rủi ro nội dung</w:t>
+        </w:r>
+        <w:r>
+          <w:rPr>
+            <w:rFonts w:ascii="Times New Roman" w:hAnsi="Times New Roman"/>
+            <w:sz w:val="24"/>
+          </w:rPr>
+          <w:tab/>
+        </w:r>
+        <w:fldSimple w:instr="PAGEREF heading_toc_59 \h">
+          <w:r>
+            <w:rPr>
+              <w:rFonts w:ascii="Times New Roman" w:hAnsi="Times New Roman"/>
+              <w:sz w:val="24"/>
+            </w:rPr>
+            <w:t>8</w:t>
+          </w:r>
+        </w:fldSimple>
+      </w:hyperlink>
+    </w:p>
+    <w:p>
+      <w:pPr>
+        <w:spacing w:after="20" w:line="264" w:lineRule="auto"/>
+        <w:ind w:left="0"/>
         <w:tabs>
           <w:tab w:val="right" w:leader="dot" w:pos="9400"/>
         </w:tabs>
@@ -313,21 +828,172 @@
       <w:hyperlink w:anchor="section_6">
         <w:r>
           <w:rPr>
-            <w:sz w:val="21"/>
+            <w:rFonts w:ascii="Times New Roman" w:hAnsi="Times New Roman"/>
+            <w:sz w:val="24"/>
+            <w:b/>
           </w:rPr>
           <w:t>5 Thiết kế đánh giá và cách đọc ROUGE</w:t>
         </w:r>
         <w:r>
+          <w:rPr>
+            <w:rFonts w:ascii="Times New Roman" w:hAnsi="Times New Roman"/>
+            <w:sz w:val="24"/>
+            <w:b/>
+          </w:rPr>
           <w:tab/>
         </w:r>
-        <w:r>
-          <w:t>7</w:t>
-        </w:r>
+        <w:fldSimple w:instr="PAGEREF section_6 \h">
+          <w:r>
+            <w:rPr>
+              <w:rFonts w:ascii="Times New Roman" w:hAnsi="Times New Roman"/>
+              <w:sz w:val="24"/>
+              <w:b/>
+            </w:rPr>
+            <w:t>8</w:t>
+          </w:r>
+        </w:fldSimple>
       </w:hyperlink>
     </w:p>
     <w:p>
       <w:pPr>
-        <w:spacing w:after="60"/>
+        <w:spacing w:after="20" w:line="264" w:lineRule="auto"/>
+        <w:ind w:left="312"/>
+        <w:tabs>
+          <w:tab w:val="right" w:leader="dot" w:pos="9400"/>
+        </w:tabs>
+      </w:pPr>
+      <w:hyperlink w:anchor="heading_toc_62">
+        <w:r>
+          <w:rPr>
+            <w:rFonts w:ascii="Times New Roman" w:hAnsi="Times New Roman"/>
+            <w:sz w:val="24"/>
+          </w:rPr>
+          <w:t>5.1 Chuẩn hóa và phép đo</w:t>
+        </w:r>
+        <w:r>
+          <w:rPr>
+            <w:rFonts w:ascii="Times New Roman" w:hAnsi="Times New Roman"/>
+            <w:sz w:val="24"/>
+          </w:rPr>
+          <w:tab/>
+        </w:r>
+        <w:fldSimple w:instr="PAGEREF heading_toc_62 \h">
+          <w:r>
+            <w:rPr>
+              <w:rFonts w:ascii="Times New Roman" w:hAnsi="Times New Roman"/>
+              <w:sz w:val="24"/>
+            </w:rPr>
+            <w:t>8</w:t>
+          </w:r>
+        </w:fldSimple>
+      </w:hyperlink>
+    </w:p>
+    <w:p>
+      <w:pPr>
+        <w:spacing w:after="20" w:line="264" w:lineRule="auto"/>
+        <w:ind w:left="312"/>
+        <w:tabs>
+          <w:tab w:val="right" w:leader="dot" w:pos="9400"/>
+        </w:tabs>
+      </w:pPr>
+      <w:hyperlink w:anchor="heading_toc_67">
+        <w:r>
+          <w:rPr>
+            <w:rFonts w:ascii="Times New Roman" w:hAnsi="Times New Roman"/>
+            <w:sz w:val="24"/>
+          </w:rPr>
+          <w:t>5.2 Ví dụ minh họa phép chấm</w:t>
+        </w:r>
+        <w:r>
+          <w:rPr>
+            <w:rFonts w:ascii="Times New Roman" w:hAnsi="Times New Roman"/>
+            <w:sz w:val="24"/>
+          </w:rPr>
+          <w:tab/>
+        </w:r>
+        <w:fldSimple w:instr="PAGEREF heading_toc_67 \h">
+          <w:r>
+            <w:rPr>
+              <w:rFonts w:ascii="Times New Roman" w:hAnsi="Times New Roman"/>
+              <w:sz w:val="24"/>
+            </w:rPr>
+            <w:t>9</w:t>
+          </w:r>
+        </w:fldSimple>
+      </w:hyperlink>
+    </w:p>
+    <w:p>
+      <w:pPr>
+        <w:spacing w:after="20" w:line="264" w:lineRule="auto"/>
+        <w:ind w:left="312"/>
+        <w:tabs>
+          <w:tab w:val="right" w:leader="dot" w:pos="9400"/>
+        </w:tabs>
+      </w:pPr>
+      <w:hyperlink w:anchor="heading_toc_70">
+        <w:r>
+          <w:rPr>
+            <w:rFonts w:ascii="Times New Roman" w:hAnsi="Times New Roman"/>
+            <w:sz w:val="24"/>
+          </w:rPr>
+          <w:t>5.3 Tổng hợp và kiểm tra tính nhất quán</w:t>
+        </w:r>
+        <w:r>
+          <w:rPr>
+            <w:rFonts w:ascii="Times New Roman" w:hAnsi="Times New Roman"/>
+            <w:sz w:val="24"/>
+          </w:rPr>
+          <w:tab/>
+        </w:r>
+        <w:fldSimple w:instr="PAGEREF heading_toc_70 \h">
+          <w:r>
+            <w:rPr>
+              <w:rFonts w:ascii="Times New Roman" w:hAnsi="Times New Roman"/>
+              <w:sz w:val="24"/>
+            </w:rPr>
+            <w:t>9</w:t>
+          </w:r>
+        </w:fldSimple>
+      </w:hyperlink>
+    </w:p>
+    <w:p>
+      <w:pPr>
+        <w:spacing w:after="20" w:line="264" w:lineRule="auto"/>
+        <w:ind w:left="312"/>
+        <w:tabs>
+          <w:tab w:val="right" w:leader="dot" w:pos="9400"/>
+        </w:tabs>
+      </w:pPr>
+      <w:hyperlink w:anchor="heading_toc_73">
+        <w:r>
+          <w:rPr>
+            <w:rFonts w:ascii="Times New Roman" w:hAnsi="Times New Roman"/>
+            <w:sz w:val="24"/>
+          </w:rPr>
+          <w:t>5.4 Ranh giới của so sánh</w:t>
+        </w:r>
+        <w:r>
+          <w:rPr>
+            <w:rFonts w:ascii="Times New Roman" w:hAnsi="Times New Roman"/>
+            <w:sz w:val="24"/>
+          </w:rPr>
+          <w:tab/>
+        </w:r>
+        <w:fldSimple w:instr="PAGEREF heading_toc_73 \h">
+          <w:r>
+            <w:rPr>
+              <w:rFonts w:ascii="Times New Roman" w:hAnsi="Times New Roman"/>
+              <w:sz w:val="24"/>
+            </w:rPr>
+            <w:t>10</w:t>
+          </w:r>
+        </w:fldSimple>
+      </w:hyperlink>
+    </w:p>
+    <w:p>
+      <w:pPr>
+        <w:spacing w:after="20" w:line="264" w:lineRule="auto"/>
+        <w:ind w:left="0"/>
         <w:tabs>
           <w:tab w:val="right" w:leader="dot" w:pos="9400"/>
         </w:tabs>
@@ -335,21 +1001,104 @@
       <w:hyperlink w:anchor="section_7">
         <w:r>
           <w:rPr>
-            <w:sz w:val="21"/>
+            <w:rFonts w:ascii="Times New Roman" w:hAnsi="Times New Roman"/>
+            <w:sz w:val="24"/>
+            <w:b/>
           </w:rPr>
           <w:t>6 Kết quả và phân tích thực nghiệm</w:t>
         </w:r>
         <w:r>
+          <w:rPr>
+            <w:rFonts w:ascii="Times New Roman" w:hAnsi="Times New Roman"/>
+            <w:sz w:val="24"/>
+            <w:b/>
+          </w:rPr>
           <w:tab/>
         </w:r>
-        <w:r>
-          <w:t>8</w:t>
-        </w:r>
+        <w:fldSimple w:instr="PAGEREF section_7 \h">
+          <w:r>
+            <w:rPr>
+              <w:rFonts w:ascii="Times New Roman" w:hAnsi="Times New Roman"/>
+              <w:sz w:val="24"/>
+              <w:b/>
+            </w:rPr>
+            <w:t>10</w:t>
+          </w:r>
+        </w:fldSimple>
       </w:hyperlink>
     </w:p>
     <w:p>
       <w:pPr>
-        <w:spacing w:after="60"/>
+        <w:spacing w:after="20" w:line="264" w:lineRule="auto"/>
+        <w:ind w:left="312"/>
+        <w:tabs>
+          <w:tab w:val="right" w:leader="dot" w:pos="9400"/>
+        </w:tabs>
+      </w:pPr>
+      <w:hyperlink w:anchor="heading_toc_76">
+        <w:r>
+          <w:rPr>
+            <w:rFonts w:ascii="Times New Roman" w:hAnsi="Times New Roman"/>
+            <w:sz w:val="24"/>
+          </w:rPr>
+          <w:t>6.1 So sánh các hệ trên 500 bài</w:t>
+        </w:r>
+        <w:r>
+          <w:rPr>
+            <w:rFonts w:ascii="Times New Roman" w:hAnsi="Times New Roman"/>
+            <w:sz w:val="24"/>
+          </w:rPr>
+          <w:tab/>
+        </w:r>
+        <w:fldSimple w:instr="PAGEREF heading_toc_76 \h">
+          <w:r>
+            <w:rPr>
+              <w:rFonts w:ascii="Times New Roman" w:hAnsi="Times New Roman"/>
+              <w:sz w:val="24"/>
+            </w:rPr>
+            <w:t>10</w:t>
+          </w:r>
+        </w:fldSimple>
+      </w:hyperlink>
+    </w:p>
+    <w:p>
+      <w:pPr>
+        <w:spacing w:after="20" w:line="264" w:lineRule="auto"/>
+        <w:ind w:left="312"/>
+        <w:tabs>
+          <w:tab w:val="right" w:leader="dot" w:pos="9400"/>
+        </w:tabs>
+      </w:pPr>
+      <w:hyperlink w:anchor="heading_toc_83">
+        <w:r>
+          <w:rPr>
+            <w:rFonts w:ascii="Times New Roman" w:hAnsi="Times New Roman"/>
+            <w:sz w:val="24"/>
+          </w:rPr>
+          <w:t>6.2 Kết quả trên 100 bài đầu</w:t>
+        </w:r>
+        <w:r>
+          <w:rPr>
+            <w:rFonts w:ascii="Times New Roman" w:hAnsi="Times New Roman"/>
+            <w:sz w:val="24"/>
+          </w:rPr>
+          <w:tab/>
+        </w:r>
+        <w:fldSimple w:instr="PAGEREF heading_toc_83 \h">
+          <w:r>
+            <w:rPr>
+              <w:rFonts w:ascii="Times New Roman" w:hAnsi="Times New Roman"/>
+              <w:sz w:val="24"/>
+            </w:rPr>
+            <w:t>11</w:t>
+          </w:r>
+        </w:fldSimple>
+      </w:hyperlink>
+    </w:p>
+    <w:p>
+      <w:pPr>
+        <w:spacing w:after="20" w:line="264" w:lineRule="auto"/>
+        <w:ind w:left="312"/>
         <w:tabs>
           <w:tab w:val="right" w:leader="dot" w:pos="9400"/>
         </w:tabs>
@@ -357,21 +1106,33 @@
       <w:hyperlink w:anchor="section_8">
         <w:r>
           <w:rPr>
-            <w:sz w:val="21"/>
+            <w:rFonts w:ascii="Times New Roman" w:hAnsi="Times New Roman"/>
+            <w:sz w:val="24"/>
           </w:rPr>
           <w:t>6.3 Phân tích theo độ dài thân bài</w:t>
         </w:r>
         <w:r>
+          <w:rPr>
+            <w:rFonts w:ascii="Times New Roman" w:hAnsi="Times New Roman"/>
+            <w:sz w:val="24"/>
+          </w:rPr>
           <w:tab/>
         </w:r>
-        <w:r>
-          <w:t>9</w:t>
-        </w:r>
+        <w:fldSimple w:instr="PAGEREF section_8 \h">
+          <w:r>
+            <w:rPr>
+              <w:rFonts w:ascii="Times New Roman" w:hAnsi="Times New Roman"/>
+              <w:sz w:val="24"/>
+            </w:rPr>
+            <w:t>11</w:t>
+          </w:r>
+        </w:fldSimple>
       </w:hyperlink>
     </w:p>
     <w:p>
       <w:pPr>
-        <w:spacing w:after="60"/>
+        <w:spacing w:after="20" w:line="264" w:lineRule="auto"/>
+        <w:ind w:left="312"/>
         <w:tabs>
           <w:tab w:val="right" w:leader="dot" w:pos="9400"/>
         </w:tabs>
@@ -379,21 +1140,33 @@
       <w:hyperlink w:anchor="section_9">
         <w:r>
           <w:rPr>
-            <w:sz w:val="21"/>
+            <w:rFonts w:ascii="Times New Roman" w:hAnsi="Times New Roman"/>
+            <w:sz w:val="24"/>
           </w:rPr>
           <w:t>6.4 Thí nghiệm A B về đầu vào ViT5</w:t>
         </w:r>
         <w:r>
+          <w:rPr>
+            <w:rFonts w:ascii="Times New Roman" w:hAnsi="Times New Roman"/>
+            <w:sz w:val="24"/>
+          </w:rPr>
           <w:tab/>
         </w:r>
-        <w:r>
-          <w:t>10</w:t>
-        </w:r>
+        <w:fldSimple w:instr="PAGEREF section_9 \h">
+          <w:r>
+            <w:rPr>
+              <w:rFonts w:ascii="Times New Roman" w:hAnsi="Times New Roman"/>
+              <w:sz w:val="24"/>
+            </w:rPr>
+            <w:t>12</w:t>
+          </w:r>
+        </w:fldSimple>
       </w:hyperlink>
     </w:p>
     <w:p>
       <w:pPr>
-        <w:spacing w:after="60"/>
+        <w:spacing w:after="20" w:line="264" w:lineRule="auto"/>
+        <w:ind w:left="0"/>
         <w:tabs>
           <w:tab w:val="right" w:leader="dot" w:pos="9400"/>
         </w:tabs>
@@ -401,21 +1174,138 @@
       <w:hyperlink w:anchor="section_10">
         <w:r>
           <w:rPr>
-            <w:sz w:val="21"/>
+            <w:rFonts w:ascii="Times New Roman" w:hAnsi="Times New Roman"/>
+            <w:sz w:val="24"/>
+            <w:b/>
           </w:rPr>
           <w:t>7 Phân tích lỗi và đối chiếu nội dung</w:t>
         </w:r>
         <w:r>
+          <w:rPr>
+            <w:rFonts w:ascii="Times New Roman" w:hAnsi="Times New Roman"/>
+            <w:sz w:val="24"/>
+            <w:b/>
+          </w:rPr>
           <w:tab/>
         </w:r>
-        <w:r>
-          <w:t>11</w:t>
-        </w:r>
+        <w:fldSimple w:instr="PAGEREF section_10 \h">
+          <w:r>
+            <w:rPr>
+              <w:rFonts w:ascii="Times New Roman" w:hAnsi="Times New Roman"/>
+              <w:sz w:val="24"/>
+              <w:b/>
+            </w:rPr>
+            <w:t>13</w:t>
+          </w:r>
+        </w:fldSimple>
       </w:hyperlink>
     </w:p>
     <w:p>
       <w:pPr>
-        <w:spacing w:after="60"/>
+        <w:spacing w:after="20" w:line="264" w:lineRule="auto"/>
+        <w:ind w:left="312"/>
+        <w:tabs>
+          <w:tab w:val="right" w:leader="dot" w:pos="9400"/>
+        </w:tabs>
+      </w:pPr>
+      <w:hyperlink w:anchor="heading_toc_107">
+        <w:r>
+          <w:rPr>
+            <w:rFonts w:ascii="Times New Roman" w:hAnsi="Times New Roman"/>
+            <w:sz w:val="24"/>
+          </w:rPr>
+          <w:t>7.1 Phạm vi và nguyên tắc đọc lỗi</w:t>
+        </w:r>
+        <w:r>
+          <w:rPr>
+            <w:rFonts w:ascii="Times New Roman" w:hAnsi="Times New Roman"/>
+            <w:sz w:val="24"/>
+          </w:rPr>
+          <w:tab/>
+        </w:r>
+        <w:fldSimple w:instr="PAGEREF heading_toc_107 \h">
+          <w:r>
+            <w:rPr>
+              <w:rFonts w:ascii="Times New Roman" w:hAnsi="Times New Roman"/>
+              <w:sz w:val="24"/>
+            </w:rPr>
+            <w:t>13</w:t>
+          </w:r>
+        </w:fldSimple>
+      </w:hyperlink>
+    </w:p>
+    <w:p>
+      <w:pPr>
+        <w:spacing w:after="20" w:line="264" w:lineRule="auto"/>
+        <w:ind w:left="312"/>
+        <w:tabs>
+          <w:tab w:val="right" w:leader="dot" w:pos="9400"/>
+        </w:tabs>
+      </w:pPr>
+      <w:hyperlink w:anchor="heading_toc_111">
+        <w:r>
+          <w:rPr>
+            <w:rFonts w:ascii="Times New Roman" w:hAnsi="Times New Roman"/>
+            <w:sz w:val="24"/>
+          </w:rPr>
+          <w:t>7.2 Trường hợp 000051 và giới hạn tách câu</w:t>
+        </w:r>
+        <w:r>
+          <w:rPr>
+            <w:rFonts w:ascii="Times New Roman" w:hAnsi="Times New Roman"/>
+            <w:sz w:val="24"/>
+          </w:rPr>
+          <w:tab/>
+        </w:r>
+        <w:fldSimple w:instr="PAGEREF heading_toc_111 \h">
+          <w:r>
+            <w:rPr>
+              <w:rFonts w:ascii="Times New Roman" w:hAnsi="Times New Roman"/>
+              <w:sz w:val="24"/>
+            </w:rPr>
+            <w:t>14</w:t>
+          </w:r>
+        </w:fldSimple>
+      </w:hyperlink>
+    </w:p>
+    <w:p>
+      <w:pPr>
+        <w:spacing w:after="20" w:line="264" w:lineRule="auto"/>
+        <w:ind w:left="312"/>
+        <w:tabs>
+          <w:tab w:val="right" w:leader="dot" w:pos="9400"/>
+        </w:tabs>
+      </w:pPr>
+      <w:hyperlink w:anchor="heading_toc_114">
+        <w:r>
+          <w:rPr>
+            <w:rFonts w:ascii="Times New Roman" w:hAnsi="Times New Roman"/>
+            <w:sz w:val="24"/>
+          </w:rPr>
+          <w:t>7.3 Sai số và bỏ sót thông tin là hai hiện tượng</w:t>
+        </w:r>
+        <w:r>
+          <w:rPr>
+            <w:rFonts w:ascii="Times New Roman" w:hAnsi="Times New Roman"/>
+            <w:sz w:val="24"/>
+          </w:rPr>
+          <w:tab/>
+        </w:r>
+        <w:fldSimple w:instr="PAGEREF heading_toc_114 \h">
+          <w:r>
+            <w:rPr>
+              <w:rFonts w:ascii="Times New Roman" w:hAnsi="Times New Roman"/>
+              <w:sz w:val="24"/>
+            </w:rPr>
+            <w:t>14</w:t>
+          </w:r>
+        </w:fldSimple>
+      </w:hyperlink>
+    </w:p>
+    <w:p>
+      <w:pPr>
+        <w:spacing w:after="20" w:line="264" w:lineRule="auto"/>
+        <w:ind w:left="0"/>
         <w:tabs>
           <w:tab w:val="right" w:leader="dot" w:pos="9400"/>
         </w:tabs>
@@ -423,21 +1313,104 @@
       <w:hyperlink w:anchor="section_11">
         <w:r>
           <w:rPr>
-            <w:sz w:val="21"/>
+            <w:rFonts w:ascii="Times New Roman" w:hAnsi="Times New Roman"/>
+            <w:sz w:val="24"/>
+            <w:b/>
           </w:rPr>
           <w:t>8 Demo và khả năng tái lập</w:t>
         </w:r>
         <w:r>
+          <w:rPr>
+            <w:rFonts w:ascii="Times New Roman" w:hAnsi="Times New Roman"/>
+            <w:sz w:val="24"/>
+            <w:b/>
+          </w:rPr>
           <w:tab/>
         </w:r>
-        <w:r>
-          <w:t>12</w:t>
-        </w:r>
+        <w:fldSimple w:instr="PAGEREF section_11 \h">
+          <w:r>
+            <w:rPr>
+              <w:rFonts w:ascii="Times New Roman" w:hAnsi="Times New Roman"/>
+              <w:sz w:val="24"/>
+              <w:b/>
+            </w:rPr>
+            <w:t>15</w:t>
+          </w:r>
+        </w:fldSimple>
       </w:hyperlink>
     </w:p>
     <w:p>
       <w:pPr>
-        <w:spacing w:after="60"/>
+        <w:spacing w:after="20" w:line="264" w:lineRule="auto"/>
+        <w:ind w:left="312"/>
+        <w:tabs>
+          <w:tab w:val="right" w:leader="dot" w:pos="9400"/>
+        </w:tabs>
+      </w:pPr>
+      <w:hyperlink w:anchor="heading_toc_122">
+        <w:r>
+          <w:rPr>
+            <w:rFonts w:ascii="Times New Roman" w:hAnsi="Times New Roman"/>
+            <w:sz w:val="24"/>
+          </w:rPr>
+          <w:t>8.1 Các chức năng phục vụ kiểm chứng</w:t>
+        </w:r>
+        <w:r>
+          <w:rPr>
+            <w:rFonts w:ascii="Times New Roman" w:hAnsi="Times New Roman"/>
+            <w:sz w:val="24"/>
+          </w:rPr>
+          <w:tab/>
+        </w:r>
+        <w:fldSimple w:instr="PAGEREF heading_toc_122 \h">
+          <w:r>
+            <w:rPr>
+              <w:rFonts w:ascii="Times New Roman" w:hAnsi="Times New Roman"/>
+              <w:sz w:val="24"/>
+            </w:rPr>
+            <w:t>15</w:t>
+          </w:r>
+        </w:fldSimple>
+      </w:hyperlink>
+    </w:p>
+    <w:p>
+      <w:pPr>
+        <w:spacing w:after="20" w:line="264" w:lineRule="auto"/>
+        <w:ind w:left="312"/>
+        <w:tabs>
+          <w:tab w:val="right" w:leader="dot" w:pos="9400"/>
+        </w:tabs>
+      </w:pPr>
+      <w:hyperlink w:anchor="heading_toc_125">
+        <w:r>
+          <w:rPr>
+            <w:rFonts w:ascii="Times New Roman" w:hAnsi="Times New Roman"/>
+            <w:sz w:val="24"/>
+          </w:rPr>
+          <w:t>8.2 Chạy và kiểm tra lại</w:t>
+        </w:r>
+        <w:r>
+          <w:rPr>
+            <w:rFonts w:ascii="Times New Roman" w:hAnsi="Times New Roman"/>
+            <w:sz w:val="24"/>
+          </w:rPr>
+          <w:tab/>
+        </w:r>
+        <w:fldSimple w:instr="PAGEREF heading_toc_125 \h">
+          <w:r>
+            <w:rPr>
+              <w:rFonts w:ascii="Times New Roman" w:hAnsi="Times New Roman"/>
+              <w:sz w:val="24"/>
+            </w:rPr>
+            <w:t>15</w:t>
+          </w:r>
+        </w:fldSimple>
+      </w:hyperlink>
+    </w:p>
+    <w:p>
+      <w:pPr>
+        <w:spacing w:after="20" w:line="264" w:lineRule="auto"/>
+        <w:ind w:left="0"/>
         <w:tabs>
           <w:tab w:val="right" w:leader="dot" w:pos="9400"/>
         </w:tabs>
@@ -445,21 +1418,172 @@
       <w:hyperlink w:anchor="section_12">
         <w:r>
           <w:rPr>
-            <w:sz w:val="21"/>
+            <w:rFonts w:ascii="Times New Roman" w:hAnsi="Times New Roman"/>
+            <w:sz w:val="24"/>
+            <w:b/>
           </w:rPr>
           <w:t>9 Thảo luận hạn chế và hướng phát triển</w:t>
         </w:r>
         <w:r>
+          <w:rPr>
+            <w:rFonts w:ascii="Times New Roman" w:hAnsi="Times New Roman"/>
+            <w:sz w:val="24"/>
+            <w:b/>
+          </w:rPr>
           <w:tab/>
         </w:r>
-        <w:r>
-          <w:t>13</w:t>
-        </w:r>
+        <w:fldSimple w:instr="PAGEREF section_12 \h">
+          <w:r>
+            <w:rPr>
+              <w:rFonts w:ascii="Times New Roman" w:hAnsi="Times New Roman"/>
+              <w:sz w:val="24"/>
+              <w:b/>
+            </w:rPr>
+            <w:t>16</w:t>
+          </w:r>
+        </w:fldSimple>
       </w:hyperlink>
     </w:p>
     <w:p>
       <w:pPr>
-        <w:spacing w:after="60"/>
+        <w:spacing w:after="20" w:line="264" w:lineRule="auto"/>
+        <w:ind w:left="312"/>
+        <w:tabs>
+          <w:tab w:val="right" w:leader="dot" w:pos="9400"/>
+        </w:tabs>
+      </w:pPr>
+      <w:hyperlink w:anchor="heading_toc_129">
+        <w:r>
+          <w:rPr>
+            <w:rFonts w:ascii="Times New Roman" w:hAnsi="Times New Roman"/>
+            <w:sz w:val="24"/>
+          </w:rPr>
+          <w:t>9.1 Những kết luận được dữ liệu hỗ trợ</w:t>
+        </w:r>
+        <w:r>
+          <w:rPr>
+            <w:rFonts w:ascii="Times New Roman" w:hAnsi="Times New Roman"/>
+            <w:sz w:val="24"/>
+          </w:rPr>
+          <w:tab/>
+        </w:r>
+        <w:fldSimple w:instr="PAGEREF heading_toc_129 \h">
+          <w:r>
+            <w:rPr>
+              <w:rFonts w:ascii="Times New Roman" w:hAnsi="Times New Roman"/>
+              <w:sz w:val="24"/>
+            </w:rPr>
+            <w:t>16</w:t>
+          </w:r>
+        </w:fldSimple>
+      </w:hyperlink>
+    </w:p>
+    <w:p>
+      <w:pPr>
+        <w:spacing w:after="20" w:line="264" w:lineRule="auto"/>
+        <w:ind w:left="312"/>
+        <w:tabs>
+          <w:tab w:val="right" w:leader="dot" w:pos="9400"/>
+        </w:tabs>
+      </w:pPr>
+      <w:hyperlink w:anchor="heading_toc_132">
+        <w:r>
+          <w:rPr>
+            <w:rFonts w:ascii="Times New Roman" w:hAnsi="Times New Roman"/>
+            <w:sz w:val="24"/>
+          </w:rPr>
+          <w:t>9.2 Các giới hạn cần giữ khi diễn giải</w:t>
+        </w:r>
+        <w:r>
+          <w:rPr>
+            <w:rFonts w:ascii="Times New Roman" w:hAnsi="Times New Roman"/>
+            <w:sz w:val="24"/>
+          </w:rPr>
+          <w:tab/>
+        </w:r>
+        <w:fldSimple w:instr="PAGEREF heading_toc_132 \h">
+          <w:r>
+            <w:rPr>
+              <w:rFonts w:ascii="Times New Roman" w:hAnsi="Times New Roman"/>
+              <w:sz w:val="24"/>
+            </w:rPr>
+            <w:t>16</w:t>
+          </w:r>
+        </w:fldSimple>
+      </w:hyperlink>
+    </w:p>
+    <w:p>
+      <w:pPr>
+        <w:spacing w:after="20" w:line="264" w:lineRule="auto"/>
+        <w:ind w:left="312"/>
+        <w:tabs>
+          <w:tab w:val="right" w:leader="dot" w:pos="9400"/>
+        </w:tabs>
+      </w:pPr>
+      <w:hyperlink w:anchor="heading_toc_136">
+        <w:r>
+          <w:rPr>
+            <w:rFonts w:ascii="Times New Roman" w:hAnsi="Times New Roman"/>
+            <w:sz w:val="24"/>
+          </w:rPr>
+          <w:t>9.3 Các bước phát triển tiếp theo</w:t>
+        </w:r>
+        <w:r>
+          <w:rPr>
+            <w:rFonts w:ascii="Times New Roman" w:hAnsi="Times New Roman"/>
+            <w:sz w:val="24"/>
+          </w:rPr>
+          <w:tab/>
+        </w:r>
+        <w:fldSimple w:instr="PAGEREF heading_toc_136 \h">
+          <w:r>
+            <w:rPr>
+              <w:rFonts w:ascii="Times New Roman" w:hAnsi="Times New Roman"/>
+              <w:sz w:val="24"/>
+            </w:rPr>
+            <w:t>17</w:t>
+          </w:r>
+        </w:fldSimple>
+      </w:hyperlink>
+    </w:p>
+    <w:p>
+      <w:pPr>
+        <w:spacing w:after="20" w:line="264" w:lineRule="auto"/>
+        <w:ind w:left="312"/>
+        <w:tabs>
+          <w:tab w:val="right" w:leader="dot" w:pos="9400"/>
+        </w:tabs>
+      </w:pPr>
+      <w:hyperlink w:anchor="heading_toc_139">
+        <w:r>
+          <w:rPr>
+            <w:rFonts w:ascii="Times New Roman" w:hAnsi="Times New Roman"/>
+            <w:sz w:val="24"/>
+          </w:rPr>
+          <w:t>9.4 Kết luận</w:t>
+        </w:r>
+        <w:r>
+          <w:rPr>
+            <w:rFonts w:ascii="Times New Roman" w:hAnsi="Times New Roman"/>
+            <w:sz w:val="24"/>
+          </w:rPr>
+          <w:tab/>
+        </w:r>
+        <w:fldSimple w:instr="PAGEREF heading_toc_139 \h">
+          <w:r>
+            <w:rPr>
+              <w:rFonts w:ascii="Times New Roman" w:hAnsi="Times New Roman"/>
+              <w:sz w:val="24"/>
+            </w:rPr>
+            <w:t>17</w:t>
+          </w:r>
+        </w:fldSimple>
+      </w:hyperlink>
+    </w:p>
+    <w:p>
+      <w:pPr>
+        <w:spacing w:after="20" w:line="264" w:lineRule="auto"/>
+        <w:ind w:left="0"/>
         <w:tabs>
           <w:tab w:val="right" w:leader="dot" w:pos="9400"/>
         </w:tabs>
@@ -467,16 +1591,30 @@
       <w:hyperlink w:anchor="section_13">
         <w:r>
           <w:rPr>
-            <w:sz w:val="21"/>
+            <w:rFonts w:ascii="Times New Roman" w:hAnsi="Times New Roman"/>
+            <w:sz w:val="24"/>
+            <w:b/>
           </w:rPr>
           <w:t>10 Tài liệu tham khảo và tệp kết quả</w:t>
         </w:r>
         <w:r>
+          <w:rPr>
+            <w:rFonts w:ascii="Times New Roman" w:hAnsi="Times New Roman"/>
+            <w:sz w:val="24"/>
+            <w:b/>
+          </w:rPr>
           <w:tab/>
         </w:r>
-        <w:r>
-          <w:t>14</w:t>
-        </w:r>
+        <w:fldSimple w:instr="PAGEREF section_13 \h">
+          <w:r>
+            <w:rPr>
+              <w:rFonts w:ascii="Times New Roman" w:hAnsi="Times New Roman"/>
+              <w:sz w:val="24"/>
+              <w:b/>
+            </w:rPr>
+            <w:t>17</w:t>
+          </w:r>
+        </w:fldSimple>
       </w:hyperlink>
     </w:p>
     <w:p>
@@ -486,74 +1624,116 @@
         <w:pageBreakBefore/>
       </w:pPr>
       <w:r>
+        <w:rPr>
+          <w:rFonts w:ascii="Times New Roman" w:hAnsi="Times New Roman" w:eastAsia="Times New Roman" w:cs="Times New Roman"/>
+        </w:rPr>
         <w:t>1 Bối cảnh và dữ liệu</w:t>
       </w:r>
       <w:bookmarkEnd w:id="2"/>
     </w:p>
     <w:p>
+      <w:bookmarkStart w:id="216" w:name="heading_toc_16"/>
       <w:pPr>
         <w:pStyle w:val="Heading2"/>
         <w:pageBreakBefore w:val="0"/>
       </w:pPr>
       <w:r>
+        <w:rPr>
+          <w:rFonts w:ascii="Times New Roman" w:hAnsi="Times New Roman" w:eastAsia="Times New Roman" w:cs="Times New Roman"/>
+        </w:rPr>
         <w:t>1.1 Mục tiêu và phạm vi</w:t>
       </w:r>
+      <w:bookmarkEnd w:id="216"/>
     </w:p>
     <w:p>
       <w:pPr>
+        <w:spacing w:line="360" w:lineRule="auto" w:after="120"/>
         <w:jc w:val="left"/>
       </w:pPr>
       <w:r>
+        <w:rPr>
+          <w:rFonts w:ascii="Times New Roman" w:hAnsi="Times New Roman" w:eastAsia="Times New Roman" w:cs="Times New Roman"/>
+          <w:sz w:val="26"/>
+        </w:rPr>
         <w:t>Một bản tóm tắt tin tức cần giữ được sự kiện chính, các chủ thể liên quan và kết quả của sự kiện trong ít câu. Bài toán không chỉ là viết ngắn: việc đổi người thực hiện hành động, số tiền hoặc tình trạng của nạn nhân có thể làm thay đổi ý nghĩa dù phần lớn từ ngữ vẫn giống bản tham chiếu.</w:t>
       </w:r>
     </w:p>
     <w:p>
       <w:pPr>
+        <w:spacing w:line="360" w:lineRule="auto" w:after="120"/>
         <w:jc w:val="left"/>
       </w:pPr>
       <w:r>
+        <w:rPr>
+          <w:rFonts w:ascii="Times New Roman" w:hAnsi="Times New Roman" w:eastAsia="Times New Roman" w:cs="Times New Roman"/>
+          <w:sz w:val="26"/>
+        </w:rPr>
         <w:t>Nhóm đặt ba câu hỏi: ViT5 hơn các phương pháp rút trích ở những độ đo nào; độ dài thân bài và cách biểu diễn đầu vào có liên hệ ra sao với điểm số; các lỗi nội dung nào chưa được điểm ROUGE phản ánh đầy đủ. Các câu hỏi được trả lời bằng số liệu trên cùng tập ID và các ví dụ đối chiếu cụ thể.</w:t>
       </w:r>
     </w:p>
     <w:p>
+      <w:bookmarkStart w:id="219" w:name="heading_toc_19"/>
       <w:pPr>
         <w:pStyle w:val="Heading2"/>
         <w:pageBreakBefore w:val="0"/>
       </w:pPr>
       <w:r>
+        <w:rPr>
+          <w:rFonts w:ascii="Times New Roman" w:hAnsi="Times New Roman" w:eastAsia="Times New Roman" w:cs="Times New Roman"/>
+        </w:rPr>
         <w:t>1.2 Định nghĩa bài toán</w:t>
       </w:r>
+      <w:bookmarkEnd w:id="219"/>
     </w:p>
     <w:p>
       <w:pPr>
+        <w:spacing w:line="360" w:lineRule="auto" w:after="120"/>
         <w:jc w:val="left"/>
       </w:pPr>
       <w:r>
+        <w:rPr>
+          <w:rFonts w:ascii="Times New Roman" w:hAnsi="Times New Roman" w:eastAsia="Times New Roman" w:cs="Times New Roman"/>
+          <w:sz w:val="26"/>
+        </w:rPr>
         <w:t>Đầu vào của các hệ là thân bài tiếng Việt đã tách từ. Tiêu đề chỉ giúp nhận diện bài trong demo. Đầu ra là bản tóm tắt: Lead-n và TextRank chọn câu từ nguồn; ViT5 sinh chuỗi văn bản mới. Gold là trường abstract, tương ứng sapo của bài báo, dùng để chấm điểm. Oracle là ngoại lệ vì được dùng gold để chọn câu.</w:t>
       </w:r>
     </w:p>
     <w:p>
+      <w:bookmarkStart w:id="221" w:name="heading_toc_21"/>
       <w:pPr>
         <w:pStyle w:val="Heading2"/>
         <w:pageBreakBefore w:val="0"/>
       </w:pPr>
       <w:r>
+        <w:rPr>
+          <w:rFonts w:ascii="Times New Roman" w:hAnsi="Times New Roman" w:eastAsia="Times New Roman" w:cs="Times New Roman"/>
+        </w:rPr>
         <w:t>1.3 Tập dữ liệu và cách chọn mẫu</w:t>
       </w:r>
+      <w:bookmarkEnd w:id="221"/>
     </w:p>
     <w:p>
       <w:pPr>
+        <w:spacing w:line="360" w:lineRule="auto" w:after="120"/>
         <w:jc w:val="left"/>
       </w:pPr>
       <w:r>
+        <w:rPr>
+          <w:rFonts w:ascii="Times New Roman" w:hAnsi="Times New Roman" w:eastAsia="Times New Roman" w:cs="Times New Roman"/>
+          <w:sz w:val="26"/>
+        </w:rPr>
         <w:t>Dữ liệu lấy từ kho Vietnews [1], thư mục test_tokenized. Mỗi file chứa tiêu đề, abstract và thân bài, phân cách bằng dòng trống. Dấu gạch dưới nối các âm tiết trong một từ đã tách, ví dụ “Công_an” hoặc “Hà_Nội”. Nhóm giữ nguyên cách tách từ và split của corpus.</w:t>
       </w:r>
     </w:p>
     <w:p>
       <w:pPr>
         <w:pStyle w:val="Caption"/>
+        <w:keepNext/>
       </w:pPr>
       <w:r>
+        <w:rPr>
+          <w:rFonts w:ascii="Times New Roman" w:hAnsi="Times New Roman" w:eastAsia="Times New Roman" w:cs="Times New Roman"/>
+        </w:rPr>
         <w:t>Bảng 1  Phạm vi các tập bài trong báo cáo</w:t>
       </w:r>
     </w:p>
@@ -595,14 +1775,15 @@
           <w:p>
             <w:pPr>
               <w:keepNext/>
-              <w:spacing w:after="0" w:line="259" w:lineRule="auto"/>
+              <w:spacing w:after="0" w:line="276" w:lineRule="auto"/>
               <w:jc w:val="left"/>
             </w:pPr>
             <w:r>
               <w:rPr>
+                <w:rFonts w:ascii="Times New Roman" w:hAnsi="Times New Roman" w:eastAsia="Times New Roman" w:cs="Times New Roman"/>
                 <w:b/>
                 <w:color w:val="FFFFFF"/>
-                <w:sz w:val="20"/>
+                <w:sz w:val="24"/>
               </w:rPr>
               <w:t>Tập bài</w:t>
             </w:r>
@@ -629,14 +1810,15 @@
           <w:p>
             <w:pPr>
               <w:keepNext/>
-              <w:spacing w:after="0" w:line="259" w:lineRule="auto"/>
+              <w:spacing w:after="0" w:line="276" w:lineRule="auto"/>
               <w:jc w:val="left"/>
             </w:pPr>
             <w:r>
               <w:rPr>
+                <w:rFonts w:ascii="Times New Roman" w:hAnsi="Times New Roman" w:eastAsia="Times New Roman" w:cs="Times New Roman"/>
                 <w:b/>
                 <w:color w:val="FFFFFF"/>
-                <w:sz w:val="20"/>
+                <w:sz w:val="24"/>
               </w:rPr>
               <w:t>Cách chọn ID</w:t>
             </w:r>
@@ -663,14 +1845,15 @@
           <w:p>
             <w:pPr>
               <w:keepNext/>
-              <w:spacing w:after="0" w:line="259" w:lineRule="auto"/>
+              <w:spacing w:after="0" w:line="276" w:lineRule="auto"/>
               <w:jc w:val="left"/>
             </w:pPr>
             <w:r>
               <w:rPr>
+                <w:rFonts w:ascii="Times New Roman" w:hAnsi="Times New Roman" w:eastAsia="Times New Roman" w:cs="Times New Roman"/>
                 <w:b/>
                 <w:color w:val="FFFFFF"/>
-                <w:sz w:val="20"/>
+                <w:sz w:val="24"/>
               </w:rPr>
               <w:t>Mục đích</w:t>
             </w:r>
@@ -702,14 +1885,15 @@
           <w:p>
             <w:pPr>
               <w:keepNext/>
-              <w:spacing w:after="0" w:line="259" w:lineRule="auto"/>
+              <w:spacing w:after="0" w:line="276" w:lineRule="auto"/>
               <w:jc w:val="left"/>
             </w:pPr>
             <w:r>
               <w:rPr>
+                <w:rFonts w:ascii="Times New Roman" w:hAnsi="Times New Roman" w:eastAsia="Times New Roman" w:cs="Times New Roman"/>
                 <w:b w:val="0"/>
                 <w:color w:val="000000"/>
-                <w:sz w:val="20"/>
+                <w:sz w:val="24"/>
               </w:rPr>
               <w:t>500 bài chính</w:t>
             </w:r>
@@ -736,14 +1920,15 @@
           <w:p>
             <w:pPr>
               <w:keepNext/>
-              <w:spacing w:after="0" w:line="259" w:lineRule="auto"/>
+              <w:spacing w:after="0" w:line="276" w:lineRule="auto"/>
               <w:jc w:val="left"/>
             </w:pPr>
             <w:r>
               <w:rPr>
+                <w:rFonts w:ascii="Times New Roman" w:hAnsi="Times New Roman" w:eastAsia="Times New Roman" w:cs="Times New Roman"/>
                 <w:b w:val="0"/>
                 <w:color w:val="000000"/>
-                <w:sz w:val="20"/>
+                <w:sz w:val="24"/>
               </w:rPr>
               <w:t>000001 đến 000500</w:t>
             </w:r>
@@ -770,14 +1955,15 @@
           <w:p>
             <w:pPr>
               <w:keepNext/>
-              <w:spacing w:after="0" w:line="259" w:lineRule="auto"/>
+              <w:spacing w:after="0" w:line="276" w:lineRule="auto"/>
               <w:jc w:val="left"/>
             </w:pPr>
             <w:r>
               <w:rPr>
+                <w:rFonts w:ascii="Times New Roman" w:hAnsi="Times New Roman" w:eastAsia="Times New Roman" w:cs="Times New Roman"/>
                 <w:b w:val="0"/>
                 <w:color w:val="000000"/>
-                <w:sz w:val="20"/>
+                <w:sz w:val="24"/>
               </w:rPr>
               <w:t>So sánh các hệ và A/B trên cùng bài</w:t>
             </w:r>
@@ -809,14 +1995,15 @@
           <w:p>
             <w:pPr>
               <w:keepNext/>
-              <w:spacing w:after="0" w:line="259" w:lineRule="auto"/>
+              <w:spacing w:after="0" w:line="276" w:lineRule="auto"/>
               <w:jc w:val="left"/>
             </w:pPr>
             <w:r>
               <w:rPr>
+                <w:rFonts w:ascii="Times New Roman" w:hAnsi="Times New Roman" w:eastAsia="Times New Roman" w:cs="Times New Roman"/>
                 <w:b w:val="0"/>
                 <w:color w:val="000000"/>
-                <w:sz w:val="20"/>
+                <w:sz w:val="24"/>
               </w:rPr>
               <w:t>100 bài đầu</w:t>
             </w:r>
@@ -843,14 +2030,15 @@
           <w:p>
             <w:pPr>
               <w:keepNext/>
-              <w:spacing w:after="0" w:line="259" w:lineRule="auto"/>
+              <w:spacing w:after="0" w:line="276" w:lineRule="auto"/>
               <w:jc w:val="left"/>
             </w:pPr>
             <w:r>
               <w:rPr>
+                <w:rFonts w:ascii="Times New Roman" w:hAnsi="Times New Roman" w:eastAsia="Times New Roman" w:cs="Times New Roman"/>
                 <w:b w:val="0"/>
                 <w:color w:val="000000"/>
-                <w:sz w:val="20"/>
+                <w:sz w:val="24"/>
               </w:rPr>
               <w:t>000001 đến 000100</w:t>
             </w:r>
@@ -877,14 +2065,15 @@
           <w:p>
             <w:pPr>
               <w:keepNext/>
-              <w:spacing w:after="0" w:line="259" w:lineRule="auto"/>
+              <w:spacing w:after="0" w:line="276" w:lineRule="auto"/>
               <w:jc w:val="left"/>
             </w:pPr>
             <w:r>
               <w:rPr>
+                <w:rFonts w:ascii="Times New Roman" w:hAnsi="Times New Roman" w:eastAsia="Times New Roman" w:cs="Times New Roman"/>
                 <w:b w:val="0"/>
                 <w:color w:val="000000"/>
-                <w:sz w:val="20"/>
+                <w:sz w:val="24"/>
               </w:rPr>
               <w:t>Phân tích độ dài và lỗi baseline</w:t>
             </w:r>
@@ -916,14 +2105,15 @@
           <w:p>
             <w:pPr>
               <w:keepNext/>
-              <w:spacing w:after="0" w:line="259" w:lineRule="auto"/>
+              <w:spacing w:after="0" w:line="276" w:lineRule="auto"/>
               <w:jc w:val="left"/>
             </w:pPr>
             <w:r>
               <w:rPr>
+                <w:rFonts w:ascii="Times New Roman" w:hAnsi="Times New Roman" w:eastAsia="Times New Roman" w:cs="Times New Roman"/>
                 <w:b w:val="0"/>
                 <w:color w:val="000000"/>
-                <w:sz w:val="20"/>
+                <w:sz w:val="24"/>
               </w:rPr>
               <w:t>20 bài A/B thăm dò</w:t>
             </w:r>
@@ -950,14 +2140,15 @@
           <w:p>
             <w:pPr>
               <w:keepNext/>
-              <w:spacing w:after="0" w:line="259" w:lineRule="auto"/>
+              <w:spacing w:after="0" w:line="276" w:lineRule="auto"/>
               <w:jc w:val="left"/>
             </w:pPr>
             <w:r>
               <w:rPr>
+                <w:rFonts w:ascii="Times New Roman" w:hAnsi="Times New Roman" w:eastAsia="Times New Roman" w:cs="Times New Roman"/>
                 <w:b w:val="0"/>
                 <w:color w:val="000000"/>
-                <w:sz w:val="20"/>
+                <w:sz w:val="24"/>
               </w:rPr>
               <w:t>1, 26, …, 476</w:t>
             </w:r>
@@ -984,14 +2175,15 @@
           <w:p>
             <w:pPr>
               <w:keepNext/>
-              <w:spacing w:after="0" w:line="259" w:lineRule="auto"/>
+              <w:spacing w:after="0" w:line="276" w:lineRule="auto"/>
               <w:jc w:val="left"/>
             </w:pPr>
             <w:r>
               <w:rPr>
+                <w:rFonts w:ascii="Times New Roman" w:hAnsi="Times New Roman" w:eastAsia="Times New Roman" w:cs="Times New Roman"/>
                 <w:b w:val="0"/>
                 <w:color w:val="000000"/>
-                <w:sz w:val="20"/>
+                <w:sz w:val="24"/>
               </w:rPr>
               <w:t>Khảo sát ảnh hưởng dấu gạch dưới</w:t>
             </w:r>
@@ -1023,14 +2215,15 @@
           <w:p>
             <w:pPr>
               <w:keepNext w:val="0"/>
-              <w:spacing w:after="0" w:line="259" w:lineRule="auto"/>
+              <w:spacing w:after="0" w:line="276" w:lineRule="auto"/>
               <w:jc w:val="left"/>
             </w:pPr>
             <w:r>
               <w:rPr>
+                <w:rFonts w:ascii="Times New Roman" w:hAnsi="Times New Roman" w:eastAsia="Times New Roman" w:cs="Times New Roman"/>
                 <w:b w:val="0"/>
                 <w:color w:val="000000"/>
-                <w:sz w:val="20"/>
+                <w:sz w:val="24"/>
               </w:rPr>
               <w:t>100 bài A/B xác nhận</w:t>
             </w:r>
@@ -1056,15 +2249,16 @@
           </w:tcPr>
           <w:p>
             <w:pPr>
-              <w:keepNext/>
-              <w:spacing w:after="0" w:line="259" w:lineRule="auto"/>
+              <w:keepNext w:val="0"/>
+              <w:spacing w:after="0" w:line="276" w:lineRule="auto"/>
               <w:jc w:val="left"/>
             </w:pPr>
             <w:r>
               <w:rPr>
+                <w:rFonts w:ascii="Times New Roman" w:hAnsi="Times New Roman" w:eastAsia="Times New Roman" w:cs="Times New Roman"/>
                 <w:b w:val="0"/>
                 <w:color w:val="000000"/>
-                <w:sz w:val="20"/>
+                <w:sz w:val="24"/>
               </w:rPr>
               <w:t>2, 7, …, 497</w:t>
             </w:r>
@@ -1090,15 +2284,16 @@
           </w:tcPr>
           <w:p>
             <w:pPr>
-              <w:keepNext/>
-              <w:spacing w:after="0" w:line="259" w:lineRule="auto"/>
+              <w:keepNext w:val="0"/>
+              <w:spacing w:after="0" w:line="276" w:lineRule="auto"/>
               <w:jc w:val="left"/>
             </w:pPr>
             <w:r>
               <w:rPr>
+                <w:rFonts w:ascii="Times New Roman" w:hAnsi="Times New Roman" w:eastAsia="Times New Roman" w:cs="Times New Roman"/>
                 <w:b w:val="0"/>
                 <w:color w:val="000000"/>
-                <w:sz w:val="20"/>
+                <w:sz w:val="24"/>
               </w:rPr>
               <w:t>Kiểm tra lại xu hướng trên ID khác</w:t>
             </w:r>
@@ -1108,19 +2303,25 @@
     </w:tbl>
     <w:p>
       <w:pPr>
-        <w:spacing w:after="60" w:line="240" w:lineRule="auto"/>
+        <w:spacing w:after="100" w:line="60" w:lineRule="exact" w:before="0"/>
       </w:pPr>
       <w:r>
         <w:rPr>
+          <w:rFonts w:ascii="Times New Roman" w:hAnsi="Times New Roman" w:eastAsia="Times New Roman" w:cs="Times New Roman"/>
           <w:sz w:val="6"/>
         </w:rPr>
       </w:r>
     </w:p>
     <w:p>
       <w:pPr>
+        <w:spacing w:line="360" w:lineRule="auto" w:after="120"/>
         <w:jc w:val="left"/>
       </w:pPr>
       <w:r>
+        <w:rPr>
+          <w:rFonts w:ascii="Times New Roman" w:hAnsi="Times New Roman" w:eastAsia="Times New Roman" w:cs="Times New Roman"/>
+          <w:sz w:val="26"/>
+        </w:rPr>
         <w:t>100 bài đầu là tập con của mẫu chính. Hai mẫu A/B nhỏ không giao nhau, nhưng đều nằm trong 500 bài. Tên “xác nhận” mô tả bước kiểm tra tiếp theo; đây không phải tập kiểm chứng độc lập với mẫu 500. Việc chọn theo tên file cũng không tạo mẫu ngẫu nhiên đại diện toàn corpus.</w:t>
       </w:r>
     </w:p>
@@ -1128,28 +2329,39 @@
       <w:bookmarkStart w:id="3" w:name="section_3"/>
       <w:pPr>
         <w:pStyle w:val="Heading1"/>
-        <w:pageBreakBefore/>
+        <w:pageBreakBefore w:val="0"/>
       </w:pPr>
       <w:r>
+        <w:rPr>
+          <w:rFonts w:ascii="Times New Roman" w:hAnsi="Times New Roman" w:eastAsia="Times New Roman" w:cs="Times New Roman"/>
+        </w:rPr>
         <w:t>2 Quy trình xử lý và tổ chức hệ thống</w:t>
       </w:r>
       <w:bookmarkEnd w:id="3"/>
     </w:p>
     <w:p>
       <w:pPr>
+        <w:spacing w:line="360" w:lineRule="auto" w:after="120"/>
         <w:jc w:val="left"/>
       </w:pPr>
       <w:r>
+        <w:rPr>
+          <w:rFonts w:ascii="Times New Roman" w:hAnsi="Times New Roman" w:eastAsia="Times New Roman" w:cs="Times New Roman"/>
+          <w:sz w:val="26"/>
+        </w:rPr>
         <w:t>Pipeline thống nhất cách đọc bài, lưu prediction và chấm điểm để các phương pháp được so sánh trên cùng đầu vào. Các bước sinh tóm tắt và đánh giá được tách riêng: có thể kiểm tra lại ROUGE từ output đã lưu mà không cần tải ViT5 hoặc chạy inference lần nữa.</w:t>
       </w:r>
     </w:p>
     <w:p>
       <w:pPr>
         <w:keepNext/>
-        <w:spacing w:after="60"/>
+        <w:spacing w:after="60" w:line="240" w:lineRule="auto"/>
         <w:jc w:val="center"/>
       </w:pPr>
       <w:r>
+        <w:rPr>
+          <w:rFonts w:ascii="Times New Roman" w:hAnsi="Times New Roman" w:eastAsia="Times New Roman" w:cs="Times New Roman"/>
+        </w:rPr>
         <w:drawing>
           <wp:inline xmlns:a="http://schemas.openxmlformats.org/drawingml/2006/main" xmlns:pic="http://schemas.openxmlformats.org/drawingml/2006/picture">
             <wp:extent cx="5897880" cy="2580322"/>
@@ -1187,75 +2399,119 @@
     <w:p>
       <w:pPr>
         <w:pStyle w:val="Caption"/>
+        <w:keepNext w:val="0"/>
       </w:pPr>
       <w:r>
+        <w:rPr>
+          <w:rFonts w:ascii="Times New Roman" w:hAnsi="Times New Roman" w:eastAsia="Times New Roman" w:cs="Times New Roman"/>
+        </w:rPr>
         <w:t>Hình 1  Luồng dữ liệu giữa tiền xử lý sinh tóm tắt và đánh giá</w:t>
       </w:r>
     </w:p>
     <w:p>
+      <w:bookmarkStart w:id="230" w:name="heading_toc_30"/>
       <w:pPr>
         <w:pStyle w:val="Heading2"/>
         <w:pageBreakBefore w:val="0"/>
       </w:pPr>
       <w:r>
+        <w:rPr>
+          <w:rFonts w:ascii="Times New Roman" w:hAnsi="Times New Roman" w:eastAsia="Times New Roman" w:cs="Times New Roman"/>
+        </w:rPr>
         <w:t>2.1 Đọc và tách nội dung</w:t>
       </w:r>
+      <w:bookmarkEnd w:id="230"/>
     </w:p>
     <w:p>
       <w:pPr>
+        <w:spacing w:line="360" w:lineRule="auto" w:after="120"/>
         <w:jc w:val="left"/>
       </w:pPr>
       <w:r>
+        <w:rPr>
+          <w:rFonts w:ascii="Times New Roman" w:hAnsi="Times New Roman" w:eastAsia="Times New Roman" w:cs="Times New Roman"/>
+          <w:sz w:val="26"/>
+        </w:rPr>
         <w:t>Bộ đọc lấy phần đầu làm tiêu đề, phần thứ hai làm abstract và nối các phần còn lại thành body. Các file thiếu cấu trúc tối thiểu bị báo lỗi. Khi tải corpus, file được ghi qua tệp tạm rồi đổi tên, tránh coi dữ liệu chưa tải xong là bài hoàn chỉnh.</w:t>
       </w:r>
     </w:p>
     <w:p>
       <w:pPr>
+        <w:spacing w:line="360" w:lineRule="auto" w:after="120"/>
         <w:jc w:val="left"/>
       </w:pPr>
       <w:r>
+        <w:rPr>
+          <w:rFonts w:ascii="Times New Roman" w:hAnsi="Times New Roman" w:eastAsia="Times New Roman" w:cs="Times New Roman"/>
+          <w:sz w:val="26"/>
+        </w:rPr>
         <w:t>Bộ tách câu nối các dòng cho đến khi gặp dòng kết thúc bằng dấu chấm, chấm than hoặc chấm hỏi. Đây là quy tắc dựa trên định dạng corpus, không phải bộ phân đoạn câu tiếng Việt chuyên dụng. Tên viết tắt và chú thích ảnh có thể trở thành câu hoặc đoạn độc lập; ảnh hưởng này cần được xét khi giải thích Lead-n và TextRank.</w:t>
       </w:r>
     </w:p>
     <w:p>
+      <w:bookmarkStart w:id="233" w:name="heading_toc_33"/>
       <w:pPr>
         <w:pStyle w:val="Heading2"/>
         <w:pageBreakBefore w:val="0"/>
       </w:pPr>
       <w:r>
+        <w:rPr>
+          <w:rFonts w:ascii="Times New Roman" w:hAnsi="Times New Roman" w:eastAsia="Times New Roman" w:cs="Times New Roman"/>
+        </w:rPr>
         <w:t>2.2 Prediction và nguồn kiểm chứng</w:t>
       </w:r>
+      <w:bookmarkEnd w:id="233"/>
     </w:p>
     <w:p>
       <w:pPr>
+        <w:spacing w:line="360" w:lineRule="auto" w:after="120"/>
         <w:jc w:val="left"/>
       </w:pPr>
       <w:r>
+        <w:rPr>
+          <w:rFonts w:ascii="Times New Roman" w:hAnsi="Times New Roman" w:eastAsia="Times New Roman" w:cs="Times New Roman"/>
+          <w:sz w:val="26"/>
+        </w:rPr>
         <w:t>Output ViT5 lưu cùng ID và abstract. Điểm từng bài được ghi trong CSV, còn điểm tổng hợp là trung bình F1 trên mẫu. Khi đánh giá, pipeline kiểm tra prediction rỗng, ID trùng và ID thiếu để tránh báo điểm trên một mẫu nhỏ hơn dự kiến.</w:t>
       </w:r>
     </w:p>
     <w:p>
       <w:pPr>
+        <w:spacing w:line="360" w:lineRule="auto" w:after="120"/>
         <w:jc w:val="left"/>
       </w:pPr>
       <w:r>
+        <w:rPr>
+          <w:rFonts w:ascii="Times New Roman" w:hAnsi="Times New Roman" w:eastAsia="Times New Roman" w:cs="Times New Roman"/>
+          <w:sz w:val="26"/>
+        </w:rPr>
         <w:t>Gold và body có vai trò khác nhau. Trùng gold là tiêu chí của ROUGE; body là nguồn để kiểm tra chi tiết do hệ sinh ra. Một chi tiết xuất hiện trong sapo nhưng không có trong thân bài không thể được coi là bằng chứng rằng mô hình đã đọc chi tiết đó từ đầu vào.</w:t>
       </w:r>
     </w:p>
     <w:p>
+      <w:bookmarkStart w:id="236" w:name="heading_toc_36"/>
       <w:pPr>
         <w:pStyle w:val="Heading2"/>
         <w:pageBreakBefore w:val="0"/>
       </w:pPr>
       <w:r>
+        <w:rPr>
+          <w:rFonts w:ascii="Times New Roman" w:hAnsi="Times New Roman" w:eastAsia="Times New Roman" w:cs="Times New Roman"/>
+        </w:rPr>
         <w:t>2.3 Tính nhất quán của demo</w:t>
       </w:r>
+      <w:bookmarkEnd w:id="236"/>
     </w:p>
     <w:p>
       <w:pPr>
+        <w:spacing w:line="360" w:lineRule="auto" w:after="120"/>
         <w:jc w:val="left"/>
       </w:pPr>
       <w:r>
+        <w:rPr>
+          <w:rFonts w:ascii="Times New Roman" w:hAnsi="Times New Roman" w:eastAsia="Times New Roman" w:cs="Times New Roman"/>
+          <w:sz w:val="26"/>
+        </w:rPr>
         <w:t>Demo đọc cùng corpus và kết quả đã lưu. Lead-3, TextRank được tính trên CPU; ViT5 hiển thị prediction có sẵn. Mục A/B chỉ được hiển thị khi có đủ cặp A và B trên đúng tập ID, các trường điểm và độ dài token hợp lệ. Cách tổ chức này cho phép người đọc chuyển từ số liệu tổng hợp sang kiểm chứng từng bài.</w:t>
       </w:r>
     </w:p>
@@ -1263,60 +2519,92 @@
       <w:bookmarkStart w:id="4" w:name="section_4"/>
       <w:pPr>
         <w:pStyle w:val="Heading1"/>
-        <w:pageBreakBefore/>
+        <w:pageBreakBefore w:val="0"/>
       </w:pPr>
       <w:r>
+        <w:rPr>
+          <w:rFonts w:ascii="Times New Roman" w:hAnsi="Times New Roman" w:eastAsia="Times New Roman" w:cs="Times New Roman"/>
+        </w:rPr>
         <w:t>3 Các phương pháp rút trích</w:t>
       </w:r>
       <w:bookmarkEnd w:id="4"/>
     </w:p>
     <w:p>
+      <w:bookmarkStart w:id="239" w:name="heading_toc_39"/>
       <w:pPr>
         <w:pStyle w:val="Heading2"/>
         <w:pageBreakBefore w:val="0"/>
       </w:pPr>
       <w:r>
+        <w:rPr>
+          <w:rFonts w:ascii="Times New Roman" w:hAnsi="Times New Roman" w:eastAsia="Times New Roman" w:cs="Times New Roman"/>
+        </w:rPr>
         <w:t>3.1 Lead n và vai trò của baseline</w:t>
       </w:r>
+      <w:bookmarkEnd w:id="239"/>
     </w:p>
     <w:p>
       <w:pPr>
+        <w:spacing w:line="360" w:lineRule="auto" w:after="120"/>
         <w:jc w:val="left"/>
       </w:pPr>
       <w:r>
+        <w:rPr>
+          <w:rFonts w:ascii="Times New Roman" w:hAnsi="Times New Roman" w:eastAsia="Times New Roman" w:cs="Times New Roman"/>
+          <w:sz w:val="26"/>
+        </w:rPr>
         <w:t>Lead-n lấy tối đa n câu đầu thân bài theo thứ tự gốc. Mẫu 100 bài dùng Lead-3; mẫu 500 bài bổ sung Lead-1 và Lead-5. Phương pháp không cần huấn luyện, không tính tương đồng và không dùng gold. Nó kiểm tra xem việc giữ phần mở đầu đã đáp ứng được bao nhiêu nội dung của sapo.</w:t>
       </w:r>
     </w:p>
     <w:p>
       <w:pPr>
+        <w:spacing w:line="360" w:lineRule="auto" w:after="120"/>
         <w:jc w:val="left"/>
       </w:pPr>
       <w:r>
+        <w:rPr>
+          <w:rFonts w:ascii="Times New Roman" w:hAnsi="Times New Roman" w:eastAsia="Times New Roman" w:cs="Times New Roman"/>
+          <w:sz w:val="26"/>
+        </w:rPr>
         <w:t>Tăng n làm bản tóm tắt dài hơn nhưng không bảo đảm F1 tăng. Nếu câu bổ sung không trùng thông tin của gold, recall có thể tăng ít trong khi precision giảm. Vì vậy, so sánh Lead-1, Lead-3 và Lead-5 cũng cho thấy ảnh hưởng của độ dài output trong thiết lập hiện tại, chứ không chỉ năng lực chọn ý.</w:t>
       </w:r>
     </w:p>
     <w:p>
+      <w:bookmarkStart w:id="242" w:name="heading_toc_42"/>
       <w:pPr>
         <w:pStyle w:val="Heading2"/>
         <w:pageBreakBefore w:val="0"/>
       </w:pPr>
       <w:r>
+        <w:rPr>
+          <w:rFonts w:ascii="Times New Roman" w:hAnsi="Times New Roman" w:eastAsia="Times New Roman" w:cs="Times New Roman"/>
+        </w:rPr>
         <w:t>3.2 TextRank với biểu diễn TF IDF</w:t>
       </w:r>
+      <w:bookmarkEnd w:id="242"/>
     </w:p>
     <w:p>
       <w:pPr>
+        <w:spacing w:line="360" w:lineRule="auto" w:after="120"/>
         <w:jc w:val="left"/>
       </w:pPr>
       <w:r>
+        <w:rPr>
+          <w:rFonts w:ascii="Times New Roman" w:hAnsi="Times New Roman" w:eastAsia="Times New Roman" w:cs="Times New Roman"/>
+          <w:sz w:val="26"/>
+        </w:rPr>
         <w:t>TextRank [4] biểu diễn mỗi câu bằng một vector TF-IDF được xây dựng trong chính bài đó. Độ tương đồng cosine giữa hai câu tạo trọng số cạnh của đồ thị. Câu liên kết với nhiều câu có điểm cao sẽ nhận đóng góp lớn hơn qua các vòng PageRank.</w:t>
       </w:r>
     </w:p>
     <w:p>
       <w:pPr>
         <w:pStyle w:val="Caption"/>
+        <w:keepNext/>
       </w:pPr>
       <w:r>
+        <w:rPr>
+          <w:rFonts w:ascii="Times New Roman" w:hAnsi="Times New Roman" w:eastAsia="Times New Roman" w:cs="Times New Roman"/>
+        </w:rPr>
         <w:t>Bảng 2  Các bước và cấu hình TextRank trong đồ án</w:t>
       </w:r>
     </w:p>
@@ -1357,14 +2645,15 @@
           <w:p>
             <w:pPr>
               <w:keepNext/>
-              <w:spacing w:after="0" w:line="259" w:lineRule="auto"/>
+              <w:spacing w:after="0" w:line="276" w:lineRule="auto"/>
               <w:jc w:val="left"/>
             </w:pPr>
             <w:r>
               <w:rPr>
+                <w:rFonts w:ascii="Times New Roman" w:hAnsi="Times New Roman" w:eastAsia="Times New Roman" w:cs="Times New Roman"/>
                 <w:b/>
                 <w:color w:val="FFFFFF"/>
-                <w:sz w:val="20"/>
+                <w:sz w:val="24"/>
               </w:rPr>
               <w:t>Bước</w:t>
             </w:r>
@@ -1391,14 +2680,15 @@
           <w:p>
             <w:pPr>
               <w:keepNext/>
-              <w:spacing w:after="0" w:line="259" w:lineRule="auto"/>
+              <w:spacing w:after="0" w:line="276" w:lineRule="auto"/>
               <w:jc w:val="left"/>
             </w:pPr>
             <w:r>
               <w:rPr>
+                <w:rFonts w:ascii="Times New Roman" w:hAnsi="Times New Roman" w:eastAsia="Times New Roman" w:cs="Times New Roman"/>
                 <w:b/>
                 <w:color w:val="FFFFFF"/>
-                <w:sz w:val="20"/>
+                <w:sz w:val="24"/>
               </w:rPr>
               <w:t>Cấu hình thực hiện</w:t>
             </w:r>
@@ -1430,14 +2720,15 @@
           <w:p>
             <w:pPr>
               <w:keepNext/>
-              <w:spacing w:after="0" w:line="259" w:lineRule="auto"/>
+              <w:spacing w:after="0" w:line="276" w:lineRule="auto"/>
               <w:jc w:val="left"/>
             </w:pPr>
             <w:r>
               <w:rPr>
+                <w:rFonts w:ascii="Times New Roman" w:hAnsi="Times New Roman" w:eastAsia="Times New Roman" w:cs="Times New Roman"/>
                 <w:b w:val="0"/>
                 <w:color w:val="000000"/>
-                <w:sz w:val="20"/>
+                <w:sz w:val="24"/>
               </w:rPr>
               <w:t>Biểu diễn câu</w:t>
             </w:r>
@@ -1464,14 +2755,15 @@
           <w:p>
             <w:pPr>
               <w:keepNext/>
-              <w:spacing w:after="0" w:line="259" w:lineRule="auto"/>
+              <w:spacing w:after="0" w:line="276" w:lineRule="auto"/>
               <w:jc w:val="left"/>
             </w:pPr>
             <w:r>
               <w:rPr>
+                <w:rFonts w:ascii="Times New Roman" w:hAnsi="Times New Roman" w:eastAsia="Times New Roman" w:cs="Times New Roman"/>
                 <w:b w:val="0"/>
                 <w:color w:val="000000"/>
-                <w:sz w:val="20"/>
+                <w:sz w:val="24"/>
               </w:rPr>
               <w:t>TfidfVectorizer mặc định trên các câu của từng bài</w:t>
             </w:r>
@@ -1503,14 +2795,15 @@
           <w:p>
             <w:pPr>
               <w:keepNext/>
-              <w:spacing w:after="0" w:line="259" w:lineRule="auto"/>
+              <w:spacing w:after="0" w:line="276" w:lineRule="auto"/>
               <w:jc w:val="left"/>
             </w:pPr>
             <w:r>
               <w:rPr>
+                <w:rFonts w:ascii="Times New Roman" w:hAnsi="Times New Roman" w:eastAsia="Times New Roman" w:cs="Times New Roman"/>
                 <w:b w:val="0"/>
                 <w:color w:val="000000"/>
-                <w:sz w:val="20"/>
+                <w:sz w:val="24"/>
               </w:rPr>
               <w:t>Tạo đồ thị</w:t>
             </w:r>
@@ -1537,14 +2830,15 @@
           <w:p>
             <w:pPr>
               <w:keepNext/>
-              <w:spacing w:after="0" w:line="259" w:lineRule="auto"/>
+              <w:spacing w:after="0" w:line="276" w:lineRule="auto"/>
               <w:jc w:val="left"/>
             </w:pPr>
             <w:r>
               <w:rPr>
+                <w:rFonts w:ascii="Times New Roman" w:hAnsi="Times New Roman" w:eastAsia="Times New Roman" w:cs="Times New Roman"/>
                 <w:b w:val="0"/>
                 <w:color w:val="000000"/>
-                <w:sz w:val="20"/>
+                <w:sz w:val="24"/>
               </w:rPr>
               <w:t>Cosine giữa các vector; đường chéo được đặt bằng 0</w:t>
             </w:r>
@@ -1576,14 +2870,15 @@
           <w:p>
             <w:pPr>
               <w:keepNext/>
-              <w:spacing w:after="0" w:line="259" w:lineRule="auto"/>
+              <w:spacing w:after="0" w:line="276" w:lineRule="auto"/>
               <w:jc w:val="left"/>
             </w:pPr>
             <w:r>
               <w:rPr>
+                <w:rFonts w:ascii="Times New Roman" w:hAnsi="Times New Roman" w:eastAsia="Times New Roman" w:cs="Times New Roman"/>
                 <w:b w:val="0"/>
                 <w:color w:val="000000"/>
-                <w:sz w:val="20"/>
+                <w:sz w:val="24"/>
               </w:rPr>
               <w:t>Xếp hạng</w:t>
             </w:r>
@@ -1610,14 +2905,15 @@
           <w:p>
             <w:pPr>
               <w:keepNext/>
-              <w:spacing w:after="0" w:line="259" w:lineRule="auto"/>
+              <w:spacing w:after="0" w:line="276" w:lineRule="auto"/>
               <w:jc w:val="left"/>
             </w:pPr>
             <w:r>
               <w:rPr>
+                <w:rFonts w:ascii="Times New Roman" w:hAnsi="Times New Roman" w:eastAsia="Times New Roman" w:cs="Times New Roman"/>
                 <w:b w:val="0"/>
                 <w:color w:val="000000"/>
-                <w:sz w:val="20"/>
+                <w:sz w:val="24"/>
               </w:rPr>
               <w:t>40 vòng PageRank; damping bằng 0,85</w:t>
             </w:r>
@@ -1649,14 +2945,15 @@
           <w:p>
             <w:pPr>
               <w:keepNext/>
-              <w:spacing w:after="0" w:line="259" w:lineRule="auto"/>
+              <w:spacing w:after="0" w:line="276" w:lineRule="auto"/>
               <w:jc w:val="left"/>
             </w:pPr>
             <w:r>
               <w:rPr>
+                <w:rFonts w:ascii="Times New Roman" w:hAnsi="Times New Roman" w:eastAsia="Times New Roman" w:cs="Times New Roman"/>
                 <w:b w:val="0"/>
                 <w:color w:val="000000"/>
-                <w:sz w:val="20"/>
+                <w:sz w:val="24"/>
               </w:rPr>
               <w:t>Chọn câu</w:t>
             </w:r>
@@ -1683,14 +2980,15 @@
           <w:p>
             <w:pPr>
               <w:keepNext/>
-              <w:spacing w:after="0" w:line="259" w:lineRule="auto"/>
+              <w:spacing w:after="0" w:line="276" w:lineRule="auto"/>
               <w:jc w:val="left"/>
             </w:pPr>
             <w:r>
               <w:rPr>
+                <w:rFonts w:ascii="Times New Roman" w:hAnsi="Times New Roman" w:eastAsia="Times New Roman" w:cs="Times New Roman"/>
                 <w:b w:val="0"/>
                 <w:color w:val="000000"/>
-                <w:sz w:val="20"/>
+                <w:sz w:val="24"/>
               </w:rPr>
               <w:t>Tối đa 3 câu; làm tròn điểm 14 chữ số thập phân khi xếp hạng</w:t>
             </w:r>
@@ -1722,14 +3020,15 @@
           <w:p>
             <w:pPr>
               <w:keepNext/>
-              <w:spacing w:after="0" w:line="259" w:lineRule="auto"/>
+              <w:spacing w:after="0" w:line="276" w:lineRule="auto"/>
               <w:jc w:val="left"/>
             </w:pPr>
             <w:r>
               <w:rPr>
+                <w:rFonts w:ascii="Times New Roman" w:hAnsi="Times New Roman" w:eastAsia="Times New Roman" w:cs="Times New Roman"/>
                 <w:b w:val="0"/>
                 <w:color w:val="000000"/>
-                <w:sz w:val="20"/>
+                <w:sz w:val="24"/>
               </w:rPr>
               <w:t>Xử lý bằng điểm</w:t>
             </w:r>
@@ -1756,14 +3055,15 @@
           <w:p>
             <w:pPr>
               <w:keepNext/>
-              <w:spacing w:after="0" w:line="259" w:lineRule="auto"/>
+              <w:spacing w:after="0" w:line="276" w:lineRule="auto"/>
               <w:jc w:val="left"/>
             </w:pPr>
             <w:r>
               <w:rPr>
+                <w:rFonts w:ascii="Times New Roman" w:hAnsi="Times New Roman" w:eastAsia="Times New Roman" w:cs="Times New Roman"/>
                 <w:b w:val="0"/>
                 <w:color w:val="000000"/>
-                <w:sz w:val="20"/>
+                <w:sz w:val="24"/>
               </w:rPr>
               <w:t>Ưu tiên câu xuất hiện trước; cuối cùng giữ thứ tự gốc</w:t>
             </w:r>
@@ -1795,14 +3095,15 @@
           <w:p>
             <w:pPr>
               <w:keepNext w:val="0"/>
-              <w:spacing w:after="0" w:line="259" w:lineRule="auto"/>
+              <w:spacing w:after="0" w:line="276" w:lineRule="auto"/>
               <w:jc w:val="left"/>
             </w:pPr>
             <w:r>
               <w:rPr>
+                <w:rFonts w:ascii="Times New Roman" w:hAnsi="Times New Roman" w:eastAsia="Times New Roman" w:cs="Times New Roman"/>
                 <w:b w:val="0"/>
                 <w:color w:val="000000"/>
-                <w:sz w:val="20"/>
+                <w:sz w:val="24"/>
               </w:rPr>
               <w:t>Trường hợp đặc biệt</w:t>
             </w:r>
@@ -1828,15 +3129,16 @@
           </w:tcPr>
           <w:p>
             <w:pPr>
-              <w:keepNext/>
-              <w:spacing w:after="0" w:line="259" w:lineRule="auto"/>
+              <w:keepNext w:val="0"/>
+              <w:spacing w:after="0" w:line="276" w:lineRule="auto"/>
               <w:jc w:val="left"/>
             </w:pPr>
             <w:r>
               <w:rPr>
+                <w:rFonts w:ascii="Times New Roman" w:hAnsi="Times New Roman" w:eastAsia="Times New Roman" w:cs="Times New Roman"/>
                 <w:b w:val="0"/>
                 <w:color w:val="000000"/>
-                <w:sz w:val="20"/>
+                <w:sz w:val="24"/>
               </w:rPr>
               <w:t>Câu không có cạnh phân phối đều; từ vựng rỗng dùng Lead</w:t>
             </w:r>
@@ -1846,44 +3148,65 @@
     </w:tbl>
     <w:p>
       <w:pPr>
-        <w:spacing w:after="60" w:line="240" w:lineRule="auto"/>
+        <w:spacing w:after="100" w:line="60" w:lineRule="exact" w:before="0"/>
       </w:pPr>
       <w:r>
         <w:rPr>
+          <w:rFonts w:ascii="Times New Roman" w:hAnsi="Times New Roman" w:eastAsia="Times New Roman" w:cs="Times New Roman"/>
           <w:sz w:val="6"/>
         </w:rPr>
       </w:r>
     </w:p>
     <w:p>
       <w:pPr>
+        <w:spacing w:line="360" w:lineRule="auto" w:after="120"/>
         <w:jc w:val="left"/>
       </w:pPr>
       <w:r>
+        <w:rPr>
+          <w:rFonts w:ascii="Times New Roman" w:hAnsi="Times New Roman" w:eastAsia="Times New Roman" w:cs="Times New Roman"/>
+          <w:sz w:val="26"/>
+        </w:rPr>
         <w:t>Quy tắc bằng điểm giúp kết quả ổn định giữa các môi trường số thực. Sau lựa chọn, hệ sắp câu theo vị trí nguồn để tránh đảo thứ tự diễn biến. Tuy nhiên, độ trung tâm của câu không đồng nghĩa với tính quan trọng đối với sapo: một chú thích lặp lại hoặc một tin phụ có thể nhận điểm cao. Đây là cấu hình TextRank dùng TF-IDF, không tái lập toàn bộ thiết lập của bài báo gốc.</w:t>
       </w:r>
     </w:p>
     <w:p>
+      <w:bookmarkStart w:id="247" w:name="heading_toc_47"/>
       <w:pPr>
         <w:pStyle w:val="Heading2"/>
         <w:pageBreakBefore w:val="0"/>
       </w:pPr>
       <w:r>
+        <w:rPr>
+          <w:rFonts w:ascii="Times New Roman" w:hAnsi="Times New Roman" w:eastAsia="Times New Roman" w:cs="Times New Roman"/>
+        </w:rPr>
         <w:t>3.3 Oracle 3 làm mốc tham chiếu</w:t>
       </w:r>
+      <w:bookmarkEnd w:id="247"/>
     </w:p>
     <w:p>
       <w:pPr>
+        <w:spacing w:line="360" w:lineRule="auto" w:after="120"/>
         <w:jc w:val="left"/>
       </w:pPr>
       <w:r>
+        <w:rPr>
+          <w:rFonts w:ascii="Times New Roman" w:hAnsi="Times New Roman" w:eastAsia="Times New Roman" w:cs="Times New Roman"/>
+          <w:sz w:val="26"/>
+        </w:rPr>
         <w:t>Oracle-3 thử các tổ hợp ba câu, chấm ROUGE-1 với gold rồi chọn tổ hợp tốt nhất, giữ thứ tự xuất hiện. Bài có ít hơn ba câu được lấy toàn bộ. Code dùng greedy khi số tổ hợp vượt 30.000; mẫu 500 có tối đa 39 câu, tương ứng 9.139 tổ hợp, nên chưa cần nhánh này.</w:t>
       </w:r>
     </w:p>
     <w:p>
       <w:pPr>
+        <w:spacing w:line="360" w:lineRule="auto" w:after="120"/>
         <w:jc w:val="left"/>
       </w:pPr>
       <w:r>
+        <w:rPr>
+          <w:rFonts w:ascii="Times New Roman" w:hAnsi="Times New Roman" w:eastAsia="Times New Roman" w:cs="Times New Roman"/>
+          <w:sz w:val="26"/>
+        </w:rPr>
         <w:t>Oracle cho biết chất liệu câu trong nguồn có thể đạt mức overlap nào khi được biết đáp án. Nó không phải hệ triển khai thực tế, không phải trần của ViT5 hoặc của mọi độ dài output. Khoảng cách TextRank–Oracle gợi ý dư địa cải thiện lựa chọn câu, nhưng chưa chứng minh một bộ chọn câu không dùng gold sẽ đạt kết quả đó.</w:t>
       </w:r>
     </w:p>
@@ -1891,43 +3214,65 @@
       <w:bookmarkStart w:id="5" w:name="section_5"/>
       <w:pPr>
         <w:pStyle w:val="Heading1"/>
-        <w:pageBreakBefore/>
+        <w:pageBreakBefore w:val="0"/>
       </w:pPr>
       <w:r>
+        <w:rPr>
+          <w:rFonts w:ascii="Times New Roman" w:hAnsi="Times New Roman" w:eastAsia="Times New Roman" w:cs="Times New Roman"/>
+        </w:rPr>
         <w:t>4 Mô hình ViT5 và thiết lập suy luận</w:t>
       </w:r>
       <w:bookmarkEnd w:id="5"/>
     </w:p>
     <w:p>
+      <w:bookmarkStart w:id="251" w:name="heading_toc_51"/>
       <w:pPr>
         <w:pStyle w:val="Heading2"/>
         <w:pageBreakBefore w:val="0"/>
       </w:pPr>
       <w:r>
+        <w:rPr>
+          <w:rFonts w:ascii="Times New Roman" w:hAnsi="Times New Roman" w:eastAsia="Times New Roman" w:cs="Times New Roman"/>
+        </w:rPr>
         <w:t>4.1 Cách sử dụng checkpoint</w:t>
       </w:r>
+      <w:bookmarkEnd w:id="251"/>
     </w:p>
     <w:p>
       <w:pPr>
+        <w:spacing w:line="360" w:lineRule="auto" w:after="120"/>
         <w:jc w:val="left"/>
       </w:pPr>
       <w:r>
+        <w:rPr>
+          <w:rFonts w:ascii="Times New Roman" w:hAnsi="Times New Roman" w:eastAsia="Times New Roman" w:cs="Times New Roman"/>
+          <w:sz w:val="26"/>
+        </w:rPr>
         <w:t>ViT5 là mô hình encoder-decoder theo kiến trúc T5 cho sinh ngôn ngữ tiếng Việt [2]. Encoder tiếp nhận chuỗi đầu vào; decoder sinh output theo từng bước, dựa trên đầu vào và phần output đã có. Khác với rút trích, các từ của bản tóm tắt không bắt buộc tạo thành những câu được sao chép nguyên vẹn từ nguồn.</w:t>
       </w:r>
     </w:p>
     <w:p>
       <w:pPr>
+        <w:spacing w:line="360" w:lineRule="auto" w:after="120"/>
         <w:jc w:val="left"/>
       </w:pPr>
       <w:r>
+        <w:rPr>
+          <w:rFonts w:ascii="Times New Roman" w:hAnsi="Times New Roman" w:eastAsia="Times New Roman" w:cs="Times New Roman"/>
+          <w:sz w:val="26"/>
+        </w:rPr>
         <w:t>Nhóm dùng checkpoint VietAI/vit5-base-vietnews-summarization [5], đã được tác giả fine-tune trên Vietnews. Đồ án giữ nguyên trọng số, không có tập train hoặc vòng fine-tune mới. Do đó, kết quả là đánh giá một checkpoint có sẵn trong pipeline của nhóm, không phải kết quả huấn luyện mô hình mới.</w:t>
       </w:r>
     </w:p>
     <w:p>
       <w:pPr>
         <w:pStyle w:val="Caption"/>
+        <w:keepNext/>
       </w:pPr>
       <w:r>
+        <w:rPr>
+          <w:rFonts w:ascii="Times New Roman" w:hAnsi="Times New Roman" w:eastAsia="Times New Roman" w:cs="Times New Roman"/>
+        </w:rPr>
         <w:t>Bảng 3  Thiết lập đầu vào và sinh output ViT5</w:t>
       </w:r>
     </w:p>
@@ -1968,14 +3313,15 @@
           <w:p>
             <w:pPr>
               <w:keepNext/>
-              <w:spacing w:after="0" w:line="259" w:lineRule="auto"/>
+              <w:spacing w:after="0" w:line="276" w:lineRule="auto"/>
               <w:jc w:val="left"/>
             </w:pPr>
             <w:r>
               <w:rPr>
+                <w:rFonts w:ascii="Times New Roman" w:hAnsi="Times New Roman" w:eastAsia="Times New Roman" w:cs="Times New Roman"/>
                 <w:b/>
                 <w:color w:val="FFFFFF"/>
-                <w:sz w:val="20"/>
+                <w:sz w:val="24"/>
               </w:rPr>
               <w:t>Thành phần</w:t>
             </w:r>
@@ -2002,14 +3348,15 @@
           <w:p>
             <w:pPr>
               <w:keepNext/>
-              <w:spacing w:after="0" w:line="259" w:lineRule="auto"/>
+              <w:spacing w:after="0" w:line="276" w:lineRule="auto"/>
               <w:jc w:val="left"/>
             </w:pPr>
             <w:r>
               <w:rPr>
+                <w:rFonts w:ascii="Times New Roman" w:hAnsi="Times New Roman" w:eastAsia="Times New Roman" w:cs="Times New Roman"/>
                 <w:b/>
                 <w:color w:val="FFFFFF"/>
-                <w:sz w:val="20"/>
+                <w:sz w:val="24"/>
               </w:rPr>
               <w:t>Thiết lập</w:t>
             </w:r>
@@ -2041,14 +3388,15 @@
           <w:p>
             <w:pPr>
               <w:keepNext/>
-              <w:spacing w:after="0" w:line="259" w:lineRule="auto"/>
+              <w:spacing w:after="0" w:line="276" w:lineRule="auto"/>
               <w:jc w:val="left"/>
             </w:pPr>
             <w:r>
               <w:rPr>
+                <w:rFonts w:ascii="Times New Roman" w:hAnsi="Times New Roman" w:eastAsia="Times New Roman" w:cs="Times New Roman"/>
                 <w:b w:val="0"/>
                 <w:color w:val="000000"/>
-                <w:sz w:val="20"/>
+                <w:sz w:val="24"/>
               </w:rPr>
               <w:t>Checkpoint</w:t>
             </w:r>
@@ -2075,14 +3423,15 @@
           <w:p>
             <w:pPr>
               <w:keepNext/>
-              <w:spacing w:after="0" w:line="259" w:lineRule="auto"/>
+              <w:spacing w:after="0" w:line="276" w:lineRule="auto"/>
               <w:jc w:val="left"/>
             </w:pPr>
             <w:r>
               <w:rPr>
+                <w:rFonts w:ascii="Times New Roman" w:hAnsi="Times New Roman" w:eastAsia="Times New Roman" w:cs="Times New Roman"/>
                 <w:b w:val="0"/>
                 <w:color w:val="000000"/>
-                <w:sz w:val="20"/>
+                <w:sz w:val="24"/>
               </w:rPr>
               <w:t>VietAI/vit5-base-vietnews-summarization</w:t>
             </w:r>
@@ -2114,14 +3463,15 @@
           <w:p>
             <w:pPr>
               <w:keepNext/>
-              <w:spacing w:after="0" w:line="259" w:lineRule="auto"/>
+              <w:spacing w:after="0" w:line="276" w:lineRule="auto"/>
               <w:jc w:val="left"/>
             </w:pPr>
             <w:r>
               <w:rPr>
+                <w:rFonts w:ascii="Times New Roman" w:hAnsi="Times New Roman" w:eastAsia="Times New Roman" w:cs="Times New Roman"/>
                 <w:b w:val="0"/>
                 <w:color w:val="000000"/>
-                <w:sz w:val="20"/>
+                <w:sz w:val="24"/>
               </w:rPr>
               <w:t>Revision cố định</w:t>
             </w:r>
@@ -2148,14 +3498,15 @@
           <w:p>
             <w:pPr>
               <w:keepNext/>
-              <w:spacing w:after="0" w:line="259" w:lineRule="auto"/>
+              <w:spacing w:after="0" w:line="276" w:lineRule="auto"/>
               <w:jc w:val="left"/>
             </w:pPr>
             <w:r>
               <w:rPr>
+                <w:rFonts w:ascii="Times New Roman" w:hAnsi="Times New Roman" w:eastAsia="Times New Roman" w:cs="Times New Roman"/>
                 <w:b w:val="0"/>
                 <w:color w:val="000000"/>
-                <w:sz w:val="20"/>
+                <w:sz w:val="24"/>
               </w:rPr>
               <w:t>a54febd011c0a39ce49ceacd9225e63ef3a73ad3</w:t>
             </w:r>
@@ -2187,14 +3538,15 @@
           <w:p>
             <w:pPr>
               <w:keepNext/>
-              <w:spacing w:after="0" w:line="259" w:lineRule="auto"/>
+              <w:spacing w:after="0" w:line="276" w:lineRule="auto"/>
               <w:jc w:val="left"/>
             </w:pPr>
             <w:r>
               <w:rPr>
+                <w:rFonts w:ascii="Times New Roman" w:hAnsi="Times New Roman" w:eastAsia="Times New Roman" w:cs="Times New Roman"/>
                 <w:b w:val="0"/>
                 <w:color w:val="000000"/>
-                <w:sz w:val="20"/>
+                <w:sz w:val="24"/>
               </w:rPr>
               <w:t>Đầu vào baseline</w:t>
             </w:r>
@@ -2221,14 +3573,15 @@
           <w:p>
             <w:pPr>
               <w:keepNext/>
-              <w:spacing w:after="0" w:line="259" w:lineRule="auto"/>
+              <w:spacing w:after="0" w:line="276" w:lineRule="auto"/>
               <w:jc w:val="left"/>
             </w:pPr>
             <w:r>
               <w:rPr>
+                <w:rFonts w:ascii="Times New Roman" w:hAnsi="Times New Roman" w:eastAsia="Times New Roman" w:cs="Times New Roman"/>
                 <w:b w:val="0"/>
                 <w:color w:val="000000"/>
-                <w:sz w:val="20"/>
+                <w:sz w:val="24"/>
               </w:rPr>
               <w:t>Toàn bộ thân bài giữ dấu gạch dưới, nối thêm &lt;/s&gt;</w:t>
             </w:r>
@@ -2260,14 +3613,15 @@
           <w:p>
             <w:pPr>
               <w:keepNext/>
-              <w:spacing w:after="0" w:line="259" w:lineRule="auto"/>
+              <w:spacing w:after="0" w:line="276" w:lineRule="auto"/>
               <w:jc w:val="left"/>
             </w:pPr>
             <w:r>
               <w:rPr>
+                <w:rFonts w:ascii="Times New Roman" w:hAnsi="Times New Roman" w:eastAsia="Times New Roman" w:cs="Times New Roman"/>
                 <w:b w:val="0"/>
                 <w:color w:val="000000"/>
-                <w:sz w:val="20"/>
+                <w:sz w:val="24"/>
               </w:rPr>
               <w:t>Tokenizer</w:t>
             </w:r>
@@ -2294,14 +3648,15 @@
           <w:p>
             <w:pPr>
               <w:keepNext/>
-              <w:spacing w:after="0" w:line="259" w:lineRule="auto"/>
+              <w:spacing w:after="0" w:line="276" w:lineRule="auto"/>
               <w:jc w:val="left"/>
             </w:pPr>
             <w:r>
               <w:rPr>
+                <w:rFonts w:ascii="Times New Roman" w:hAnsi="Times New Roman" w:eastAsia="Times New Roman" w:cs="Times New Roman"/>
                 <w:b w:val="0"/>
                 <w:color w:val="000000"/>
-                <w:sz w:val="20"/>
+                <w:sz w:val="24"/>
               </w:rPr>
               <w:t>T5Tokenizer; giới hạn input 1.024 token</w:t>
             </w:r>
@@ -2333,14 +3688,15 @@
           <w:p>
             <w:pPr>
               <w:keepNext/>
-              <w:spacing w:after="0" w:line="259" w:lineRule="auto"/>
+              <w:spacing w:after="0" w:line="276" w:lineRule="auto"/>
               <w:jc w:val="left"/>
             </w:pPr>
             <w:r>
               <w:rPr>
+                <w:rFonts w:ascii="Times New Roman" w:hAnsi="Times New Roman" w:eastAsia="Times New Roman" w:cs="Times New Roman"/>
                 <w:b w:val="0"/>
                 <w:color w:val="000000"/>
-                <w:sz w:val="20"/>
+                <w:sz w:val="24"/>
               </w:rPr>
               <w:t>Sinh output</w:t>
             </w:r>
@@ -2367,14 +3723,15 @@
           <w:p>
             <w:pPr>
               <w:keepNext/>
-              <w:spacing w:after="0" w:line="259" w:lineRule="auto"/>
+              <w:spacing w:after="0" w:line="276" w:lineRule="auto"/>
               <w:jc w:val="left"/>
             </w:pPr>
             <w:r>
               <w:rPr>
+                <w:rFonts w:ascii="Times New Roman" w:hAnsi="Times New Roman" w:eastAsia="Times New Roman" w:cs="Times New Roman"/>
                 <w:b w:val="0"/>
                 <w:color w:val="000000"/>
-                <w:sz w:val="20"/>
+                <w:sz w:val="24"/>
               </w:rPr>
               <w:t>Greedy; num_beams=1; do_sample=False; max_length=256</w:t>
             </w:r>
@@ -2406,14 +3763,15 @@
           <w:p>
             <w:pPr>
               <w:keepNext/>
-              <w:spacing w:after="0" w:line="259" w:lineRule="auto"/>
+              <w:spacing w:after="0" w:line="276" w:lineRule="auto"/>
               <w:jc w:val="left"/>
             </w:pPr>
             <w:r>
               <w:rPr>
+                <w:rFonts w:ascii="Times New Roman" w:hAnsi="Times New Roman" w:eastAsia="Times New Roman" w:cs="Times New Roman"/>
                 <w:b w:val="0"/>
                 <w:color w:val="000000"/>
-                <w:sz w:val="20"/>
+                <w:sz w:val="24"/>
               </w:rPr>
               <w:t>Notebook baseline</w:t>
             </w:r>
@@ -2440,14 +3798,15 @@
           <w:p>
             <w:pPr>
               <w:keepNext/>
-              <w:spacing w:after="0" w:line="259" w:lineRule="auto"/>
+              <w:spacing w:after="0" w:line="276" w:lineRule="auto"/>
               <w:jc w:val="left"/>
             </w:pPr>
             <w:r>
               <w:rPr>
+                <w:rFonts w:ascii="Times New Roman" w:hAnsi="Times New Roman" w:eastAsia="Times New Roman" w:cs="Times New Roman"/>
                 <w:b w:val="0"/>
                 <w:color w:val="000000"/>
-                <w:sz w:val="20"/>
+                <w:sz w:val="24"/>
               </w:rPr>
               <w:t>Kaggle; một GPU Tesla T4; transformers 4.44.2</w:t>
             </w:r>
@@ -2479,14 +3838,15 @@
           <w:p>
             <w:pPr>
               <w:keepNext w:val="0"/>
-              <w:spacing w:after="0" w:line="259" w:lineRule="auto"/>
+              <w:spacing w:after="0" w:line="276" w:lineRule="auto"/>
               <w:jc w:val="left"/>
             </w:pPr>
             <w:r>
               <w:rPr>
+                <w:rFonts w:ascii="Times New Roman" w:hAnsi="Times New Roman" w:eastAsia="Times New Roman" w:cs="Times New Roman"/>
                 <w:b w:val="0"/>
                 <w:color w:val="000000"/>
-                <w:sz w:val="20"/>
+                <w:sz w:val="24"/>
               </w:rPr>
               <w:t>Thí nghiệm A/B</w:t>
             </w:r>
@@ -2512,15 +3872,16 @@
           </w:tcPr>
           <w:p>
             <w:pPr>
-              <w:keepNext/>
-              <w:spacing w:after="0" w:line="259" w:lineRule="auto"/>
+              <w:keepNext w:val="0"/>
+              <w:spacing w:after="0" w:line="276" w:lineRule="auto"/>
               <w:jc w:val="left"/>
             </w:pPr>
             <w:r>
               <w:rPr>
+                <w:rFonts w:ascii="Times New Roman" w:hAnsi="Times New Roman" w:eastAsia="Times New Roman" w:cs="Times New Roman"/>
                 <w:b w:val="0"/>
                 <w:color w:val="000000"/>
-                <w:sz w:val="20"/>
+                <w:sz w:val="24"/>
               </w:rPr>
               <w:t>CPU float32; seed 0; torch 2.8.0; transformers 4.44.2</w:t>
             </w:r>
@@ -2530,53 +3891,79 @@
     </w:tbl>
     <w:p>
       <w:pPr>
-        <w:spacing w:after="60" w:line="240" w:lineRule="auto"/>
+        <w:spacing w:after="100" w:line="60" w:lineRule="exact" w:before="0"/>
       </w:pPr>
       <w:r>
         <w:rPr>
+          <w:rFonts w:ascii="Times New Roman" w:hAnsi="Times New Roman" w:eastAsia="Times New Roman" w:cs="Times New Roman"/>
           <w:sz w:val="6"/>
         </w:rPr>
       </w:r>
     </w:p>
     <w:p>
+      <w:bookmarkStart w:id="256" w:name="heading_toc_56"/>
       <w:pPr>
         <w:pStyle w:val="Heading2"/>
         <w:pageBreakBefore w:val="0"/>
       </w:pPr>
       <w:r>
+        <w:rPr>
+          <w:rFonts w:ascii="Times New Roman" w:hAnsi="Times New Roman" w:eastAsia="Times New Roman" w:cs="Times New Roman"/>
+        </w:rPr>
         <w:t>4.2 Giới hạn đầu vào và đầu ra</w:t>
       </w:r>
+      <w:bookmarkEnd w:id="256"/>
     </w:p>
     <w:p>
       <w:pPr>
+        <w:spacing w:line="360" w:lineRule="auto" w:after="120"/>
         <w:jc w:val="left"/>
       </w:pPr>
       <w:r>
+        <w:rPr>
+          <w:rFonts w:ascii="Times New Roman" w:hAnsi="Times New Roman" w:eastAsia="Times New Roman" w:cs="Times New Roman"/>
+          <w:sz w:val="26"/>
+        </w:rPr>
         <w:t>Giới hạn 1.024 được áp dụng lên token do tokenizer mô hình tạo ra, có tính token đặc biệt. Nó không tương đương 1.024 từ tiếng Việt hay token cách trắng của corpus. Thân bài vượt giới hạn chỉ được mô hình tiếp nhận phần đã giữ lại; thông tin ở phần bị cắt không còn trong chuỗi đầu vào.</w:t>
       </w:r>
     </w:p>
     <w:p>
       <w:pPr>
+        <w:spacing w:line="360" w:lineRule="auto" w:after="120"/>
         <w:jc w:val="left"/>
       </w:pPr>
       <w:r>
+        <w:rPr>
+          <w:rFonts w:ascii="Times New Roman" w:hAnsi="Times New Roman" w:eastAsia="Times New Roman" w:cs="Times New Roman"/>
+          <w:sz w:val="26"/>
+        </w:rPr>
         <w:t>max_length=256 là giới hạn chuỗi decoder, không có nghĩa mọi bài đều sinh 256 từ. Với greedy và do_sample=False, mỗi bước chọn token theo cấu hình cố định thay vì lấy mẫu ngẫu nhiên. Thiết lập này phục vụ so sánh nhất quán; báo cáo chưa khảo sát beam search hoặc lựa chọn cấu hình sinh khác.</w:t>
       </w:r>
     </w:p>
     <w:p>
+      <w:bookmarkStart w:id="259" w:name="heading_toc_59"/>
       <w:pPr>
         <w:pStyle w:val="Heading2"/>
         <w:pageBreakBefore w:val="0"/>
       </w:pPr>
       <w:r>
+        <w:rPr>
+          <w:rFonts w:ascii="Times New Roman" w:hAnsi="Times New Roman" w:eastAsia="Times New Roman" w:cs="Times New Roman"/>
+        </w:rPr>
         <w:t>4.3 Khả năng diễn đạt và rủi ro nội dung</w:t>
       </w:r>
+      <w:bookmarkEnd w:id="259"/>
     </w:p>
     <w:p>
       <w:pPr>
+        <w:spacing w:line="360" w:lineRule="auto" w:after="120"/>
         <w:jc w:val="left"/>
       </w:pPr>
       <w:r>
+        <w:rPr>
+          <w:rFonts w:ascii="Times New Roman" w:hAnsi="Times New Roman" w:eastAsia="Times New Roman" w:cs="Times New Roman"/>
+          <w:sz w:val="26"/>
+        </w:rPr>
         <w:t>ViT5 có thể nối các thông tin và diễn đạt ngắn hơn câu nguồn. Cùng khả năng đó tạo ra rủi ro đổi tên, quan hệ hoặc kết cục. Một câu trôi chảy không bảo đảm được body hỗ trợ. Phân tích ở mục 7 vì vậy xem chi tiết do mô hình sinh ra trong ngữ cảnh thân bài, thay vì chỉ dựa vào văn phong hoặc số điểm.</w:t>
       </w:r>
     </w:p>
@@ -2584,35 +3971,52 @@
       <w:bookmarkStart w:id="6" w:name="section_6"/>
       <w:pPr>
         <w:pStyle w:val="Heading1"/>
-        <w:pageBreakBefore/>
+        <w:pageBreakBefore w:val="0"/>
       </w:pPr>
       <w:r>
+        <w:rPr>
+          <w:rFonts w:ascii="Times New Roman" w:hAnsi="Times New Roman" w:eastAsia="Times New Roman" w:cs="Times New Roman"/>
+        </w:rPr>
         <w:t>5 Thiết kế đánh giá và cách đọc ROUGE</w:t>
       </w:r>
       <w:bookmarkEnd w:id="6"/>
     </w:p>
     <w:p>
+      <w:bookmarkStart w:id="262" w:name="heading_toc_62"/>
       <w:pPr>
         <w:pStyle w:val="Heading2"/>
         <w:pageBreakBefore w:val="0"/>
       </w:pPr>
       <w:r>
+        <w:rPr>
+          <w:rFonts w:ascii="Times New Roman" w:hAnsi="Times New Roman" w:eastAsia="Times New Roman" w:cs="Times New Roman"/>
+        </w:rPr>
         <w:t>5.1 Chuẩn hóa và phép đo</w:t>
       </w:r>
+      <w:bookmarkEnd w:id="262"/>
     </w:p>
     <w:p>
       <w:pPr>
+        <w:spacing w:line="360" w:lineRule="auto" w:after="120"/>
         <w:jc w:val="left"/>
       </w:pPr>
       <w:r>
+        <w:rPr>
+          <w:rFonts w:ascii="Times New Roman" w:hAnsi="Times New Roman" w:eastAsia="Times New Roman" w:cs="Times New Roman"/>
+          <w:sz w:val="26"/>
+        </w:rPr>
         <w:t>Đồ án dùng thư viện Python rouge-score và tokenizer cách trắng. Trước khi chấm, prediction và gold đều thay dấu gạch dưới bằng khoảng trắng. Không chuyển chữ thường, loại dấu câu hoặc stemming. Việc chuẩn hóa khi chấm giống nhau cho mọi hệ, kể cả hai nhánh A/B; thay đầu vào mô hình và chuẩn hóa phục vụ chấm điểm là hai bước khác nhau.</w:t>
       </w:r>
     </w:p>
     <w:p>
       <w:pPr>
         <w:pStyle w:val="Caption"/>
+        <w:keepNext/>
       </w:pPr>
       <w:r>
+        <w:rPr>
+          <w:rFonts w:ascii="Times New Roman" w:hAnsi="Times New Roman" w:eastAsia="Times New Roman" w:cs="Times New Roman"/>
+        </w:rPr>
         <w:t>Bảng 4  Ý nghĩa các độ đo được sử dụng</w:t>
       </w:r>
     </w:p>
@@ -2654,14 +4058,15 @@
           <w:p>
             <w:pPr>
               <w:keepNext/>
-              <w:spacing w:after="0" w:line="259" w:lineRule="auto"/>
+              <w:spacing w:after="0" w:line="276" w:lineRule="auto"/>
               <w:jc w:val="left"/>
             </w:pPr>
             <w:r>
               <w:rPr>
+                <w:rFonts w:ascii="Times New Roman" w:hAnsi="Times New Roman" w:eastAsia="Times New Roman" w:cs="Times New Roman"/>
                 <w:b/>
                 <w:color w:val="FFFFFF"/>
-                <w:sz w:val="20"/>
+                <w:sz w:val="24"/>
               </w:rPr>
               <w:t>Độ đo</w:t>
             </w:r>
@@ -2688,14 +4093,15 @@
           <w:p>
             <w:pPr>
               <w:keepNext/>
-              <w:spacing w:after="0" w:line="259" w:lineRule="auto"/>
+              <w:spacing w:after="0" w:line="276" w:lineRule="auto"/>
               <w:jc w:val="left"/>
             </w:pPr>
             <w:r>
               <w:rPr>
+                <w:rFonts w:ascii="Times New Roman" w:hAnsi="Times New Roman" w:eastAsia="Times New Roman" w:cs="Times New Roman"/>
                 <w:b/>
                 <w:color w:val="FFFFFF"/>
-                <w:sz w:val="20"/>
+                <w:sz w:val="24"/>
               </w:rPr>
               <w:t>Đơn vị đối chiếu</w:t>
             </w:r>
@@ -2722,14 +4128,15 @@
           <w:p>
             <w:pPr>
               <w:keepNext/>
-              <w:spacing w:after="0" w:line="259" w:lineRule="auto"/>
+              <w:spacing w:after="0" w:line="276" w:lineRule="auto"/>
               <w:jc w:val="left"/>
             </w:pPr>
             <w:r>
               <w:rPr>
+                <w:rFonts w:ascii="Times New Roman" w:hAnsi="Times New Roman" w:eastAsia="Times New Roman" w:cs="Times New Roman"/>
                 <w:b/>
                 <w:color w:val="FFFFFF"/>
-                <w:sz w:val="20"/>
+                <w:sz w:val="24"/>
               </w:rPr>
               <w:t>Cách diễn giải</w:t>
             </w:r>
@@ -2761,14 +4168,15 @@
           <w:p>
             <w:pPr>
               <w:keepNext/>
-              <w:spacing w:after="0" w:line="259" w:lineRule="auto"/>
+              <w:spacing w:after="0" w:line="276" w:lineRule="auto"/>
               <w:jc w:val="left"/>
             </w:pPr>
             <w:r>
               <w:rPr>
+                <w:rFonts w:ascii="Times New Roman" w:hAnsi="Times New Roman" w:eastAsia="Times New Roman" w:cs="Times New Roman"/>
                 <w:b w:val="0"/>
                 <w:color w:val="000000"/>
-                <w:sz w:val="20"/>
+                <w:sz w:val="24"/>
               </w:rPr>
               <w:t>ROUGE-1</w:t>
             </w:r>
@@ -2795,14 +4203,15 @@
           <w:p>
             <w:pPr>
               <w:keepNext/>
-              <w:spacing w:after="0" w:line="259" w:lineRule="auto"/>
+              <w:spacing w:after="0" w:line="276" w:lineRule="auto"/>
               <w:jc w:val="left"/>
             </w:pPr>
             <w:r>
               <w:rPr>
+                <w:rFonts w:ascii="Times New Roman" w:hAnsi="Times New Roman" w:eastAsia="Times New Roman" w:cs="Times New Roman"/>
                 <w:b w:val="0"/>
                 <w:color w:val="000000"/>
-                <w:sz w:val="20"/>
+                <w:sz w:val="24"/>
               </w:rPr>
               <w:t>Token đơn</w:t>
             </w:r>
@@ -2829,14 +4238,15 @@
           <w:p>
             <w:pPr>
               <w:keepNext/>
-              <w:spacing w:after="0" w:line="259" w:lineRule="auto"/>
+              <w:spacing w:after="0" w:line="276" w:lineRule="auto"/>
               <w:jc w:val="left"/>
             </w:pPr>
             <w:r>
               <w:rPr>
+                <w:rFonts w:ascii="Times New Roman" w:hAnsi="Times New Roman" w:eastAsia="Times New Roman" w:cs="Times New Roman"/>
                 <w:b w:val="0"/>
                 <w:color w:val="000000"/>
-                <w:sz w:val="20"/>
+                <w:sz w:val="24"/>
               </w:rPr>
               <w:t>Mức trùng từ giữa prediction và gold</w:t>
             </w:r>
@@ -2868,14 +4278,15 @@
           <w:p>
             <w:pPr>
               <w:keepNext/>
-              <w:spacing w:after="0" w:line="259" w:lineRule="auto"/>
+              <w:spacing w:after="0" w:line="276" w:lineRule="auto"/>
               <w:jc w:val="left"/>
             </w:pPr>
             <w:r>
               <w:rPr>
+                <w:rFonts w:ascii="Times New Roman" w:hAnsi="Times New Roman" w:eastAsia="Times New Roman" w:cs="Times New Roman"/>
                 <w:b w:val="0"/>
                 <w:color w:val="000000"/>
-                <w:sz w:val="20"/>
+                <w:sz w:val="24"/>
               </w:rPr>
               <w:t>ROUGE-2</w:t>
             </w:r>
@@ -2902,14 +4313,15 @@
           <w:p>
             <w:pPr>
               <w:keepNext/>
-              <w:spacing w:after="0" w:line="259" w:lineRule="auto"/>
+              <w:spacing w:after="0" w:line="276" w:lineRule="auto"/>
               <w:jc w:val="left"/>
             </w:pPr>
             <w:r>
               <w:rPr>
+                <w:rFonts w:ascii="Times New Roman" w:hAnsi="Times New Roman" w:eastAsia="Times New Roman" w:cs="Times New Roman"/>
                 <w:b w:val="0"/>
                 <w:color w:val="000000"/>
-                <w:sz w:val="20"/>
+                <w:sz w:val="24"/>
               </w:rPr>
               <w:t>Cặp token liên tiếp</w:t>
             </w:r>
@@ -2936,14 +4348,15 @@
           <w:p>
             <w:pPr>
               <w:keepNext/>
-              <w:spacing w:after="0" w:line="259" w:lineRule="auto"/>
+              <w:spacing w:after="0" w:line="276" w:lineRule="auto"/>
               <w:jc w:val="left"/>
             </w:pPr>
             <w:r>
               <w:rPr>
+                <w:rFonts w:ascii="Times New Roman" w:hAnsi="Times New Roman" w:eastAsia="Times New Roman" w:cs="Times New Roman"/>
                 <w:b w:val="0"/>
                 <w:color w:val="000000"/>
-                <w:sz w:val="20"/>
+                <w:sz w:val="24"/>
               </w:rPr>
               <w:t>Mức trùng các cụm hai token và trật tự cục bộ</w:t>
             </w:r>
@@ -2975,14 +4388,15 @@
           <w:p>
             <w:pPr>
               <w:keepNext w:val="0"/>
-              <w:spacing w:after="0" w:line="259" w:lineRule="auto"/>
+              <w:spacing w:after="0" w:line="276" w:lineRule="auto"/>
               <w:jc w:val="left"/>
             </w:pPr>
             <w:r>
               <w:rPr>
+                <w:rFonts w:ascii="Times New Roman" w:hAnsi="Times New Roman" w:eastAsia="Times New Roman" w:cs="Times New Roman"/>
                 <w:b w:val="0"/>
                 <w:color w:val="000000"/>
-                <w:sz w:val="20"/>
+                <w:sz w:val="24"/>
               </w:rPr>
               <w:t>ROUGE-L</w:t>
             </w:r>
@@ -3008,15 +4422,16 @@
           </w:tcPr>
           <w:p>
             <w:pPr>
-              <w:keepNext/>
-              <w:spacing w:after="0" w:line="259" w:lineRule="auto"/>
+              <w:keepNext w:val="0"/>
+              <w:spacing w:after="0" w:line="276" w:lineRule="auto"/>
               <w:jc w:val="left"/>
             </w:pPr>
             <w:r>
               <w:rPr>
+                <w:rFonts w:ascii="Times New Roman" w:hAnsi="Times New Roman" w:eastAsia="Times New Roman" w:cs="Times New Roman"/>
                 <w:b w:val="0"/>
                 <w:color w:val="000000"/>
-                <w:sz w:val="20"/>
+                <w:sz w:val="24"/>
               </w:rPr>
               <w:t>Dãy con chung dài nhất</w:t>
             </w:r>
@@ -3042,15 +4457,16 @@
           </w:tcPr>
           <w:p>
             <w:pPr>
-              <w:keepNext/>
-              <w:spacing w:after="0" w:line="259" w:lineRule="auto"/>
+              <w:keepNext w:val="0"/>
+              <w:spacing w:after="0" w:line="276" w:lineRule="auto"/>
               <w:jc w:val="left"/>
             </w:pPr>
             <w:r>
               <w:rPr>
+                <w:rFonts w:ascii="Times New Roman" w:hAnsi="Times New Roman" w:eastAsia="Times New Roman" w:cs="Times New Roman"/>
                 <w:b w:val="0"/>
                 <w:color w:val="000000"/>
-                <w:sz w:val="20"/>
+                <w:sz w:val="24"/>
               </w:rPr>
               <w:t>Mức trùng chuỗi có giữ thứ tự; không cần liên tiếp</w:t>
             </w:r>
@@ -3060,86 +4476,132 @@
     </w:tbl>
     <w:p>
       <w:pPr>
-        <w:spacing w:after="60" w:line="240" w:lineRule="auto"/>
+        <w:spacing w:after="100" w:line="60" w:lineRule="exact" w:before="0"/>
       </w:pPr>
       <w:r>
         <w:rPr>
+          <w:rFonts w:ascii="Times New Roman" w:hAnsi="Times New Roman" w:eastAsia="Times New Roman" w:cs="Times New Roman"/>
           <w:sz w:val="6"/>
         </w:rPr>
       </w:r>
     </w:p>
     <w:p>
       <w:pPr>
+        <w:spacing w:line="360" w:lineRule="auto" w:after="120"/>
         <w:jc w:val="left"/>
       </w:pPr>
       <w:r>
+        <w:rPr>
+          <w:rFonts w:ascii="Times New Roman" w:hAnsi="Times New Roman" w:eastAsia="Times New Roman" w:cs="Times New Roman"/>
+          <w:sz w:val="26"/>
+        </w:rPr>
         <w:t>Mỗi độ đo được báo theo F1, là trung bình điều hòa giữa precision và recall [3]. Precision xét phần nội dung prediction trùng gold; recall xét phần gold được prediction bao phủ. F1 thấp khi một trong hai thấp, nên output dài hoặc ngắn hơn không tự bảo đảm điểm tốt hơn.</w:t>
       </w:r>
     </w:p>
     <w:p>
+      <w:bookmarkStart w:id="267" w:name="heading_toc_67"/>
       <w:pPr>
         <w:pStyle w:val="Heading2"/>
         <w:pageBreakBefore w:val="0"/>
       </w:pPr>
       <w:r>
+        <w:rPr>
+          <w:rFonts w:ascii="Times New Roman" w:hAnsi="Times New Roman" w:eastAsia="Times New Roman" w:cs="Times New Roman"/>
+        </w:rPr>
         <w:t>5.2 Ví dụ minh họa phép chấm</w:t>
       </w:r>
+      <w:bookmarkEnd w:id="267"/>
     </w:p>
     <w:p>
       <w:pPr>
+        <w:spacing w:line="360" w:lineRule="auto" w:after="120"/>
         <w:jc w:val="left"/>
       </w:pPr>
       <w:r>
+        <w:rPr>
+          <w:rFonts w:ascii="Times New Roman" w:hAnsi="Times New Roman" w:eastAsia="Times New Roman" w:cs="Times New Roman"/>
+          <w:sz w:val="26"/>
+        </w:rPr>
         <w:t>Xét ví dụ tự tạo chỉ để minh họa tokenizer: gold là “A B C”, prediction là “A B D”. ROUGE-1 có hai token trùng trong ba token, nên precision, recall và F1 đều bằng 2/3. ROUGE-2 chỉ trùng cặp “A B” trong hai cặp, cho F1 bằng 1/2. Dãy con chung dài nhất là “A B”, cho ROUGE-L F1 bằng 2/3. Đây không phải output của một bài Vietnews.</w:t>
       </w:r>
     </w:p>
     <w:p>
       <w:pPr>
+        <w:spacing w:line="360" w:lineRule="auto" w:after="120"/>
         <w:jc w:val="left"/>
       </w:pPr>
       <w:r>
+        <w:rPr>
+          <w:rFonts w:ascii="Times New Roman" w:hAnsi="Times New Roman" w:eastAsia="Times New Roman" w:cs="Times New Roman"/>
+          <w:sz w:val="26"/>
+        </w:rPr>
         <w:t>Ví dụ cũng cho thấy một token bị đổi vẫn có thể để lại phần lớn overlap. Trong bài thật, token thay đổi có thể là tên người hoặc giới tính và làm sai sự kiện. Ngược lại, một cách diễn đạt đúng nhưng ít dùng từ của gold có thể nhận điểm thấp. Các độ đo không thay thế đối chiếu nội dung.</w:t>
       </w:r>
     </w:p>
     <w:p>
+      <w:bookmarkStart w:id="270" w:name="heading_toc_70"/>
       <w:pPr>
         <w:pStyle w:val="Heading2"/>
         <w:pageBreakBefore w:val="0"/>
       </w:pPr>
       <w:r>
+        <w:rPr>
+          <w:rFonts w:ascii="Times New Roman" w:hAnsi="Times New Roman" w:eastAsia="Times New Roman" w:cs="Times New Roman"/>
+        </w:rPr>
         <w:t>5.3 Tổng hợp và kiểm tra tính nhất quán</w:t>
       </w:r>
+      <w:bookmarkEnd w:id="270"/>
     </w:p>
     <w:p>
       <w:pPr>
+        <w:spacing w:line="360" w:lineRule="auto" w:after="120"/>
         <w:jc w:val="left"/>
       </w:pPr>
       <w:r>
+        <w:rPr>
+          <w:rFonts w:ascii="Times New Roman" w:hAnsi="Times New Roman" w:eastAsia="Times New Roman" w:cs="Times New Roman"/>
+          <w:sz w:val="26"/>
+        </w:rPr>
         <w:t>Pipeline tính F1 cho từng bài rồi lấy trung bình trên mẫu; đây không phải chấm một chuỗi ghép của 500 bài. CSV lưu điểm từng bài làm tròn bốn chữ số thập phân, trong khi điểm tổng hợp được tính từ giá trị F1 trước khi làm tròn. Số bài n luôn đi kèm bảng để tránh so các trung bình trên tập ID khác nhau. 100 prediction ViT5 đầu trong mẫu 500 khớp mẫu 100.</w:t>
       </w:r>
     </w:p>
     <w:p>
       <w:pPr>
+        <w:spacing w:line="360" w:lineRule="auto" w:after="120"/>
         <w:jc w:val="left"/>
       </w:pPr>
       <w:r>
+        <w:rPr>
+          <w:rFonts w:ascii="Times New Roman" w:hAnsi="Times New Roman" w:eastAsia="Times New Roman" w:cs="Times New Roman"/>
+          <w:sz w:val="26"/>
+        </w:rPr>
         <w:t>Kết quả hiện tại đã được tính lại với scorer của project. Trong Docker, 500 abstract khớp nguồn đã lưu và 7.500 giá trị ROUGE từng bài của Lead-1, Lead-3, Lead-5, TextRank và ViT5 khớp CSV ở độ chính xác bốn chữ số. Kiểm tra này xác nhận đường đọc dữ liệu và chấm điểm; nó không xác nhận mọi prediction đều đúng sự kiện.</w:t>
       </w:r>
     </w:p>
     <w:p>
+      <w:bookmarkStart w:id="273" w:name="heading_toc_73"/>
       <w:pPr>
         <w:pStyle w:val="Heading2"/>
         <w:pageBreakBefore w:val="0"/>
       </w:pPr>
       <w:r>
+        <w:rPr>
+          <w:rFonts w:ascii="Times New Roman" w:hAnsi="Times New Roman" w:eastAsia="Times New Roman" w:cs="Times New Roman"/>
+        </w:rPr>
         <w:t>5.4 Ranh giới của so sánh</w:t>
       </w:r>
+      <w:bookmarkEnd w:id="273"/>
     </w:p>
     <w:p>
       <w:pPr>
+        <w:spacing w:line="360" w:lineRule="auto" w:after="120"/>
         <w:jc w:val="left"/>
       </w:pPr>
       <w:r>
+        <w:rPr>
+          <w:rFonts w:ascii="Times New Roman" w:hAnsi="Times New Roman" w:eastAsia="Times New Roman" w:cs="Times New Roman"/>
+          <w:sz w:val="26"/>
+        </w:rPr>
         <w:t>Báo cáo chưa kiểm định ý nghĩa thống kê hoặc xây dựng khoảng tin cậy. Các chênh lệch là mô tả của mẫu. Vì chưa xác nhận tokenizer và thiết lập giống bài báo ViT5, nhóm không so trực tiếp các điểm này với bảng kết quả của tác giả. Mẫu 100 và 500 cũng không phải hai phép đánh giá độc lập vì mẫu nhỏ nằm trong mẫu lớn.</w:t>
       </w:r>
     </w:p>
@@ -3147,27 +4609,39 @@
       <w:bookmarkStart w:id="7" w:name="section_7"/>
       <w:pPr>
         <w:pStyle w:val="Heading1"/>
-        <w:pageBreakBefore/>
+        <w:pageBreakBefore w:val="0"/>
       </w:pPr>
       <w:r>
+        <w:rPr>
+          <w:rFonts w:ascii="Times New Roman" w:hAnsi="Times New Roman" w:eastAsia="Times New Roman" w:cs="Times New Roman"/>
+        </w:rPr>
         <w:t>6 Kết quả và phân tích thực nghiệm</w:t>
       </w:r>
       <w:bookmarkEnd w:id="7"/>
     </w:p>
     <w:p>
+      <w:bookmarkStart w:id="276" w:name="heading_toc_76"/>
       <w:pPr>
         <w:pStyle w:val="Heading2"/>
         <w:pageBreakBefore w:val="0"/>
       </w:pPr>
       <w:r>
+        <w:rPr>
+          <w:rFonts w:ascii="Times New Roman" w:hAnsi="Times New Roman" w:eastAsia="Times New Roman" w:cs="Times New Roman"/>
+        </w:rPr>
         <w:t>6.1 So sánh các hệ trên 500 bài</w:t>
       </w:r>
+      <w:bookmarkEnd w:id="276"/>
     </w:p>
     <w:p>
       <w:pPr>
         <w:pStyle w:val="Caption"/>
+        <w:keepNext/>
       </w:pPr>
       <w:r>
+        <w:rPr>
+          <w:rFonts w:ascii="Times New Roman" w:hAnsi="Times New Roman" w:eastAsia="Times New Roman" w:cs="Times New Roman"/>
+        </w:rPr>
         <w:t>Bảng 5  ROUGE F1 trung bình trên 500 bài đầu</w:t>
       </w:r>
     </w:p>
@@ -3210,14 +4684,15 @@
           <w:p>
             <w:pPr>
               <w:keepNext/>
-              <w:spacing w:after="0" w:line="259" w:lineRule="auto"/>
+              <w:spacing w:after="0" w:line="276" w:lineRule="auto"/>
               <w:jc w:val="left"/>
             </w:pPr>
             <w:r>
               <w:rPr>
+                <w:rFonts w:ascii="Times New Roman" w:hAnsi="Times New Roman" w:eastAsia="Times New Roman" w:cs="Times New Roman"/>
                 <w:b/>
                 <w:color w:val="FFFFFF"/>
-                <w:sz w:val="20"/>
+                <w:sz w:val="24"/>
               </w:rPr>
               <w:t>Hệ</w:t>
             </w:r>
@@ -3244,14 +4719,15 @@
           <w:p>
             <w:pPr>
               <w:keepNext/>
-              <w:spacing w:after="0" w:line="259" w:lineRule="auto"/>
+              <w:spacing w:after="0" w:line="276" w:lineRule="auto"/>
               <w:jc w:val="right"/>
             </w:pPr>
             <w:r>
               <w:rPr>
+                <w:rFonts w:ascii="Times New Roman" w:hAnsi="Times New Roman" w:eastAsia="Times New Roman" w:cs="Times New Roman"/>
                 <w:b/>
                 <w:color w:val="FFFFFF"/>
-                <w:sz w:val="20"/>
+                <w:sz w:val="24"/>
               </w:rPr>
               <w:t>ROUGE-1</w:t>
             </w:r>
@@ -3278,14 +4754,15 @@
           <w:p>
             <w:pPr>
               <w:keepNext/>
-              <w:spacing w:after="0" w:line="259" w:lineRule="auto"/>
+              <w:spacing w:after="0" w:line="276" w:lineRule="auto"/>
               <w:jc w:val="right"/>
             </w:pPr>
             <w:r>
               <w:rPr>
+                <w:rFonts w:ascii="Times New Roman" w:hAnsi="Times New Roman" w:eastAsia="Times New Roman" w:cs="Times New Roman"/>
                 <w:b/>
                 <w:color w:val="FFFFFF"/>
-                <w:sz w:val="20"/>
+                <w:sz w:val="24"/>
               </w:rPr>
               <w:t>ROUGE-2</w:t>
             </w:r>
@@ -3312,14 +4789,15 @@
           <w:p>
             <w:pPr>
               <w:keepNext/>
-              <w:spacing w:after="0" w:line="259" w:lineRule="auto"/>
+              <w:spacing w:after="0" w:line="276" w:lineRule="auto"/>
               <w:jc w:val="right"/>
             </w:pPr>
             <w:r>
               <w:rPr>
+                <w:rFonts w:ascii="Times New Roman" w:hAnsi="Times New Roman" w:eastAsia="Times New Roman" w:cs="Times New Roman"/>
                 <w:b/>
                 <w:color w:val="FFFFFF"/>
-                <w:sz w:val="20"/>
+                <w:sz w:val="24"/>
               </w:rPr>
               <w:t>ROUGE-L</w:t>
             </w:r>
@@ -3351,14 +4829,15 @@
           <w:p>
             <w:pPr>
               <w:keepNext/>
-              <w:spacing w:after="0" w:line="259" w:lineRule="auto"/>
+              <w:spacing w:after="0" w:line="276" w:lineRule="auto"/>
               <w:jc w:val="left"/>
             </w:pPr>
             <w:r>
               <w:rPr>
+                <w:rFonts w:ascii="Times New Roman" w:hAnsi="Times New Roman" w:eastAsia="Times New Roman" w:cs="Times New Roman"/>
                 <w:b w:val="0"/>
                 <w:color w:val="000000"/>
-                <w:sz w:val="20"/>
+                <w:sz w:val="24"/>
               </w:rPr>
               <w:t>Lead-1</w:t>
             </w:r>
@@ -3385,14 +4864,15 @@
           <w:p>
             <w:pPr>
               <w:keepNext/>
-              <w:spacing w:after="0" w:line="259" w:lineRule="auto"/>
+              <w:spacing w:after="0" w:line="276" w:lineRule="auto"/>
               <w:jc w:val="right"/>
             </w:pPr>
             <w:r>
               <w:rPr>
+                <w:rFonts w:ascii="Times New Roman" w:hAnsi="Times New Roman" w:eastAsia="Times New Roman" w:cs="Times New Roman"/>
                 <w:b w:val="0"/>
                 <w:color w:val="000000"/>
-                <w:sz w:val="20"/>
+                <w:sz w:val="24"/>
               </w:rPr>
               <w:t>0,2719</w:t>
             </w:r>
@@ -3419,14 +4899,15 @@
           <w:p>
             <w:pPr>
               <w:keepNext/>
-              <w:spacing w:after="0" w:line="259" w:lineRule="auto"/>
+              <w:spacing w:after="0" w:line="276" w:lineRule="auto"/>
               <w:jc w:val="right"/>
             </w:pPr>
             <w:r>
               <w:rPr>
+                <w:rFonts w:ascii="Times New Roman" w:hAnsi="Times New Roman" w:eastAsia="Times New Roman" w:cs="Times New Roman"/>
                 <w:b w:val="0"/>
                 <w:color w:val="000000"/>
-                <w:sz w:val="20"/>
+                <w:sz w:val="24"/>
               </w:rPr>
               <w:t>0,1305</w:t>
             </w:r>
@@ -3453,14 +4934,15 @@
           <w:p>
             <w:pPr>
               <w:keepNext/>
-              <w:spacing w:after="0" w:line="259" w:lineRule="auto"/>
+              <w:spacing w:after="0" w:line="276" w:lineRule="auto"/>
               <w:jc w:val="right"/>
             </w:pPr>
             <w:r>
               <w:rPr>
+                <w:rFonts w:ascii="Times New Roman" w:hAnsi="Times New Roman" w:eastAsia="Times New Roman" w:cs="Times New Roman"/>
                 <w:b w:val="0"/>
                 <w:color w:val="000000"/>
-                <w:sz w:val="20"/>
+                <w:sz w:val="24"/>
               </w:rPr>
               <w:t>0,2092</w:t>
             </w:r>
@@ -3492,14 +4974,15 @@
           <w:p>
             <w:pPr>
               <w:keepNext/>
-              <w:spacing w:after="0" w:line="259" w:lineRule="auto"/>
+              <w:spacing w:after="0" w:line="276" w:lineRule="auto"/>
               <w:jc w:val="left"/>
             </w:pPr>
             <w:r>
               <w:rPr>
+                <w:rFonts w:ascii="Times New Roman" w:hAnsi="Times New Roman" w:eastAsia="Times New Roman" w:cs="Times New Roman"/>
                 <w:b w:val="0"/>
                 <w:color w:val="000000"/>
-                <w:sz w:val="20"/>
+                <w:sz w:val="24"/>
               </w:rPr>
               <w:t>Lead-3</w:t>
             </w:r>
@@ -3526,14 +5009,15 @@
           <w:p>
             <w:pPr>
               <w:keepNext/>
-              <w:spacing w:after="0" w:line="259" w:lineRule="auto"/>
+              <w:spacing w:after="0" w:line="276" w:lineRule="auto"/>
               <w:jc w:val="right"/>
             </w:pPr>
             <w:r>
               <w:rPr>
+                <w:rFonts w:ascii="Times New Roman" w:hAnsi="Times New Roman" w:eastAsia="Times New Roman" w:cs="Times New Roman"/>
                 <w:b w:val="0"/>
                 <w:color w:val="000000"/>
-                <w:sz w:val="20"/>
+                <w:sz w:val="24"/>
               </w:rPr>
               <w:t>0,2569</w:t>
             </w:r>
@@ -3560,14 +5044,15 @@
           <w:p>
             <w:pPr>
               <w:keepNext/>
-              <w:spacing w:after="0" w:line="259" w:lineRule="auto"/>
+              <w:spacing w:after="0" w:line="276" w:lineRule="auto"/>
               <w:jc w:val="right"/>
             </w:pPr>
             <w:r>
               <w:rPr>
+                <w:rFonts w:ascii="Times New Roman" w:hAnsi="Times New Roman" w:eastAsia="Times New Roman" w:cs="Times New Roman"/>
                 <w:b w:val="0"/>
                 <w:color w:val="000000"/>
-                <w:sz w:val="20"/>
+                <w:sz w:val="24"/>
               </w:rPr>
               <w:t>0,1294</w:t>
             </w:r>
@@ -3594,14 +5079,15 @@
           <w:p>
             <w:pPr>
               <w:keepNext/>
-              <w:spacing w:after="0" w:line="259" w:lineRule="auto"/>
+              <w:spacing w:after="0" w:line="276" w:lineRule="auto"/>
               <w:jc w:val="right"/>
             </w:pPr>
             <w:r>
               <w:rPr>
+                <w:rFonts w:ascii="Times New Roman" w:hAnsi="Times New Roman" w:eastAsia="Times New Roman" w:cs="Times New Roman"/>
                 <w:b w:val="0"/>
                 <w:color w:val="000000"/>
-                <w:sz w:val="20"/>
+                <w:sz w:val="24"/>
               </w:rPr>
               <w:t>0,1856</w:t>
             </w:r>
@@ -3633,14 +5119,15 @@
           <w:p>
             <w:pPr>
               <w:keepNext/>
-              <w:spacing w:after="0" w:line="259" w:lineRule="auto"/>
+              <w:spacing w:after="0" w:line="276" w:lineRule="auto"/>
               <w:jc w:val="left"/>
             </w:pPr>
             <w:r>
               <w:rPr>
+                <w:rFonts w:ascii="Times New Roman" w:hAnsi="Times New Roman" w:eastAsia="Times New Roman" w:cs="Times New Roman"/>
                 <w:b w:val="0"/>
                 <w:color w:val="000000"/>
-                <w:sz w:val="20"/>
+                <w:sz w:val="24"/>
               </w:rPr>
               <w:t>Lead-5</w:t>
             </w:r>
@@ -3667,14 +5154,15 @@
           <w:p>
             <w:pPr>
               <w:keepNext/>
-              <w:spacing w:after="0" w:line="259" w:lineRule="auto"/>
+              <w:spacing w:after="0" w:line="276" w:lineRule="auto"/>
               <w:jc w:val="right"/>
             </w:pPr>
             <w:r>
               <w:rPr>
+                <w:rFonts w:ascii="Times New Roman" w:hAnsi="Times New Roman" w:eastAsia="Times New Roman" w:cs="Times New Roman"/>
                 <w:b w:val="0"/>
                 <w:color w:val="000000"/>
-                <w:sz w:val="20"/>
+                <w:sz w:val="24"/>
               </w:rPr>
               <w:t>0,2256</w:t>
             </w:r>
@@ -3701,14 +5189,15 @@
           <w:p>
             <w:pPr>
               <w:keepNext/>
-              <w:spacing w:after="0" w:line="259" w:lineRule="auto"/>
+              <w:spacing w:after="0" w:line="276" w:lineRule="auto"/>
               <w:jc w:val="right"/>
             </w:pPr>
             <w:r>
               <w:rPr>
+                <w:rFonts w:ascii="Times New Roman" w:hAnsi="Times New Roman" w:eastAsia="Times New Roman" w:cs="Times New Roman"/>
                 <w:b w:val="0"/>
                 <w:color w:val="000000"/>
-                <w:sz w:val="20"/>
+                <w:sz w:val="24"/>
               </w:rPr>
               <w:t>0,1199</w:t>
             </w:r>
@@ -3735,14 +5224,15 @@
           <w:p>
             <w:pPr>
               <w:keepNext/>
-              <w:spacing w:after="0" w:line="259" w:lineRule="auto"/>
+              <w:spacing w:after="0" w:line="276" w:lineRule="auto"/>
               <w:jc w:val="right"/>
             </w:pPr>
             <w:r>
               <w:rPr>
+                <w:rFonts w:ascii="Times New Roman" w:hAnsi="Times New Roman" w:eastAsia="Times New Roman" w:cs="Times New Roman"/>
                 <w:b w:val="0"/>
                 <w:color w:val="000000"/>
-                <w:sz w:val="20"/>
+                <w:sz w:val="24"/>
               </w:rPr>
               <w:t>0,1624</w:t>
             </w:r>
@@ -3774,14 +5264,15 @@
           <w:p>
             <w:pPr>
               <w:keepNext/>
-              <w:spacing w:after="0" w:line="259" w:lineRule="auto"/>
+              <w:spacing w:after="0" w:line="276" w:lineRule="auto"/>
               <w:jc w:val="left"/>
             </w:pPr>
             <w:r>
               <w:rPr>
+                <w:rFonts w:ascii="Times New Roman" w:hAnsi="Times New Roman" w:eastAsia="Times New Roman" w:cs="Times New Roman"/>
                 <w:b w:val="0"/>
                 <w:color w:val="000000"/>
-                <w:sz w:val="20"/>
+                <w:sz w:val="24"/>
               </w:rPr>
               <w:t>TextRank</w:t>
             </w:r>
@@ -3808,14 +5299,15 @@
           <w:p>
             <w:pPr>
               <w:keepNext/>
-              <w:spacing w:after="0" w:line="259" w:lineRule="auto"/>
+              <w:spacing w:after="0" w:line="276" w:lineRule="auto"/>
               <w:jc w:val="right"/>
             </w:pPr>
             <w:r>
               <w:rPr>
+                <w:rFonts w:ascii="Times New Roman" w:hAnsi="Times New Roman" w:eastAsia="Times New Roman" w:cs="Times New Roman"/>
                 <w:b w:val="0"/>
                 <w:color w:val="000000"/>
-                <w:sz w:val="20"/>
+                <w:sz w:val="24"/>
               </w:rPr>
               <w:t>0,2499</w:t>
             </w:r>
@@ -3842,14 +5334,15 @@
           <w:p>
             <w:pPr>
               <w:keepNext/>
-              <w:spacing w:after="0" w:line="259" w:lineRule="auto"/>
+              <w:spacing w:after="0" w:line="276" w:lineRule="auto"/>
               <w:jc w:val="right"/>
             </w:pPr>
             <w:r>
               <w:rPr>
+                <w:rFonts w:ascii="Times New Roman" w:hAnsi="Times New Roman" w:eastAsia="Times New Roman" w:cs="Times New Roman"/>
                 <w:b w:val="0"/>
                 <w:color w:val="000000"/>
-                <w:sz w:val="20"/>
+                <w:sz w:val="24"/>
               </w:rPr>
               <w:t>0,1198</w:t>
             </w:r>
@@ -3876,14 +5369,15 @@
           <w:p>
             <w:pPr>
               <w:keepNext/>
-              <w:spacing w:after="0" w:line="259" w:lineRule="auto"/>
+              <w:spacing w:after="0" w:line="276" w:lineRule="auto"/>
               <w:jc w:val="right"/>
             </w:pPr>
             <w:r>
               <w:rPr>
+                <w:rFonts w:ascii="Times New Roman" w:hAnsi="Times New Roman" w:eastAsia="Times New Roman" w:cs="Times New Roman"/>
                 <w:b w:val="0"/>
                 <w:color w:val="000000"/>
-                <w:sz w:val="20"/>
+                <w:sz w:val="24"/>
               </w:rPr>
               <w:t>0,1815</w:t>
             </w:r>
@@ -3915,14 +5409,15 @@
           <w:p>
             <w:pPr>
               <w:keepNext/>
-              <w:spacing w:after="0" w:line="259" w:lineRule="auto"/>
+              <w:spacing w:after="0" w:line="276" w:lineRule="auto"/>
               <w:jc w:val="left"/>
             </w:pPr>
             <w:r>
               <w:rPr>
+                <w:rFonts w:ascii="Times New Roman" w:hAnsi="Times New Roman" w:eastAsia="Times New Roman" w:cs="Times New Roman"/>
                 <w:b w:val="0"/>
                 <w:color w:val="000000"/>
-                <w:sz w:val="20"/>
+                <w:sz w:val="24"/>
               </w:rPr>
               <w:t>ViT5</w:t>
             </w:r>
@@ -3949,14 +5444,15 @@
           <w:p>
             <w:pPr>
               <w:keepNext/>
-              <w:spacing w:after="0" w:line="259" w:lineRule="auto"/>
+              <w:spacing w:after="0" w:line="276" w:lineRule="auto"/>
               <w:jc w:val="right"/>
             </w:pPr>
             <w:r>
               <w:rPr>
+                <w:rFonts w:ascii="Times New Roman" w:hAnsi="Times New Roman" w:eastAsia="Times New Roman" w:cs="Times New Roman"/>
                 <w:b w:val="0"/>
                 <w:color w:val="000000"/>
-                <w:sz w:val="20"/>
+                <w:sz w:val="24"/>
               </w:rPr>
               <w:t>0,2784</w:t>
             </w:r>
@@ -3983,14 +5479,15 @@
           <w:p>
             <w:pPr>
               <w:keepNext/>
-              <w:spacing w:after="0" w:line="259" w:lineRule="auto"/>
+              <w:spacing w:after="0" w:line="276" w:lineRule="auto"/>
               <w:jc w:val="right"/>
             </w:pPr>
             <w:r>
               <w:rPr>
+                <w:rFonts w:ascii="Times New Roman" w:hAnsi="Times New Roman" w:eastAsia="Times New Roman" w:cs="Times New Roman"/>
                 <w:b w:val="0"/>
                 <w:color w:val="000000"/>
-                <w:sz w:val="20"/>
+                <w:sz w:val="24"/>
               </w:rPr>
               <w:t>0,1474</w:t>
             </w:r>
@@ -4017,14 +5514,15 @@
           <w:p>
             <w:pPr>
               <w:keepNext/>
-              <w:spacing w:after="0" w:line="259" w:lineRule="auto"/>
+              <w:spacing w:after="0" w:line="276" w:lineRule="auto"/>
               <w:jc w:val="right"/>
             </w:pPr>
             <w:r>
               <w:rPr>
+                <w:rFonts w:ascii="Times New Roman" w:hAnsi="Times New Roman" w:eastAsia="Times New Roman" w:cs="Times New Roman"/>
                 <w:b w:val="0"/>
                 <w:color w:val="000000"/>
-                <w:sz w:val="20"/>
+                <w:sz w:val="24"/>
               </w:rPr>
               <w:t>0,2233</w:t>
             </w:r>
@@ -4056,14 +5554,15 @@
           <w:p>
             <w:pPr>
               <w:keepNext w:val="0"/>
-              <w:spacing w:after="0" w:line="259" w:lineRule="auto"/>
+              <w:spacing w:after="0" w:line="276" w:lineRule="auto"/>
               <w:jc w:val="left"/>
             </w:pPr>
             <w:r>
               <w:rPr>
+                <w:rFonts w:ascii="Times New Roman" w:hAnsi="Times New Roman" w:eastAsia="Times New Roman" w:cs="Times New Roman"/>
                 <w:b w:val="0"/>
                 <w:color w:val="000000"/>
-                <w:sz w:val="20"/>
+                <w:sz w:val="24"/>
               </w:rPr>
               <w:t>Oracle-3</w:t>
             </w:r>
@@ -4089,15 +5588,16 @@
           </w:tcPr>
           <w:p>
             <w:pPr>
-              <w:keepNext/>
-              <w:spacing w:after="0" w:line="259" w:lineRule="auto"/>
+              <w:keepNext w:val="0"/>
+              <w:spacing w:after="0" w:line="276" w:lineRule="auto"/>
               <w:jc w:val="right"/>
             </w:pPr>
             <w:r>
               <w:rPr>
+                <w:rFonts w:ascii="Times New Roman" w:hAnsi="Times New Roman" w:eastAsia="Times New Roman" w:cs="Times New Roman"/>
                 <w:b w:val="0"/>
                 <w:color w:val="000000"/>
-                <w:sz w:val="20"/>
+                <w:sz w:val="24"/>
               </w:rPr>
               <w:t>0,4646</w:t>
             </w:r>
@@ -4123,15 +5623,16 @@
           </w:tcPr>
           <w:p>
             <w:pPr>
-              <w:keepNext/>
-              <w:spacing w:after="0" w:line="259" w:lineRule="auto"/>
+              <w:keepNext w:val="0"/>
+              <w:spacing w:after="0" w:line="276" w:lineRule="auto"/>
               <w:jc w:val="right"/>
             </w:pPr>
             <w:r>
               <w:rPr>
+                <w:rFonts w:ascii="Times New Roman" w:hAnsi="Times New Roman" w:eastAsia="Times New Roman" w:cs="Times New Roman"/>
                 <w:b w:val="0"/>
                 <w:color w:val="000000"/>
-                <w:sz w:val="20"/>
+                <w:sz w:val="24"/>
               </w:rPr>
               <w:t>0,2793</w:t>
             </w:r>
@@ -4157,15 +5658,16 @@
           </w:tcPr>
           <w:p>
             <w:pPr>
-              <w:keepNext/>
-              <w:spacing w:after="0" w:line="259" w:lineRule="auto"/>
+              <w:keepNext w:val="0"/>
+              <w:spacing w:after="0" w:line="276" w:lineRule="auto"/>
               <w:jc w:val="right"/>
             </w:pPr>
             <w:r>
               <w:rPr>
+                <w:rFonts w:ascii="Times New Roman" w:hAnsi="Times New Roman" w:eastAsia="Times New Roman" w:cs="Times New Roman"/>
                 <w:b w:val="0"/>
                 <w:color w:val="000000"/>
-                <w:sz w:val="20"/>
+                <w:sz w:val="24"/>
               </w:rPr>
               <w:t>0,3410</w:t>
             </w:r>
@@ -4175,10 +5677,11 @@
     </w:tbl>
     <w:p>
       <w:pPr>
-        <w:spacing w:after="60" w:line="240" w:lineRule="auto"/>
+        <w:spacing w:after="100" w:line="60" w:lineRule="exact" w:before="0"/>
       </w:pPr>
       <w:r>
         <w:rPr>
+          <w:rFonts w:ascii="Times New Roman" w:hAnsi="Times New Roman" w:eastAsia="Times New Roman" w:cs="Times New Roman"/>
           <w:sz w:val="6"/>
         </w:rPr>
       </w:r>
@@ -4186,10 +5689,13 @@
     <w:p>
       <w:pPr>
         <w:keepNext/>
-        <w:spacing w:after="60"/>
+        <w:spacing w:after="60" w:line="240" w:lineRule="auto"/>
         <w:jc w:val="center"/>
       </w:pPr>
       <w:r>
+        <w:rPr>
+          <w:rFonts w:ascii="Times New Roman" w:hAnsi="Times New Roman" w:eastAsia="Times New Roman" w:cs="Times New Roman"/>
+        </w:rPr>
         <w:drawing>
           <wp:inline xmlns:a="http://schemas.openxmlformats.org/drawingml/2006/main" xmlns:pic="http://schemas.openxmlformats.org/drawingml/2006/picture">
             <wp:extent cx="5852160" cy="2139696"/>
@@ -4227,41 +5733,64 @@
     <w:p>
       <w:pPr>
         <w:pStyle w:val="Caption"/>
+        <w:keepNext w:val="0"/>
       </w:pPr>
       <w:r>
+        <w:rPr>
+          <w:rFonts w:ascii="Times New Roman" w:hAnsi="Times New Roman" w:eastAsia="Times New Roman" w:cs="Times New Roman"/>
+        </w:rPr>
         <w:t>Hình 2  So sánh ROUGE 1 F1 với Oracle là mốc dùng đáp án</w:t>
       </w:r>
     </w:p>
     <w:p>
       <w:pPr>
+        <w:spacing w:line="360" w:lineRule="auto" w:after="120"/>
         <w:jc w:val="left"/>
       </w:pPr>
       <w:r>
+        <w:rPr>
+          <w:rFonts w:ascii="Times New Roman" w:hAnsi="Times New Roman" w:eastAsia="Times New Roman" w:cs="Times New Roman"/>
+          <w:sz w:val="26"/>
+        </w:rPr>
         <w:t>ViT5 đứng đầu trong các hệ không dùng gold ở cả ba độ đo, nhưng ROUGE-1 chỉ hơn Lead-1 0,0065. Lead-1 cũng hơn Lead-3 và Lead-5. Kết quả cho thấy baseline vị trí đầu bài có giá trị so sánh lớn trong mẫu này. Giả thuyết ý chính tập trung ở mở đầu phù hợp với quan sát, nhưng chưa có thí nghiệm riêng xác minh.</w:t>
       </w:r>
     </w:p>
     <w:p>
       <w:pPr>
+        <w:spacing w:line="360" w:lineRule="auto" w:after="120"/>
         <w:jc w:val="left"/>
       </w:pPr>
       <w:r>
+        <w:rPr>
+          <w:rFonts w:ascii="Times New Roman" w:hAnsi="Times New Roman" w:eastAsia="Times New Roman" w:cs="Times New Roman"/>
+          <w:sz w:val="26"/>
+        </w:rPr>
         <w:t>TextRank thấp hơn Lead-3. Lựa chọn câu theo độ trung tâm có thể chưa phù hợp với mục tiêu tái hiện sapo; đây là cách giải thích cần kiểm tra thêm, không phải kết luận nhân quả. Oracle-3 đạt 0,4646 nhờ được dùng gold, nên được tách rõ khỏi các hệ thực tế trong hình 2.</w:t>
       </w:r>
     </w:p>
     <w:p>
+      <w:bookmarkStart w:id="283" w:name="heading_toc_83"/>
       <w:pPr>
         <w:pStyle w:val="Heading2"/>
         <w:pageBreakBefore w:val="0"/>
       </w:pPr>
       <w:r>
+        <w:rPr>
+          <w:rFonts w:ascii="Times New Roman" w:hAnsi="Times New Roman" w:eastAsia="Times New Roman" w:cs="Times New Roman"/>
+        </w:rPr>
         <w:t>6.2 Kết quả trên 100 bài đầu</w:t>
       </w:r>
+      <w:bookmarkEnd w:id="283"/>
     </w:p>
     <w:p>
       <w:pPr>
         <w:pStyle w:val="Caption"/>
+        <w:keepNext/>
       </w:pPr>
       <w:r>
+        <w:rPr>
+          <w:rFonts w:ascii="Times New Roman" w:hAnsi="Times New Roman" w:eastAsia="Times New Roman" w:cs="Times New Roman"/>
+        </w:rPr>
         <w:t>Bảng 6  ROUGE F1 trung bình trên tập con 100 bài</w:t>
       </w:r>
     </w:p>
@@ -4304,14 +5833,15 @@
           <w:p>
             <w:pPr>
               <w:keepNext/>
-              <w:spacing w:after="0" w:line="259" w:lineRule="auto"/>
+              <w:spacing w:after="0" w:line="276" w:lineRule="auto"/>
               <w:jc w:val="left"/>
             </w:pPr>
             <w:r>
               <w:rPr>
+                <w:rFonts w:ascii="Times New Roman" w:hAnsi="Times New Roman" w:eastAsia="Times New Roman" w:cs="Times New Roman"/>
                 <w:b/>
                 <w:color w:val="FFFFFF"/>
-                <w:sz w:val="20"/>
+                <w:sz w:val="24"/>
               </w:rPr>
               <w:t>Hệ</w:t>
             </w:r>
@@ -4338,14 +5868,15 @@
           <w:p>
             <w:pPr>
               <w:keepNext/>
-              <w:spacing w:after="0" w:line="259" w:lineRule="auto"/>
+              <w:spacing w:after="0" w:line="276" w:lineRule="auto"/>
               <w:jc w:val="right"/>
             </w:pPr>
             <w:r>
               <w:rPr>
+                <w:rFonts w:ascii="Times New Roman" w:hAnsi="Times New Roman" w:eastAsia="Times New Roman" w:cs="Times New Roman"/>
                 <w:b/>
                 <w:color w:val="FFFFFF"/>
-                <w:sz w:val="20"/>
+                <w:sz w:val="24"/>
               </w:rPr>
               <w:t>ROUGE-1</w:t>
             </w:r>
@@ -4372,14 +5903,15 @@
           <w:p>
             <w:pPr>
               <w:keepNext/>
-              <w:spacing w:after="0" w:line="259" w:lineRule="auto"/>
+              <w:spacing w:after="0" w:line="276" w:lineRule="auto"/>
               <w:jc w:val="right"/>
             </w:pPr>
             <w:r>
               <w:rPr>
+                <w:rFonts w:ascii="Times New Roman" w:hAnsi="Times New Roman" w:eastAsia="Times New Roman" w:cs="Times New Roman"/>
                 <w:b/>
                 <w:color w:val="FFFFFF"/>
-                <w:sz w:val="20"/>
+                <w:sz w:val="24"/>
               </w:rPr>
               <w:t>ROUGE-2</w:t>
             </w:r>
@@ -4406,14 +5938,15 @@
           <w:p>
             <w:pPr>
               <w:keepNext/>
-              <w:spacing w:after="0" w:line="259" w:lineRule="auto"/>
+              <w:spacing w:after="0" w:line="276" w:lineRule="auto"/>
               <w:jc w:val="right"/>
             </w:pPr>
             <w:r>
               <w:rPr>
+                <w:rFonts w:ascii="Times New Roman" w:hAnsi="Times New Roman" w:eastAsia="Times New Roman" w:cs="Times New Roman"/>
                 <w:b/>
                 <w:color w:val="FFFFFF"/>
-                <w:sz w:val="20"/>
+                <w:sz w:val="24"/>
               </w:rPr>
               <w:t>ROUGE-L</w:t>
             </w:r>
@@ -4445,14 +5978,15 @@
           <w:p>
             <w:pPr>
               <w:keepNext/>
-              <w:spacing w:after="0" w:line="259" w:lineRule="auto"/>
+              <w:spacing w:after="0" w:line="276" w:lineRule="auto"/>
               <w:jc w:val="left"/>
             </w:pPr>
             <w:r>
               <w:rPr>
+                <w:rFonts w:ascii="Times New Roman" w:hAnsi="Times New Roman" w:eastAsia="Times New Roman" w:cs="Times New Roman"/>
                 <w:b w:val="0"/>
                 <w:color w:val="000000"/>
-                <w:sz w:val="20"/>
+                <w:sz w:val="24"/>
               </w:rPr>
               <w:t>Lead-3</w:t>
             </w:r>
@@ -4479,14 +6013,15 @@
           <w:p>
             <w:pPr>
               <w:keepNext/>
-              <w:spacing w:after="0" w:line="259" w:lineRule="auto"/>
+              <w:spacing w:after="0" w:line="276" w:lineRule="auto"/>
               <w:jc w:val="right"/>
             </w:pPr>
             <w:r>
               <w:rPr>
+                <w:rFonts w:ascii="Times New Roman" w:hAnsi="Times New Roman" w:eastAsia="Times New Roman" w:cs="Times New Roman"/>
                 <w:b w:val="0"/>
                 <w:color w:val="000000"/>
-                <w:sz w:val="20"/>
+                <w:sz w:val="24"/>
               </w:rPr>
               <w:t>0,2507</w:t>
             </w:r>
@@ -4513,14 +6048,15 @@
           <w:p>
             <w:pPr>
               <w:keepNext/>
-              <w:spacing w:after="0" w:line="259" w:lineRule="auto"/>
+              <w:spacing w:after="0" w:line="276" w:lineRule="auto"/>
               <w:jc w:val="right"/>
             </w:pPr>
             <w:r>
               <w:rPr>
+                <w:rFonts w:ascii="Times New Roman" w:hAnsi="Times New Roman" w:eastAsia="Times New Roman" w:cs="Times New Roman"/>
                 <w:b w:val="0"/>
                 <w:color w:val="000000"/>
-                <w:sz w:val="20"/>
+                <w:sz w:val="24"/>
               </w:rPr>
               <w:t>0,1296</w:t>
             </w:r>
@@ -4547,14 +6083,15 @@
           <w:p>
             <w:pPr>
               <w:keepNext/>
-              <w:spacing w:after="0" w:line="259" w:lineRule="auto"/>
+              <w:spacing w:after="0" w:line="276" w:lineRule="auto"/>
               <w:jc w:val="right"/>
             </w:pPr>
             <w:r>
               <w:rPr>
+                <w:rFonts w:ascii="Times New Roman" w:hAnsi="Times New Roman" w:eastAsia="Times New Roman" w:cs="Times New Roman"/>
                 <w:b w:val="0"/>
                 <w:color w:val="000000"/>
-                <w:sz w:val="20"/>
+                <w:sz w:val="24"/>
               </w:rPr>
               <w:t>0,1841</w:t>
             </w:r>
@@ -4586,14 +6123,15 @@
           <w:p>
             <w:pPr>
               <w:keepNext/>
-              <w:spacing w:after="0" w:line="259" w:lineRule="auto"/>
+              <w:spacing w:after="0" w:line="276" w:lineRule="auto"/>
               <w:jc w:val="left"/>
             </w:pPr>
             <w:r>
               <w:rPr>
+                <w:rFonts w:ascii="Times New Roman" w:hAnsi="Times New Roman" w:eastAsia="Times New Roman" w:cs="Times New Roman"/>
                 <w:b w:val="0"/>
                 <w:color w:val="000000"/>
-                <w:sz w:val="20"/>
+                <w:sz w:val="24"/>
               </w:rPr>
               <w:t>TextRank</w:t>
             </w:r>
@@ -4620,14 +6158,15 @@
           <w:p>
             <w:pPr>
               <w:keepNext/>
-              <w:spacing w:after="0" w:line="259" w:lineRule="auto"/>
+              <w:spacing w:after="0" w:line="276" w:lineRule="auto"/>
               <w:jc w:val="right"/>
             </w:pPr>
             <w:r>
               <w:rPr>
+                <w:rFonts w:ascii="Times New Roman" w:hAnsi="Times New Roman" w:eastAsia="Times New Roman" w:cs="Times New Roman"/>
                 <w:b w:val="0"/>
                 <w:color w:val="000000"/>
-                <w:sz w:val="20"/>
+                <w:sz w:val="24"/>
               </w:rPr>
               <w:t>0,2428</w:t>
             </w:r>
@@ -4654,14 +6193,15 @@
           <w:p>
             <w:pPr>
               <w:keepNext/>
-              <w:spacing w:after="0" w:line="259" w:lineRule="auto"/>
+              <w:spacing w:after="0" w:line="276" w:lineRule="auto"/>
               <w:jc w:val="right"/>
             </w:pPr>
             <w:r>
               <w:rPr>
+                <w:rFonts w:ascii="Times New Roman" w:hAnsi="Times New Roman" w:eastAsia="Times New Roman" w:cs="Times New Roman"/>
                 <w:b w:val="0"/>
                 <w:color w:val="000000"/>
-                <w:sz w:val="20"/>
+                <w:sz w:val="24"/>
               </w:rPr>
               <w:t>0,1100</w:t>
             </w:r>
@@ -4688,14 +6228,15 @@
           <w:p>
             <w:pPr>
               <w:keepNext/>
-              <w:spacing w:after="0" w:line="259" w:lineRule="auto"/>
+              <w:spacing w:after="0" w:line="276" w:lineRule="auto"/>
               <w:jc w:val="right"/>
             </w:pPr>
             <w:r>
               <w:rPr>
+                <w:rFonts w:ascii="Times New Roman" w:hAnsi="Times New Roman" w:eastAsia="Times New Roman" w:cs="Times New Roman"/>
                 <w:b w:val="0"/>
                 <w:color w:val="000000"/>
-                <w:sz w:val="20"/>
+                <w:sz w:val="24"/>
               </w:rPr>
               <w:t>0,1730</w:t>
             </w:r>
@@ -4727,14 +6268,15 @@
           <w:p>
             <w:pPr>
               <w:keepNext w:val="0"/>
-              <w:spacing w:after="0" w:line="259" w:lineRule="auto"/>
+              <w:spacing w:after="0" w:line="276" w:lineRule="auto"/>
               <w:jc w:val="left"/>
             </w:pPr>
             <w:r>
               <w:rPr>
+                <w:rFonts w:ascii="Times New Roman" w:hAnsi="Times New Roman" w:eastAsia="Times New Roman" w:cs="Times New Roman"/>
                 <w:b w:val="0"/>
                 <w:color w:val="000000"/>
-                <w:sz w:val="20"/>
+                <w:sz w:val="24"/>
               </w:rPr>
               <w:t>ViT5</w:t>
             </w:r>
@@ -4760,15 +6302,16 @@
           </w:tcPr>
           <w:p>
             <w:pPr>
-              <w:keepNext/>
-              <w:spacing w:after="0" w:line="259" w:lineRule="auto"/>
+              <w:keepNext w:val="0"/>
+              <w:spacing w:after="0" w:line="276" w:lineRule="auto"/>
               <w:jc w:val="right"/>
             </w:pPr>
             <w:r>
               <w:rPr>
+                <w:rFonts w:ascii="Times New Roman" w:hAnsi="Times New Roman" w:eastAsia="Times New Roman" w:cs="Times New Roman"/>
                 <w:b w:val="0"/>
                 <w:color w:val="000000"/>
-                <w:sz w:val="20"/>
+                <w:sz w:val="24"/>
               </w:rPr>
               <w:t>0,2664</w:t>
             </w:r>
@@ -4794,15 +6337,16 @@
           </w:tcPr>
           <w:p>
             <w:pPr>
-              <w:keepNext/>
-              <w:spacing w:after="0" w:line="259" w:lineRule="auto"/>
+              <w:keepNext w:val="0"/>
+              <w:spacing w:after="0" w:line="276" w:lineRule="auto"/>
               <w:jc w:val="right"/>
             </w:pPr>
             <w:r>
               <w:rPr>
+                <w:rFonts w:ascii="Times New Roman" w:hAnsi="Times New Roman" w:eastAsia="Times New Roman" w:cs="Times New Roman"/>
                 <w:b w:val="0"/>
                 <w:color w:val="000000"/>
-                <w:sz w:val="20"/>
+                <w:sz w:val="24"/>
               </w:rPr>
               <w:t>0,1341</w:t>
             </w:r>
@@ -4828,15 +6372,16 @@
           </w:tcPr>
           <w:p>
             <w:pPr>
-              <w:keepNext/>
-              <w:spacing w:after="0" w:line="259" w:lineRule="auto"/>
+              <w:keepNext w:val="0"/>
+              <w:spacing w:after="0" w:line="276" w:lineRule="auto"/>
               <w:jc w:val="right"/>
             </w:pPr>
             <w:r>
               <w:rPr>
+                <w:rFonts w:ascii="Times New Roman" w:hAnsi="Times New Roman" w:eastAsia="Times New Roman" w:cs="Times New Roman"/>
                 <w:b w:val="0"/>
                 <w:color w:val="000000"/>
-                <w:sz w:val="20"/>
+                <w:sz w:val="24"/>
               </w:rPr>
               <w:t>0,2084</w:t>
             </w:r>
@@ -4846,10 +6391,11 @@
     </w:tbl>
     <w:p>
       <w:pPr>
-        <w:spacing w:after="60" w:line="240" w:lineRule="auto"/>
+        <w:spacing w:after="100" w:line="60" w:lineRule="exact" w:before="0"/>
       </w:pPr>
       <w:r>
         <w:rPr>
+          <w:rFonts w:ascii="Times New Roman" w:hAnsi="Times New Roman" w:eastAsia="Times New Roman" w:cs="Times New Roman"/>
           <w:sz w:val="6"/>
         </w:rPr>
       </w:r>
@@ -4858,26 +6404,38 @@
       <w:bookmarkStart w:id="8" w:name="section_8"/>
       <w:pPr>
         <w:pStyle w:val="Heading1"/>
-        <w:pageBreakBefore/>
+        <w:pageBreakBefore w:val="0"/>
       </w:pPr>
       <w:r>
+        <w:rPr>
+          <w:rFonts w:ascii="Times New Roman" w:hAnsi="Times New Roman" w:eastAsia="Times New Roman" w:cs="Times New Roman"/>
+        </w:rPr>
         <w:t>6.3 Phân tích theo độ dài thân bài</w:t>
       </w:r>
       <w:bookmarkEnd w:id="8"/>
     </w:p>
     <w:p>
       <w:pPr>
+        <w:spacing w:line="360" w:lineRule="auto" w:after="120"/>
         <w:jc w:val="left"/>
       </w:pPr>
       <w:r>
+        <w:rPr>
+          <w:rFonts w:ascii="Times New Roman" w:hAnsi="Times New Roman" w:eastAsia="Times New Roman" w:cs="Times New Roman"/>
+          <w:sz w:val="26"/>
+        </w:rPr>
         <w:t>Độ dài được tính bằng số token cách trắng của body đã tách từ, trước khi thay dấu gạch dưới. Trên 100 bài, độ dài nhỏ nhất là 117, trung vị 360,5 và lớn nhất 1.199. Hai ngưỡng 300 và 500 làm tròn phân vị 1/3 và 2/3, lần lượt là 298 và 492, tạo ba nhóm có quy mô gần nhau.</w:t>
       </w:r>
     </w:p>
     <w:p>
       <w:pPr>
         <w:pStyle w:val="Caption"/>
+        <w:keepNext/>
       </w:pPr>
       <w:r>
+        <w:rPr>
+          <w:rFonts w:ascii="Times New Roman" w:hAnsi="Times New Roman" w:eastAsia="Times New Roman" w:cs="Times New Roman"/>
+        </w:rPr>
         <w:t>Bảng 7  ROUGE 1 F1 theo nhóm độ dài trên 100 bài</w:t>
       </w:r>
     </w:p>
@@ -4921,14 +6479,15 @@
           <w:p>
             <w:pPr>
               <w:keepNext/>
-              <w:spacing w:after="0" w:line="259" w:lineRule="auto"/>
+              <w:spacing w:after="0" w:line="276" w:lineRule="auto"/>
               <w:jc w:val="left"/>
             </w:pPr>
             <w:r>
               <w:rPr>
+                <w:rFonts w:ascii="Times New Roman" w:hAnsi="Times New Roman" w:eastAsia="Times New Roman" w:cs="Times New Roman"/>
                 <w:b/>
                 <w:color w:val="FFFFFF"/>
-                <w:sz w:val="20"/>
+                <w:sz w:val="24"/>
               </w:rPr>
               <w:t>Nhóm độ dài</w:t>
             </w:r>
@@ -4955,14 +6514,15 @@
           <w:p>
             <w:pPr>
               <w:keepNext/>
-              <w:spacing w:after="0" w:line="259" w:lineRule="auto"/>
+              <w:spacing w:after="0" w:line="276" w:lineRule="auto"/>
               <w:jc w:val="right"/>
             </w:pPr>
             <w:r>
               <w:rPr>
+                <w:rFonts w:ascii="Times New Roman" w:hAnsi="Times New Roman" w:eastAsia="Times New Roman" w:cs="Times New Roman"/>
                 <w:b/>
                 <w:color w:val="FFFFFF"/>
-                <w:sz w:val="20"/>
+                <w:sz w:val="24"/>
               </w:rPr>
               <w:t>Số bài</w:t>
             </w:r>
@@ -4989,14 +6549,15 @@
           <w:p>
             <w:pPr>
               <w:keepNext/>
-              <w:spacing w:after="0" w:line="259" w:lineRule="auto"/>
+              <w:spacing w:after="0" w:line="276" w:lineRule="auto"/>
               <w:jc w:val="right"/>
             </w:pPr>
             <w:r>
               <w:rPr>
+                <w:rFonts w:ascii="Times New Roman" w:hAnsi="Times New Roman" w:eastAsia="Times New Roman" w:cs="Times New Roman"/>
                 <w:b/>
                 <w:color w:val="FFFFFF"/>
-                <w:sz w:val="20"/>
+                <w:sz w:val="24"/>
               </w:rPr>
               <w:t>Lead-3</w:t>
             </w:r>
@@ -5023,14 +6584,15 @@
           <w:p>
             <w:pPr>
               <w:keepNext/>
-              <w:spacing w:after="0" w:line="259" w:lineRule="auto"/>
+              <w:spacing w:after="0" w:line="276" w:lineRule="auto"/>
               <w:jc w:val="right"/>
             </w:pPr>
             <w:r>
               <w:rPr>
+                <w:rFonts w:ascii="Times New Roman" w:hAnsi="Times New Roman" w:eastAsia="Times New Roman" w:cs="Times New Roman"/>
                 <w:b/>
                 <w:color w:val="FFFFFF"/>
-                <w:sz w:val="20"/>
+                <w:sz w:val="24"/>
               </w:rPr>
               <w:t>TextRank</w:t>
             </w:r>
@@ -5057,14 +6619,15 @@
           <w:p>
             <w:pPr>
               <w:keepNext/>
-              <w:spacing w:after="0" w:line="259" w:lineRule="auto"/>
+              <w:spacing w:after="0" w:line="276" w:lineRule="auto"/>
               <w:jc w:val="right"/>
             </w:pPr>
             <w:r>
               <w:rPr>
+                <w:rFonts w:ascii="Times New Roman" w:hAnsi="Times New Roman" w:eastAsia="Times New Roman" w:cs="Times New Roman"/>
                 <w:b/>
                 <w:color w:val="FFFFFF"/>
-                <w:sz w:val="20"/>
+                <w:sz w:val="24"/>
               </w:rPr>
               <w:t>ViT5</w:t>
             </w:r>
@@ -5096,14 +6659,15 @@
           <w:p>
             <w:pPr>
               <w:keepNext/>
-              <w:spacing w:after="0" w:line="259" w:lineRule="auto"/>
+              <w:spacing w:after="0" w:line="276" w:lineRule="auto"/>
               <w:jc w:val="left"/>
             </w:pPr>
             <w:r>
               <w:rPr>
+                <w:rFonts w:ascii="Times New Roman" w:hAnsi="Times New Roman" w:eastAsia="Times New Roman" w:cs="Times New Roman"/>
                 <w:b w:val="0"/>
                 <w:color w:val="000000"/>
-                <w:sz w:val="20"/>
+                <w:sz w:val="24"/>
               </w:rPr>
               <w:t>Ngắn dưới 300</w:t>
             </w:r>
@@ -5130,14 +6694,15 @@
           <w:p>
             <w:pPr>
               <w:keepNext/>
-              <w:spacing w:after="0" w:line="259" w:lineRule="auto"/>
+              <w:spacing w:after="0" w:line="276" w:lineRule="auto"/>
               <w:jc w:val="right"/>
             </w:pPr>
             <w:r>
               <w:rPr>
+                <w:rFonts w:ascii="Times New Roman" w:hAnsi="Times New Roman" w:eastAsia="Times New Roman" w:cs="Times New Roman"/>
                 <w:b w:val="0"/>
                 <w:color w:val="000000"/>
-                <w:sz w:val="20"/>
+                <w:sz w:val="24"/>
               </w:rPr>
               <w:t>34</w:t>
             </w:r>
@@ -5164,14 +6729,15 @@
           <w:p>
             <w:pPr>
               <w:keepNext/>
-              <w:spacing w:after="0" w:line="259" w:lineRule="auto"/>
+              <w:spacing w:after="0" w:line="276" w:lineRule="auto"/>
               <w:jc w:val="right"/>
             </w:pPr>
             <w:r>
               <w:rPr>
+                <w:rFonts w:ascii="Times New Roman" w:hAnsi="Times New Roman" w:eastAsia="Times New Roman" w:cs="Times New Roman"/>
                 <w:b w:val="0"/>
                 <w:color w:val="000000"/>
-                <w:sz w:val="20"/>
+                <w:sz w:val="24"/>
               </w:rPr>
               <w:t>0,2581</w:t>
             </w:r>
@@ -5198,14 +6764,15 @@
           <w:p>
             <w:pPr>
               <w:keepNext/>
-              <w:spacing w:after="0" w:line="259" w:lineRule="auto"/>
+              <w:spacing w:after="0" w:line="276" w:lineRule="auto"/>
               <w:jc w:val="right"/>
             </w:pPr>
             <w:r>
               <w:rPr>
+                <w:rFonts w:ascii="Times New Roman" w:hAnsi="Times New Roman" w:eastAsia="Times New Roman" w:cs="Times New Roman"/>
                 <w:b w:val="0"/>
                 <w:color w:val="000000"/>
-                <w:sz w:val="20"/>
+                <w:sz w:val="24"/>
               </w:rPr>
               <w:t>0,2672</w:t>
             </w:r>
@@ -5232,14 +6799,15 @@
           <w:p>
             <w:pPr>
               <w:keepNext/>
-              <w:spacing w:after="0" w:line="259" w:lineRule="auto"/>
+              <w:spacing w:after="0" w:line="276" w:lineRule="auto"/>
               <w:jc w:val="right"/>
             </w:pPr>
             <w:r>
               <w:rPr>
+                <w:rFonts w:ascii="Times New Roman" w:hAnsi="Times New Roman" w:eastAsia="Times New Roman" w:cs="Times New Roman"/>
                 <w:b w:val="0"/>
                 <w:color w:val="000000"/>
-                <w:sz w:val="20"/>
+                <w:sz w:val="24"/>
               </w:rPr>
               <w:t>0,2919</w:t>
             </w:r>
@@ -5271,14 +6839,15 @@
           <w:p>
             <w:pPr>
               <w:keepNext/>
-              <w:spacing w:after="0" w:line="259" w:lineRule="auto"/>
+              <w:spacing w:after="0" w:line="276" w:lineRule="auto"/>
               <w:jc w:val="left"/>
             </w:pPr>
             <w:r>
               <w:rPr>
+                <w:rFonts w:ascii="Times New Roman" w:hAnsi="Times New Roman" w:eastAsia="Times New Roman" w:cs="Times New Roman"/>
                 <w:b w:val="0"/>
                 <w:color w:val="000000"/>
-                <w:sz w:val="20"/>
+                <w:sz w:val="24"/>
               </w:rPr>
               <w:t>Trung bình 300–499</w:t>
             </w:r>
@@ -5305,14 +6874,15 @@
           <w:p>
             <w:pPr>
               <w:keepNext/>
-              <w:spacing w:after="0" w:line="259" w:lineRule="auto"/>
+              <w:spacing w:after="0" w:line="276" w:lineRule="auto"/>
               <w:jc w:val="right"/>
             </w:pPr>
             <w:r>
               <w:rPr>
+                <w:rFonts w:ascii="Times New Roman" w:hAnsi="Times New Roman" w:eastAsia="Times New Roman" w:cs="Times New Roman"/>
                 <w:b w:val="0"/>
                 <w:color w:val="000000"/>
-                <w:sz w:val="20"/>
+                <w:sz w:val="24"/>
               </w:rPr>
               <w:t>33</w:t>
             </w:r>
@@ -5339,14 +6909,15 @@
           <w:p>
             <w:pPr>
               <w:keepNext/>
-              <w:spacing w:after="0" w:line="259" w:lineRule="auto"/>
+              <w:spacing w:after="0" w:line="276" w:lineRule="auto"/>
               <w:jc w:val="right"/>
             </w:pPr>
             <w:r>
               <w:rPr>
+                <w:rFonts w:ascii="Times New Roman" w:hAnsi="Times New Roman" w:eastAsia="Times New Roman" w:cs="Times New Roman"/>
                 <w:b w:val="0"/>
                 <w:color w:val="000000"/>
-                <w:sz w:val="20"/>
+                <w:sz w:val="24"/>
               </w:rPr>
               <w:t>0,2638</w:t>
             </w:r>
@@ -5373,14 +6944,15 @@
           <w:p>
             <w:pPr>
               <w:keepNext/>
-              <w:spacing w:after="0" w:line="259" w:lineRule="auto"/>
+              <w:spacing w:after="0" w:line="276" w:lineRule="auto"/>
               <w:jc w:val="right"/>
             </w:pPr>
             <w:r>
               <w:rPr>
+                <w:rFonts w:ascii="Times New Roman" w:hAnsi="Times New Roman" w:eastAsia="Times New Roman" w:cs="Times New Roman"/>
                 <w:b w:val="0"/>
                 <w:color w:val="000000"/>
-                <w:sz w:val="20"/>
+                <w:sz w:val="24"/>
               </w:rPr>
               <w:t>0,2409</w:t>
             </w:r>
@@ -5407,14 +6979,15 @@
           <w:p>
             <w:pPr>
               <w:keepNext/>
-              <w:spacing w:after="0" w:line="259" w:lineRule="auto"/>
+              <w:spacing w:after="0" w:line="276" w:lineRule="auto"/>
               <w:jc w:val="right"/>
             </w:pPr>
             <w:r>
               <w:rPr>
+                <w:rFonts w:ascii="Times New Roman" w:hAnsi="Times New Roman" w:eastAsia="Times New Roman" w:cs="Times New Roman"/>
                 <w:b w:val="0"/>
                 <w:color w:val="000000"/>
-                <w:sz w:val="20"/>
+                <w:sz w:val="24"/>
               </w:rPr>
               <w:t>0,2549</w:t>
             </w:r>
@@ -5446,14 +7019,15 @@
           <w:p>
             <w:pPr>
               <w:keepNext w:val="0"/>
-              <w:spacing w:after="0" w:line="259" w:lineRule="auto"/>
+              <w:spacing w:after="0" w:line="276" w:lineRule="auto"/>
               <w:jc w:val="left"/>
             </w:pPr>
             <w:r>
               <w:rPr>
+                <w:rFonts w:ascii="Times New Roman" w:hAnsi="Times New Roman" w:eastAsia="Times New Roman" w:cs="Times New Roman"/>
                 <w:b w:val="0"/>
                 <w:color w:val="000000"/>
-                <w:sz w:val="20"/>
+                <w:sz w:val="24"/>
               </w:rPr>
               <w:t>Dài từ 500</w:t>
             </w:r>
@@ -5479,15 +7053,16 @@
           </w:tcPr>
           <w:p>
             <w:pPr>
-              <w:keepNext/>
-              <w:spacing w:after="0" w:line="259" w:lineRule="auto"/>
+              <w:keepNext w:val="0"/>
+              <w:spacing w:after="0" w:line="276" w:lineRule="auto"/>
               <w:jc w:val="right"/>
             </w:pPr>
             <w:r>
               <w:rPr>
+                <w:rFonts w:ascii="Times New Roman" w:hAnsi="Times New Roman" w:eastAsia="Times New Roman" w:cs="Times New Roman"/>
                 <w:b w:val="0"/>
                 <w:color w:val="000000"/>
-                <w:sz w:val="20"/>
+                <w:sz w:val="24"/>
               </w:rPr>
               <w:t>33</w:t>
             </w:r>
@@ -5513,15 +7088,16 @@
           </w:tcPr>
           <w:p>
             <w:pPr>
-              <w:keepNext/>
-              <w:spacing w:after="0" w:line="259" w:lineRule="auto"/>
+              <w:keepNext w:val="0"/>
+              <w:spacing w:after="0" w:line="276" w:lineRule="auto"/>
               <w:jc w:val="right"/>
             </w:pPr>
             <w:r>
               <w:rPr>
+                <w:rFonts w:ascii="Times New Roman" w:hAnsi="Times New Roman" w:eastAsia="Times New Roman" w:cs="Times New Roman"/>
                 <w:b w:val="0"/>
                 <w:color w:val="000000"/>
-                <w:sz w:val="20"/>
+                <w:sz w:val="24"/>
               </w:rPr>
               <w:t>0,2298</w:t>
             </w:r>
@@ -5547,15 +7123,16 @@
           </w:tcPr>
           <w:p>
             <w:pPr>
-              <w:keepNext/>
-              <w:spacing w:after="0" w:line="259" w:lineRule="auto"/>
+              <w:keepNext w:val="0"/>
+              <w:spacing w:after="0" w:line="276" w:lineRule="auto"/>
               <w:jc w:val="right"/>
             </w:pPr>
             <w:r>
               <w:rPr>
+                <w:rFonts w:ascii="Times New Roman" w:hAnsi="Times New Roman" w:eastAsia="Times New Roman" w:cs="Times New Roman"/>
                 <w:b w:val="0"/>
                 <w:color w:val="000000"/>
-                <w:sz w:val="20"/>
+                <w:sz w:val="24"/>
               </w:rPr>
               <w:t>0,2194</w:t>
             </w:r>
@@ -5581,15 +7158,16 @@
           </w:tcPr>
           <w:p>
             <w:pPr>
-              <w:keepNext/>
-              <w:spacing w:after="0" w:line="259" w:lineRule="auto"/>
+              <w:keepNext w:val="0"/>
+              <w:spacing w:after="0" w:line="276" w:lineRule="auto"/>
               <w:jc w:val="right"/>
             </w:pPr>
             <w:r>
               <w:rPr>
+                <w:rFonts w:ascii="Times New Roman" w:hAnsi="Times New Roman" w:eastAsia="Times New Roman" w:cs="Times New Roman"/>
                 <w:b w:val="0"/>
                 <w:color w:val="000000"/>
-                <w:sz w:val="20"/>
+                <w:sz w:val="24"/>
               </w:rPr>
               <w:t>0,2519</w:t>
             </w:r>
@@ -5599,10 +7177,11 @@
     </w:tbl>
     <w:p>
       <w:pPr>
-        <w:spacing w:after="60" w:line="240" w:lineRule="auto"/>
+        <w:spacing w:after="100" w:line="60" w:lineRule="exact" w:before="0"/>
       </w:pPr>
       <w:r>
         <w:rPr>
+          <w:rFonts w:ascii="Times New Roman" w:hAnsi="Times New Roman" w:eastAsia="Times New Roman" w:cs="Times New Roman"/>
           <w:sz w:val="6"/>
         </w:rPr>
       </w:r>
@@ -5610,10 +7189,13 @@
     <w:p>
       <w:pPr>
         <w:keepNext/>
-        <w:spacing w:after="60"/>
+        <w:spacing w:after="60" w:line="240" w:lineRule="auto"/>
         <w:jc w:val="center"/>
       </w:pPr>
       <w:r>
+        <w:rPr>
+          <w:rFonts w:ascii="Times New Roman" w:hAnsi="Times New Roman" w:eastAsia="Times New Roman" w:cs="Times New Roman"/>
+        </w:rPr>
         <w:drawing>
           <wp:inline xmlns:a="http://schemas.openxmlformats.org/drawingml/2006/main" xmlns:pic="http://schemas.openxmlformats.org/drawingml/2006/picture">
             <wp:extent cx="5897880" cy="2506599"/>
@@ -5651,8 +7233,12 @@
     <w:p>
       <w:pPr>
         <w:pStyle w:val="Caption"/>
+        <w:keepNext w:val="0"/>
       </w:pPr>
       <w:r>
+        <w:rPr>
+          <w:rFonts w:ascii="Times New Roman" w:hAnsi="Times New Roman" w:eastAsia="Times New Roman" w:cs="Times New Roman"/>
+        </w:rPr>
         <w:t>Hình 3  Xu hướng ROUGE 1 F1 giữa ba nhóm độ dài</w:t>
       </w:r>
     </w:p>
@@ -5662,22 +7248,35 @@
         <w:pageBreakBefore w:val="0"/>
       </w:pPr>
       <w:r>
+        <w:rPr>
+          <w:rFonts w:ascii="Times New Roman" w:hAnsi="Times New Roman" w:eastAsia="Times New Roman" w:cs="Times New Roman"/>
+        </w:rPr>
         <w:t>Quan sát từ các nhóm bài</w:t>
       </w:r>
     </w:p>
     <w:p>
       <w:pPr>
+        <w:spacing w:line="360" w:lineRule="auto" w:after="120"/>
         <w:jc w:val="left"/>
       </w:pPr>
       <w:r>
+        <w:rPr>
+          <w:rFonts w:ascii="Times New Roman" w:hAnsi="Times New Roman" w:eastAsia="Times New Roman" w:cs="Times New Roman"/>
+          <w:sz w:val="26"/>
+        </w:rPr>
         <w:t>ViT5 cao nhất ở nhóm ngắn và dài; Lead-3 cao nhất ở nhóm trung bình. ROUGE-1 của cả ba hệ ở nhóm dài thấp hơn nhóm trung bình. Tuy nhiên, ROUGE-2 và ROUGE-L của ViT5 ở nhóm dài lại cao hơn nhóm trung bình. Vì vậy không thể thay quan sát riêng về ROUGE-1 bằng kết luận “mọi độ đo đều giảm khi bài dài”.</w:t>
       </w:r>
     </w:p>
     <w:p>
       <w:pPr>
+        <w:spacing w:line="360" w:lineRule="auto" w:after="120"/>
         <w:jc w:val="left"/>
       </w:pPr>
       <w:r>
+        <w:rPr>
+          <w:rFonts w:ascii="Times New Roman" w:hAnsi="Times New Roman" w:eastAsia="Times New Roman" w:cs="Times New Roman"/>
+          <w:sz w:val="26"/>
+        </w:rPr>
         <w:t>Độ dài này khác độ dài token của ViT5. Một body có 500 token cách trắng không tự cho biết nó vượt giới hạn 1.024 token của mô hình. Nhóm bài cũng có thể khác nhau về nội dung, cấu trúc nhiều tin hoặc độ dài gold; báo cáo chưa tách các yếu tố đó trong một mô hình phân tích.</w:t>
       </w:r>
     </w:p>
@@ -5687,14 +7286,22 @@
         <w:pageBreakBefore w:val="0"/>
       </w:pPr>
       <w:r>
+        <w:rPr>
+          <w:rFonts w:ascii="Times New Roman" w:hAnsi="Times New Roman" w:eastAsia="Times New Roman" w:cs="Times New Roman"/>
+        </w:rPr>
         <w:t>Ý nghĩa đối với cải tiến pipeline</w:t>
       </w:r>
     </w:p>
     <w:p>
       <w:pPr>
+        <w:spacing w:line="360" w:lineRule="auto" w:after="120"/>
         <w:jc w:val="left"/>
       </w:pPr>
       <w:r>
+        <w:rPr>
+          <w:rFonts w:ascii="Times New Roman" w:hAnsi="Times New Roman" w:eastAsia="Times New Roman" w:cs="Times New Roman"/>
+          <w:sz w:val="26"/>
+        </w:rPr>
         <w:t>Kết quả gợi ý nên xem riêng các bài dài khi kiểm tra thiếu ý và cắt đầu vào. Một bước tiếp theo có thể là so sánh các bài có cùng tình trạng truncation hoặc cùng độ dài gold. Đây là hướng thí nghiệm đề xuất; số liệu hiện tại chưa chứng minh độ dài là nguyên nhân trực tiếp làm chất lượng giảm.</w:t>
       </w:r>
     </w:p>
@@ -5702,26 +7309,38 @@
       <w:bookmarkStart w:id="9" w:name="section_9"/>
       <w:pPr>
         <w:pStyle w:val="Heading1"/>
-        <w:pageBreakBefore/>
+        <w:pageBreakBefore w:val="0"/>
       </w:pPr>
       <w:r>
+        <w:rPr>
+          <w:rFonts w:ascii="Times New Roman" w:hAnsi="Times New Roman" w:eastAsia="Times New Roman" w:cs="Times New Roman"/>
+        </w:rPr>
         <w:t>6.4 Thí nghiệm A B về đầu vào ViT5</w:t>
       </w:r>
       <w:bookmarkEnd w:id="9"/>
     </w:p>
     <w:p>
       <w:pPr>
+        <w:spacing w:line="360" w:lineRule="auto" w:after="120"/>
         <w:jc w:val="left"/>
       </w:pPr>
       <w:r>
+        <w:rPr>
+          <w:rFonts w:ascii="Times New Roman" w:hAnsi="Times New Roman" w:eastAsia="Times New Roman" w:cs="Times New Roman"/>
+          <w:sz w:val="26"/>
+        </w:rPr>
         <w:t>Thí nghiệm giữ nguyên checkpoint, cấu hình sinh và danh sách bài. Nhánh A giữ dấu gạch dưới của corpus; nhánh B chỉ thay chúng bằng khoảng trắng trước tokenization. Cả hai thêm &lt;/s&gt;, giới hạn input 1.024 token và chạy CPU float32 với seed 0. Scorer chuẩn hóa prediction và gold giống nhau cho hai nhánh.</w:t>
       </w:r>
     </w:p>
     <w:p>
       <w:pPr>
         <w:pStyle w:val="Caption"/>
+        <w:keepNext/>
       </w:pPr>
       <w:r>
+        <w:rPr>
+          <w:rFonts w:ascii="Times New Roman" w:hAnsi="Times New Roman" w:eastAsia="Times New Roman" w:cs="Times New Roman"/>
+        </w:rPr>
         <w:t>Bảng 8  Kết quả A B trên cùng 500 bài</w:t>
       </w:r>
     </w:p>
@@ -5763,14 +7382,15 @@
           <w:p>
             <w:pPr>
               <w:keepNext/>
-              <w:spacing w:after="0" w:line="259" w:lineRule="auto"/>
+              <w:spacing w:after="0" w:line="276" w:lineRule="auto"/>
               <w:jc w:val="left"/>
             </w:pPr>
             <w:r>
               <w:rPr>
+                <w:rFonts w:ascii="Times New Roman" w:hAnsi="Times New Roman" w:eastAsia="Times New Roman" w:cs="Times New Roman"/>
                 <w:b/>
                 <w:color w:val="FFFFFF"/>
-                <w:sz w:val="20"/>
+                <w:sz w:val="24"/>
               </w:rPr>
               <w:t>Chỉ tiêu</w:t>
             </w:r>
@@ -5797,14 +7417,15 @@
           <w:p>
             <w:pPr>
               <w:keepNext/>
-              <w:spacing w:after="0" w:line="259" w:lineRule="auto"/>
+              <w:spacing w:after="0" w:line="276" w:lineRule="auto"/>
               <w:jc w:val="right"/>
             </w:pPr>
             <w:r>
               <w:rPr>
+                <w:rFonts w:ascii="Times New Roman" w:hAnsi="Times New Roman" w:eastAsia="Times New Roman" w:cs="Times New Roman"/>
                 <w:b/>
                 <w:color w:val="FFFFFF"/>
-                <w:sz w:val="20"/>
+                <w:sz w:val="24"/>
               </w:rPr>
               <w:t>A giữ dấu gạch dưới</w:t>
             </w:r>
@@ -5831,14 +7452,15 @@
           <w:p>
             <w:pPr>
               <w:keepNext/>
-              <w:spacing w:after="0" w:line="259" w:lineRule="auto"/>
+              <w:spacing w:after="0" w:line="276" w:lineRule="auto"/>
               <w:jc w:val="right"/>
             </w:pPr>
             <w:r>
               <w:rPr>
+                <w:rFonts w:ascii="Times New Roman" w:hAnsi="Times New Roman" w:eastAsia="Times New Roman" w:cs="Times New Roman"/>
                 <w:b/>
                 <w:color w:val="FFFFFF"/>
-                <w:sz w:val="20"/>
+                <w:sz w:val="24"/>
               </w:rPr>
               <w:t>B khoảng trắng</w:t>
             </w:r>
@@ -5870,14 +7492,15 @@
           <w:p>
             <w:pPr>
               <w:keepNext/>
-              <w:spacing w:after="0" w:line="259" w:lineRule="auto"/>
+              <w:spacing w:after="0" w:line="276" w:lineRule="auto"/>
               <w:jc w:val="left"/>
             </w:pPr>
             <w:r>
               <w:rPr>
+                <w:rFonts w:ascii="Times New Roman" w:hAnsi="Times New Roman" w:eastAsia="Times New Roman" w:cs="Times New Roman"/>
                 <w:b w:val="0"/>
                 <w:color w:val="000000"/>
-                <w:sz w:val="20"/>
+                <w:sz w:val="24"/>
               </w:rPr>
               <w:t>ROUGE-1 F1</w:t>
             </w:r>
@@ -5904,14 +7527,15 @@
           <w:p>
             <w:pPr>
               <w:keepNext/>
-              <w:spacing w:after="0" w:line="259" w:lineRule="auto"/>
+              <w:spacing w:after="0" w:line="276" w:lineRule="auto"/>
               <w:jc w:val="right"/>
             </w:pPr>
             <w:r>
               <w:rPr>
+                <w:rFonts w:ascii="Times New Roman" w:hAnsi="Times New Roman" w:eastAsia="Times New Roman" w:cs="Times New Roman"/>
                 <w:b w:val="0"/>
                 <w:color w:val="000000"/>
-                <w:sz w:val="20"/>
+                <w:sz w:val="24"/>
               </w:rPr>
               <w:t>0,2784</w:t>
             </w:r>
@@ -5938,14 +7562,15 @@
           <w:p>
             <w:pPr>
               <w:keepNext/>
-              <w:spacing w:after="0" w:line="259" w:lineRule="auto"/>
+              <w:spacing w:after="0" w:line="276" w:lineRule="auto"/>
               <w:jc w:val="right"/>
             </w:pPr>
             <w:r>
               <w:rPr>
+                <w:rFonts w:ascii="Times New Roman" w:hAnsi="Times New Roman" w:eastAsia="Times New Roman" w:cs="Times New Roman"/>
                 <w:b w:val="0"/>
                 <w:color w:val="000000"/>
-                <w:sz w:val="20"/>
+                <w:sz w:val="24"/>
               </w:rPr>
               <w:t>0,3124</w:t>
             </w:r>
@@ -5977,14 +7602,15 @@
           <w:p>
             <w:pPr>
               <w:keepNext/>
-              <w:spacing w:after="0" w:line="259" w:lineRule="auto"/>
+              <w:spacing w:after="0" w:line="276" w:lineRule="auto"/>
               <w:jc w:val="left"/>
             </w:pPr>
             <w:r>
               <w:rPr>
+                <w:rFonts w:ascii="Times New Roman" w:hAnsi="Times New Roman" w:eastAsia="Times New Roman" w:cs="Times New Roman"/>
                 <w:b w:val="0"/>
                 <w:color w:val="000000"/>
-                <w:sz w:val="20"/>
+                <w:sz w:val="24"/>
               </w:rPr>
               <w:t>ROUGE-2 F1</w:t>
             </w:r>
@@ -6011,14 +7637,15 @@
           <w:p>
             <w:pPr>
               <w:keepNext/>
-              <w:spacing w:after="0" w:line="259" w:lineRule="auto"/>
+              <w:spacing w:after="0" w:line="276" w:lineRule="auto"/>
               <w:jc w:val="right"/>
             </w:pPr>
             <w:r>
               <w:rPr>
+                <w:rFonts w:ascii="Times New Roman" w:hAnsi="Times New Roman" w:eastAsia="Times New Roman" w:cs="Times New Roman"/>
                 <w:b w:val="0"/>
                 <w:color w:val="000000"/>
-                <w:sz w:val="20"/>
+                <w:sz w:val="24"/>
               </w:rPr>
               <w:t>0,1474</w:t>
             </w:r>
@@ -6045,14 +7672,15 @@
           <w:p>
             <w:pPr>
               <w:keepNext/>
-              <w:spacing w:after="0" w:line="259" w:lineRule="auto"/>
+              <w:spacing w:after="0" w:line="276" w:lineRule="auto"/>
               <w:jc w:val="right"/>
             </w:pPr>
             <w:r>
               <w:rPr>
+                <w:rFonts w:ascii="Times New Roman" w:hAnsi="Times New Roman" w:eastAsia="Times New Roman" w:cs="Times New Roman"/>
                 <w:b w:val="0"/>
                 <w:color w:val="000000"/>
-                <w:sz w:val="20"/>
+                <w:sz w:val="24"/>
               </w:rPr>
               <w:t>0,1796</w:t>
             </w:r>
@@ -6084,14 +7712,15 @@
           <w:p>
             <w:pPr>
               <w:keepNext/>
-              <w:spacing w:after="0" w:line="259" w:lineRule="auto"/>
+              <w:spacing w:after="0" w:line="276" w:lineRule="auto"/>
               <w:jc w:val="left"/>
             </w:pPr>
             <w:r>
               <w:rPr>
+                <w:rFonts w:ascii="Times New Roman" w:hAnsi="Times New Roman" w:eastAsia="Times New Roman" w:cs="Times New Roman"/>
                 <w:b w:val="0"/>
                 <w:color w:val="000000"/>
-                <w:sz w:val="20"/>
+                <w:sz w:val="24"/>
               </w:rPr>
               <w:t>ROUGE-L F1</w:t>
             </w:r>
@@ -6118,14 +7747,15 @@
           <w:p>
             <w:pPr>
               <w:keepNext/>
-              <w:spacing w:after="0" w:line="259" w:lineRule="auto"/>
+              <w:spacing w:after="0" w:line="276" w:lineRule="auto"/>
               <w:jc w:val="right"/>
             </w:pPr>
             <w:r>
               <w:rPr>
+                <w:rFonts w:ascii="Times New Roman" w:hAnsi="Times New Roman" w:eastAsia="Times New Roman" w:cs="Times New Roman"/>
                 <w:b w:val="0"/>
                 <w:color w:val="000000"/>
-                <w:sz w:val="20"/>
+                <w:sz w:val="24"/>
               </w:rPr>
               <w:t>0,2233</w:t>
             </w:r>
@@ -6152,14 +7782,15 @@
           <w:p>
             <w:pPr>
               <w:keepNext/>
-              <w:spacing w:after="0" w:line="259" w:lineRule="auto"/>
+              <w:spacing w:after="0" w:line="276" w:lineRule="auto"/>
               <w:jc w:val="right"/>
             </w:pPr>
             <w:r>
               <w:rPr>
+                <w:rFonts w:ascii="Times New Roman" w:hAnsi="Times New Roman" w:eastAsia="Times New Roman" w:cs="Times New Roman"/>
                 <w:b w:val="0"/>
                 <w:color w:val="000000"/>
-                <w:sz w:val="20"/>
+                <w:sz w:val="24"/>
               </w:rPr>
               <w:t>0,2560</w:t>
             </w:r>
@@ -6191,14 +7822,15 @@
           <w:p>
             <w:pPr>
               <w:keepNext/>
-              <w:spacing w:after="0" w:line="259" w:lineRule="auto"/>
+              <w:spacing w:after="0" w:line="276" w:lineRule="auto"/>
               <w:jc w:val="left"/>
             </w:pPr>
             <w:r>
               <w:rPr>
+                <w:rFonts w:ascii="Times New Roman" w:hAnsi="Times New Roman" w:eastAsia="Times New Roman" w:cs="Times New Roman"/>
                 <w:b w:val="0"/>
                 <w:color w:val="000000"/>
-                <w:sz w:val="20"/>
+                <w:sz w:val="24"/>
               </w:rPr>
               <w:t>Token input trung bình trước cắt</w:t>
             </w:r>
@@ -6225,14 +7857,15 @@
           <w:p>
             <w:pPr>
               <w:keepNext/>
-              <w:spacing w:after="0" w:line="259" w:lineRule="auto"/>
+              <w:spacing w:after="0" w:line="276" w:lineRule="auto"/>
               <w:jc w:val="right"/>
             </w:pPr>
             <w:r>
               <w:rPr>
+                <w:rFonts w:ascii="Times New Roman" w:hAnsi="Times New Roman" w:eastAsia="Times New Roman" w:cs="Times New Roman"/>
                 <w:b w:val="0"/>
                 <w:color w:val="000000"/>
-                <w:sz w:val="20"/>
+                <w:sz w:val="24"/>
               </w:rPr>
               <w:t>785,1</w:t>
             </w:r>
@@ -6259,14 +7892,15 @@
           <w:p>
             <w:pPr>
               <w:keepNext/>
-              <w:spacing w:after="0" w:line="259" w:lineRule="auto"/>
+              <w:spacing w:after="0" w:line="276" w:lineRule="auto"/>
               <w:jc w:val="right"/>
             </w:pPr>
             <w:r>
               <w:rPr>
+                <w:rFonts w:ascii="Times New Roman" w:hAnsi="Times New Roman" w:eastAsia="Times New Roman" w:cs="Times New Roman"/>
                 <w:b w:val="0"/>
                 <w:color w:val="000000"/>
-                <w:sz w:val="20"/>
+                <w:sz w:val="24"/>
               </w:rPr>
               <w:t>563,3</w:t>
             </w:r>
@@ -6298,14 +7932,15 @@
           <w:p>
             <w:pPr>
               <w:keepNext w:val="0"/>
-              <w:spacing w:after="0" w:line="259" w:lineRule="auto"/>
+              <w:spacing w:after="0" w:line="276" w:lineRule="auto"/>
               <w:jc w:val="left"/>
             </w:pPr>
             <w:r>
               <w:rPr>
+                <w:rFonts w:ascii="Times New Roman" w:hAnsi="Times New Roman" w:eastAsia="Times New Roman" w:cs="Times New Roman"/>
                 <w:b w:val="0"/>
                 <w:color w:val="000000"/>
-                <w:sz w:val="20"/>
+                <w:sz w:val="24"/>
               </w:rPr>
               <w:t>Bài vượt giới hạn input</w:t>
             </w:r>
@@ -6331,15 +7966,16 @@
           </w:tcPr>
           <w:p>
             <w:pPr>
-              <w:keepNext/>
-              <w:spacing w:after="0" w:line="259" w:lineRule="auto"/>
+              <w:keepNext w:val="0"/>
+              <w:spacing w:after="0" w:line="276" w:lineRule="auto"/>
               <w:jc w:val="right"/>
             </w:pPr>
             <w:r>
               <w:rPr>
+                <w:rFonts w:ascii="Times New Roman" w:hAnsi="Times New Roman" w:eastAsia="Times New Roman" w:cs="Times New Roman"/>
                 <w:b w:val="0"/>
                 <w:color w:val="000000"/>
-                <w:sz w:val="20"/>
+                <w:sz w:val="24"/>
               </w:rPr>
               <w:t>120 / 500</w:t>
             </w:r>
@@ -6365,15 +8001,16 @@
           </w:tcPr>
           <w:p>
             <w:pPr>
-              <w:keepNext/>
-              <w:spacing w:after="0" w:line="259" w:lineRule="auto"/>
+              <w:keepNext w:val="0"/>
+              <w:spacing w:after="0" w:line="276" w:lineRule="auto"/>
               <w:jc w:val="right"/>
             </w:pPr>
             <w:r>
               <w:rPr>
+                <w:rFonts w:ascii="Times New Roman" w:hAnsi="Times New Roman" w:eastAsia="Times New Roman" w:cs="Times New Roman"/>
                 <w:b w:val="0"/>
                 <w:color w:val="000000"/>
-                <w:sz w:val="20"/>
+                <w:sz w:val="24"/>
               </w:rPr>
               <w:t>38 / 500</w:t>
             </w:r>
@@ -6383,10 +8020,11 @@
     </w:tbl>
     <w:p>
       <w:pPr>
-        <w:spacing w:after="60" w:line="240" w:lineRule="auto"/>
+        <w:spacing w:after="100" w:line="60" w:lineRule="exact" w:before="0"/>
       </w:pPr>
       <w:r>
         <w:rPr>
+          <w:rFonts w:ascii="Times New Roman" w:hAnsi="Times New Roman" w:eastAsia="Times New Roman" w:cs="Times New Roman"/>
           <w:sz w:val="6"/>
         </w:rPr>
       </w:r>
@@ -6394,10 +8032,13 @@
     <w:p>
       <w:pPr>
         <w:keepNext/>
-        <w:spacing w:after="60"/>
+        <w:spacing w:after="60" w:line="240" w:lineRule="auto"/>
         <w:jc w:val="center"/>
       </w:pPr>
       <w:r>
+        <w:rPr>
+          <w:rFonts w:ascii="Times New Roman" w:hAnsi="Times New Roman" w:eastAsia="Times New Roman" w:cs="Times New Roman"/>
+        </w:rPr>
         <w:drawing>
           <wp:inline xmlns:a="http://schemas.openxmlformats.org/drawingml/2006/main" xmlns:pic="http://schemas.openxmlformats.org/drawingml/2006/picture">
             <wp:extent cx="5852160" cy="2121408"/>
@@ -6435,32 +8076,51 @@
     <w:p>
       <w:pPr>
         <w:pStyle w:val="Caption"/>
+        <w:keepNext w:val="0"/>
       </w:pPr>
       <w:r>
+        <w:rPr>
+          <w:rFonts w:ascii="Times New Roman" w:hAnsi="Times New Roman" w:eastAsia="Times New Roman" w:cs="Times New Roman"/>
+        </w:rPr>
         <w:t>Hình 4  Số bài có đầu vào vượt giới hạn 1 024 token</w:t>
       </w:r>
     </w:p>
     <w:p>
       <w:pPr>
+        <w:spacing w:line="360" w:lineRule="auto" w:after="120"/>
         <w:jc w:val="left"/>
       </w:pPr>
       <w:r>
+        <w:rPr>
+          <w:rFonts w:ascii="Times New Roman" w:hAnsi="Times New Roman" w:eastAsia="Times New Roman" w:cs="Times New Roman"/>
+          <w:sz w:val="26"/>
+        </w:rPr>
         <w:t>Trên cùng 500 bài, B tăng ROUGE-1 khoảng 0,0340 và giảm 82 bài bị cắt. Số token trung bình trước cắt giảm khoảng 221,8. Các chỉ tiêu phản ánh tác động quan sát được của cách biểu diễn đầu vào; chưa tách riêng đóng góp của tokenization và phần nội dung được giữ lại.</w:t>
       </w:r>
     </w:p>
     <w:p>
       <w:pPr>
+        <w:spacing w:line="360" w:lineRule="auto" w:after="120"/>
         <w:jc w:val="left"/>
       </w:pPr>
       <w:r>
+        <w:rPr>
+          <w:rFonts w:ascii="Times New Roman" w:hAnsi="Times New Roman" w:eastAsia="Times New Roman" w:cs="Times New Roman"/>
+          <w:sz w:val="26"/>
+        </w:rPr>
         <w:t>Ở mẫu xác nhận 100 ID cách quãng, B tăng ROUGE-1 trên 54 bài, hòa 2 và giảm 44 bài. Trong 72 bài không bị cắt ở cả hai nhánh, ROUGE-1 vẫn tăng từ 0,2681 lên 0,2926. Vì vậy, xu hướng tăng overlap không chỉ xuất hiện ở nhóm giảm truncation, nhưng không phải mọi bài đều cải thiện.</w:t>
       </w:r>
     </w:p>
     <w:p>
       <w:pPr>
+        <w:spacing w:line="360" w:lineRule="auto" w:after="120"/>
         <w:jc w:val="left"/>
       </w:pPr>
       <w:r>
+        <w:rPr>
+          <w:rFonts w:ascii="Times New Roman" w:hAnsi="Times New Roman" w:eastAsia="Times New Roman" w:cs="Times New Roman"/>
+          <w:sz w:val="26"/>
+        </w:rPr>
         <w:t>Rà soát sơ bộ bằng AI trên 20 ID của mẫu xác nhận vẫn thấy B trộn sự kiện hoặc đổi vai người ở các bài 000077, 000377 và 000402. Review không blind và chưa có hai người chấm độc lập. Đây là phân tích khám phá trên test; pipeline chính giữ nhánh A, còn demo hiển thị cả hai để đối chiếu.</w:t>
       </w:r>
     </w:p>
@@ -6468,35 +8128,52 @@
       <w:bookmarkStart w:id="10" w:name="section_10"/>
       <w:pPr>
         <w:pStyle w:val="Heading1"/>
-        <w:pageBreakBefore/>
+        <w:pageBreakBefore w:val="0"/>
       </w:pPr>
       <w:r>
+        <w:rPr>
+          <w:rFonts w:ascii="Times New Roman" w:hAnsi="Times New Roman" w:eastAsia="Times New Roman" w:cs="Times New Roman"/>
+        </w:rPr>
         <w:t>7 Phân tích lỗi và đối chiếu nội dung</w:t>
       </w:r>
       <w:bookmarkEnd w:id="10"/>
     </w:p>
     <w:p>
+      <w:bookmarkStart w:id="307" w:name="heading_toc_107"/>
       <w:pPr>
         <w:pStyle w:val="Heading2"/>
         <w:pageBreakBefore w:val="0"/>
       </w:pPr>
       <w:r>
+        <w:rPr>
+          <w:rFonts w:ascii="Times New Roman" w:hAnsi="Times New Roman" w:eastAsia="Times New Roman" w:cs="Times New Roman"/>
+        </w:rPr>
         <w:t>7.1 Phạm vi và nguyên tắc đọc lỗi</w:t>
       </w:r>
+      <w:bookmarkEnd w:id="307"/>
     </w:p>
     <w:p>
       <w:pPr>
+        <w:spacing w:line="360" w:lineRule="auto" w:after="120"/>
         <w:jc w:val="left"/>
       </w:pPr>
       <w:r>
+        <w:rPr>
+          <w:rFonts w:ascii="Times New Roman" w:hAnsi="Times New Roman" w:eastAsia="Times New Roman" w:cs="Times New Roman"/>
+          <w:sz w:val="26"/>
+        </w:rPr>
         <w:t>Danh sách trên 100 bài đầu ghi nhận ít nhất 25 bài ViT5 có chi tiết sai, không được body hỗ trợ hoặc thực thể bị biến dạng. Đây là rà soát định tính với đối chiếu bổ sung, chưa phải bộ nhãn chuẩn do hai người chấm độc lập. Không coi các bài chưa được liệt kê là hoàn toàn đúng, và không suy tỷ lệ lỗi trên toàn corpus.</w:t>
       </w:r>
     </w:p>
     <w:p>
       <w:pPr>
         <w:pStyle w:val="Caption"/>
+        <w:keepNext/>
       </w:pPr>
       <w:r>
+        <w:rPr>
+          <w:rFonts w:ascii="Times New Roman" w:hAnsi="Times New Roman" w:eastAsia="Times New Roman" w:cs="Times New Roman"/>
+        </w:rPr>
         <w:t>Bảng 9  Các ví dụ lỗi đại diện của ViT5</w:t>
       </w:r>
     </w:p>
@@ -6539,14 +8216,15 @@
           <w:p>
             <w:pPr>
               <w:keepNext/>
-              <w:spacing w:after="0" w:line="259" w:lineRule="auto"/>
+              <w:spacing w:after="0" w:line="276" w:lineRule="auto"/>
               <w:jc w:val="left"/>
             </w:pPr>
             <w:r>
               <w:rPr>
+                <w:rFonts w:ascii="Times New Roman" w:hAnsi="Times New Roman" w:eastAsia="Times New Roman" w:cs="Times New Roman"/>
                 <w:b/>
                 <w:color w:val="FFFFFF"/>
-                <w:sz w:val="20"/>
+                <w:sz w:val="24"/>
               </w:rPr>
               <w:t>ID</w:t>
             </w:r>
@@ -6573,14 +8251,15 @@
           <w:p>
             <w:pPr>
               <w:keepNext/>
-              <w:spacing w:after="0" w:line="259" w:lineRule="auto"/>
+              <w:spacing w:after="0" w:line="276" w:lineRule="auto"/>
               <w:jc w:val="left"/>
             </w:pPr>
             <w:r>
               <w:rPr>
+                <w:rFonts w:ascii="Times New Roman" w:hAnsi="Times New Roman" w:eastAsia="Times New Roman" w:cs="Times New Roman"/>
                 <w:b/>
                 <w:color w:val="FFFFFF"/>
-                <w:sz w:val="20"/>
+                <w:sz w:val="24"/>
               </w:rPr>
               <w:t>Thông tin nguồn</w:t>
             </w:r>
@@ -6607,14 +8286,15 @@
           <w:p>
             <w:pPr>
               <w:keepNext/>
-              <w:spacing w:after="0" w:line="259" w:lineRule="auto"/>
+              <w:spacing w:after="0" w:line="276" w:lineRule="auto"/>
               <w:jc w:val="left"/>
             </w:pPr>
             <w:r>
               <w:rPr>
+                <w:rFonts w:ascii="Times New Roman" w:hAnsi="Times New Roman" w:eastAsia="Times New Roman" w:cs="Times New Roman"/>
                 <w:b/>
                 <w:color w:val="FFFFFF"/>
-                <w:sz w:val="20"/>
+                <w:sz w:val="24"/>
               </w:rPr>
               <w:t>Output ViT5</w:t>
             </w:r>
@@ -6641,14 +8321,15 @@
           <w:p>
             <w:pPr>
               <w:keepNext/>
-              <w:spacing w:after="0" w:line="259" w:lineRule="auto"/>
+              <w:spacing w:after="0" w:line="276" w:lineRule="auto"/>
               <w:jc w:val="left"/>
             </w:pPr>
             <w:r>
               <w:rPr>
+                <w:rFonts w:ascii="Times New Roman" w:hAnsi="Times New Roman" w:eastAsia="Times New Roman" w:cs="Times New Roman"/>
                 <w:b/>
                 <w:color w:val="FFFFFF"/>
-                <w:sz w:val="20"/>
+                <w:sz w:val="24"/>
               </w:rPr>
               <w:t>Vấn đề</w:t>
             </w:r>
@@ -6680,14 +8361,15 @@
           <w:p>
             <w:pPr>
               <w:keepNext/>
-              <w:spacing w:after="0" w:line="259" w:lineRule="auto"/>
+              <w:spacing w:after="0" w:line="276" w:lineRule="auto"/>
               <w:jc w:val="left"/>
             </w:pPr>
             <w:r>
               <w:rPr>
+                <w:rFonts w:ascii="Times New Roman" w:hAnsi="Times New Roman" w:eastAsia="Times New Roman" w:cs="Times New Roman"/>
                 <w:b w:val="0"/>
                 <w:color w:val="000000"/>
-                <w:sz w:val="20"/>
+                <w:sz w:val="24"/>
               </w:rPr>
               <w:t>000001</w:t>
             </w:r>
@@ -6714,14 +8396,15 @@
           <w:p>
             <w:pPr>
               <w:keepNext/>
-              <w:spacing w:after="0" w:line="259" w:lineRule="auto"/>
+              <w:spacing w:after="0" w:line="276" w:lineRule="auto"/>
               <w:jc w:val="left"/>
             </w:pPr>
             <w:r>
               <w:rPr>
+                <w:rFonts w:ascii="Times New Roman" w:hAnsi="Times New Roman" w:eastAsia="Times New Roman" w:cs="Times New Roman"/>
                 <w:b w:val="0"/>
                 <w:color w:val="000000"/>
-                <w:sz w:val="20"/>
+                <w:sz w:val="24"/>
               </w:rPr>
               <w:t>Gold nêu Hồ Xuân Huy; body gọi là Huy</w:t>
             </w:r>
@@ -6748,14 +8431,15 @@
           <w:p>
             <w:pPr>
               <w:keepNext/>
-              <w:spacing w:after="0" w:line="259" w:lineRule="auto"/>
+              <w:spacing w:after="0" w:line="276" w:lineRule="auto"/>
               <w:jc w:val="left"/>
             </w:pPr>
             <w:r>
               <w:rPr>
+                <w:rFonts w:ascii="Times New Roman" w:hAnsi="Times New Roman" w:eastAsia="Times New Roman" w:cs="Times New Roman"/>
                 <w:b w:val="0"/>
                 <w:color w:val="000000"/>
-                <w:sz w:val="20"/>
+                <w:sz w:val="24"/>
               </w:rPr>
               <w:t>Bùi Quang Huy, tức Vũ “nhôm”</w:t>
             </w:r>
@@ -6782,14 +8466,15 @@
           <w:p>
             <w:pPr>
               <w:keepNext/>
-              <w:spacing w:after="0" w:line="259" w:lineRule="auto"/>
+              <w:spacing w:after="0" w:line="276" w:lineRule="auto"/>
               <w:jc w:val="left"/>
             </w:pPr>
             <w:r>
               <w:rPr>
+                <w:rFonts w:ascii="Times New Roman" w:hAnsi="Times New Roman" w:eastAsia="Times New Roman" w:cs="Times New Roman"/>
                 <w:b w:val="0"/>
                 <w:color w:val="000000"/>
-                <w:sz w:val="20"/>
+                <w:sz w:val="24"/>
               </w:rPr>
               <w:t>Tên không được body hỗ trợ</w:t>
             </w:r>
@@ -6821,14 +8506,15 @@
           <w:p>
             <w:pPr>
               <w:keepNext/>
-              <w:spacing w:after="0" w:line="259" w:lineRule="auto"/>
+              <w:spacing w:after="0" w:line="276" w:lineRule="auto"/>
               <w:jc w:val="left"/>
             </w:pPr>
             <w:r>
               <w:rPr>
+                <w:rFonts w:ascii="Times New Roman" w:hAnsi="Times New Roman" w:eastAsia="Times New Roman" w:cs="Times New Roman"/>
                 <w:b w:val="0"/>
                 <w:color w:val="000000"/>
-                <w:sz w:val="20"/>
+                <w:sz w:val="24"/>
               </w:rPr>
               <w:t>000011</w:t>
             </w:r>
@@ -6855,14 +8541,15 @@
           <w:p>
             <w:pPr>
               <w:keepNext/>
-              <w:spacing w:after="0" w:line="259" w:lineRule="auto"/>
+              <w:spacing w:after="0" w:line="276" w:lineRule="auto"/>
               <w:jc w:val="left"/>
             </w:pPr>
             <w:r>
               <w:rPr>
+                <w:rFonts w:ascii="Times New Roman" w:hAnsi="Times New Roman" w:eastAsia="Times New Roman" w:cs="Times New Roman"/>
                 <w:b w:val="0"/>
                 <w:color w:val="000000"/>
-                <w:sz w:val="20"/>
+                <w:sz w:val="24"/>
               </w:rPr>
               <w:t>Body: Tú thuê xe cẩu chở máy ủi rồi bán</w:t>
             </w:r>
@@ -6889,14 +8576,15 @@
           <w:p>
             <w:pPr>
               <w:keepNext/>
-              <w:spacing w:after="0" w:line="259" w:lineRule="auto"/>
+              <w:spacing w:after="0" w:line="276" w:lineRule="auto"/>
               <w:jc w:val="left"/>
             </w:pPr>
             <w:r>
               <w:rPr>
+                <w:rFonts w:ascii="Times New Roman" w:hAnsi="Times New Roman" w:eastAsia="Times New Roman" w:cs="Times New Roman"/>
                 <w:b w:val="0"/>
                 <w:color w:val="000000"/>
-                <w:sz w:val="20"/>
+                <w:sz w:val="24"/>
               </w:rPr>
               <w:t>Tú trộm được xe bồn</w:t>
             </w:r>
@@ -6923,14 +8611,15 @@
           <w:p>
             <w:pPr>
               <w:keepNext/>
-              <w:spacing w:after="0" w:line="259" w:lineRule="auto"/>
+              <w:spacing w:after="0" w:line="276" w:lineRule="auto"/>
               <w:jc w:val="left"/>
             </w:pPr>
             <w:r>
               <w:rPr>
+                <w:rFonts w:ascii="Times New Roman" w:hAnsi="Times New Roman" w:eastAsia="Times New Roman" w:cs="Times New Roman"/>
                 <w:b w:val="0"/>
                 <w:color w:val="000000"/>
-                <w:sz w:val="20"/>
+                <w:sz w:val="24"/>
               </w:rPr>
               <w:t>Đổi loại tài sản</w:t>
             </w:r>
@@ -6962,14 +8651,15 @@
           <w:p>
             <w:pPr>
               <w:keepNext/>
-              <w:spacing w:after="0" w:line="259" w:lineRule="auto"/>
+              <w:spacing w:after="0" w:line="276" w:lineRule="auto"/>
               <w:jc w:val="left"/>
             </w:pPr>
             <w:r>
               <w:rPr>
+                <w:rFonts w:ascii="Times New Roman" w:hAnsi="Times New Roman" w:eastAsia="Times New Roman" w:cs="Times New Roman"/>
                 <w:b w:val="0"/>
                 <w:color w:val="000000"/>
-                <w:sz w:val="20"/>
+                <w:sz w:val="24"/>
               </w:rPr>
               <w:t>000036</w:t>
             </w:r>
@@ -6996,14 +8686,15 @@
           <w:p>
             <w:pPr>
               <w:keepNext/>
-              <w:spacing w:after="0" w:line="259" w:lineRule="auto"/>
+              <w:spacing w:after="0" w:line="276" w:lineRule="auto"/>
               <w:jc w:val="left"/>
             </w:pPr>
             <w:r>
               <w:rPr>
+                <w:rFonts w:ascii="Times New Roman" w:hAnsi="Times New Roman" w:eastAsia="Times New Roman" w:cs="Times New Roman"/>
                 <w:b w:val="0"/>
                 <w:color w:val="000000"/>
-                <w:sz w:val="20"/>
+                <w:sz w:val="24"/>
               </w:rPr>
               <w:t>27 tỷ là lời Nguyễn Văn Dương</w:t>
             </w:r>
@@ -7030,14 +8721,15 @@
           <w:p>
             <w:pPr>
               <w:keepNext/>
-              <w:spacing w:after="0" w:line="259" w:lineRule="auto"/>
+              <w:spacing w:after="0" w:line="276" w:lineRule="auto"/>
               <w:jc w:val="left"/>
             </w:pPr>
             <w:r>
               <w:rPr>
+                <w:rFonts w:ascii="Times New Roman" w:hAnsi="Times New Roman" w:eastAsia="Times New Roman" w:cs="Times New Roman"/>
                 <w:b w:val="0"/>
                 <w:color w:val="000000"/>
-                <w:sz w:val="20"/>
+                <w:sz w:val="24"/>
               </w:rPr>
               <w:t>Ông Vĩnh khai cho ông Vĩnh 27 tỷ</w:t>
             </w:r>
@@ -7064,14 +8756,15 @@
           <w:p>
             <w:pPr>
               <w:keepNext/>
-              <w:spacing w:after="0" w:line="259" w:lineRule="auto"/>
+              <w:spacing w:after="0" w:line="276" w:lineRule="auto"/>
               <w:jc w:val="left"/>
             </w:pPr>
             <w:r>
               <w:rPr>
+                <w:rFonts w:ascii="Times New Roman" w:hAnsi="Times New Roman" w:eastAsia="Times New Roman" w:cs="Times New Roman"/>
                 <w:b w:val="0"/>
                 <w:color w:val="000000"/>
-                <w:sz w:val="20"/>
+                <w:sz w:val="24"/>
               </w:rPr>
               <w:t>Gán nhầm người khai</w:t>
             </w:r>
@@ -7103,14 +8796,15 @@
           <w:p>
             <w:pPr>
               <w:keepNext w:val="0"/>
-              <w:spacing w:after="0" w:line="259" w:lineRule="auto"/>
+              <w:spacing w:after="0" w:line="276" w:lineRule="auto"/>
               <w:jc w:val="left"/>
             </w:pPr>
             <w:r>
               <w:rPr>
+                <w:rFonts w:ascii="Times New Roman" w:hAnsi="Times New Roman" w:eastAsia="Times New Roman" w:cs="Times New Roman"/>
                 <w:b w:val="0"/>
                 <w:color w:val="000000"/>
-                <w:sz w:val="20"/>
+                <w:sz w:val="24"/>
               </w:rPr>
               <w:t>000051</w:t>
             </w:r>
@@ -7136,15 +8830,16 @@
           </w:tcPr>
           <w:p>
             <w:pPr>
-              <w:keepNext/>
-              <w:spacing w:after="0" w:line="259" w:lineRule="auto"/>
+              <w:keepNext w:val="0"/>
+              <w:spacing w:after="0" w:line="276" w:lineRule="auto"/>
               <w:jc w:val="left"/>
             </w:pPr>
             <w:r>
               <w:rPr>
+                <w:rFonts w:ascii="Times New Roman" w:hAnsi="Times New Roman" w:eastAsia="Times New Roman" w:cs="Times New Roman"/>
                 <w:b w:val="0"/>
                 <w:color w:val="000000"/>
-                <w:sz w:val="20"/>
+                <w:sz w:val="24"/>
               </w:rPr>
               <w:t>Body: con trai 3 tuổi bị bỏng</w:t>
             </w:r>
@@ -7170,15 +8865,16 @@
           </w:tcPr>
           <w:p>
             <w:pPr>
-              <w:keepNext/>
-              <w:spacing w:after="0" w:line="259" w:lineRule="auto"/>
+              <w:keepNext w:val="0"/>
+              <w:spacing w:after="0" w:line="276" w:lineRule="auto"/>
               <w:jc w:val="left"/>
             </w:pPr>
             <w:r>
               <w:rPr>
+                <w:rFonts w:ascii="Times New Roman" w:hAnsi="Times New Roman" w:eastAsia="Times New Roman" w:cs="Times New Roman"/>
                 <w:b w:val="0"/>
                 <w:color w:val="000000"/>
-                <w:sz w:val="20"/>
+                <w:sz w:val="24"/>
               </w:rPr>
               <w:t>Con gái 3 tuổi</w:t>
             </w:r>
@@ -7204,15 +8900,16 @@
           </w:tcPr>
           <w:p>
             <w:pPr>
-              <w:keepNext/>
-              <w:spacing w:after="0" w:line="259" w:lineRule="auto"/>
+              <w:keepNext w:val="0"/>
+              <w:spacing w:after="0" w:line="276" w:lineRule="auto"/>
               <w:jc w:val="left"/>
             </w:pPr>
             <w:r>
               <w:rPr>
+                <w:rFonts w:ascii="Times New Roman" w:hAnsi="Times New Roman" w:eastAsia="Times New Roman" w:cs="Times New Roman"/>
                 <w:b w:val="0"/>
                 <w:color w:val="000000"/>
-                <w:sz w:val="20"/>
+                <w:sz w:val="24"/>
               </w:rPr>
               <w:t>Đổi giới tính nhân vật</w:t>
             </w:r>
@@ -7222,69 +8919,105 @@
     </w:tbl>
     <w:p>
       <w:pPr>
-        <w:spacing w:after="60" w:line="240" w:lineRule="auto"/>
+        <w:spacing w:after="100" w:line="60" w:lineRule="exact" w:before="0"/>
       </w:pPr>
       <w:r>
         <w:rPr>
+          <w:rFonts w:ascii="Times New Roman" w:hAnsi="Times New Roman" w:eastAsia="Times New Roman" w:cs="Times New Roman"/>
           <w:sz w:val="6"/>
         </w:rPr>
       </w:r>
     </w:p>
     <w:p>
+      <w:bookmarkStart w:id="311" w:name="heading_toc_111"/>
       <w:pPr>
         <w:pStyle w:val="Heading2"/>
         <w:pageBreakBefore w:val="0"/>
       </w:pPr>
       <w:r>
+        <w:rPr>
+          <w:rFonts w:ascii="Times New Roman" w:hAnsi="Times New Roman" w:eastAsia="Times New Roman" w:cs="Times New Roman"/>
+        </w:rPr>
         <w:t>7.2 Trường hợp 000051 và giới hạn tách câu</w:t>
       </w:r>
+      <w:bookmarkEnd w:id="311"/>
     </w:p>
     <w:p>
       <w:pPr>
+        <w:spacing w:line="360" w:lineRule="auto" w:after="120"/>
         <w:jc w:val="left"/>
       </w:pPr>
       <w:r>
+        <w:rPr>
+          <w:rFonts w:ascii="Times New Roman" w:hAnsi="Times New Roman" w:eastAsia="Times New Roman" w:cs="Times New Roman"/>
+          <w:sz w:val="26"/>
+        </w:rPr>
         <w:t>Thân bài ghi “Con_trai 3 tuổi cũng bị bỏng phần chân và bụng”. ViT5 nêu vụ nổ micro và trẻ 3 tuổi nhưng đổi “con trai” thành “con gái”. Nhiều thông tin chính vẫn trùng nguồn, nên lỗi thực thể cần được kiểm tra riêng, không thể đánh giá chỉ từ khả năng kể được vụ nổ.</w:t>
       </w:r>
     </w:p>
     <w:p>
       <w:pPr>
+        <w:spacing w:line="360" w:lineRule="auto" w:after="120"/>
         <w:jc w:val="left"/>
       </w:pPr>
       <w:r>
+        <w:rPr>
+          <w:rFonts w:ascii="Times New Roman" w:hAnsi="Times New Roman" w:eastAsia="Times New Roman" w:cs="Times New Roman"/>
+          <w:sz w:val="26"/>
+        </w:rPr>
         <w:t>Cũng ở bài này, ba đoạn đầu do bộ tách câu tạo ra chủ yếu giới thiệu gia đình và nơi tạm trú. Lead-3 vì vậy gần như chưa nêu vụ nổ; TextRank thiếu hậu quả. Ví dụ minh họa hai dạng sai khác: ViT5 làm sai một thuộc tính của nhân vật, còn rút trích bỏ thông tin then chốt do lựa chọn đoạn hoặc câu.</w:t>
       </w:r>
     </w:p>
     <w:p>
+      <w:bookmarkStart w:id="314" w:name="heading_toc_114"/>
       <w:pPr>
         <w:pStyle w:val="Heading2"/>
         <w:pageBreakBefore w:val="0"/>
       </w:pPr>
       <w:r>
+        <w:rPr>
+          <w:rFonts w:ascii="Times New Roman" w:hAnsi="Times New Roman" w:eastAsia="Times New Roman" w:cs="Times New Roman"/>
+        </w:rPr>
         <w:t>7.3 Sai số và bỏ sót thông tin là hai hiện tượng</w:t>
       </w:r>
+      <w:bookmarkEnd w:id="314"/>
     </w:p>
     <w:p>
       <w:pPr>
+        <w:spacing w:line="360" w:lineRule="auto" w:after="120"/>
         <w:jc w:val="left"/>
       </w:pPr>
       <w:r>
+        <w:rPr>
+          <w:rFonts w:ascii="Times New Roman" w:hAnsi="Times New Roman" w:eastAsia="Times New Roman" w:cs="Times New Roman"/>
+          <w:sz w:val="26"/>
+        </w:rPr>
         <w:t>Đối chiếu số đã ghi nhận 7 trường hợp sai hoặc gán nhầm số và 13 trường hợp sót số then chốt của gold. Các nhóm có thể giao nhau với danh sách lỗi nội dung; không cộng chúng thành một tỷ lệ tổng. 64 ứng viên lệch token số do regex phát hiện không được dùng làm 64 lỗi: ngày, năm sinh, cách viết chữ và thông tin có trong body nhưng không có trong sapo đều cần xét ngữ cảnh.</w:t>
       </w:r>
     </w:p>
     <w:p>
       <w:pPr>
+        <w:spacing w:line="360" w:lineRule="auto" w:after="120"/>
         <w:jc w:val="left"/>
       </w:pPr>
       <w:r>
+        <w:rPr>
+          <w:rFonts w:ascii="Times New Roman" w:hAnsi="Times New Roman" w:eastAsia="Times New Roman" w:cs="Times New Roman"/>
+          <w:sz w:val="26"/>
+        </w:rPr>
         <w:t>Ở bài 000036, số 27 tỷ có trong body nhưng thuộc lời Nguyễn Văn Dương. Sinh đúng con số mà gán cho người khác vẫn làm sai quan hệ. Với bài 000001, tên đầy đủ và mức án nằm trong gold, còn body chủ yếu dùng Huy. Trùng gold và được body hỗ trợ phải được đánh giá như hai tiêu chí riêng.</w:t>
       </w:r>
     </w:p>
     <w:p>
       <w:pPr>
+        <w:spacing w:line="360" w:lineRule="auto" w:after="120"/>
         <w:jc w:val="left"/>
       </w:pPr>
       <w:r>
+        <w:rPr>
+          <w:rFonts w:ascii="Times New Roman" w:hAnsi="Times New Roman" w:eastAsia="Times New Roman" w:cs="Times New Roman"/>
+          <w:sz w:val="26"/>
+        </w:rPr>
         <w:t>Rút trích cũng có thể thiếu ngữ cảnh, lấy chú thích ảnh hoặc trộn tin trong bài nhiều bản tin. Bằng chứng chi tiết nằm trong error_analysis.md và number_diff_verified.md; danh sách này phục vụ phân tích, chưa thay thế một quy trình đánh giá factuality độc lập.</w:t>
       </w:r>
     </w:p>
@@ -7292,28 +9025,39 @@
       <w:bookmarkStart w:id="11" w:name="section_11"/>
       <w:pPr>
         <w:pStyle w:val="Heading1"/>
-        <w:pageBreakBefore/>
+        <w:pageBreakBefore w:val="0"/>
       </w:pPr>
       <w:r>
+        <w:rPr>
+          <w:rFonts w:ascii="Times New Roman" w:hAnsi="Times New Roman" w:eastAsia="Times New Roman" w:cs="Times New Roman"/>
+        </w:rPr>
         <w:t>8 Demo và khả năng tái lập</w:t>
       </w:r>
       <w:bookmarkEnd w:id="11"/>
     </w:p>
     <w:p>
       <w:pPr>
+        <w:spacing w:line="360" w:lineRule="auto" w:after="120"/>
         <w:jc w:val="left"/>
       </w:pPr>
       <w:r>
+        <w:rPr>
+          <w:rFonts w:ascii="Times New Roman" w:hAnsi="Times New Roman" w:eastAsia="Times New Roman" w:cs="Times New Roman"/>
+          <w:sz w:val="26"/>
+        </w:rPr>
         <w:t>Demo Gradio cho phép chọn một trong 500 bài và xem cạnh nhau gold, Lead-3, TextRank và ViT5. Điểm ROUGE từng bài hỗ trợ kiểm tra trường hợp tốt hoặc kém. Giao diện không yêu cầu người đọc tự xử lý CSV trước khi đối chiếu output.</w:t>
       </w:r>
     </w:p>
     <w:p>
       <w:pPr>
         <w:keepNext/>
-        <w:spacing w:after="60"/>
+        <w:spacing w:after="60" w:line="240" w:lineRule="auto"/>
         <w:jc w:val="center"/>
       </w:pPr>
       <w:r>
+        <w:rPr>
+          <w:rFonts w:ascii="Times New Roman" w:hAnsi="Times New Roman" w:eastAsia="Times New Roman" w:cs="Times New Roman"/>
+        </w:rPr>
         <w:drawing>
           <wp:inline xmlns:a="http://schemas.openxmlformats.org/drawingml/2006/main" xmlns:pic="http://schemas.openxmlformats.org/drawingml/2006/picture">
             <wp:extent cx="5532120" cy="3857178"/>
@@ -7351,58 +9095,92 @@
     <w:p>
       <w:pPr>
         <w:pStyle w:val="Caption"/>
+        <w:keepNext w:val="0"/>
       </w:pPr>
       <w:r>
+        <w:rPr>
+          <w:rFonts w:ascii="Times New Roman" w:hAnsi="Times New Roman" w:eastAsia="Times New Roman" w:cs="Times New Roman"/>
+        </w:rPr>
         <w:t>Hình 5  Giao diện so sánh các phương pháp trên cùng bài</w:t>
       </w:r>
     </w:p>
     <w:p>
+      <w:bookmarkStart w:id="322" w:name="heading_toc_122"/>
       <w:pPr>
         <w:pStyle w:val="Heading2"/>
         <w:pageBreakBefore w:val="0"/>
       </w:pPr>
       <w:r>
+        <w:rPr>
+          <w:rFonts w:ascii="Times New Roman" w:hAnsi="Times New Roman" w:eastAsia="Times New Roman" w:cs="Times New Roman"/>
+        </w:rPr>
         <w:t>8.1 Các chức năng phục vụ kiểm chứng</w:t>
       </w:r>
+      <w:bookmarkEnd w:id="322"/>
     </w:p>
     <w:p>
       <w:pPr>
+        <w:spacing w:line="360" w:lineRule="auto" w:after="120"/>
         <w:jc w:val="left"/>
       </w:pPr>
       <w:r>
+        <w:rPr>
+          <w:rFonts w:ascii="Times New Roman" w:hAnsi="Times New Roman" w:eastAsia="Times New Roman" w:cs="Times New Roman"/>
+          <w:sz w:val="26"/>
+        </w:rPr>
         <w:t>Lead-3 và TextRank được tính trực tiếp trên CPU; ViT5 đọc prediction đã lưu. Demo không tải model hoặc chạy inference ViT5 khi người dùng đổi bài. Mục A/B hiển thị hai output, ba điểm ROUGE, độ dài token và tình trạng bị cắt, đồng thời cung cấp body đã bỏ dấu gạch dưới để đọc dễ hơn.</w:t>
       </w:r>
     </w:p>
     <w:p>
       <w:pPr>
+        <w:spacing w:line="360" w:lineRule="auto" w:after="120"/>
         <w:jc w:val="left"/>
       </w:pPr>
       <w:r>
+        <w:rPr>
+          <w:rFonts w:ascii="Times New Roman" w:hAnsi="Times New Roman" w:eastAsia="Times New Roman" w:cs="Times New Roman"/>
+          <w:sz w:val="26"/>
+        </w:rPr>
         <w:t>Khi người dùng bỏ chọn ID, các ô được xóa thay vì gây lỗi. Kết quả A/B thiếu cặp, sai kiểu điểm hoặc sai tập ID không được quảng bá như một mẫu đầy đủ. Các kiểm tra này giúp giữ giao diện nhất quán với số bài thực sự có trong dữ liệu.</w:t>
       </w:r>
     </w:p>
     <w:p>
+      <w:bookmarkStart w:id="325" w:name="heading_toc_125"/>
       <w:pPr>
         <w:pStyle w:val="Heading2"/>
         <w:pageBreakBefore w:val="0"/>
       </w:pPr>
       <w:r>
+        <w:rPr>
+          <w:rFonts w:ascii="Times New Roman" w:hAnsi="Times New Roman" w:eastAsia="Times New Roman" w:cs="Times New Roman"/>
+        </w:rPr>
         <w:t>8.2 Chạy và kiểm tra lại</w:t>
       </w:r>
+      <w:bookmarkEnd w:id="325"/>
     </w:p>
     <w:p>
       <w:pPr>
+        <w:spacing w:line="360" w:lineRule="auto" w:after="120"/>
         <w:jc w:val="left"/>
       </w:pPr>
       <w:r>
+        <w:rPr>
+          <w:rFonts w:ascii="Times New Roman" w:hAnsi="Times New Roman" w:eastAsia="Times New Roman" w:cs="Times New Roman"/>
+          <w:sz w:val="26"/>
+        </w:rPr>
         <w:t>Build bằng “docker build -t vietnews-demo .”, sau đó chạy “docker run --rm -p 7860:7860 vietnews-demo”. Truy cập http://127.0.0.1:7860. Build cần mạng để tải corpus; các output ViT5 và A/B được đưa vào image. Hướng dẫn môi trường Python và notebook inference nằm trong README của project.</w:t>
       </w:r>
     </w:p>
     <w:p>
       <w:pPr>
+        <w:spacing w:line="360" w:lineRule="auto" w:after="120"/>
         <w:jc w:val="left"/>
       </w:pPr>
       <w:r>
+        <w:rPr>
+          <w:rFonts w:ascii="Times New Roman" w:hAnsi="Times New Roman" w:eastAsia="Times New Roman" w:cs="Times New Roman"/>
+          <w:sz w:val="26"/>
+        </w:rPr>
         <w:t>Docker đã được build và thử API cho demo chính, A/B và thao tác bỏ chọn. Phản hồi demo đọc output lưu sẵn không đại diện cho độ trễ suy luận ViT5. Báo cáo chưa đo độ trễ đầu-cuối hoặc thử tải đồng thời.</w:t>
       </w:r>
     </w:p>
@@ -7410,122 +9188,189 @@
       <w:bookmarkStart w:id="12" w:name="section_12"/>
       <w:pPr>
         <w:pStyle w:val="Heading1"/>
-        <w:pageBreakBefore/>
+        <w:pageBreakBefore w:val="0"/>
       </w:pPr>
       <w:r>
+        <w:rPr>
+          <w:rFonts w:ascii="Times New Roman" w:hAnsi="Times New Roman" w:eastAsia="Times New Roman" w:cs="Times New Roman"/>
+        </w:rPr>
         <w:t>9 Thảo luận hạn chế và hướng phát triển</w:t>
       </w:r>
       <w:bookmarkEnd w:id="12"/>
     </w:p>
     <w:p>
+      <w:bookmarkStart w:id="329" w:name="heading_toc_129"/>
       <w:pPr>
         <w:pStyle w:val="Heading2"/>
         <w:pageBreakBefore w:val="0"/>
       </w:pPr>
       <w:r>
+        <w:rPr>
+          <w:rFonts w:ascii="Times New Roman" w:hAnsi="Times New Roman" w:eastAsia="Times New Roman" w:cs="Times New Roman"/>
+        </w:rPr>
         <w:t>9.1 Những kết luận được dữ liệu hỗ trợ</w:t>
       </w:r>
+      <w:bookmarkEnd w:id="329"/>
     </w:p>
     <w:p>
       <w:pPr>
+        <w:spacing w:line="360" w:lineRule="auto" w:after="120"/>
         <w:jc w:val="left"/>
       </w:pPr>
       <w:r>
+        <w:rPr>
+          <w:rFonts w:ascii="Times New Roman" w:hAnsi="Times New Roman" w:eastAsia="Times New Roman" w:cs="Times New Roman"/>
+          <w:sz w:val="26"/>
+        </w:rPr>
         <w:t>ViT5 có ROUGE cao nhất trong các hệ không dùng gold đã đánh giá trên mẫu 500 bài. Lead-1 là baseline mạnh, chỉ kém ViT5 0,0065 về ROUGE-1. Điểm của TextRank chưa vượt Lead-3 với cấu hình TF-IDF và bộ tách câu hiện tại. Các kết luận này gắn với đúng checkpoint, tokenizer, mẫu ID và cấu hình của đồ án.</w:t>
       </w:r>
     </w:p>
     <w:p>
       <w:pPr>
+        <w:spacing w:line="360" w:lineRule="auto" w:after="120"/>
         <w:jc w:val="left"/>
       </w:pPr>
       <w:r>
+        <w:rPr>
+          <w:rFonts w:ascii="Times New Roman" w:hAnsi="Times New Roman" w:eastAsia="Times New Roman" w:cs="Times New Roman"/>
+          <w:sz w:val="26"/>
+        </w:rPr>
         <w:t>Thay dấu gạch dưới bằng khoảng trắng tăng overlap trung bình và giảm số bài vượt giới hạn input trong thí nghiệm A/B. Một số bài vẫn giảm điểm hoặc sai sự kiện. Chưa đủ bằng chứng kết luận B luôn tốt hơn, hay điểm ROUGE cao hơn đồng nghĩa với factuality tốt hơn.</w:t>
       </w:r>
     </w:p>
     <w:p>
+      <w:bookmarkStart w:id="332" w:name="heading_toc_132"/>
       <w:pPr>
         <w:pStyle w:val="Heading2"/>
         <w:pageBreakBefore w:val="0"/>
       </w:pPr>
       <w:r>
+        <w:rPr>
+          <w:rFonts w:ascii="Times New Roman" w:hAnsi="Times New Roman" w:eastAsia="Times New Roman" w:cs="Times New Roman"/>
+        </w:rPr>
         <w:t>9.2 Các giới hạn cần giữ khi diễn giải</w:t>
       </w:r>
+      <w:bookmarkEnd w:id="332"/>
     </w:p>
     <w:p>
       <w:pPr>
+        <w:spacing w:line="360" w:lineRule="auto" w:after="120"/>
         <w:jc w:val="left"/>
       </w:pPr>
       <w:r>
+        <w:rPr>
+          <w:rFonts w:ascii="Times New Roman" w:hAnsi="Times New Roman" w:eastAsia="Times New Roman" w:cs="Times New Roman"/>
+          <w:sz w:val="26"/>
+        </w:rPr>
         <w:t>Mẫu được chọn theo thứ tự tên file, chưa đại diện ngẫu nhiên cho toàn Vietnews. Phân tích độ dài chỉ dựa trên 100 bài, các nhóm có thể khác về chủ đề và cấu trúc. Chưa có khoảng tin cậy hoặc kiểm định cặp để xác định độ ổn định của chênh lệch giữa các hệ.</w:t>
       </w:r>
     </w:p>
     <w:p>
       <w:pPr>
+        <w:spacing w:line="360" w:lineRule="auto" w:after="120"/>
         <w:jc w:val="left"/>
       </w:pPr>
       <w:r>
+        <w:rPr>
+          <w:rFonts w:ascii="Times New Roman" w:hAnsi="Times New Roman" w:eastAsia="Times New Roman" w:cs="Times New Roman"/>
+          <w:sz w:val="26"/>
+        </w:rPr>
         <w:t>Phân tích lỗi chưa có hai người chấm độc lập, chưa đánh giá độ đồng thuận và chưa đối chiếu sự thật ngoài bài báo. Body và gold đôi khi không chứa cùng mọi chi tiết. Bộ tách câu theo dòng còn nhạy với viết tắt và chú thích ảnh; baseline vì vậy chịu cả tác động của tiền xử lý lẫn cách chọn câu.</w:t>
       </w:r>
     </w:p>
     <w:p>
       <w:pPr>
+        <w:spacing w:line="360" w:lineRule="auto" w:after="120"/>
         <w:jc w:val="left"/>
       </w:pPr>
       <w:r>
+        <w:rPr>
+          <w:rFonts w:ascii="Times New Roman" w:hAnsi="Times New Roman" w:eastAsia="Times New Roman" w:cs="Times New Roman"/>
+          <w:sz w:val="26"/>
+        </w:rPr>
         <w:t>Checkpoint đã được fine-tune trên Vietnews, nhưng điều này không tự chứng minh các bài test đã xuất hiện trong huấn luyện. Báo cáo chưa kiểm tra đầy đủ nguồn gốc từng split của checkpoint. Đồ án cũng chưa thử dữ liệu ngoài miền hoặc đo chi phí suy luận và độ trễ đầu-cuối.</w:t>
       </w:r>
     </w:p>
     <w:p>
+      <w:bookmarkStart w:id="336" w:name="heading_toc_136"/>
       <w:pPr>
         <w:pStyle w:val="Heading2"/>
         <w:pageBreakBefore w:val="0"/>
       </w:pPr>
       <w:r>
+        <w:rPr>
+          <w:rFonts w:ascii="Times New Roman" w:hAnsi="Times New Roman" w:eastAsia="Times New Roman" w:cs="Times New Roman"/>
+        </w:rPr>
         <w:t>9.3 Các bước phát triển tiếp theo</w:t>
       </w:r>
+      <w:bookmarkEnd w:id="336"/>
     </w:p>
     <w:p>
       <w:pPr>
+        <w:spacing w:line="360" w:lineRule="auto" w:after="120"/>
         <w:jc w:val="left"/>
       </w:pPr>
       <w:r>
         <w:rPr>
+          <w:rFonts w:ascii="Times New Roman" w:hAnsi="Times New Roman" w:eastAsia="Times New Roman" w:cs="Times New Roman"/>
           <w:b/>
+          <w:sz w:val="26"/>
         </w:rPr>
         <w:t>Ưu tiên đánh giá nội dung:</w:t>
       </w:r>
       <w:r>
+        <w:rPr>
+          <w:rFonts w:ascii="Times New Roman" w:hAnsi="Times New Roman" w:eastAsia="Times New Roman" w:cs="Times New Roman"/>
+          <w:sz w:val="26"/>
+        </w:rPr>
         <w:t xml:space="preserve"> xây dựng rubric phân biệt sai thực thể, sai quan hệ, sai kết cục, thiếu ý và câu mơ hồ; có hai người chấm độc lập rồi xử lý bất đồng. Kết quả này sẽ giúp so sánh factuality hai nhánh A/B có cơ sở hơn. Đây là đề xuất, chưa phải đánh giá đã hoàn thành.</w:t>
       </w:r>
     </w:p>
     <w:p>
       <w:pPr>
+        <w:spacing w:line="360" w:lineRule="auto" w:after="120"/>
         <w:jc w:val="left"/>
       </w:pPr>
       <w:r>
         <w:rPr>
+          <w:rFonts w:ascii="Times New Roman" w:hAnsi="Times New Roman" w:eastAsia="Times New Roman" w:cs="Times New Roman"/>
           <w:b/>
+          <w:sz w:val="26"/>
         </w:rPr>
         <w:t>Ưu tiên kiểm chứng số liệu:</w:t>
       </w:r>
       <w:r>
+        <w:rPr>
+          <w:rFonts w:ascii="Times New Roman" w:hAnsi="Times New Roman" w:eastAsia="Times New Roman" w:cs="Times New Roman"/>
+          <w:sz w:val="26"/>
+        </w:rPr>
         <w:t xml:space="preserve"> dùng paired bootstrap hoặc khoảng tin cậy trên chênh lệch từng bài, đặc biệt cho ViT5 và Lead-1. Với tiền xử lý, thử bộ tách câu xử lý viết tắt và lọc chú thích ảnh trên một tập đánh giá riêng, sau đó tính lại các baseline; không thay tiền xử lý rồi tiếp tục dùng bảng điểm cũ.</w:t>
       </w:r>
     </w:p>
     <w:p>
+      <w:bookmarkStart w:id="339" w:name="heading_toc_139"/>
       <w:pPr>
         <w:pStyle w:val="Heading2"/>
         <w:pageBreakBefore w:val="0"/>
       </w:pPr>
       <w:r>
+        <w:rPr>
+          <w:rFonts w:ascii="Times New Roman" w:hAnsi="Times New Roman" w:eastAsia="Times New Roman" w:cs="Times New Roman"/>
+        </w:rPr>
         <w:t>9.4 Kết luận</w:t>
       </w:r>
+      <w:bookmarkEnd w:id="339"/>
     </w:p>
     <w:p>
       <w:pPr>
+        <w:spacing w:line="360" w:lineRule="auto" w:after="120"/>
         <w:jc w:val="left"/>
       </w:pPr>
       <w:r>
+        <w:rPr>
+          <w:rFonts w:ascii="Times New Roman" w:hAnsi="Times New Roman" w:eastAsia="Times New Roman" w:cs="Times New Roman"/>
+          <w:sz w:val="26"/>
+        </w:rPr>
         <w:t>Đồ án xây dựng được một pipeline so sánh và demo kiểm chứng theo bài. Kết quả làm rõ giá trị của baseline đơn giản và giới hạn của overlap khi đánh giá tóm tắt tin tức. Một bản tóm tắt hữu ích cần đồng thời chọn đúng thông tin và giữ đúng chủ thể, số liệu, quan hệ; các kết quả định lượng và định tính trong báo cáo cần được đọc cùng nhau.</w:t>
       </w:r>
     </w:p>
@@ -7533,70 +9378,97 @@
       <w:bookmarkStart w:id="13" w:name="section_13"/>
       <w:pPr>
         <w:pStyle w:val="Heading1"/>
-        <w:pageBreakBefore/>
+        <w:pageBreakBefore w:val="0"/>
       </w:pPr>
       <w:r>
+        <w:rPr>
+          <w:rFonts w:ascii="Times New Roman" w:hAnsi="Times New Roman" w:eastAsia="Times New Roman" w:cs="Times New Roman"/>
+        </w:rPr>
         <w:t>10 Tài liệu tham khảo và tệp kết quả</w:t>
       </w:r>
       <w:bookmarkEnd w:id="13"/>
     </w:p>
     <w:p>
       <w:pPr>
-        <w:spacing w:after="220"/>
+        <w:spacing w:after="120" w:line="360" w:lineRule="auto"/>
         <w:ind w:left="312" w:hanging="312"/>
         <w:jc w:val="left"/>
       </w:pPr>
       <w:r>
+        <w:rPr>
+          <w:rFonts w:ascii="Times New Roman" w:hAnsi="Times New Roman" w:eastAsia="Times New Roman" w:cs="Times New Roman"/>
+          <w:sz w:val="26"/>
+        </w:rPr>
         <w:t>[1] ThanhChinhBK. Vietnews dataset for Vietnamese summarization benchmark. https://github.com/ThanhChinhBK/vietnews</w:t>
       </w:r>
     </w:p>
     <w:p>
       <w:pPr>
-        <w:spacing w:after="220"/>
+        <w:spacing w:after="120" w:line="360" w:lineRule="auto"/>
         <w:ind w:left="312" w:hanging="312"/>
         <w:jc w:val="left"/>
       </w:pPr>
       <w:r>
+        <w:rPr>
+          <w:rFonts w:ascii="Times New Roman" w:hAnsi="Times New Roman" w:eastAsia="Times New Roman" w:cs="Times New Roman"/>
+          <w:sz w:val="26"/>
+        </w:rPr>
         <w:t>[2] Phan, L., Tran, H., Nguyen, H. và Trinh, T. H. (2022). ViT5: Pretrained Text-to-Text Transformer for Vietnamese Language Generation. NAACL Student Research Workshop, trang 136–142. https://aclanthology.org/2022.naacl-srw.18/</w:t>
       </w:r>
     </w:p>
     <w:p>
       <w:pPr>
-        <w:spacing w:after="220"/>
+        <w:spacing w:after="120" w:line="360" w:lineRule="auto"/>
         <w:ind w:left="312" w:hanging="312"/>
         <w:jc w:val="left"/>
       </w:pPr>
       <w:r>
+        <w:rPr>
+          <w:rFonts w:ascii="Times New Roman" w:hAnsi="Times New Roman" w:eastAsia="Times New Roman" w:cs="Times New Roman"/>
+          <w:sz w:val="26"/>
+        </w:rPr>
         <w:t>[3] Lin, C.-Y. (2004). ROUGE: A Package for Automatic Evaluation of Summaries. Text Summarization Branches Out, trang 74–81. https://aclanthology.org/W04-1013/</w:t>
       </w:r>
     </w:p>
     <w:p>
       <w:pPr>
-        <w:spacing w:after="220"/>
+        <w:spacing w:after="120" w:line="360" w:lineRule="auto"/>
         <w:ind w:left="312" w:hanging="312"/>
         <w:jc w:val="left"/>
       </w:pPr>
       <w:r>
+        <w:rPr>
+          <w:rFonts w:ascii="Times New Roman" w:hAnsi="Times New Roman" w:eastAsia="Times New Roman" w:cs="Times New Roman"/>
+          <w:sz w:val="26"/>
+        </w:rPr>
         <w:t>[4] Mihalcea, R. và Tarau, P. (2004). TextRank: Bringing Order into Text. EMNLP, trang 404–411. https://aclanthology.org/W04-3252/</w:t>
       </w:r>
     </w:p>
     <w:p>
       <w:pPr>
-        <w:spacing w:after="220"/>
+        <w:spacing w:after="120" w:line="360" w:lineRule="auto"/>
         <w:ind w:left="312" w:hanging="312"/>
         <w:jc w:val="left"/>
       </w:pPr>
       <w:r>
+        <w:rPr>
+          <w:rFonts w:ascii="Times New Roman" w:hAnsi="Times New Roman" w:eastAsia="Times New Roman" w:cs="Times New Roman"/>
+          <w:sz w:val="26"/>
+        </w:rPr>
         <w:t>[5] VietAI. Model card của vit5-base-vietnews-summarization. https://huggingface.co/VietAI/vit5-base-vietnews-summarization</w:t>
       </w:r>
     </w:p>
     <w:p>
       <w:pPr>
-        <w:spacing w:after="220"/>
+        <w:spacing w:after="120" w:line="360" w:lineRule="auto"/>
         <w:ind w:left="312" w:hanging="312"/>
         <w:jc w:val="left"/>
       </w:pPr>
       <w:r>
+        <w:rPr>
+          <w:rFonts w:ascii="Times New Roman" w:hAnsi="Times New Roman" w:eastAsia="Times New Roman" w:cs="Times New Roman"/>
+          <w:sz w:val="26"/>
+        </w:rPr>
         <w:t>[6] Nhóm 14. Mã nguồn và kết quả thực nghiệm. https://github.com/hoangdq08/uit-vietnews-summarization</w:t>
       </w:r>
     </w:p>
@@ -7606,14 +9478,21 @@
         <w:pageBreakBefore w:val="0"/>
       </w:pPr>
       <w:r>
+        <w:rPr>
+          <w:rFonts w:ascii="Times New Roman" w:hAnsi="Times New Roman" w:eastAsia="Times New Roman" w:cs="Times New Roman"/>
+        </w:rPr>
         <w:t>Đối chiếu số liệu và bằng chứng trong repository</w:t>
       </w:r>
     </w:p>
     <w:p>
       <w:pPr>
         <w:pStyle w:val="Caption"/>
+        <w:keepNext/>
       </w:pPr>
       <w:r>
+        <w:rPr>
+          <w:rFonts w:ascii="Times New Roman" w:hAnsi="Times New Roman" w:eastAsia="Times New Roman" w:cs="Times New Roman"/>
+        </w:rPr>
         <w:t>Bảng 10  Các tệp phục vụ đọc lại kết quả</w:t>
       </w:r>
     </w:p>
@@ -7654,14 +9533,15 @@
           <w:p>
             <w:pPr>
               <w:keepNext/>
-              <w:spacing w:after="0" w:line="259" w:lineRule="auto"/>
+              <w:spacing w:after="0" w:line="276" w:lineRule="auto"/>
               <w:jc w:val="left"/>
             </w:pPr>
             <w:r>
               <w:rPr>
+                <w:rFonts w:ascii="Times New Roman" w:hAnsi="Times New Roman" w:eastAsia="Times New Roman" w:cs="Times New Roman"/>
                 <w:b/>
                 <w:color w:val="FFFFFF"/>
-                <w:sz w:val="20"/>
+                <w:sz w:val="24"/>
               </w:rPr>
               <w:t>Nội dung</w:t>
             </w:r>
@@ -7688,14 +9568,15 @@
           <w:p>
             <w:pPr>
               <w:keepNext/>
-              <w:spacing w:after="0" w:line="259" w:lineRule="auto"/>
+              <w:spacing w:after="0" w:line="276" w:lineRule="auto"/>
               <w:jc w:val="left"/>
             </w:pPr>
             <w:r>
               <w:rPr>
+                <w:rFonts w:ascii="Times New Roman" w:hAnsi="Times New Roman" w:eastAsia="Times New Roman" w:cs="Times New Roman"/>
                 <w:b/>
                 <w:color w:val="FFFFFF"/>
-                <w:sz w:val="20"/>
+                <w:sz w:val="24"/>
               </w:rPr>
               <w:t>Tệp hoặc thư mục</w:t>
             </w:r>
@@ -7727,14 +9608,15 @@
           <w:p>
             <w:pPr>
               <w:keepNext/>
-              <w:spacing w:after="0" w:line="259" w:lineRule="auto"/>
+              <w:spacing w:after="0" w:line="276" w:lineRule="auto"/>
               <w:jc w:val="left"/>
             </w:pPr>
             <w:r>
               <w:rPr>
+                <w:rFonts w:ascii="Times New Roman" w:hAnsi="Times New Roman" w:eastAsia="Times New Roman" w:cs="Times New Roman"/>
                 <w:b w:val="0"/>
                 <w:color w:val="000000"/>
-                <w:sz w:val="20"/>
+                <w:sz w:val="24"/>
               </w:rPr>
               <w:t>Prediction baseline</w:t>
             </w:r>
@@ -7761,14 +9643,15 @@
           <w:p>
             <w:pPr>
               <w:keepNext/>
-              <w:spacing w:after="0" w:line="259" w:lineRule="auto"/>
+              <w:spacing w:after="0" w:line="276" w:lineRule="auto"/>
               <w:jc w:val="left"/>
             </w:pPr>
             <w:r>
               <w:rPr>
+                <w:rFonts w:ascii="Times New Roman" w:hAnsi="Times New Roman" w:eastAsia="Times New Roman" w:cs="Times New Roman"/>
                 <w:b w:val="0"/>
                 <w:color w:val="000000"/>
-                <w:sz w:val="20"/>
+                <w:sz w:val="24"/>
               </w:rPr>
               <w:t>results/preds.json và results/preds_500.json</w:t>
             </w:r>
@@ -7800,14 +9683,15 @@
           <w:p>
             <w:pPr>
               <w:keepNext/>
-              <w:spacing w:after="0" w:line="259" w:lineRule="auto"/>
+              <w:spacing w:after="0" w:line="276" w:lineRule="auto"/>
               <w:jc w:val="left"/>
             </w:pPr>
             <w:r>
               <w:rPr>
+                <w:rFonts w:ascii="Times New Roman" w:hAnsi="Times New Roman" w:eastAsia="Times New Roman" w:cs="Times New Roman"/>
                 <w:b w:val="0"/>
                 <w:color w:val="000000"/>
-                <w:sz w:val="20"/>
+                <w:sz w:val="24"/>
               </w:rPr>
               <w:t>Điểm từng bài và trung bình</w:t>
             </w:r>
@@ -7834,14 +9718,15 @@
           <w:p>
             <w:pPr>
               <w:keepNext/>
-              <w:spacing w:after="0" w:line="259" w:lineRule="auto"/>
+              <w:spacing w:after="0" w:line="276" w:lineRule="auto"/>
               <w:jc w:val="left"/>
             </w:pPr>
             <w:r>
               <w:rPr>
+                <w:rFonts w:ascii="Times New Roman" w:hAnsi="Times New Roman" w:eastAsia="Times New Roman" w:cs="Times New Roman"/>
                 <w:b w:val="0"/>
                 <w:color w:val="000000"/>
-                <w:sz w:val="20"/>
+                <w:sz w:val="24"/>
               </w:rPr>
               <w:t>results/scores.csv và results/scores_500.csv; các tệp scores_mean.txt và scores_500_mean.txt</w:t>
             </w:r>
@@ -7873,14 +9758,15 @@
           <w:p>
             <w:pPr>
               <w:keepNext/>
-              <w:spacing w:after="0" w:line="259" w:lineRule="auto"/>
+              <w:spacing w:after="0" w:line="276" w:lineRule="auto"/>
               <w:jc w:val="left"/>
             </w:pPr>
             <w:r>
               <w:rPr>
+                <w:rFonts w:ascii="Times New Roman" w:hAnsi="Times New Roman" w:eastAsia="Times New Roman" w:cs="Times New Roman"/>
                 <w:b w:val="0"/>
                 <w:color w:val="000000"/>
-                <w:sz w:val="20"/>
+                <w:sz w:val="24"/>
               </w:rPr>
               <w:t>Phân tích độ dài</w:t>
             </w:r>
@@ -7907,14 +9793,15 @@
           <w:p>
             <w:pPr>
               <w:keepNext/>
-              <w:spacing w:after="0" w:line="259" w:lineRule="auto"/>
+              <w:spacing w:after="0" w:line="276" w:lineRule="auto"/>
               <w:jc w:val="left"/>
             </w:pPr>
             <w:r>
               <w:rPr>
+                <w:rFonts w:ascii="Times New Roman" w:hAnsi="Times New Roman" w:eastAsia="Times New Roman" w:cs="Times New Roman"/>
                 <w:b w:val="0"/>
                 <w:color w:val="000000"/>
-                <w:sz w:val="20"/>
+                <w:sz w:val="24"/>
               </w:rPr>
               <w:t>results/scores_by_length.csv và scores_by_length.txt</w:t>
             </w:r>
@@ -7946,14 +9833,15 @@
           <w:p>
             <w:pPr>
               <w:keepNext/>
-              <w:spacing w:after="0" w:line="259" w:lineRule="auto"/>
+              <w:spacing w:after="0" w:line="276" w:lineRule="auto"/>
               <w:jc w:val="left"/>
             </w:pPr>
             <w:r>
               <w:rPr>
+                <w:rFonts w:ascii="Times New Roman" w:hAnsi="Times New Roman" w:eastAsia="Times New Roman" w:cs="Times New Roman"/>
                 <w:b w:val="0"/>
                 <w:color w:val="000000"/>
-                <w:sz w:val="20"/>
+                <w:sz w:val="24"/>
               </w:rPr>
               <w:t>Bằng chứng lỗi nội dung và số</w:t>
             </w:r>
@@ -7980,14 +9868,15 @@
           <w:p>
             <w:pPr>
               <w:keepNext/>
-              <w:spacing w:after="0" w:line="259" w:lineRule="auto"/>
+              <w:spacing w:after="0" w:line="276" w:lineRule="auto"/>
               <w:jc w:val="left"/>
             </w:pPr>
             <w:r>
               <w:rPr>
+                <w:rFonts w:ascii="Times New Roman" w:hAnsi="Times New Roman" w:eastAsia="Times New Roman" w:cs="Times New Roman"/>
                 <w:b w:val="0"/>
                 <w:color w:val="000000"/>
-                <w:sz w:val="20"/>
+                <w:sz w:val="24"/>
               </w:rPr>
               <w:t>results/error_analysis.md và number_diff_verified.md</w:t>
             </w:r>
@@ -8019,14 +9908,15 @@
           <w:p>
             <w:pPr>
               <w:keepNext/>
-              <w:spacing w:after="0" w:line="259" w:lineRule="auto"/>
+              <w:spacing w:after="0" w:line="276" w:lineRule="auto"/>
               <w:jc w:val="left"/>
             </w:pPr>
             <w:r>
               <w:rPr>
+                <w:rFonts w:ascii="Times New Roman" w:hAnsi="Times New Roman" w:eastAsia="Times New Roman" w:cs="Times New Roman"/>
                 <w:b w:val="0"/>
                 <w:color w:val="000000"/>
-                <w:sz w:val="20"/>
+                <w:sz w:val="24"/>
               </w:rPr>
               <w:t>Thiết kế A/B</w:t>
             </w:r>
@@ -8053,14 +9943,15 @@
           <w:p>
             <w:pPr>
               <w:keepNext/>
-              <w:spacing w:after="0" w:line="259" w:lineRule="auto"/>
+              <w:spacing w:after="0" w:line="276" w:lineRule="auto"/>
               <w:jc w:val="left"/>
             </w:pPr>
             <w:r>
               <w:rPr>
+                <w:rFonts w:ascii="Times New Roman" w:hAnsi="Times New Roman" w:eastAsia="Times New Roman" w:cs="Times New Roman"/>
                 <w:b w:val="0"/>
                 <w:color w:val="000000"/>
-                <w:sz w:val="20"/>
+                <w:sz w:val="24"/>
               </w:rPr>
               <w:t>docs/VIT5_INPUT_AB.md và docs/VIT5_CONFIRM100.md</w:t>
             </w:r>
@@ -8092,14 +9983,15 @@
           <w:p>
             <w:pPr>
               <w:keepNext/>
-              <w:spacing w:after="0" w:line="259" w:lineRule="auto"/>
+              <w:spacing w:after="0" w:line="276" w:lineRule="auto"/>
               <w:jc w:val="left"/>
             </w:pPr>
             <w:r>
               <w:rPr>
+                <w:rFonts w:ascii="Times New Roman" w:hAnsi="Times New Roman" w:eastAsia="Times New Roman" w:cs="Times New Roman"/>
                 <w:b w:val="0"/>
                 <w:color w:val="000000"/>
-                <w:sz w:val="20"/>
+                <w:sz w:val="24"/>
               </w:rPr>
               <w:t>Output và cấu hình A/B 500</w:t>
             </w:r>
@@ -8126,14 +10018,15 @@
           <w:p>
             <w:pPr>
               <w:keepNext/>
-              <w:spacing w:after="0" w:line="259" w:lineRule="auto"/>
+              <w:spacing w:after="0" w:line="276" w:lineRule="auto"/>
               <w:jc w:val="left"/>
             </w:pPr>
             <w:r>
               <w:rPr>
+                <w:rFonts w:ascii="Times New Roman" w:hAnsi="Times New Roman" w:eastAsia="Times New Roman" w:cs="Times New Roman"/>
                 <w:b w:val="0"/>
                 <w:color w:val="000000"/>
-                <w:sz w:val="20"/>
+                <w:sz w:val="24"/>
               </w:rPr>
               <w:t>results/vit5_input_ab_500 chứa metadata.json, predictions.json và summary.json</w:t>
             </w:r>
@@ -8165,14 +10058,15 @@
           <w:p>
             <w:pPr>
               <w:keepNext w:val="0"/>
-              <w:spacing w:after="0" w:line="259" w:lineRule="auto"/>
+              <w:spacing w:after="0" w:line="276" w:lineRule="auto"/>
               <w:jc w:val="left"/>
             </w:pPr>
             <w:r>
               <w:rPr>
+                <w:rFonts w:ascii="Times New Roman" w:hAnsi="Times New Roman" w:eastAsia="Times New Roman" w:cs="Times New Roman"/>
                 <w:b w:val="0"/>
                 <w:color w:val="000000"/>
-                <w:sz w:val="20"/>
+                <w:sz w:val="24"/>
               </w:rPr>
               <w:t>Chạy demo và inference</w:t>
             </w:r>
@@ -8198,15 +10092,16 @@
           </w:tcPr>
           <w:p>
             <w:pPr>
-              <w:keepNext/>
-              <w:spacing w:after="0" w:line="259" w:lineRule="auto"/>
+              <w:keepNext w:val="0"/>
+              <w:spacing w:after="0" w:line="276" w:lineRule="auto"/>
               <w:jc w:val="left"/>
             </w:pPr>
             <w:r>
               <w:rPr>
+                <w:rFonts w:ascii="Times New Roman" w:hAnsi="Times New Roman" w:eastAsia="Times New Roman" w:cs="Times New Roman"/>
                 <w:b w:val="0"/>
                 <w:color w:val="000000"/>
-                <w:sz w:val="20"/>
+                <w:sz w:val="24"/>
               </w:rPr>
               <w:t>README.md; app/demo.py; notebooks/kaggle_abstractive.ipynb</w:t>
             </w:r>
@@ -8216,19 +10111,25 @@
     </w:tbl>
     <w:p>
       <w:pPr>
-        <w:spacing w:after="60" w:line="240" w:lineRule="auto"/>
+        <w:spacing w:after="100" w:line="60" w:lineRule="exact" w:before="0"/>
       </w:pPr>
       <w:r>
         <w:rPr>
+          <w:rFonts w:ascii="Times New Roman" w:hAnsi="Times New Roman" w:eastAsia="Times New Roman" w:cs="Times New Roman"/>
           <w:sz w:val="6"/>
         </w:rPr>
       </w:r>
     </w:p>
     <w:p>
       <w:pPr>
+        <w:spacing w:line="360" w:lineRule="auto" w:after="120"/>
         <w:jc w:val="left"/>
       </w:pPr>
       <w:r>
+        <w:rPr>
+          <w:rFonts w:ascii="Times New Roman" w:hAnsi="Times New Roman" w:eastAsia="Times New Roman" w:cs="Times New Roman"/>
+          <w:sz w:val="26"/>
+        </w:rPr>
         <w:t>Mỗi ID liên kết cùng một bài nguồn, abstract và prediction trong các tệp kết quả. Khi đọc lại một lỗi, cần đối chiếu chi tiết với body trước khi dùng sapo hoặc điểm ROUGE để kết luận. Slide trình bày nằm trong slides/CS221-Vietnews-bao-ve.pptx.</w:t>
       </w:r>
     </w:p>
@@ -8252,12 +10153,14 @@
   <w:p>
     <w:pPr>
       <w:pStyle w:val="Footer"/>
+      <w:spacing w:line="240" w:lineRule="auto"/>
       <w:jc w:val="right"/>
     </w:pPr>
     <w:r>
       <w:rPr>
+        <w:rFonts w:ascii="Times New Roman" w:hAnsi="Times New Roman" w:eastAsia="Times New Roman" w:cs="Times New Roman"/>
         <w:color w:val="52616B"/>
-        <w:sz w:val="18"/>
+        <w:sz w:val="22"/>
       </w:rPr>
       <w:t xml:space="preserve">CS221  |  Nhóm 14     </w:t>
     </w:r>
@@ -8271,6 +10174,7 @@
   <w:p>
     <w:pPr>
       <w:pStyle w:val="Footer"/>
+      <w:spacing w:line="240" w:lineRule="auto"/>
     </w:pPr>
   </w:p>
 </w:ftr>
@@ -8281,6 +10185,7 @@
   <w:p>
     <w:pPr>
       <w:pStyle w:val="Header"/>
+      <w:spacing w:line="240" w:lineRule="auto"/>
     </w:pPr>
   </w:p>
 </w:hdr>
@@ -8291,6 +10196,7 @@
   <w:p>
     <w:pPr>
       <w:pStyle w:val="Header"/>
+      <w:spacing w:line="240" w:lineRule="auto"/>
     </w:pPr>
   </w:p>
 </w:hdr>
@@ -8662,13 +10568,13 @@
     <w:pPr>
       <w:keepLines w:val="0"/>
       <w:widowControl/>
-      <w:spacing w:after="140" w:line="276" w:lineRule="auto"/>
+      <w:spacing w:after="120" w:line="360" w:lineRule="auto"/>
     </w:pPr>
     <w:rPr>
-      <w:rFonts w:ascii="Arial" w:hAnsi="Arial"/>
+      <w:rFonts w:ascii="Times New Roman" w:hAnsi="Times New Roman" w:eastAsia="Times New Roman" w:cs="Times New Roman"/>
       <w:b w:val="0"/>
       <w:color w:val="000000"/>
-      <w:sz w:val="22"/>
+      <w:sz w:val="26"/>
     </w:rPr>
   </w:style>
   <w:style w:type="paragraph" w:styleId="Header">
@@ -8685,6 +10591,9 @@
       </w:tabs>
       <w:spacing w:after="0" w:line="240" w:lineRule="auto"/>
     </w:pPr>
+    <w:rPr>
+      <w:rFonts w:ascii="Times New Roman" w:hAnsi="Times New Roman" w:eastAsia="Times New Roman" w:cs="Times New Roman"/>
+    </w:rPr>
   </w:style>
   <w:style w:type="character" w:customStyle="1" w:styleId="HeaderChar">
     <w:name w:val="Header Char"/>
@@ -8692,6 +10601,9 @@
     <w:link w:val="Header"/>
     <w:uiPriority w:val="99"/>
     <w:rsid w:val="00E618BF"/>
+    <w:rPr>
+      <w:rFonts w:ascii="Times New Roman" w:hAnsi="Times New Roman" w:eastAsia="Times New Roman" w:cs="Times New Roman"/>
+    </w:rPr>
   </w:style>
   <w:style w:type="paragraph" w:styleId="Footer">
     <w:name w:val="footer"/>
@@ -8707,6 +10619,9 @@
       </w:tabs>
       <w:spacing w:after="0" w:line="240" w:lineRule="auto"/>
     </w:pPr>
+    <w:rPr>
+      <w:rFonts w:ascii="Times New Roman" w:hAnsi="Times New Roman" w:eastAsia="Times New Roman" w:cs="Times New Roman"/>
+    </w:rPr>
   </w:style>
   <w:style w:type="character" w:customStyle="1" w:styleId="FooterChar">
     <w:name w:val="Footer Char"/>
@@ -8714,6 +10629,9 @@
     <w:link w:val="Footer"/>
     <w:uiPriority w:val="99"/>
     <w:rsid w:val="00E618BF"/>
+    <w:rPr>
+      <w:rFonts w:ascii="Times New Roman" w:hAnsi="Times New Roman" w:eastAsia="Times New Roman" w:cs="Times New Roman"/>
+    </w:rPr>
   </w:style>
   <w:style w:type="paragraph" w:styleId="Heading1">
     <w:name w:val="heading 1"/>
@@ -8727,11 +10645,11 @@
       <w:keepNext/>
       <w:keepLines/>
       <w:widowControl/>
-      <w:spacing w:before="260" w:after="160" w:line="276" w:lineRule="auto"/>
+      <w:spacing w:before="240" w:after="140" w:line="276" w:lineRule="auto"/>
       <w:outlineLvl w:val="0"/>
     </w:pPr>
     <w:rPr>
-      <w:rFonts w:asciiTheme="majorHAnsi" w:eastAsiaTheme="majorEastAsia" w:hAnsiTheme="majorHAnsi" w:cstheme="majorBidi" w:ascii="Arial" w:hAnsi="Arial"/>
+      <w:rFonts w:cstheme="majorBidi" w:ascii="Times New Roman" w:hAnsi="Times New Roman" w:eastAsia="Times New Roman" w:cs="Times New Roman"/>
       <w:b/>
       <w:bCs/>
       <w:color w:val="000000"/>
@@ -8752,15 +10670,15 @@
       <w:keepNext/>
       <w:keepLines/>
       <w:widowControl/>
-      <w:spacing w:before="260" w:after="160" w:line="276" w:lineRule="auto"/>
+      <w:spacing w:before="240" w:after="140" w:line="276" w:lineRule="auto"/>
       <w:outlineLvl w:val="1"/>
     </w:pPr>
     <w:rPr>
-      <w:rFonts w:asciiTheme="majorHAnsi" w:eastAsiaTheme="majorEastAsia" w:hAnsiTheme="majorHAnsi" w:cstheme="majorBidi" w:ascii="Arial" w:hAnsi="Arial"/>
+      <w:rFonts w:cstheme="majorBidi" w:ascii="Times New Roman" w:hAnsi="Times New Roman" w:eastAsia="Times New Roman" w:cs="Times New Roman"/>
       <w:b/>
       <w:bCs/>
       <w:color w:val="000000"/>
-      <w:sz w:val="25"/>
+      <w:sz w:val="28"/>
       <w:szCs w:val="26"/>
     </w:rPr>
   </w:style>
@@ -8777,15 +10695,15 @@
       <w:keepNext/>
       <w:keepLines/>
       <w:widowControl/>
-      <w:spacing w:before="260" w:after="160" w:line="276" w:lineRule="auto"/>
+      <w:spacing w:before="240" w:after="140" w:line="276" w:lineRule="auto"/>
       <w:outlineLvl w:val="2"/>
     </w:pPr>
     <w:rPr>
-      <w:rFonts w:asciiTheme="majorHAnsi" w:eastAsiaTheme="majorEastAsia" w:hAnsiTheme="majorHAnsi" w:cstheme="majorBidi" w:ascii="Arial" w:hAnsi="Arial"/>
+      <w:rFonts w:cstheme="majorBidi" w:ascii="Times New Roman" w:hAnsi="Times New Roman" w:eastAsia="Times New Roman" w:cs="Times New Roman"/>
       <w:b/>
       <w:bCs/>
       <w:color w:val="000000"/>
-      <w:sz w:val="22"/>
+      <w:sz w:val="26"/>
     </w:rPr>
   </w:style>
   <w:style w:type="paragraph" w:styleId="Heading4">
@@ -8805,7 +10723,7 @@
       <w:outlineLvl w:val="3"/>
     </w:pPr>
     <w:rPr>
-      <w:rFonts w:asciiTheme="majorHAnsi" w:eastAsiaTheme="majorEastAsia" w:hAnsiTheme="majorHAnsi" w:cstheme="majorBidi"/>
+      <w:rFonts w:cstheme="majorBidi" w:ascii="Times New Roman" w:hAnsi="Times New Roman" w:eastAsia="Times New Roman" w:cs="Times New Roman"/>
       <w:b/>
       <w:bCs/>
       <w:i/>
@@ -8830,7 +10748,7 @@
       <w:outlineLvl w:val="4"/>
     </w:pPr>
     <w:rPr>
-      <w:rFonts w:asciiTheme="majorHAnsi" w:eastAsiaTheme="majorEastAsia" w:hAnsiTheme="majorHAnsi" w:cstheme="majorBidi"/>
+      <w:rFonts w:cstheme="majorBidi" w:ascii="Times New Roman" w:hAnsi="Times New Roman" w:eastAsia="Times New Roman" w:cs="Times New Roman"/>
       <w:color w:val="243F60" w:themeColor="accent1" w:themeShade="7F"/>
     </w:rPr>
   </w:style>
@@ -8851,7 +10769,7 @@
       <w:outlineLvl w:val="5"/>
     </w:pPr>
     <w:rPr>
-      <w:rFonts w:asciiTheme="majorHAnsi" w:eastAsiaTheme="majorEastAsia" w:hAnsiTheme="majorHAnsi" w:cstheme="majorBidi"/>
+      <w:rFonts w:cstheme="majorBidi" w:ascii="Times New Roman" w:hAnsi="Times New Roman" w:eastAsia="Times New Roman" w:cs="Times New Roman"/>
       <w:i/>
       <w:iCs/>
       <w:color w:val="243F60" w:themeColor="accent1" w:themeShade="7F"/>
@@ -8874,7 +10792,7 @@
       <w:outlineLvl w:val="6"/>
     </w:pPr>
     <w:rPr>
-      <w:rFonts w:asciiTheme="majorHAnsi" w:eastAsiaTheme="majorEastAsia" w:hAnsiTheme="majorHAnsi" w:cstheme="majorBidi"/>
+      <w:rFonts w:cstheme="majorBidi" w:ascii="Times New Roman" w:hAnsi="Times New Roman" w:eastAsia="Times New Roman" w:cs="Times New Roman"/>
       <w:i/>
       <w:iCs/>
       <w:color w:val="404040" w:themeColor="text1" w:themeTint="BF"/>
@@ -8897,7 +10815,7 @@
       <w:outlineLvl w:val="7"/>
     </w:pPr>
     <w:rPr>
-      <w:rFonts w:asciiTheme="majorHAnsi" w:eastAsiaTheme="majorEastAsia" w:hAnsiTheme="majorHAnsi" w:cstheme="majorBidi"/>
+      <w:rFonts w:cstheme="majorBidi" w:ascii="Times New Roman" w:hAnsi="Times New Roman" w:eastAsia="Times New Roman" w:cs="Times New Roman"/>
       <w:color w:val="4F81BD" w:themeColor="accent1"/>
       <w:sz w:val="20"/>
       <w:szCs w:val="20"/>
@@ -8920,7 +10838,7 @@
       <w:outlineLvl w:val="8"/>
     </w:pPr>
     <w:rPr>
-      <w:rFonts w:asciiTheme="majorHAnsi" w:eastAsiaTheme="majorEastAsia" w:hAnsiTheme="majorHAnsi" w:cstheme="majorBidi"/>
+      <w:rFonts w:cstheme="majorBidi" w:ascii="Times New Roman" w:hAnsi="Times New Roman" w:eastAsia="Times New Roman" w:cs="Times New Roman"/>
       <w:i/>
       <w:iCs/>
       <w:color w:val="404040" w:themeColor="text1" w:themeTint="BF"/>
@@ -8933,6 +10851,9 @@
     <w:uiPriority w:val="1"/>
     <w:semiHidden/>
     <w:unhideWhenUsed/>
+    <w:rPr>
+      <w:rFonts w:ascii="Times New Roman" w:hAnsi="Times New Roman" w:eastAsia="Times New Roman" w:cs="Times New Roman"/>
+    </w:rPr>
   </w:style>
   <w:style w:type="table" w:default="1" w:styleId="TableNormal">
     <w:name w:val="Normal Table"/>
@@ -8963,6 +10884,9 @@
     <w:pPr>
       <w:spacing w:after="0" w:line="240" w:lineRule="auto"/>
     </w:pPr>
+    <w:rPr>
+      <w:rFonts w:ascii="Times New Roman" w:hAnsi="Times New Roman" w:eastAsia="Times New Roman" w:cs="Times New Roman"/>
+    </w:rPr>
   </w:style>
   <w:style w:type="character" w:customStyle="1" w:styleId="Heading1Char">
     <w:name w:val="Heading 1 Char"/>
@@ -8971,7 +10895,7 @@
     <w:uiPriority w:val="9"/>
     <w:rsid w:val="00FC693F"/>
     <w:rPr>
-      <w:rFonts w:asciiTheme="majorHAnsi" w:eastAsiaTheme="majorEastAsia" w:hAnsiTheme="majorHAnsi" w:cstheme="majorBidi"/>
+      <w:rFonts w:cstheme="majorBidi" w:ascii="Times New Roman" w:hAnsi="Times New Roman" w:eastAsia="Times New Roman" w:cs="Times New Roman"/>
       <w:b/>
       <w:bCs/>
       <w:color w:val="365F91" w:themeColor="accent1" w:themeShade="BF"/>
@@ -8986,7 +10910,7 @@
     <w:uiPriority w:val="9"/>
     <w:rsid w:val="00FC693F"/>
     <w:rPr>
-      <w:rFonts w:asciiTheme="majorHAnsi" w:eastAsiaTheme="majorEastAsia" w:hAnsiTheme="majorHAnsi" w:cstheme="majorBidi"/>
+      <w:rFonts w:cstheme="majorBidi" w:ascii="Times New Roman" w:hAnsi="Times New Roman" w:eastAsia="Times New Roman" w:cs="Times New Roman"/>
       <w:b/>
       <w:bCs/>
       <w:color w:val="4F81BD" w:themeColor="accent1"/>
@@ -9001,7 +10925,7 @@
     <w:uiPriority w:val="9"/>
     <w:rsid w:val="00FC693F"/>
     <w:rPr>
-      <w:rFonts w:asciiTheme="majorHAnsi" w:eastAsiaTheme="majorEastAsia" w:hAnsiTheme="majorHAnsi" w:cstheme="majorBidi"/>
+      <w:rFonts w:cstheme="majorBidi" w:ascii="Times New Roman" w:hAnsi="Times New Roman" w:eastAsia="Times New Roman" w:cs="Times New Roman"/>
       <w:b/>
       <w:bCs/>
       <w:color w:val="4F81BD" w:themeColor="accent1"/>
@@ -9016,11 +10940,12 @@
     <w:qFormat/>
     <w:rsid w:val="00FC693F"/>
     <w:pPr>
-      <w:spacing w:after="140" w:line="240" w:lineRule="auto"/>
+      <w:widowControl/>
+      <w:spacing w:after="120" w:line="276" w:lineRule="auto"/>
       <w:contextualSpacing/>
     </w:pPr>
     <w:rPr>
-      <w:rFonts w:asciiTheme="majorHAnsi" w:eastAsiaTheme="majorEastAsia" w:hAnsiTheme="majorHAnsi" w:cstheme="majorBidi" w:ascii="Arial" w:hAnsi="Arial"/>
+      <w:rFonts w:cstheme="majorBidi" w:ascii="Times New Roman" w:hAnsi="Times New Roman" w:eastAsia="Times New Roman" w:cs="Times New Roman"/>
       <w:b/>
       <w:color w:val="000000"/>
       <w:spacing w:val="5"/>
@@ -9036,7 +10961,7 @@
     <w:uiPriority w:val="10"/>
     <w:rsid w:val="00FC693F"/>
     <w:rPr>
-      <w:rFonts w:asciiTheme="majorHAnsi" w:eastAsiaTheme="majorEastAsia" w:hAnsiTheme="majorHAnsi" w:cstheme="majorBidi"/>
+      <w:rFonts w:cstheme="majorBidi" w:ascii="Times New Roman" w:hAnsi="Times New Roman" w:eastAsia="Times New Roman" w:cs="Times New Roman"/>
       <w:color w:val="17365D" w:themeColor="text2" w:themeShade="BF"/>
       <w:spacing w:val="5"/>
       <w:kern w:val="28"/>
@@ -9059,7 +10984,7 @@
       <w:spacing w:after="140"/>
     </w:pPr>
     <w:rPr>
-      <w:rFonts w:asciiTheme="majorHAnsi" w:eastAsiaTheme="majorEastAsia" w:hAnsiTheme="majorHAnsi" w:cstheme="majorBidi" w:ascii="Arial" w:hAnsi="Arial"/>
+      <w:rFonts w:cstheme="majorBidi" w:ascii="Times New Roman" w:hAnsi="Times New Roman" w:eastAsia="Times New Roman" w:cs="Times New Roman"/>
       <w:i/>
       <w:iCs/>
       <w:color w:val="000000"/>
@@ -9075,7 +11000,7 @@
     <w:uiPriority w:val="11"/>
     <w:rsid w:val="00FC693F"/>
     <w:rPr>
-      <w:rFonts w:asciiTheme="majorHAnsi" w:eastAsiaTheme="majorEastAsia" w:hAnsiTheme="majorHAnsi" w:cstheme="majorBidi"/>
+      <w:rFonts w:cstheme="majorBidi" w:ascii="Times New Roman" w:hAnsi="Times New Roman" w:eastAsia="Times New Roman" w:cs="Times New Roman"/>
       <w:i/>
       <w:iCs/>
       <w:color w:val="4F81BD" w:themeColor="accent1"/>
@@ -9094,6 +11019,9 @@
       <w:ind w:left="720"/>
       <w:contextualSpacing/>
     </w:pPr>
+    <w:rPr>
+      <w:rFonts w:ascii="Times New Roman" w:hAnsi="Times New Roman" w:eastAsia="Times New Roman" w:cs="Times New Roman"/>
+    </w:rPr>
   </w:style>
   <w:style w:type="paragraph" w:styleId="BodyText">
     <w:name w:val="Body Text"/>
@@ -9105,6 +11033,9 @@
     <w:pPr>
       <w:spacing w:after="120"/>
     </w:pPr>
+    <w:rPr>
+      <w:rFonts w:ascii="Times New Roman" w:hAnsi="Times New Roman" w:eastAsia="Times New Roman" w:cs="Times New Roman"/>
+    </w:rPr>
   </w:style>
   <w:style w:type="character" w:customStyle="1" w:styleId="BodyTextChar">
     <w:name w:val="Body Text Char"/>
@@ -9112,6 +11043,9 @@
     <w:link w:val="BodyText"/>
     <w:uiPriority w:val="99"/>
     <w:rsid w:val="00AA1D8D"/>
+    <w:rPr>
+      <w:rFonts w:ascii="Times New Roman" w:hAnsi="Times New Roman" w:eastAsia="Times New Roman" w:cs="Times New Roman"/>
+    </w:rPr>
   </w:style>
   <w:style w:type="paragraph" w:styleId="BodyText2">
     <w:name w:val="Body Text 2"/>
@@ -9123,6 +11057,9 @@
     <w:pPr>
       <w:spacing w:after="120" w:line="480" w:lineRule="auto"/>
     </w:pPr>
+    <w:rPr>
+      <w:rFonts w:ascii="Times New Roman" w:hAnsi="Times New Roman" w:eastAsia="Times New Roman" w:cs="Times New Roman"/>
+    </w:rPr>
   </w:style>
   <w:style w:type="character" w:customStyle="1" w:styleId="BodyText2Char">
     <w:name w:val="Body Text 2 Char"/>
@@ -9130,6 +11067,9 @@
     <w:link w:val="BodyText2"/>
     <w:uiPriority w:val="99"/>
     <w:rsid w:val="00AA1D8D"/>
+    <w:rPr>
+      <w:rFonts w:ascii="Times New Roman" w:hAnsi="Times New Roman" w:eastAsia="Times New Roman" w:cs="Times New Roman"/>
+    </w:rPr>
   </w:style>
   <w:style w:type="paragraph" w:styleId="BodyText3">
     <w:name w:val="Body Text 3"/>
@@ -9142,6 +11082,7 @@
       <w:spacing w:after="120"/>
     </w:pPr>
     <w:rPr>
+      <w:rFonts w:ascii="Times New Roman" w:hAnsi="Times New Roman" w:eastAsia="Times New Roman" w:cs="Times New Roman"/>
       <w:sz w:val="16"/>
       <w:szCs w:val="16"/>
     </w:rPr>
@@ -9153,6 +11094,7 @@
     <w:uiPriority w:val="99"/>
     <w:rsid w:val="00AA1D8D"/>
     <w:rPr>
+      <w:rFonts w:ascii="Times New Roman" w:hAnsi="Times New Roman" w:eastAsia="Times New Roman" w:cs="Times New Roman"/>
       <w:sz w:val="16"/>
       <w:szCs w:val="16"/>
     </w:rPr>
@@ -9167,6 +11109,9 @@
       <w:ind w:left="360" w:hanging="360"/>
       <w:contextualSpacing/>
     </w:pPr>
+    <w:rPr>
+      <w:rFonts w:ascii="Times New Roman" w:hAnsi="Times New Roman" w:eastAsia="Times New Roman" w:cs="Times New Roman"/>
+    </w:rPr>
   </w:style>
   <w:style w:type="paragraph" w:styleId="List2">
     <w:name w:val="List 2"/>
@@ -9178,6 +11123,9 @@
       <w:ind w:left="720" w:hanging="360"/>
       <w:contextualSpacing/>
     </w:pPr>
+    <w:rPr>
+      <w:rFonts w:ascii="Times New Roman" w:hAnsi="Times New Roman" w:eastAsia="Times New Roman" w:cs="Times New Roman"/>
+    </w:rPr>
   </w:style>
   <w:style w:type="paragraph" w:styleId="List3">
     <w:name w:val="List 3"/>
@@ -9189,6 +11137,9 @@
       <w:ind w:left="1080" w:hanging="360"/>
       <w:contextualSpacing/>
     </w:pPr>
+    <w:rPr>
+      <w:rFonts w:ascii="Times New Roman" w:hAnsi="Times New Roman" w:eastAsia="Times New Roman" w:cs="Times New Roman"/>
+    </w:rPr>
   </w:style>
   <w:style w:type="paragraph" w:styleId="ListBullet">
     <w:name w:val="List Bullet"/>
@@ -9202,6 +11153,9 @@
       </w:numPr>
       <w:contextualSpacing/>
     </w:pPr>
+    <w:rPr>
+      <w:rFonts w:ascii="Times New Roman" w:hAnsi="Times New Roman" w:eastAsia="Times New Roman" w:cs="Times New Roman"/>
+    </w:rPr>
   </w:style>
   <w:style w:type="paragraph" w:styleId="ListBullet2">
     <w:name w:val="List Bullet 2"/>
@@ -9215,6 +11169,9 @@
       </w:numPr>
       <w:contextualSpacing/>
     </w:pPr>
+    <w:rPr>
+      <w:rFonts w:ascii="Times New Roman" w:hAnsi="Times New Roman" w:eastAsia="Times New Roman" w:cs="Times New Roman"/>
+    </w:rPr>
   </w:style>
   <w:style w:type="paragraph" w:styleId="ListBullet3">
     <w:name w:val="List Bullet 3"/>
@@ -9228,6 +11185,9 @@
       </w:numPr>
       <w:contextualSpacing/>
     </w:pPr>
+    <w:rPr>
+      <w:rFonts w:ascii="Times New Roman" w:hAnsi="Times New Roman" w:eastAsia="Times New Roman" w:cs="Times New Roman"/>
+    </w:rPr>
   </w:style>
   <w:style w:type="paragraph" w:styleId="ListNumber">
     <w:name w:val="List Number"/>
@@ -9241,6 +11201,9 @@
       </w:numPr>
       <w:contextualSpacing/>
     </w:pPr>
+    <w:rPr>
+      <w:rFonts w:ascii="Times New Roman" w:hAnsi="Times New Roman" w:eastAsia="Times New Roman" w:cs="Times New Roman"/>
+    </w:rPr>
   </w:style>
   <w:style w:type="paragraph" w:styleId="ListNumber2">
     <w:name w:val="List Number 2"/>
@@ -9254,6 +11217,9 @@
       </w:numPr>
       <w:contextualSpacing/>
     </w:pPr>
+    <w:rPr>
+      <w:rFonts w:ascii="Times New Roman" w:hAnsi="Times New Roman" w:eastAsia="Times New Roman" w:cs="Times New Roman"/>
+    </w:rPr>
   </w:style>
   <w:style w:type="paragraph" w:styleId="ListNumber3">
     <w:name w:val="List Number 3"/>
@@ -9267,6 +11233,9 @@
       </w:numPr>
       <w:contextualSpacing/>
     </w:pPr>
+    <w:rPr>
+      <w:rFonts w:ascii="Times New Roman" w:hAnsi="Times New Roman" w:eastAsia="Times New Roman" w:cs="Times New Roman"/>
+    </w:rPr>
   </w:style>
   <w:style w:type="paragraph" w:styleId="ListContinue">
     <w:name w:val="List Continue"/>
@@ -9279,6 +11248,9 @@
       <w:ind w:left="360"/>
       <w:contextualSpacing/>
     </w:pPr>
+    <w:rPr>
+      <w:rFonts w:ascii="Times New Roman" w:hAnsi="Times New Roman" w:eastAsia="Times New Roman" w:cs="Times New Roman"/>
+    </w:rPr>
   </w:style>
   <w:style w:type="paragraph" w:styleId="ListContinue2">
     <w:name w:val="List Continue 2"/>
@@ -9291,6 +11263,9 @@
       <w:ind w:left="720"/>
       <w:contextualSpacing/>
     </w:pPr>
+    <w:rPr>
+      <w:rFonts w:ascii="Times New Roman" w:hAnsi="Times New Roman" w:eastAsia="Times New Roman" w:cs="Times New Roman"/>
+    </w:rPr>
   </w:style>
   <w:style w:type="paragraph" w:styleId="ListContinue3">
     <w:name w:val="List Continue 3"/>
@@ -9303,6 +11278,9 @@
       <w:ind w:left="1080"/>
       <w:contextualSpacing/>
     </w:pPr>
+    <w:rPr>
+      <w:rFonts w:ascii="Times New Roman" w:hAnsi="Times New Roman" w:eastAsia="Times New Roman" w:cs="Times New Roman"/>
+    </w:rPr>
   </w:style>
   <w:style w:type="paragraph" w:styleId="MacroText">
     <w:name w:val="macro"/>
@@ -9322,7 +11300,7 @@
       </w:tabs>
     </w:pPr>
     <w:rPr>
-      <w:rFonts w:ascii="Courier" w:hAnsi="Courier"/>
+      <w:rFonts w:ascii="Times New Roman" w:hAnsi="Times New Roman" w:eastAsia="Times New Roman" w:cs="Times New Roman"/>
       <w:sz w:val="20"/>
       <w:szCs w:val="20"/>
     </w:rPr>
@@ -9334,7 +11312,7 @@
     <w:uiPriority w:val="99"/>
     <w:rsid w:val="0029639D"/>
     <w:rPr>
-      <w:rFonts w:ascii="Courier" w:hAnsi="Courier"/>
+      <w:rFonts w:ascii="Times New Roman" w:hAnsi="Times New Roman" w:eastAsia="Times New Roman" w:cs="Times New Roman"/>
       <w:sz w:val="20"/>
       <w:szCs w:val="20"/>
     </w:rPr>
@@ -9348,6 +11326,7 @@
     <w:qFormat/>
     <w:rsid w:val="00FC693F"/>
     <w:rPr>
+      <w:rFonts w:ascii="Times New Roman" w:hAnsi="Times New Roman" w:eastAsia="Times New Roman" w:cs="Times New Roman"/>
       <w:i/>
       <w:iCs/>
       <w:color w:val="000000" w:themeColor="text1"/>
@@ -9360,6 +11339,7 @@
     <w:uiPriority w:val="29"/>
     <w:rsid w:val="00FC693F"/>
     <w:rPr>
+      <w:rFonts w:ascii="Times New Roman" w:hAnsi="Times New Roman" w:eastAsia="Times New Roman" w:cs="Times New Roman"/>
       <w:i/>
       <w:iCs/>
       <w:color w:val="000000" w:themeColor="text1"/>
@@ -9373,7 +11353,7 @@
     <w:semiHidden/>
     <w:rsid w:val="00FC693F"/>
     <w:rPr>
-      <w:rFonts w:asciiTheme="majorHAnsi" w:eastAsiaTheme="majorEastAsia" w:hAnsiTheme="majorHAnsi" w:cstheme="majorBidi"/>
+      <w:rFonts w:cstheme="majorBidi" w:ascii="Times New Roman" w:hAnsi="Times New Roman" w:eastAsia="Times New Roman" w:cs="Times New Roman"/>
       <w:b/>
       <w:bCs/>
       <w:i/>
@@ -9389,7 +11369,7 @@
     <w:semiHidden/>
     <w:rsid w:val="00FC693F"/>
     <w:rPr>
-      <w:rFonts w:asciiTheme="majorHAnsi" w:eastAsiaTheme="majorEastAsia" w:hAnsiTheme="majorHAnsi" w:cstheme="majorBidi"/>
+      <w:rFonts w:cstheme="majorBidi" w:ascii="Times New Roman" w:hAnsi="Times New Roman" w:eastAsia="Times New Roman" w:cs="Times New Roman"/>
       <w:color w:val="243F60" w:themeColor="accent1" w:themeShade="7F"/>
     </w:rPr>
   </w:style>
@@ -9401,7 +11381,7 @@
     <w:semiHidden/>
     <w:rsid w:val="00FC693F"/>
     <w:rPr>
-      <w:rFonts w:asciiTheme="majorHAnsi" w:eastAsiaTheme="majorEastAsia" w:hAnsiTheme="majorHAnsi" w:cstheme="majorBidi"/>
+      <w:rFonts w:cstheme="majorBidi" w:ascii="Times New Roman" w:hAnsi="Times New Roman" w:eastAsia="Times New Roman" w:cs="Times New Roman"/>
       <w:i/>
       <w:iCs/>
       <w:color w:val="243F60" w:themeColor="accent1" w:themeShade="7F"/>
@@ -9415,7 +11395,7 @@
     <w:semiHidden/>
     <w:rsid w:val="00FC693F"/>
     <w:rPr>
-      <w:rFonts w:asciiTheme="majorHAnsi" w:eastAsiaTheme="majorEastAsia" w:hAnsiTheme="majorHAnsi" w:cstheme="majorBidi"/>
+      <w:rFonts w:cstheme="majorBidi" w:ascii="Times New Roman" w:hAnsi="Times New Roman" w:eastAsia="Times New Roman" w:cs="Times New Roman"/>
       <w:i/>
       <w:iCs/>
       <w:color w:val="404040" w:themeColor="text1" w:themeTint="BF"/>
@@ -9429,7 +11409,7 @@
     <w:semiHidden/>
     <w:rsid w:val="00FC693F"/>
     <w:rPr>
-      <w:rFonts w:asciiTheme="majorHAnsi" w:eastAsiaTheme="majorEastAsia" w:hAnsiTheme="majorHAnsi" w:cstheme="majorBidi"/>
+      <w:rFonts w:cstheme="majorBidi" w:ascii="Times New Roman" w:hAnsi="Times New Roman" w:eastAsia="Times New Roman" w:cs="Times New Roman"/>
       <w:color w:val="4F81BD" w:themeColor="accent1"/>
       <w:sz w:val="20"/>
       <w:szCs w:val="20"/>
@@ -9443,7 +11423,7 @@
     <w:semiHidden/>
     <w:rsid w:val="00FC693F"/>
     <w:rPr>
-      <w:rFonts w:asciiTheme="majorHAnsi" w:eastAsiaTheme="majorEastAsia" w:hAnsiTheme="majorHAnsi" w:cstheme="majorBidi"/>
+      <w:rFonts w:cstheme="majorBidi" w:ascii="Times New Roman" w:hAnsi="Times New Roman" w:eastAsia="Times New Roman" w:cs="Times New Roman"/>
       <w:i/>
       <w:iCs/>
       <w:color w:val="404040" w:themeColor="text1" w:themeTint="BF"/>
@@ -9466,11 +11446,11 @@
       <w:spacing w:line="276" w:lineRule="auto" w:after="120" w:before="120"/>
     </w:pPr>
     <w:rPr>
-      <w:rFonts w:ascii="Arial" w:hAnsi="Arial"/>
+      <w:rFonts w:ascii="Times New Roman" w:hAnsi="Times New Roman" w:eastAsia="Times New Roman" w:cs="Times New Roman"/>
       <w:b w:val="0"/>
       <w:bCs/>
       <w:color w:val="000000"/>
-      <w:sz w:val="20"/>
+      <w:sz w:val="24"/>
       <w:szCs w:val="18"/>
     </w:rPr>
   </w:style>
@@ -9481,6 +11461,7 @@
     <w:qFormat/>
     <w:rsid w:val="00FC693F"/>
     <w:rPr>
+      <w:rFonts w:ascii="Times New Roman" w:hAnsi="Times New Roman" w:eastAsia="Times New Roman" w:cs="Times New Roman"/>
       <w:b/>
       <w:bCs/>
     </w:rPr>
@@ -9492,6 +11473,7 @@
     <w:qFormat/>
     <w:rsid w:val="00FC693F"/>
     <w:rPr>
+      <w:rFonts w:ascii="Times New Roman" w:hAnsi="Times New Roman" w:eastAsia="Times New Roman" w:cs="Times New Roman"/>
       <w:i/>
       <w:iCs/>
     </w:rPr>
@@ -9512,6 +11494,7 @@
       <w:ind w:left="936" w:right="936"/>
     </w:pPr>
     <w:rPr>
+      <w:rFonts w:ascii="Times New Roman" w:hAnsi="Times New Roman" w:eastAsia="Times New Roman" w:cs="Times New Roman"/>
       <w:b/>
       <w:bCs/>
       <w:i/>
@@ -9526,6 +11509,7 @@
     <w:uiPriority w:val="30"/>
     <w:rsid w:val="00FC693F"/>
     <w:rPr>
+      <w:rFonts w:ascii="Times New Roman" w:hAnsi="Times New Roman" w:eastAsia="Times New Roman" w:cs="Times New Roman"/>
       <w:b/>
       <w:bCs/>
       <w:i/>
@@ -9540,6 +11524,7 @@
     <w:qFormat/>
     <w:rsid w:val="00FC693F"/>
     <w:rPr>
+      <w:rFonts w:ascii="Times New Roman" w:hAnsi="Times New Roman" w:eastAsia="Times New Roman" w:cs="Times New Roman"/>
       <w:i/>
       <w:iCs/>
       <w:color w:val="808080" w:themeColor="text1" w:themeTint="7F"/>
@@ -9552,6 +11537,7 @@
     <w:qFormat/>
     <w:rsid w:val="00FC693F"/>
     <w:rPr>
+      <w:rFonts w:ascii="Times New Roman" w:hAnsi="Times New Roman" w:eastAsia="Times New Roman" w:cs="Times New Roman"/>
       <w:b/>
       <w:bCs/>
       <w:i/>
@@ -9566,6 +11552,7 @@
     <w:qFormat/>
     <w:rsid w:val="00FC693F"/>
     <w:rPr>
+      <w:rFonts w:ascii="Times New Roman" w:hAnsi="Times New Roman" w:eastAsia="Times New Roman" w:cs="Times New Roman"/>
       <w:smallCaps/>
       <w:color w:val="C0504D" w:themeColor="accent2"/>
       <w:u w:val="single"/>
@@ -9578,6 +11565,7 @@
     <w:qFormat/>
     <w:rsid w:val="00FC693F"/>
     <w:rPr>
+      <w:rFonts w:ascii="Times New Roman" w:hAnsi="Times New Roman" w:eastAsia="Times New Roman" w:cs="Times New Roman"/>
       <w:b/>
       <w:bCs/>
       <w:smallCaps/>
@@ -9593,6 +11581,7 @@
     <w:qFormat/>
     <w:rsid w:val="00FC693F"/>
     <w:rPr>
+      <w:rFonts w:ascii="Times New Roman" w:hAnsi="Times New Roman" w:eastAsia="Times New Roman" w:cs="Times New Roman"/>
       <w:b/>
       <w:bCs/>
       <w:smallCaps/>
@@ -9611,6 +11600,9 @@
     <w:pPr>
       <w:outlineLvl w:val="9"/>
     </w:pPr>
+    <w:rPr>
+      <w:rFonts w:ascii="Times New Roman" w:hAnsi="Times New Roman" w:eastAsia="Times New Roman" w:cs="Times New Roman"/>
+    </w:rPr>
   </w:style>
   <w:style w:type="table" w:styleId="TableGrid">
     <w:name w:val="Table Grid"/>

--- a/report/CS221-Vietnews-bao-cao.docx
+++ b/report/CS221-Vietnews-bao-cao.docx
@@ -10130,7 +10130,7 @@
           <w:rFonts w:ascii="Times New Roman" w:hAnsi="Times New Roman" w:eastAsia="Times New Roman" w:cs="Times New Roman"/>
           <w:sz w:val="26"/>
         </w:rPr>
-        <w:t>Mỗi ID liên kết cùng một bài nguồn, abstract và prediction trong các tệp kết quả. Khi đọc lại một lỗi, cần đối chiếu chi tiết với body trước khi dùng sapo hoặc điểm ROUGE để kết luận. Slide trình bày nằm trong slides/CS221-Vietnews-bao-ve.pptx.</w:t>
+        <w:t>Mỗi ID liên kết cùng một bài nguồn, abstract và prediction trong các tệp kết quả. Khi đọc lại một lỗi, cần đối chiếu chi tiết với body trước khi dùng sapo hoặc điểm ROUGE để kết luận. Slide trình bày nằm trong report/CS221-Vietnews-bao-ve.pptx.</w:t>
       </w:r>
     </w:p>
     <w:sectPr>

--- a/report/CS221-Vietnews-bao-cao.docx
+++ b/report/CS221-Vietnews-bao-cao.docx
@@ -9481,7 +9481,7 @@
         <w:rPr>
           <w:rFonts w:ascii="Times New Roman" w:hAnsi="Times New Roman" w:eastAsia="Times New Roman" w:cs="Times New Roman"/>
         </w:rPr>
-        <w:t>Đối chiếu số liệu và bằng chứng trong repository</w:t>
+        <w:t>Đối chiếu số liệu trong repository</w:t>
       </w:r>
     </w:p>
     <w:p>
@@ -10130,7 +10130,7 @@
           <w:rFonts w:ascii="Times New Roman" w:hAnsi="Times New Roman" w:eastAsia="Times New Roman" w:cs="Times New Roman"/>
           <w:sz w:val="26"/>
         </w:rPr>
-        <w:t>Mỗi ID liên kết cùng một bài nguồn, abstract và prediction trong các tệp kết quả. Khi đọc lại một lỗi, cần đối chiếu chi tiết với body trước khi dùng sapo hoặc điểm ROUGE để kết luận. Slide trình bày nằm trong report/CS221-Vietnews-bao-ve.pptx.</w:t>
+        <w:t>Mỗi ID liên kết cùng một bài nguồn, abstract và prediction trong các tệp kết quả. Khi đọc lại một lỗi, cần đối chiếu chi tiết với body trước khi dùng sapo hoặc điểm ROUGE để kết luận.</w:t>
       </w:r>
     </w:p>
     <w:sectPr>

--- a/report/CS221-Vietnews-bao-cao.docx
+++ b/report/CS221-Vietnews-bao-cao.docx
@@ -192,7 +192,7 @@
     <w:p>
       <w:pPr>
         <w:spacing w:line="360" w:lineRule="auto" w:after="120"/>
-        <w:jc w:val="left"/>
+        <w:jc w:val="both"/>
       </w:pPr>
       <w:r>
         <w:rPr>
@@ -205,7 +205,7 @@
     <w:p>
       <w:pPr>
         <w:spacing w:line="360" w:lineRule="auto" w:after="120"/>
-        <w:jc w:val="left"/>
+        <w:jc w:val="both"/>
       </w:pPr>
       <w:r>
         <w:rPr>
@@ -218,7 +218,7 @@
     <w:p>
       <w:pPr>
         <w:spacing w:line="360" w:lineRule="auto" w:after="120"/>
-        <w:jc w:val="left"/>
+        <w:jc w:val="both"/>
       </w:pPr>
       <w:r>
         <w:rPr>
@@ -231,7 +231,7 @@
     <w:p>
       <w:pPr>
         <w:spacing w:line="360" w:lineRule="auto" w:after="120"/>
-        <w:jc w:val="left"/>
+        <w:jc w:val="both"/>
       </w:pPr>
       <w:r>
         <w:rPr>
@@ -1648,7 +1648,7 @@
     <w:p>
       <w:pPr>
         <w:spacing w:line="360" w:lineRule="auto" w:after="120"/>
-        <w:jc w:val="left"/>
+        <w:jc w:val="both"/>
       </w:pPr>
       <w:r>
         <w:rPr>
@@ -1661,7 +1661,7 @@
     <w:p>
       <w:pPr>
         <w:spacing w:line="360" w:lineRule="auto" w:after="120"/>
-        <w:jc w:val="left"/>
+        <w:jc w:val="both"/>
       </w:pPr>
       <w:r>
         <w:rPr>
@@ -1688,7 +1688,7 @@
     <w:p>
       <w:pPr>
         <w:spacing w:line="360" w:lineRule="auto" w:after="120"/>
-        <w:jc w:val="left"/>
+        <w:jc w:val="both"/>
       </w:pPr>
       <w:r>
         <w:rPr>
@@ -1715,7 +1715,7 @@
     <w:p>
       <w:pPr>
         <w:spacing w:line="360" w:lineRule="auto" w:after="120"/>
-        <w:jc w:val="left"/>
+        <w:jc w:val="both"/>
       </w:pPr>
       <w:r>
         <w:rPr>
@@ -2315,7 +2315,7 @@
     <w:p>
       <w:pPr>
         <w:spacing w:line="360" w:lineRule="auto" w:after="120"/>
-        <w:jc w:val="left"/>
+        <w:jc w:val="both"/>
       </w:pPr>
       <w:r>
         <w:rPr>
@@ -2342,7 +2342,7 @@
     <w:p>
       <w:pPr>
         <w:spacing w:line="360" w:lineRule="auto" w:after="120"/>
-        <w:jc w:val="left"/>
+        <w:jc w:val="both"/>
       </w:pPr>
       <w:r>
         <w:rPr>
@@ -2425,7 +2425,7 @@
     <w:p>
       <w:pPr>
         <w:spacing w:line="360" w:lineRule="auto" w:after="120"/>
-        <w:jc w:val="left"/>
+        <w:jc w:val="both"/>
       </w:pPr>
       <w:r>
         <w:rPr>
@@ -2438,7 +2438,7 @@
     <w:p>
       <w:pPr>
         <w:spacing w:line="360" w:lineRule="auto" w:after="120"/>
-        <w:jc w:val="left"/>
+        <w:jc w:val="both"/>
       </w:pPr>
       <w:r>
         <w:rPr>
@@ -2465,7 +2465,7 @@
     <w:p>
       <w:pPr>
         <w:spacing w:line="360" w:lineRule="auto" w:after="120"/>
-        <w:jc w:val="left"/>
+        <w:jc w:val="both"/>
       </w:pPr>
       <w:r>
         <w:rPr>
@@ -2478,7 +2478,7 @@
     <w:p>
       <w:pPr>
         <w:spacing w:line="360" w:lineRule="auto" w:after="120"/>
-        <w:jc w:val="left"/>
+        <w:jc w:val="both"/>
       </w:pPr>
       <w:r>
         <w:rPr>
@@ -2505,7 +2505,7 @@
     <w:p>
       <w:pPr>
         <w:spacing w:line="360" w:lineRule="auto" w:after="120"/>
-        <w:jc w:val="left"/>
+        <w:jc w:val="both"/>
       </w:pPr>
       <w:r>
         <w:rPr>
@@ -2546,7 +2546,7 @@
     <w:p>
       <w:pPr>
         <w:spacing w:line="360" w:lineRule="auto" w:after="120"/>
-        <w:jc w:val="left"/>
+        <w:jc w:val="both"/>
       </w:pPr>
       <w:r>
         <w:rPr>
@@ -2559,7 +2559,7 @@
     <w:p>
       <w:pPr>
         <w:spacing w:line="360" w:lineRule="auto" w:after="120"/>
-        <w:jc w:val="left"/>
+        <w:jc w:val="both"/>
       </w:pPr>
       <w:r>
         <w:rPr>
@@ -2586,7 +2586,7 @@
     <w:p>
       <w:pPr>
         <w:spacing w:line="360" w:lineRule="auto" w:after="120"/>
-        <w:jc w:val="left"/>
+        <w:jc w:val="both"/>
       </w:pPr>
       <w:r>
         <w:rPr>
@@ -3160,7 +3160,7 @@
     <w:p>
       <w:pPr>
         <w:spacing w:line="360" w:lineRule="auto" w:after="120"/>
-        <w:jc w:val="left"/>
+        <w:jc w:val="both"/>
       </w:pPr>
       <w:r>
         <w:rPr>
@@ -3187,7 +3187,7 @@
     <w:p>
       <w:pPr>
         <w:spacing w:line="360" w:lineRule="auto" w:after="120"/>
-        <w:jc w:val="left"/>
+        <w:jc w:val="both"/>
       </w:pPr>
       <w:r>
         <w:rPr>
@@ -3200,7 +3200,7 @@
     <w:p>
       <w:pPr>
         <w:spacing w:line="360" w:lineRule="auto" w:after="120"/>
-        <w:jc w:val="left"/>
+        <w:jc w:val="both"/>
       </w:pPr>
       <w:r>
         <w:rPr>
@@ -3241,7 +3241,7 @@
     <w:p>
       <w:pPr>
         <w:spacing w:line="360" w:lineRule="auto" w:after="120"/>
-        <w:jc w:val="left"/>
+        <w:jc w:val="both"/>
       </w:pPr>
       <w:r>
         <w:rPr>
@@ -3254,7 +3254,7 @@
     <w:p>
       <w:pPr>
         <w:spacing w:line="360" w:lineRule="auto" w:after="120"/>
-        <w:jc w:val="left"/>
+        <w:jc w:val="both"/>
       </w:pPr>
       <w:r>
         <w:rPr>
@@ -3917,7 +3917,7 @@
     <w:p>
       <w:pPr>
         <w:spacing w:line="360" w:lineRule="auto" w:after="120"/>
-        <w:jc w:val="left"/>
+        <w:jc w:val="both"/>
       </w:pPr>
       <w:r>
         <w:rPr>
@@ -3930,7 +3930,7 @@
     <w:p>
       <w:pPr>
         <w:spacing w:line="360" w:lineRule="auto" w:after="120"/>
-        <w:jc w:val="left"/>
+        <w:jc w:val="both"/>
       </w:pPr>
       <w:r>
         <w:rPr>
@@ -3957,7 +3957,7 @@
     <w:p>
       <w:pPr>
         <w:spacing w:line="360" w:lineRule="auto" w:after="120"/>
-        <w:jc w:val="left"/>
+        <w:jc w:val="both"/>
       </w:pPr>
       <w:r>
         <w:rPr>
@@ -3998,7 +3998,7 @@
     <w:p>
       <w:pPr>
         <w:spacing w:line="360" w:lineRule="auto" w:after="120"/>
-        <w:jc w:val="left"/>
+        <w:jc w:val="both"/>
       </w:pPr>
       <w:r>
         <w:rPr>
@@ -4488,7 +4488,7 @@
     <w:p>
       <w:pPr>
         <w:spacing w:line="360" w:lineRule="auto" w:after="120"/>
-        <w:jc w:val="left"/>
+        <w:jc w:val="both"/>
       </w:pPr>
       <w:r>
         <w:rPr>
@@ -4515,7 +4515,7 @@
     <w:p>
       <w:pPr>
         <w:spacing w:line="360" w:lineRule="auto" w:after="120"/>
-        <w:jc w:val="left"/>
+        <w:jc w:val="both"/>
       </w:pPr>
       <w:r>
         <w:rPr>
@@ -4528,7 +4528,7 @@
     <w:p>
       <w:pPr>
         <w:spacing w:line="360" w:lineRule="auto" w:after="120"/>
-        <w:jc w:val="left"/>
+        <w:jc w:val="both"/>
       </w:pPr>
       <w:r>
         <w:rPr>
@@ -4555,7 +4555,7 @@
     <w:p>
       <w:pPr>
         <w:spacing w:line="360" w:lineRule="auto" w:after="120"/>
-        <w:jc w:val="left"/>
+        <w:jc w:val="both"/>
       </w:pPr>
       <w:r>
         <w:rPr>
@@ -4568,7 +4568,7 @@
     <w:p>
       <w:pPr>
         <w:spacing w:line="360" w:lineRule="auto" w:after="120"/>
-        <w:jc w:val="left"/>
+        <w:jc w:val="both"/>
       </w:pPr>
       <w:r>
         <w:rPr>
@@ -4595,7 +4595,7 @@
     <w:p>
       <w:pPr>
         <w:spacing w:line="360" w:lineRule="auto" w:after="120"/>
-        <w:jc w:val="left"/>
+        <w:jc w:val="both"/>
       </w:pPr>
       <w:r>
         <w:rPr>
@@ -5745,7 +5745,7 @@
     <w:p>
       <w:pPr>
         <w:spacing w:line="360" w:lineRule="auto" w:after="120"/>
-        <w:jc w:val="left"/>
+        <w:jc w:val="both"/>
       </w:pPr>
       <w:r>
         <w:rPr>
@@ -5758,7 +5758,7 @@
     <w:p>
       <w:pPr>
         <w:spacing w:line="360" w:lineRule="auto" w:after="120"/>
-        <w:jc w:val="left"/>
+        <w:jc w:val="both"/>
       </w:pPr>
       <w:r>
         <w:rPr>
@@ -6417,7 +6417,7 @@
     <w:p>
       <w:pPr>
         <w:spacing w:line="360" w:lineRule="auto" w:after="120"/>
-        <w:jc w:val="left"/>
+        <w:jc w:val="both"/>
       </w:pPr>
       <w:r>
         <w:rPr>
@@ -7257,7 +7257,7 @@
     <w:p>
       <w:pPr>
         <w:spacing w:line="360" w:lineRule="auto" w:after="120"/>
-        <w:jc w:val="left"/>
+        <w:jc w:val="both"/>
       </w:pPr>
       <w:r>
         <w:rPr>
@@ -7270,7 +7270,7 @@
     <w:p>
       <w:pPr>
         <w:spacing w:line="360" w:lineRule="auto" w:after="120"/>
-        <w:jc w:val="left"/>
+        <w:jc w:val="both"/>
       </w:pPr>
       <w:r>
         <w:rPr>
@@ -7295,7 +7295,7 @@
     <w:p>
       <w:pPr>
         <w:spacing w:line="360" w:lineRule="auto" w:after="120"/>
-        <w:jc w:val="left"/>
+        <w:jc w:val="both"/>
       </w:pPr>
       <w:r>
         <w:rPr>
@@ -7322,7 +7322,7 @@
     <w:p>
       <w:pPr>
         <w:spacing w:line="360" w:lineRule="auto" w:after="120"/>
-        <w:jc w:val="left"/>
+        <w:jc w:val="both"/>
       </w:pPr>
       <w:r>
         <w:rPr>
@@ -8088,7 +8088,7 @@
     <w:p>
       <w:pPr>
         <w:spacing w:line="360" w:lineRule="auto" w:after="120"/>
-        <w:jc w:val="left"/>
+        <w:jc w:val="both"/>
       </w:pPr>
       <w:r>
         <w:rPr>
@@ -8101,7 +8101,7 @@
     <w:p>
       <w:pPr>
         <w:spacing w:line="360" w:lineRule="auto" w:after="120"/>
-        <w:jc w:val="left"/>
+        <w:jc w:val="both"/>
       </w:pPr>
       <w:r>
         <w:rPr>
@@ -8114,7 +8114,7 @@
     <w:p>
       <w:pPr>
         <w:spacing w:line="360" w:lineRule="auto" w:after="120"/>
-        <w:jc w:val="left"/>
+        <w:jc w:val="both"/>
       </w:pPr>
       <w:r>
         <w:rPr>
@@ -8155,7 +8155,7 @@
     <w:p>
       <w:pPr>
         <w:spacing w:line="360" w:lineRule="auto" w:after="120"/>
-        <w:jc w:val="left"/>
+        <w:jc w:val="both"/>
       </w:pPr>
       <w:r>
         <w:rPr>
@@ -8945,7 +8945,7 @@
     <w:p>
       <w:pPr>
         <w:spacing w:line="360" w:lineRule="auto" w:after="120"/>
-        <w:jc w:val="left"/>
+        <w:jc w:val="both"/>
       </w:pPr>
       <w:r>
         <w:rPr>
@@ -8958,7 +8958,7 @@
     <w:p>
       <w:pPr>
         <w:spacing w:line="360" w:lineRule="auto" w:after="120"/>
-        <w:jc w:val="left"/>
+        <w:jc w:val="both"/>
       </w:pPr>
       <w:r>
         <w:rPr>
@@ -8985,7 +8985,7 @@
     <w:p>
       <w:pPr>
         <w:spacing w:line="360" w:lineRule="auto" w:after="120"/>
-        <w:jc w:val="left"/>
+        <w:jc w:val="both"/>
       </w:pPr>
       <w:r>
         <w:rPr>
@@ -8998,7 +8998,7 @@
     <w:p>
       <w:pPr>
         <w:spacing w:line="360" w:lineRule="auto" w:after="120"/>
-        <w:jc w:val="left"/>
+        <w:jc w:val="both"/>
       </w:pPr>
       <w:r>
         <w:rPr>
@@ -9011,7 +9011,7 @@
     <w:p>
       <w:pPr>
         <w:spacing w:line="360" w:lineRule="auto" w:after="120"/>
-        <w:jc w:val="left"/>
+        <w:jc w:val="both"/>
       </w:pPr>
       <w:r>
         <w:rPr>
@@ -9038,7 +9038,7 @@
     <w:p>
       <w:pPr>
         <w:spacing w:line="360" w:lineRule="auto" w:after="120"/>
-        <w:jc w:val="left"/>
+        <w:jc w:val="both"/>
       </w:pPr>
       <w:r>
         <w:rPr>
@@ -9121,7 +9121,7 @@
     <w:p>
       <w:pPr>
         <w:spacing w:line="360" w:lineRule="auto" w:after="120"/>
-        <w:jc w:val="left"/>
+        <w:jc w:val="both"/>
       </w:pPr>
       <w:r>
         <w:rPr>
@@ -9134,7 +9134,7 @@
     <w:p>
       <w:pPr>
         <w:spacing w:line="360" w:lineRule="auto" w:after="120"/>
-        <w:jc w:val="left"/>
+        <w:jc w:val="both"/>
       </w:pPr>
       <w:r>
         <w:rPr>
@@ -9161,7 +9161,7 @@
     <w:p>
       <w:pPr>
         <w:spacing w:line="360" w:lineRule="auto" w:after="120"/>
-        <w:jc w:val="left"/>
+        <w:jc w:val="both"/>
       </w:pPr>
       <w:r>
         <w:rPr>
@@ -9174,7 +9174,7 @@
     <w:p>
       <w:pPr>
         <w:spacing w:line="360" w:lineRule="auto" w:after="120"/>
-        <w:jc w:val="left"/>
+        <w:jc w:val="both"/>
       </w:pPr>
       <w:r>
         <w:rPr>
@@ -9215,7 +9215,7 @@
     <w:p>
       <w:pPr>
         <w:spacing w:line="360" w:lineRule="auto" w:after="120"/>
-        <w:jc w:val="left"/>
+        <w:jc w:val="both"/>
       </w:pPr>
       <w:r>
         <w:rPr>
@@ -9228,7 +9228,7 @@
     <w:p>
       <w:pPr>
         <w:spacing w:line="360" w:lineRule="auto" w:after="120"/>
-        <w:jc w:val="left"/>
+        <w:jc w:val="both"/>
       </w:pPr>
       <w:r>
         <w:rPr>
@@ -9255,7 +9255,7 @@
     <w:p>
       <w:pPr>
         <w:spacing w:line="360" w:lineRule="auto" w:after="120"/>
-        <w:jc w:val="left"/>
+        <w:jc w:val="both"/>
       </w:pPr>
       <w:r>
         <w:rPr>
@@ -9268,7 +9268,7 @@
     <w:p>
       <w:pPr>
         <w:spacing w:line="360" w:lineRule="auto" w:after="120"/>
-        <w:jc w:val="left"/>
+        <w:jc w:val="both"/>
       </w:pPr>
       <w:r>
         <w:rPr>
@@ -9281,7 +9281,7 @@
     <w:p>
       <w:pPr>
         <w:spacing w:line="360" w:lineRule="auto" w:after="120"/>
-        <w:jc w:val="left"/>
+        <w:jc w:val="both"/>
       </w:pPr>
       <w:r>
         <w:rPr>
@@ -9308,7 +9308,7 @@
     <w:p>
       <w:pPr>
         <w:spacing w:line="360" w:lineRule="auto" w:after="120"/>
-        <w:jc w:val="left"/>
+        <w:jc w:val="both"/>
       </w:pPr>
       <w:r>
         <w:rPr>
@@ -9329,7 +9329,7 @@
     <w:p>
       <w:pPr>
         <w:spacing w:line="360" w:lineRule="auto" w:after="120"/>
-        <w:jc w:val="left"/>
+        <w:jc w:val="both"/>
       </w:pPr>
       <w:r>
         <w:rPr>
@@ -9364,7 +9364,7 @@
     <w:p>
       <w:pPr>
         <w:spacing w:line="360" w:lineRule="auto" w:after="120"/>
-        <w:jc w:val="left"/>
+        <w:jc w:val="both"/>
       </w:pPr>
       <w:r>
         <w:rPr>
@@ -10123,7 +10123,7 @@
     <w:p>
       <w:pPr>
         <w:spacing w:line="360" w:lineRule="auto" w:after="120"/>
-        <w:jc w:val="left"/>
+        <w:jc w:val="both"/>
       </w:pPr>
       <w:r>
         <w:rPr>
